--- a/6-过程管理/流程制度规范类文件/ZGS-06-02-服务级别管理制度.docx
+++ b/6-过程管理/流程制度规范类文件/ZGS-06-02-服务级别管理制度.docx
@@ -1,10 +1,11 @@
 
 <file path=word/document.xml><?xml version="1.0" encoding="utf-8"?>
-<w:document xmlns:wpc="http://schemas.microsoft.com/office/word/2010/wordprocessingCanvas" xmlns:mc="http://schemas.openxmlformats.org/markup-compatibility/2006" xmlns:o="urn:schemas-microsoft-com:office:office" xmlns:r="http://schemas.openxmlformats.org/officeDocument/2006/relationships" xmlns:m="http://schemas.openxmlformats.org/officeDocument/2006/math" xmlns:v="urn:schemas-microsoft-com:vml" xmlns:wp14="http://schemas.microsoft.com/office/word/2010/wordprocessingDrawing" xmlns:wp="http://schemas.openxmlformats.org/drawingml/2006/wordprocessingDrawing" xmlns:w="http://schemas.openxmlformats.org/wordprocessingml/2006/main" xmlns:w14="http://schemas.microsoft.com/office/word/2010/wordml" xmlns:w10="urn:schemas-microsoft-com:office:word" xmlns:w15="http://schemas.microsoft.com/office/word/2012/wordml" xmlns:wpg="http://schemas.microsoft.com/office/word/2010/wordprocessingGroup" xmlns:wpi="http://schemas.microsoft.com/office/word/2010/wordprocessingInk" xmlns:wne="http://schemas.microsoft.com/office/word/2006/wordml" xmlns:wps="http://schemas.microsoft.com/office/word/2010/wordprocessingShape" xmlns:wpsCustomData="http://www.wps.cn/officeDocument/2013/wpsCustomData" mc:Ignorable="w14 w15 wp14">
+<w:document xmlns:wpc="http://schemas.microsoft.com/office/word/2010/wordprocessingCanvas" xmlns:mc="http://schemas.openxmlformats.org/markup-compatibility/2006" xmlns:o="urn:schemas-microsoft-com:office:office" xmlns:r="http://schemas.openxmlformats.org/officeDocument/2006/relationships" xmlns:m="http://schemas.openxmlformats.org/officeDocument/2006/math" xmlns:v="urn:schemas-microsoft-com:vml" xmlns:wp14="http://schemas.microsoft.com/office/word/2010/wordprocessingDrawing" xmlns:wp="http://schemas.openxmlformats.org/drawingml/2006/wordprocessingDrawing" xmlns:w10="urn:schemas-microsoft-com:office:word" xmlns:w="http://schemas.openxmlformats.org/wordprocessingml/2006/main" xmlns:w14="http://schemas.microsoft.com/office/word/2010/wordml" xmlns:w15="http://schemas.microsoft.com/office/word/2012/wordml" xmlns:wne="http://schemas.microsoft.com/office/word/2006/wordml" xmlns:wpg="http://schemas.microsoft.com/office/word/2010/wordprocessingGroup" xmlns:wpi="http://schemas.microsoft.com/office/word/2010/wordprocessingInk" xmlns:wps="http://schemas.microsoft.com/office/word/2010/wordprocessingShape" mc:Ignorable="w14 w15 wp14">
+  <!-- Generated by Aspose.Words for .NET 13.3.0.1 -->
   <w:body>
     <w:p>
       <w:pPr>
-        <w:pStyle w:val="24"/>
+        <w:pStyle w:val="a"/>
         <w:keepNext w:val="0"/>
         <w:keepLines w:val="0"/>
         <w:pageBreakBefore w:val="0"/>
@@ -24,7 +25,7 @@
       <w:bookmarkStart w:id="0" w:name="_Toc10642"/>
       <w:r>
         <w:drawing>
-          <wp:anchor distT="0" distB="0" distL="114300" distR="114300" simplePos="0" relativeHeight="251660288" behindDoc="1" locked="0" layoutInCell="1" allowOverlap="1">
+          <wp:anchor distT="0" distB="0" distL="114300" distR="114300" simplePos="0" relativeHeight="251659264" behindDoc="1" locked="0" layoutInCell="1" allowOverlap="1">
             <wp:simplePos x="0" y="0"/>
             <wp:positionH relativeFrom="column">
               <wp:posOffset>0</wp:posOffset>
@@ -49,7 +50,7 @@
                     </pic:cNvPicPr>
                   </pic:nvPicPr>
                   <pic:blipFill>
-                    <a:blip r:embed="rId7"/>
+                    <a:blip xmlns:r="http://schemas.openxmlformats.org/officeDocument/2006/relationships" r:embed="rId4"/>
                     <a:stretch>
                       <a:fillRect/>
                     </a:stretch>
@@ -79,7 +80,7 @@
           <w:lang w:val="en-US" w:eastAsia="zh-CN"/>
         </w:rPr>
         <w:drawing>
-          <wp:anchor distT="0" distB="0" distL="114300" distR="114300" simplePos="0" relativeHeight="251659264" behindDoc="1" locked="0" layoutInCell="1" allowOverlap="1">
+          <wp:anchor distT="0" distB="0" distL="114300" distR="114300" simplePos="0" relativeHeight="251658240" behindDoc="1" locked="0" layoutInCell="1" allowOverlap="1">
             <wp:simplePos x="0" y="0"/>
             <wp:positionH relativeFrom="column">
               <wp:posOffset>635</wp:posOffset>
@@ -104,7 +105,7 @@
                     </pic:cNvPicPr>
                   </pic:nvPicPr>
                   <pic:blipFill>
-                    <a:blip r:embed="rId8">
+                    <a:blip xmlns:r="http://schemas.openxmlformats.org/officeDocument/2006/relationships" r:embed="rId5">
                       <a:alphaModFix amt="58000"/>
                       <a:lum contrast="-52000"/>
                     </a:blip>
@@ -138,7 +139,7 @@
     </w:p>
     <w:p>
       <w:pPr>
-        <w:pStyle w:val="25"/>
+        <w:pStyle w:val="a0"/>
         <w:keepNext w:val="0"/>
         <w:keepLines w:val="0"/>
         <w:pageBreakBefore w:val="0"/>
@@ -185,11 +186,11 @@
         <w:adjustRightInd w:val="0"/>
         <w:snapToGrid w:val="0"/>
         <w:spacing w:after="624" w:afterLines="200" w:line="219" w:lineRule="auto"/>
-        <w:ind w:left="0" w:leftChars="0" w:right="0" w:rightChars="0" w:firstLine="0" w:firstLineChars="0"/>
+        <w:ind w:left="0" w:right="0" w:firstLine="0" w:leftChars="0" w:rightChars="0" w:firstLineChars="0"/>
         <w:jc w:val="center"/>
         <w:textAlignment w:val="baseline"/>
         <w:rPr>
-          <w:rFonts w:hint="eastAsia" w:ascii="宋体" w:hAnsi="宋体" w:eastAsia="宋体" w:cs="宋体"/>
+          <w:rFonts w:ascii="宋体" w:eastAsia="宋体" w:hAnsi="宋体" w:cs="宋体" w:hint="eastAsia"/>
           <w:sz w:val="24"/>
           <w:szCs w:val="24"/>
           <w:lang w:val="en-US" w:eastAsia="zh-CN"/>
@@ -197,7 +198,7 @@
       </w:pPr>
       <w:r>
         <w:rPr>
-          <w:rFonts w:ascii="宋体" w:hAnsi="宋体" w:eastAsia="宋体" w:cs="宋体"/>
+          <w:rFonts w:ascii="宋体" w:eastAsia="宋体" w:hAnsi="宋体" w:cs="宋体"/>
           <w:b/>
           <w:bCs/>
           <w:spacing w:val="-3"/>
@@ -206,74 +207,20 @@
         </w:rPr>
         <w:t>文件编号：ZGS-06-02</w:t>
       </w:r>
-      <w:r>
-        <w:rPr>
-          <w:rFonts w:hint="eastAsia" w:ascii="宋体" w:hAnsi="宋体" w:eastAsia="宋体" w:cs="宋体"/>
-          <w:b/>
-          <w:bCs/>
-          <w:spacing w:val="-3"/>
-          <w:sz w:val="24"/>
-          <w:szCs w:val="24"/>
-          <w:lang w:val="en-US" w:eastAsia="zh-CN"/>
-        </w:rPr>
-      </w:r>
-      <w:r>
-        <w:rPr>
-          <w:rFonts w:ascii="宋体" w:hAnsi="宋体" w:eastAsia="宋体" w:cs="宋体"/>
-          <w:b/>
-          <w:bCs/>
-          <w:spacing w:val="-3"/>
-          <w:sz w:val="24"/>
-          <w:szCs w:val="24"/>
-        </w:rPr>
-      </w:r>
-      <w:r>
-        <w:rPr>
-          <w:rFonts w:hint="eastAsia" w:ascii="宋体" w:hAnsi="宋体" w:cs="宋体"/>
-          <w:b/>
-          <w:bCs/>
-          <w:spacing w:val="-3"/>
-          <w:sz w:val="24"/>
-          <w:szCs w:val="24"/>
-          <w:lang w:val="en-US" w:eastAsia="zh-CN"/>
-        </w:rPr>
-      </w:r>
-      <w:r>
-        <w:rPr>
-          <w:rFonts w:ascii="宋体" w:hAnsi="宋体" w:eastAsia="宋体" w:cs="宋体"/>
-          <w:b/>
-          <w:bCs/>
-          <w:spacing w:val="-3"/>
-          <w:sz w:val="24"/>
-          <w:szCs w:val="24"/>
-        </w:rPr>
-      </w:r>
-      <w:r>
-        <w:rPr>
-          <w:rFonts w:hint="eastAsia" w:ascii="宋体" w:hAnsi="宋体" w:cs="宋体"/>
-          <w:b/>
-          <w:bCs/>
-          <w:spacing w:val="-3"/>
-          <w:sz w:val="24"/>
-          <w:szCs w:val="24"/>
-          <w:lang w:val="en-US" w:eastAsia="zh-CN"/>
-        </w:rPr>
-      </w:r>
     </w:p>
     <w:tbl>
       <w:tblPr>
-        <w:tblStyle w:val="21"/>
+        <w:tblStyle w:val="TableGrid"/>
         <w:tblW w:w="0" w:type="auto"/>
         <w:jc w:val="center"/>
         <w:tblBorders>
-          <w:top w:val="none" w:color="auto" w:sz="0" w:space="0"/>
-          <w:left w:val="none" w:color="auto" w:sz="0" w:space="0"/>
-          <w:bottom w:val="none" w:color="auto" w:sz="0" w:space="0"/>
-          <w:right w:val="none" w:color="auto" w:sz="0" w:space="0"/>
-          <w:insideH w:val="none" w:color="auto" w:sz="0" w:space="0"/>
-          <w:insideV w:val="none" w:color="auto" w:sz="0" w:space="0"/>
+          <w:top w:val="nil"/>
+          <w:left w:val="nil"/>
+          <w:bottom w:val="nil"/>
+          <w:right w:val="nil"/>
+          <w:insideH w:val="nil"/>
+          <w:insideV w:val="nil"/>
         </w:tblBorders>
-        <w:tblLayout w:type="autofit"/>
         <w:tblCellMar>
           <w:top w:w="0" w:type="dxa"/>
           <w:left w:w="108" w:type="dxa"/>
@@ -287,13 +234,15 @@
       </w:tblGrid>
       <w:tr>
         <w:tblPrEx>
+          <w:tblW w:w="0" w:type="auto"/>
+          <w:jc w:val="center"/>
           <w:tblBorders>
-            <w:top w:val="none" w:color="auto" w:sz="0" w:space="0"/>
-            <w:left w:val="none" w:color="auto" w:sz="0" w:space="0"/>
-            <w:bottom w:val="none" w:color="auto" w:sz="0" w:space="0"/>
-            <w:right w:val="none" w:color="auto" w:sz="0" w:space="0"/>
-            <w:insideH w:val="none" w:color="auto" w:sz="0" w:space="0"/>
-            <w:insideV w:val="none" w:color="auto" w:sz="0" w:space="0"/>
+            <w:top w:val="nil"/>
+            <w:left w:val="nil"/>
+            <w:bottom w:val="nil"/>
+            <w:right w:val="nil"/>
+            <w:insideH w:val="nil"/>
+            <w:insideV w:val="nil"/>
           </w:tblBorders>
           <w:tblCellMar>
             <w:top w:w="0" w:type="dxa"/>
@@ -303,7 +252,7 @@
           </w:tblCellMar>
         </w:tblPrEx>
         <w:trPr>
-          <w:trHeight w:val="810" w:hRule="atLeast"/>
+          <w:trHeight w:val="810"/>
           <w:jc w:val="center"/>
         </w:trPr>
         <w:tc>
@@ -342,7 +291,7 @@
             </w:r>
             <w:r>
               <w:rPr>
-                <w:rFonts w:hint="default" w:asciiTheme="minorAscii" w:hAnsiTheme="minorAscii" w:eastAsiaTheme="minorEastAsia"/>
+                <w:rFonts w:asciiTheme="minorAscii" w:eastAsiaTheme="minorEastAsia" w:hAnsiTheme="minorAscii" w:hint="default"/>
                 <w:spacing w:val="227"/>
                 <w:sz w:val="21"/>
                 <w:vertAlign w:val="baseline"/>
@@ -397,7 +346,7 @@
             </w:r>
             <w:r>
               <w:rPr>
-                <w:rFonts w:hint="eastAsia" w:asciiTheme="minorAscii" w:hAnsiTheme="minorAscii" w:eastAsiaTheme="minorEastAsia"/>
+                <w:rFonts w:asciiTheme="minorAscii" w:eastAsiaTheme="minorEastAsia" w:hAnsiTheme="minorAscii" w:hint="eastAsia"/>
                 <w:spacing w:val="227"/>
                 <w:sz w:val="21"/>
                 <w:vertAlign w:val="baseline"/>
@@ -419,14 +368,8 @@
       </w:tr>
       <w:tr>
         <w:tblPrEx>
-          <w:tblBorders>
-            <w:top w:val="none" w:color="auto" w:sz="0" w:space="0"/>
-            <w:left w:val="none" w:color="auto" w:sz="0" w:space="0"/>
-            <w:bottom w:val="none" w:color="auto" w:sz="0" w:space="0"/>
-            <w:right w:val="none" w:color="auto" w:sz="0" w:space="0"/>
-            <w:insideH w:val="none" w:color="auto" w:sz="0" w:space="0"/>
-            <w:insideV w:val="none" w:color="auto" w:sz="0" w:space="0"/>
-          </w:tblBorders>
+          <w:tblW w:w="0" w:type="auto"/>
+          <w:jc w:val="center"/>
           <w:tblCellMar>
             <w:top w:w="0" w:type="dxa"/>
             <w:left w:w="108" w:type="dxa"/>
@@ -435,7 +378,7 @@
           </w:tblCellMar>
         </w:tblPrEx>
         <w:trPr>
-          <w:trHeight w:val="810" w:hRule="atLeast"/>
+          <w:trHeight w:val="810"/>
           <w:jc w:val="center"/>
         </w:trPr>
         <w:tc>
@@ -460,7 +403,7 @@
               <w:snapToGrid w:val="0"/>
               <w:textAlignment w:val="baseline"/>
               <w:rPr>
-                <w:rFonts w:hint="default" w:ascii="Arial" w:hAnsi="Arial" w:eastAsia="Arial" w:cs="Arial"/>
+                <w:rFonts w:ascii="Arial" w:eastAsia="Arial" w:hAnsi="Arial" w:cs="Arial" w:hint="default"/>
                 <w:snapToGrid w:val="0"/>
                 <w:color w:val="000000"/>
                 <w:kern w:val="0"/>
@@ -492,7 +435,7 @@
             </w:r>
             <w:r>
               <w:rPr>
-                <w:rFonts w:hint="default" w:asciiTheme="minorAscii" w:hAnsiTheme="minorAscii" w:eastAsiaTheme="minorEastAsia"/>
+                <w:rFonts w:asciiTheme="minorAscii" w:eastAsiaTheme="minorEastAsia" w:hAnsiTheme="minorAscii" w:hint="default"/>
                 <w:spacing w:val="227"/>
                 <w:sz w:val="21"/>
                 <w:vertAlign w:val="baseline"/>
@@ -546,7 +489,7 @@
               <w:snapToGrid w:val="0"/>
               <w:textAlignment w:val="baseline"/>
               <w:rPr>
-                <w:rFonts w:hint="default" w:ascii="Arial" w:hAnsi="Arial" w:eastAsia="Arial" w:cs="Arial"/>
+                <w:rFonts w:ascii="Arial" w:eastAsia="Arial" w:hAnsi="Arial" w:cs="Arial" w:hint="default"/>
                 <w:snapToGrid w:val="0"/>
                 <w:color w:val="000000"/>
                 <w:kern w:val="0"/>
@@ -564,8 +507,8 @@
               </w:rPr>
               <w:t>审核</w:t>
             </w:r>
-            <w:bookmarkStart w:id="38" w:name="_GoBack"/>
-            <w:bookmarkEnd w:id="38"/>
+            <w:bookmarkStart w:id="2" w:name="_GoBack"/>
+            <w:bookmarkEnd w:id="2"/>
             <w:r>
               <w:rPr>
                 <w:rFonts w:hint="eastAsia"/>
@@ -576,7 +519,7 @@
             </w:r>
             <w:r>
               <w:rPr>
-                <w:rFonts w:hint="eastAsia" w:asciiTheme="minorAscii" w:hAnsiTheme="minorAscii" w:eastAsiaTheme="minorEastAsia"/>
+                <w:rFonts w:asciiTheme="minorAscii" w:eastAsiaTheme="minorEastAsia" w:hAnsiTheme="minorAscii" w:hint="eastAsia"/>
                 <w:spacing w:val="227"/>
                 <w:sz w:val="21"/>
                 <w:vertAlign w:val="baseline"/>
@@ -598,14 +541,8 @@
       </w:tr>
       <w:tr>
         <w:tblPrEx>
-          <w:tblBorders>
-            <w:top w:val="none" w:color="auto" w:sz="0" w:space="0"/>
-            <w:left w:val="none" w:color="auto" w:sz="0" w:space="0"/>
-            <w:bottom w:val="none" w:color="auto" w:sz="0" w:space="0"/>
-            <w:right w:val="none" w:color="auto" w:sz="0" w:space="0"/>
-            <w:insideH w:val="none" w:color="auto" w:sz="0" w:space="0"/>
-            <w:insideV w:val="none" w:color="auto" w:sz="0" w:space="0"/>
-          </w:tblBorders>
+          <w:tblW w:w="0" w:type="auto"/>
+          <w:jc w:val="center"/>
           <w:tblCellMar>
             <w:top w:w="0" w:type="dxa"/>
             <w:left w:w="108" w:type="dxa"/>
@@ -614,7 +551,7 @@
           </w:tblCellMar>
         </w:tblPrEx>
         <w:trPr>
-          <w:trHeight w:val="635" w:hRule="atLeast"/>
+          <w:trHeight w:val="635"/>
           <w:jc w:val="center"/>
         </w:trPr>
         <w:tc>
@@ -652,31 +589,6 @@
                 <w:lang w:val="en-US" w:eastAsia="zh-CN"/>
               </w:rPr>
               <w:t>批准人:宋海滨</w:t>
-            </w:r>
-            <w:r>
-              <w:rPr>
-                <w:rFonts w:hint="eastAsia"/>
-                <w:spacing w:val="1"/>
-                <w:kern w:val="0"/>
-                <w:vertAlign w:val="baseline"/>
-                <w:lang w:val="en-US" w:eastAsia="zh-CN"/>
-              </w:rPr>
-            </w:r>
-            <w:r>
-              <w:rPr>
-                <w:rFonts w:hint="eastAsia" w:asciiTheme="minorAscii" w:hAnsiTheme="minorAscii" w:eastAsiaTheme="minorEastAsia"/>
-                <w:spacing w:val="227"/>
-                <w:sz w:val="21"/>
-                <w:vertAlign w:val="baseline"/>
-                <w:lang w:val="en-US" w:eastAsia="zh-CN"/>
-              </w:rPr>
-            </w:r>
-            <w:r>
-              <w:rPr>
-                <w:rFonts w:hint="eastAsia"/>
-                <w:u w:val="single"/>
-                <w:lang w:val="en-US" w:eastAsia="zh-CN"/>
-              </w:rPr>
             </w:r>
           </w:p>
         </w:tc>
@@ -716,7 +628,7 @@
             </w:r>
             <w:r>
               <w:rPr>
-                <w:rFonts w:hint="eastAsia" w:asciiTheme="minorAscii" w:hAnsiTheme="minorAscii" w:eastAsiaTheme="minorEastAsia"/>
+                <w:rFonts w:asciiTheme="minorAscii" w:eastAsiaTheme="minorEastAsia" w:hAnsiTheme="minorAscii" w:hint="eastAsia"/>
                 <w:spacing w:val="227"/>
                 <w:sz w:val="21"/>
                 <w:vertAlign w:val="baseline"/>
@@ -777,14 +689,14 @@
         <w:ind w:left="3634"/>
         <w:textAlignment w:val="baseline"/>
         <w:rPr>
-          <w:rFonts w:ascii="宋体" w:hAnsi="宋体" w:eastAsia="宋体" w:cs="宋体"/>
+          <w:rFonts w:ascii="宋体" w:eastAsia="宋体" w:hAnsi="宋体" w:cs="宋体"/>
           <w:sz w:val="31"/>
           <w:szCs w:val="31"/>
         </w:rPr>
       </w:pPr>
       <w:r>
         <w:rPr>
-          <w:rFonts w:ascii="宋体" w:hAnsi="宋体" w:eastAsia="宋体" w:cs="宋体"/>
+          <w:rFonts w:ascii="宋体" w:eastAsia="宋体" w:hAnsi="宋体" w:cs="宋体"/>
           <w:b/>
           <w:bCs/>
           <w:spacing w:val="4"/>
@@ -796,16 +708,16 @@
     </w:p>
     <w:tbl>
       <w:tblPr>
-        <w:tblStyle w:val="26"/>
+        <w:tblStyle w:val="TableNormal0"/>
         <w:tblW w:w="7137" w:type="dxa"/>
         <w:jc w:val="center"/>
         <w:tblBorders>
-          <w:top w:val="single" w:color="000000" w:sz="2" w:space="0"/>
-          <w:left w:val="single" w:color="000000" w:sz="2" w:space="0"/>
-          <w:bottom w:val="single" w:color="000000" w:sz="2" w:space="0"/>
-          <w:right w:val="single" w:color="000000" w:sz="2" w:space="0"/>
-          <w:insideH w:val="single" w:color="000000" w:sz="2" w:space="0"/>
-          <w:insideV w:val="single" w:color="000000" w:sz="2" w:space="0"/>
+          <w:top w:val="single" w:sz="2" w:space="0" w:color="000000"/>
+          <w:left w:val="single" w:sz="2" w:space="0" w:color="000000"/>
+          <w:bottom w:val="single" w:sz="2" w:space="0" w:color="000000"/>
+          <w:right w:val="single" w:sz="2" w:space="0" w:color="000000"/>
+          <w:insideH w:val="single" w:sz="2" w:space="0" w:color="000000"/>
+          <w:insideV w:val="single" w:sz="2" w:space="0" w:color="000000"/>
         </w:tblBorders>
         <w:tblLayout w:type="fixed"/>
         <w:tblCellMar>
@@ -823,14 +735,17 @@
       </w:tblGrid>
       <w:tr>
         <w:tblPrEx>
+          <w:tblW w:w="7137" w:type="dxa"/>
+          <w:jc w:val="center"/>
           <w:tblBorders>
-            <w:top w:val="single" w:color="000000" w:sz="2" w:space="0"/>
-            <w:left w:val="single" w:color="000000" w:sz="2" w:space="0"/>
-            <w:bottom w:val="single" w:color="000000" w:sz="2" w:space="0"/>
-            <w:right w:val="single" w:color="000000" w:sz="2" w:space="0"/>
-            <w:insideH w:val="single" w:color="000000" w:sz="2" w:space="0"/>
-            <w:insideV w:val="single" w:color="000000" w:sz="2" w:space="0"/>
+            <w:top w:val="single" w:sz="2" w:space="0" w:color="000000"/>
+            <w:left w:val="single" w:sz="2" w:space="0" w:color="000000"/>
+            <w:bottom w:val="single" w:sz="2" w:space="0" w:color="000000"/>
+            <w:right w:val="single" w:sz="2" w:space="0" w:color="000000"/>
+            <w:insideH w:val="single" w:sz="2" w:space="0" w:color="000000"/>
+            <w:insideV w:val="single" w:sz="2" w:space="0" w:color="000000"/>
           </w:tblBorders>
+          <w:tblLayout w:type="fixed"/>
           <w:tblCellMar>
             <w:top w:w="0" w:type="dxa"/>
             <w:left w:w="0" w:type="dxa"/>
@@ -839,7 +754,7 @@
           </w:tblCellMar>
         </w:tblPrEx>
         <w:trPr>
-          <w:trHeight w:val="593" w:hRule="atLeast"/>
+          <w:trHeight w:val="593"/>
           <w:jc w:val="center"/>
         </w:trPr>
         <w:tc>
@@ -862,18 +777,18 @@
               <w:adjustRightInd w:val="0"/>
               <w:snapToGrid w:val="0"/>
               <w:spacing w:before="176" w:line="228" w:lineRule="auto"/>
-              <w:ind w:left="0" w:leftChars="0" w:right="0" w:rightChars="0" w:firstLine="0" w:firstLineChars="0"/>
+              <w:ind w:left="0" w:right="0" w:firstLine="0" w:leftChars="0" w:rightChars="0" w:firstLineChars="0"/>
               <w:jc w:val="center"/>
               <w:textAlignment w:val="baseline"/>
               <w:rPr>
-                <w:rFonts w:ascii="宋体" w:hAnsi="宋体" w:eastAsia="宋体" w:cs="宋体"/>
+                <w:rFonts w:ascii="宋体" w:eastAsia="宋体" w:hAnsi="宋体" w:cs="宋体"/>
                 <w:sz w:val="20"/>
                 <w:szCs w:val="20"/>
               </w:rPr>
             </w:pPr>
             <w:r>
               <w:rPr>
-                <w:rFonts w:ascii="宋体" w:hAnsi="宋体" w:eastAsia="宋体" w:cs="宋体"/>
+                <w:rFonts w:ascii="宋体" w:eastAsia="宋体" w:hAnsi="宋体" w:cs="宋体"/>
                 <w:spacing w:val="-14"/>
                 <w:sz w:val="20"/>
                 <w:szCs w:val="20"/>
@@ -902,18 +817,18 @@
               <w:adjustRightInd w:val="0"/>
               <w:snapToGrid w:val="0"/>
               <w:spacing w:before="175" w:line="227" w:lineRule="auto"/>
-              <w:ind w:left="0" w:leftChars="0" w:right="0" w:rightChars="0" w:firstLine="0" w:firstLineChars="0"/>
+              <w:ind w:left="0" w:right="0" w:firstLine="0" w:leftChars="0" w:rightChars="0" w:firstLineChars="0"/>
               <w:jc w:val="center"/>
               <w:textAlignment w:val="baseline"/>
               <w:rPr>
-                <w:rFonts w:ascii="宋体" w:hAnsi="宋体" w:eastAsia="宋体" w:cs="宋体"/>
+                <w:rFonts w:ascii="宋体" w:eastAsia="宋体" w:hAnsi="宋体" w:cs="宋体"/>
                 <w:sz w:val="20"/>
                 <w:szCs w:val="20"/>
               </w:rPr>
             </w:pPr>
             <w:r>
               <w:rPr>
-                <w:rFonts w:ascii="宋体" w:hAnsi="宋体" w:eastAsia="宋体" w:cs="宋体"/>
+                <w:rFonts w:ascii="宋体" w:eastAsia="宋体" w:hAnsi="宋体" w:cs="宋体"/>
                 <w:spacing w:val="4"/>
                 <w:sz w:val="20"/>
                 <w:szCs w:val="20"/>
@@ -942,18 +857,18 @@
               <w:adjustRightInd w:val="0"/>
               <w:snapToGrid w:val="0"/>
               <w:spacing w:before="175" w:line="228" w:lineRule="auto"/>
-              <w:ind w:left="0" w:leftChars="0" w:right="0" w:rightChars="0" w:firstLine="0" w:firstLineChars="0"/>
+              <w:ind w:left="0" w:right="0" w:firstLine="0" w:leftChars="0" w:rightChars="0" w:firstLineChars="0"/>
               <w:jc w:val="center"/>
               <w:textAlignment w:val="baseline"/>
               <w:rPr>
-                <w:rFonts w:ascii="宋体" w:hAnsi="宋体" w:eastAsia="宋体" w:cs="宋体"/>
+                <w:rFonts w:ascii="宋体" w:eastAsia="宋体" w:hAnsi="宋体" w:cs="宋体"/>
                 <w:sz w:val="20"/>
                 <w:szCs w:val="20"/>
               </w:rPr>
             </w:pPr>
             <w:r>
               <w:rPr>
-                <w:rFonts w:ascii="宋体" w:hAnsi="宋体" w:eastAsia="宋体" w:cs="宋体"/>
+                <w:rFonts w:ascii="宋体" w:eastAsia="宋体" w:hAnsi="宋体" w:cs="宋体"/>
                 <w:spacing w:val="7"/>
                 <w:sz w:val="20"/>
                 <w:szCs w:val="20"/>
@@ -982,18 +897,18 @@
               <w:adjustRightInd w:val="0"/>
               <w:snapToGrid w:val="0"/>
               <w:spacing w:before="176" w:line="229" w:lineRule="auto"/>
-              <w:ind w:left="0" w:leftChars="0" w:right="0" w:rightChars="0" w:firstLine="0" w:firstLineChars="0"/>
+              <w:ind w:left="0" w:right="0" w:firstLine="0" w:leftChars="0" w:rightChars="0" w:firstLineChars="0"/>
               <w:jc w:val="center"/>
               <w:textAlignment w:val="baseline"/>
               <w:rPr>
-                <w:rFonts w:ascii="宋体" w:hAnsi="宋体" w:eastAsia="宋体" w:cs="宋体"/>
+                <w:rFonts w:ascii="宋体" w:eastAsia="宋体" w:hAnsi="宋体" w:cs="宋体"/>
                 <w:sz w:val="20"/>
                 <w:szCs w:val="20"/>
               </w:rPr>
             </w:pPr>
             <w:r>
               <w:rPr>
-                <w:rFonts w:ascii="宋体" w:hAnsi="宋体" w:eastAsia="宋体" w:cs="宋体"/>
+                <w:rFonts w:ascii="宋体" w:eastAsia="宋体" w:hAnsi="宋体" w:cs="宋体"/>
                 <w:spacing w:val="7"/>
                 <w:sz w:val="20"/>
                 <w:szCs w:val="20"/>
@@ -1005,14 +920,9 @@
       </w:tr>
       <w:tr>
         <w:tblPrEx>
-          <w:tblBorders>
-            <w:top w:val="single" w:color="000000" w:sz="2" w:space="0"/>
-            <w:left w:val="single" w:color="000000" w:sz="2" w:space="0"/>
-            <w:bottom w:val="single" w:color="000000" w:sz="2" w:space="0"/>
-            <w:right w:val="single" w:color="000000" w:sz="2" w:space="0"/>
-            <w:insideH w:val="single" w:color="000000" w:sz="2" w:space="0"/>
-            <w:insideV w:val="single" w:color="000000" w:sz="2" w:space="0"/>
-          </w:tblBorders>
+          <w:tblW w:w="7137" w:type="dxa"/>
+          <w:jc w:val="center"/>
+          <w:tblLayout w:type="fixed"/>
           <w:tblCellMar>
             <w:top w:w="0" w:type="dxa"/>
             <w:left w:w="0" w:type="dxa"/>
@@ -1021,7 +931,7 @@
           </w:tblCellMar>
         </w:tblPrEx>
         <w:trPr>
-          <w:trHeight w:val="516" w:hRule="atLeast"/>
+          <w:trHeight w:val="516"/>
           <w:jc w:val="center"/>
         </w:trPr>
         <w:tc>
@@ -1044,11 +954,11 @@
               <w:adjustRightInd w:val="0"/>
               <w:snapToGrid w:val="0"/>
               <w:spacing w:before="173" w:line="267" w:lineRule="exact"/>
-              <w:ind w:left="0" w:leftChars="0" w:right="0" w:rightChars="0" w:firstLine="0" w:firstLineChars="0"/>
+              <w:ind w:left="0" w:right="0" w:firstLine="0" w:leftChars="0" w:rightChars="0" w:firstLineChars="0"/>
               <w:jc w:val="center"/>
               <w:textAlignment w:val="baseline"/>
               <w:rPr>
-                <w:rFonts w:hint="default" w:ascii="宋体" w:hAnsi="宋体" w:eastAsia="宋体" w:cs="宋体"/>
+                <w:rFonts w:ascii="宋体" w:eastAsia="宋体" w:hAnsi="宋体" w:cs="宋体" w:hint="default"/>
                 <w:sz w:val="20"/>
                 <w:szCs w:val="20"/>
                 <w:lang w:val="en-US" w:eastAsia="zh-CN"/>
@@ -1056,7 +966,7 @@
             </w:pPr>
             <w:r>
               <w:rPr>
-                <w:rFonts w:ascii="宋体" w:hAnsi="宋体" w:eastAsia="宋体" w:cs="宋体"/>
+                <w:rFonts w:ascii="宋体" w:eastAsia="宋体" w:hAnsi="宋体" w:cs="宋体"/>
                 <w:spacing w:val="3"/>
                 <w:position w:val="1"/>
                 <w:sz w:val="20"/>
@@ -1066,7 +976,7 @@
             </w:r>
             <w:r>
               <w:rPr>
-                <w:rFonts w:hint="eastAsia" w:ascii="宋体" w:hAnsi="宋体" w:cs="宋体"/>
+                <w:rFonts w:ascii="宋体" w:hAnsi="宋体" w:cs="宋体" w:hint="eastAsia"/>
                 <w:spacing w:val="3"/>
                 <w:position w:val="1"/>
                 <w:sz w:val="20"/>
@@ -1097,18 +1007,18 @@
               <w:adjustRightInd w:val="0"/>
               <w:snapToGrid w:val="0"/>
               <w:spacing w:before="173" w:line="267" w:lineRule="exact"/>
-              <w:ind w:left="0" w:leftChars="0" w:right="0" w:rightChars="0" w:firstLine="0" w:firstLineChars="0"/>
+              <w:ind w:left="0" w:right="0" w:firstLine="0" w:leftChars="0" w:rightChars="0" w:firstLineChars="0"/>
               <w:jc w:val="center"/>
               <w:textAlignment w:val="baseline"/>
               <w:rPr>
-                <w:rFonts w:ascii="宋体" w:hAnsi="宋体" w:eastAsia="宋体" w:cs="宋体"/>
+                <w:rFonts w:ascii="宋体" w:eastAsia="宋体" w:hAnsi="宋体" w:cs="宋体"/>
                 <w:sz w:val="20"/>
                 <w:szCs w:val="20"/>
               </w:rPr>
             </w:pPr>
             <w:r>
               <w:rPr>
-                <w:rFonts w:ascii="宋体" w:hAnsi="宋体" w:eastAsia="宋体" w:cs="宋体"/>
+                <w:rFonts w:ascii="宋体" w:eastAsia="宋体" w:hAnsi="宋体" w:cs="宋体"/>
                 <w:spacing w:val="4"/>
                 <w:position w:val="1"/>
                 <w:sz w:val="20"/>
@@ -1138,18 +1048,18 @@
               <w:adjustRightInd w:val="0"/>
               <w:snapToGrid w:val="0"/>
               <w:spacing w:before="172" w:line="228" w:lineRule="auto"/>
-              <w:ind w:left="0" w:leftChars="0" w:right="0" w:rightChars="0" w:firstLine="0" w:firstLineChars="0"/>
+              <w:ind w:left="0" w:right="0" w:firstLine="0" w:leftChars="0" w:rightChars="0" w:firstLineChars="0"/>
               <w:jc w:val="center"/>
               <w:textAlignment w:val="baseline"/>
               <w:rPr>
-                <w:rFonts w:ascii="宋体" w:hAnsi="宋体" w:eastAsia="宋体" w:cs="宋体"/>
+                <w:rFonts w:ascii="宋体" w:eastAsia="宋体" w:hAnsi="宋体" w:cs="宋体"/>
                 <w:sz w:val="20"/>
                 <w:szCs w:val="20"/>
               </w:rPr>
             </w:pPr>
             <w:r>
               <w:rPr>
-                <w:rFonts w:ascii="宋体" w:hAnsi="宋体" w:eastAsia="宋体" w:cs="宋体"/>
+                <w:rFonts w:ascii="宋体" w:eastAsia="宋体" w:hAnsi="宋体" w:cs="宋体"/>
                 <w:spacing w:val="7"/>
                 <w:sz w:val="20"/>
                 <w:szCs w:val="20"/>
@@ -1178,11 +1088,11 @@
               <w:adjustRightInd w:val="0"/>
               <w:snapToGrid w:val="0"/>
               <w:spacing w:before="173" w:line="229" w:lineRule="auto"/>
-              <w:ind w:left="0" w:leftChars="0" w:right="0" w:rightChars="0" w:firstLine="0" w:firstLineChars="0"/>
+              <w:ind w:left="0" w:right="0" w:firstLine="0" w:leftChars="0" w:rightChars="0" w:firstLineChars="0"/>
               <w:jc w:val="center"/>
               <w:textAlignment w:val="baseline"/>
               <w:rPr>
-                <w:rFonts w:ascii="宋体" w:hAnsi="宋体" w:eastAsia="宋体" w:cs="宋体"/>
+                <w:rFonts w:ascii="宋体" w:eastAsia="宋体" w:hAnsi="宋体" w:cs="宋体"/>
                 <w:sz w:val="20"/>
                 <w:szCs w:val="20"/>
               </w:rPr>
@@ -1199,14 +1109,9 @@
       </w:tr>
       <w:tr>
         <w:tblPrEx>
-          <w:tblBorders>
-            <w:top w:val="single" w:color="000000" w:sz="2" w:space="0"/>
-            <w:left w:val="single" w:color="000000" w:sz="2" w:space="0"/>
-            <w:bottom w:val="single" w:color="000000" w:sz="2" w:space="0"/>
-            <w:right w:val="single" w:color="000000" w:sz="2" w:space="0"/>
-            <w:insideH w:val="single" w:color="000000" w:sz="2" w:space="0"/>
-            <w:insideV w:val="single" w:color="000000" w:sz="2" w:space="0"/>
-          </w:tblBorders>
+          <w:tblW w:w="7137" w:type="dxa"/>
+          <w:jc w:val="center"/>
+          <w:tblLayout w:type="fixed"/>
           <w:tblCellMar>
             <w:top w:w="0" w:type="dxa"/>
             <w:left w:w="0" w:type="dxa"/>
@@ -1215,7 +1120,7 @@
           </w:tblCellMar>
         </w:tblPrEx>
         <w:trPr>
-          <w:trHeight w:val="556" w:hRule="atLeast"/>
+          <w:trHeight w:val="556"/>
           <w:jc w:val="center"/>
         </w:trPr>
         <w:tc>
@@ -1224,7 +1129,7 @@
           </w:tcPr>
           <w:p>
             <w:pPr>
-              <w:pStyle w:val="27"/>
+              <w:pStyle w:val="TableText"/>
               <w:keepNext w:val="0"/>
               <w:keepLines w:val="0"/>
               <w:pageBreakBefore w:val="0"/>
@@ -1238,7 +1143,7 @@
               <w:bidi w:val="0"/>
               <w:adjustRightInd w:val="0"/>
               <w:snapToGrid w:val="0"/>
-              <w:ind w:left="0" w:leftChars="0" w:right="0" w:rightChars="0" w:firstLine="0" w:firstLineChars="0"/>
+              <w:ind w:left="0" w:right="0" w:firstLine="0" w:leftChars="0" w:rightChars="0" w:firstLineChars="0"/>
               <w:jc w:val="center"/>
               <w:textAlignment w:val="baseline"/>
             </w:pPr>
@@ -1250,7 +1155,7 @@
           </w:tcPr>
           <w:p>
             <w:pPr>
-              <w:pStyle w:val="27"/>
+              <w:pStyle w:val="TableText"/>
               <w:keepNext w:val="0"/>
               <w:keepLines w:val="0"/>
               <w:pageBreakBefore w:val="0"/>
@@ -1264,7 +1169,7 @@
               <w:bidi w:val="0"/>
               <w:adjustRightInd w:val="0"/>
               <w:snapToGrid w:val="0"/>
-              <w:ind w:left="0" w:leftChars="0" w:right="0" w:rightChars="0" w:firstLine="0" w:firstLineChars="0"/>
+              <w:ind w:left="0" w:right="0" w:firstLine="0" w:leftChars="0" w:rightChars="0" w:firstLineChars="0"/>
               <w:jc w:val="center"/>
               <w:textAlignment w:val="baseline"/>
             </w:pPr>
@@ -1276,7 +1181,7 @@
           </w:tcPr>
           <w:p>
             <w:pPr>
-              <w:pStyle w:val="27"/>
+              <w:pStyle w:val="TableText"/>
               <w:keepNext w:val="0"/>
               <w:keepLines w:val="0"/>
               <w:pageBreakBefore w:val="0"/>
@@ -1290,7 +1195,7 @@
               <w:bidi w:val="0"/>
               <w:adjustRightInd w:val="0"/>
               <w:snapToGrid w:val="0"/>
-              <w:ind w:left="0" w:leftChars="0" w:right="0" w:rightChars="0" w:firstLine="0" w:firstLineChars="0"/>
+              <w:ind w:left="0" w:right="0" w:firstLine="0" w:leftChars="0" w:rightChars="0" w:firstLineChars="0"/>
               <w:jc w:val="center"/>
               <w:textAlignment w:val="baseline"/>
             </w:pPr>
@@ -1302,7 +1207,7 @@
           </w:tcPr>
           <w:p>
             <w:pPr>
-              <w:pStyle w:val="27"/>
+              <w:pStyle w:val="TableText"/>
               <w:keepNext w:val="0"/>
               <w:keepLines w:val="0"/>
               <w:pageBreakBefore w:val="0"/>
@@ -1316,7 +1221,7 @@
               <w:bidi w:val="0"/>
               <w:adjustRightInd w:val="0"/>
               <w:snapToGrid w:val="0"/>
-              <w:ind w:left="0" w:leftChars="0" w:right="0" w:rightChars="0" w:firstLine="0" w:firstLineChars="0"/>
+              <w:ind w:left="0" w:right="0" w:firstLine="0" w:leftChars="0" w:rightChars="0" w:firstLineChars="0"/>
               <w:jc w:val="center"/>
               <w:textAlignment w:val="baseline"/>
             </w:pPr>
@@ -1325,14 +1230,9 @@
       </w:tr>
       <w:tr>
         <w:tblPrEx>
-          <w:tblBorders>
-            <w:top w:val="single" w:color="000000" w:sz="2" w:space="0"/>
-            <w:left w:val="single" w:color="000000" w:sz="2" w:space="0"/>
-            <w:bottom w:val="single" w:color="000000" w:sz="2" w:space="0"/>
-            <w:right w:val="single" w:color="000000" w:sz="2" w:space="0"/>
-            <w:insideH w:val="single" w:color="000000" w:sz="2" w:space="0"/>
-            <w:insideV w:val="single" w:color="000000" w:sz="2" w:space="0"/>
-          </w:tblBorders>
+          <w:tblW w:w="7137" w:type="dxa"/>
+          <w:jc w:val="center"/>
+          <w:tblLayout w:type="fixed"/>
           <w:tblCellMar>
             <w:top w:w="0" w:type="dxa"/>
             <w:left w:w="0" w:type="dxa"/>
@@ -1341,7 +1241,7 @@
           </w:tblCellMar>
         </w:tblPrEx>
         <w:trPr>
-          <w:trHeight w:val="556" w:hRule="atLeast"/>
+          <w:trHeight w:val="556"/>
           <w:jc w:val="center"/>
         </w:trPr>
         <w:tc>
@@ -1350,7 +1250,7 @@
           </w:tcPr>
           <w:p>
             <w:pPr>
-              <w:pStyle w:val="27"/>
+              <w:pStyle w:val="TableText"/>
               <w:keepNext w:val="0"/>
               <w:keepLines w:val="0"/>
               <w:pageBreakBefore w:val="0"/>
@@ -1364,7 +1264,7 @@
               <w:bidi w:val="0"/>
               <w:adjustRightInd w:val="0"/>
               <w:snapToGrid w:val="0"/>
-              <w:ind w:left="0" w:leftChars="0" w:right="0" w:rightChars="0" w:firstLine="0" w:firstLineChars="0"/>
+              <w:ind w:left="0" w:right="0" w:firstLine="0" w:leftChars="0" w:rightChars="0" w:firstLineChars="0"/>
               <w:jc w:val="center"/>
               <w:textAlignment w:val="baseline"/>
             </w:pPr>
@@ -1376,7 +1276,7 @@
           </w:tcPr>
           <w:p>
             <w:pPr>
-              <w:pStyle w:val="27"/>
+              <w:pStyle w:val="TableText"/>
               <w:keepNext w:val="0"/>
               <w:keepLines w:val="0"/>
               <w:pageBreakBefore w:val="0"/>
@@ -1390,7 +1290,7 @@
               <w:bidi w:val="0"/>
               <w:adjustRightInd w:val="0"/>
               <w:snapToGrid w:val="0"/>
-              <w:ind w:left="0" w:leftChars="0" w:right="0" w:rightChars="0" w:firstLine="0" w:firstLineChars="0"/>
+              <w:ind w:left="0" w:right="0" w:firstLine="0" w:leftChars="0" w:rightChars="0" w:firstLineChars="0"/>
               <w:jc w:val="center"/>
               <w:textAlignment w:val="baseline"/>
             </w:pPr>
@@ -1402,7 +1302,7 @@
           </w:tcPr>
           <w:p>
             <w:pPr>
-              <w:pStyle w:val="27"/>
+              <w:pStyle w:val="TableText"/>
               <w:keepNext w:val="0"/>
               <w:keepLines w:val="0"/>
               <w:pageBreakBefore w:val="0"/>
@@ -1416,7 +1316,7 @@
               <w:bidi w:val="0"/>
               <w:adjustRightInd w:val="0"/>
               <w:snapToGrid w:val="0"/>
-              <w:ind w:left="0" w:leftChars="0" w:right="0" w:rightChars="0" w:firstLine="0" w:firstLineChars="0"/>
+              <w:ind w:left="0" w:right="0" w:firstLine="0" w:leftChars="0" w:rightChars="0" w:firstLineChars="0"/>
               <w:jc w:val="center"/>
               <w:textAlignment w:val="baseline"/>
             </w:pPr>
@@ -1428,7 +1328,7 @@
           </w:tcPr>
           <w:p>
             <w:pPr>
-              <w:pStyle w:val="27"/>
+              <w:pStyle w:val="TableText"/>
               <w:keepNext w:val="0"/>
               <w:keepLines w:val="0"/>
               <w:pageBreakBefore w:val="0"/>
@@ -1442,7 +1342,7 @@
               <w:bidi w:val="0"/>
               <w:adjustRightInd w:val="0"/>
               <w:snapToGrid w:val="0"/>
-              <w:ind w:left="0" w:leftChars="0" w:right="0" w:rightChars="0" w:firstLine="0" w:firstLineChars="0"/>
+              <w:ind w:left="0" w:right="0" w:firstLine="0" w:leftChars="0" w:rightChars="0" w:firstLineChars="0"/>
               <w:jc w:val="center"/>
               <w:textAlignment w:val="baseline"/>
             </w:pPr>
@@ -1451,14 +1351,9 @@
       </w:tr>
       <w:tr>
         <w:tblPrEx>
-          <w:tblBorders>
-            <w:top w:val="single" w:color="000000" w:sz="2" w:space="0"/>
-            <w:left w:val="single" w:color="000000" w:sz="2" w:space="0"/>
-            <w:bottom w:val="single" w:color="000000" w:sz="2" w:space="0"/>
-            <w:right w:val="single" w:color="000000" w:sz="2" w:space="0"/>
-            <w:insideH w:val="single" w:color="000000" w:sz="2" w:space="0"/>
-            <w:insideV w:val="single" w:color="000000" w:sz="2" w:space="0"/>
-          </w:tblBorders>
+          <w:tblW w:w="7137" w:type="dxa"/>
+          <w:jc w:val="center"/>
+          <w:tblLayout w:type="fixed"/>
           <w:tblCellMar>
             <w:top w:w="0" w:type="dxa"/>
             <w:left w:w="0" w:type="dxa"/>
@@ -1467,7 +1362,7 @@
           </w:tblCellMar>
         </w:tblPrEx>
         <w:trPr>
-          <w:trHeight w:val="557" w:hRule="atLeast"/>
+          <w:trHeight w:val="557"/>
           <w:jc w:val="center"/>
         </w:trPr>
         <w:tc>
@@ -1476,7 +1371,7 @@
           </w:tcPr>
           <w:p>
             <w:pPr>
-              <w:pStyle w:val="27"/>
+              <w:pStyle w:val="TableText"/>
               <w:keepNext w:val="0"/>
               <w:keepLines w:val="0"/>
               <w:pageBreakBefore w:val="0"/>
@@ -1490,7 +1385,7 @@
               <w:bidi w:val="0"/>
               <w:adjustRightInd w:val="0"/>
               <w:snapToGrid w:val="0"/>
-              <w:ind w:left="0" w:leftChars="0" w:right="0" w:rightChars="0" w:firstLine="0" w:firstLineChars="0"/>
+              <w:ind w:left="0" w:right="0" w:firstLine="0" w:leftChars="0" w:rightChars="0" w:firstLineChars="0"/>
               <w:jc w:val="center"/>
               <w:textAlignment w:val="baseline"/>
             </w:pPr>
@@ -1502,7 +1397,7 @@
           </w:tcPr>
           <w:p>
             <w:pPr>
-              <w:pStyle w:val="27"/>
+              <w:pStyle w:val="TableText"/>
               <w:keepNext w:val="0"/>
               <w:keepLines w:val="0"/>
               <w:pageBreakBefore w:val="0"/>
@@ -1516,7 +1411,7 @@
               <w:bidi w:val="0"/>
               <w:adjustRightInd w:val="0"/>
               <w:snapToGrid w:val="0"/>
-              <w:ind w:left="0" w:leftChars="0" w:right="0" w:rightChars="0" w:firstLine="0" w:firstLineChars="0"/>
+              <w:ind w:left="0" w:right="0" w:firstLine="0" w:leftChars="0" w:rightChars="0" w:firstLineChars="0"/>
               <w:jc w:val="center"/>
               <w:textAlignment w:val="baseline"/>
             </w:pPr>
@@ -1528,7 +1423,7 @@
           </w:tcPr>
           <w:p>
             <w:pPr>
-              <w:pStyle w:val="27"/>
+              <w:pStyle w:val="TableText"/>
               <w:keepNext w:val="0"/>
               <w:keepLines w:val="0"/>
               <w:pageBreakBefore w:val="0"/>
@@ -1542,7 +1437,7 @@
               <w:bidi w:val="0"/>
               <w:adjustRightInd w:val="0"/>
               <w:snapToGrid w:val="0"/>
-              <w:ind w:left="0" w:leftChars="0" w:right="0" w:rightChars="0" w:firstLine="0" w:firstLineChars="0"/>
+              <w:ind w:left="0" w:right="0" w:firstLine="0" w:leftChars="0" w:rightChars="0" w:firstLineChars="0"/>
               <w:jc w:val="center"/>
               <w:textAlignment w:val="baseline"/>
             </w:pPr>
@@ -1554,7 +1449,7 @@
           </w:tcPr>
           <w:p>
             <w:pPr>
-              <w:pStyle w:val="27"/>
+              <w:pStyle w:val="TableText"/>
               <w:keepNext w:val="0"/>
               <w:keepLines w:val="0"/>
               <w:pageBreakBefore w:val="0"/>
@@ -1568,7 +1463,7 @@
               <w:bidi w:val="0"/>
               <w:adjustRightInd w:val="0"/>
               <w:snapToGrid w:val="0"/>
-              <w:ind w:left="0" w:leftChars="0" w:right="0" w:rightChars="0" w:firstLine="0" w:firstLineChars="0"/>
+              <w:ind w:left="0" w:right="0" w:firstLine="0" w:leftChars="0" w:rightChars="0" w:firstLineChars="0"/>
               <w:jc w:val="center"/>
               <w:textAlignment w:val="baseline"/>
             </w:pPr>
@@ -1600,7 +1495,7 @@
     <w:sdt>
       <w:sdtPr>
         <w:rPr>
-          <w:rFonts w:ascii="宋体" w:hAnsi="宋体" w:eastAsia="宋体" w:cs="Arial"/>
+          <w:rFonts w:ascii="宋体" w:eastAsia="宋体" w:hAnsi="宋体" w:cs="Arial"/>
           <w:snapToGrid w:val="0"/>
           <w:color w:val="000000"/>
           <w:kern w:val="0"/>
@@ -1616,7 +1511,7 @@
       </w:sdtPr>
       <w:sdtEndPr>
         <w:rPr>
-          <w:rFonts w:hint="eastAsia" w:ascii="宋体" w:hAnsi="宋体" w:eastAsia="宋体" w:cs="宋体"/>
+          <w:rFonts w:ascii="宋体" w:eastAsia="宋体" w:hAnsi="宋体" w:cs="宋体" w:hint="eastAsia"/>
           <w:snapToGrid w:val="0"/>
           <w:color w:val="000000"/>
           <w:kern w:val="0"/>
@@ -1642,18 +1537,18 @@
             <w:adjustRightInd w:val="0"/>
             <w:snapToGrid w:val="0"/>
             <w:spacing w:before="0" w:beforeLines="0" w:after="0" w:afterLines="0" w:line="240" w:lineRule="auto"/>
-            <w:ind w:left="0" w:leftChars="0" w:right="0" w:rightChars="0" w:firstLine="0" w:firstLineChars="0"/>
+            <w:ind w:left="0" w:right="0" w:firstLine="0" w:leftChars="0" w:rightChars="0" w:firstLineChars="0"/>
             <w:jc w:val="center"/>
             <w:textAlignment w:val="baseline"/>
             <w:rPr>
-              <w:rFonts w:hint="eastAsia" w:ascii="宋体" w:hAnsi="宋体" w:eastAsia="宋体" w:cs="宋体"/>
+              <w:rFonts w:ascii="宋体" w:eastAsia="宋体" w:hAnsi="宋体" w:cs="宋体" w:hint="eastAsia"/>
               <w:sz w:val="24"/>
               <w:szCs w:val="24"/>
             </w:rPr>
           </w:pPr>
           <w:r>
             <w:rPr>
-              <w:rFonts w:hint="eastAsia" w:ascii="宋体" w:hAnsi="宋体" w:eastAsia="宋体" w:cs="宋体"/>
+              <w:rFonts w:ascii="宋体" w:eastAsia="宋体" w:hAnsi="宋体" w:cs="宋体" w:hint="eastAsia"/>
               <w:sz w:val="24"/>
               <w:szCs w:val="24"/>
             </w:rPr>
@@ -1662,14 +1557,14 @@
         </w:p>
         <w:p>
           <w:pPr>
-            <w:pStyle w:val="16"/>
+            <w:pStyle w:val="TOC1"/>
             <w:tabs>
               <w:tab w:val="right" w:leader="dot" w:pos="8306"/>
             </w:tabs>
           </w:pPr>
           <w:r>
             <w:rPr>
-              <w:rFonts w:hint="eastAsia" w:ascii="宋体" w:hAnsi="宋体" w:eastAsia="宋体" w:cs="宋体"/>
+              <w:rFonts w:ascii="宋体" w:eastAsia="宋体" w:hAnsi="宋体" w:cs="宋体" w:hint="eastAsia"/>
               <w:sz w:val="24"/>
               <w:szCs w:val="24"/>
             </w:rPr>
@@ -1677,7 +1572,7 @@
           </w:r>
           <w:r>
             <w:rPr>
-              <w:rFonts w:hint="eastAsia" w:ascii="宋体" w:hAnsi="宋体" w:eastAsia="宋体" w:cs="宋体"/>
+              <w:rFonts w:ascii="宋体" w:eastAsia="宋体" w:hAnsi="宋体" w:cs="宋体" w:hint="eastAsia"/>
               <w:sz w:val="24"/>
               <w:szCs w:val="24"/>
             </w:rPr>
@@ -1685,7 +1580,7 @@
           </w:r>
           <w:r>
             <w:rPr>
-              <w:rFonts w:hint="eastAsia" w:ascii="宋体" w:hAnsi="宋体" w:eastAsia="宋体" w:cs="宋体"/>
+              <w:rFonts w:ascii="宋体" w:eastAsia="宋体" w:hAnsi="宋体" w:cs="宋体" w:hint="eastAsia"/>
               <w:sz w:val="24"/>
               <w:szCs w:val="24"/>
             </w:rPr>
@@ -1693,21 +1588,21 @@
           </w:r>
           <w:r>
             <w:rPr>
-              <w:rFonts w:hint="eastAsia" w:ascii="宋体" w:hAnsi="宋体" w:eastAsia="宋体" w:cs="宋体"/>
+              <w:rFonts w:ascii="宋体" w:eastAsia="宋体" w:hAnsi="宋体" w:cs="宋体" w:hint="eastAsia"/>
               <w:szCs w:val="24"/>
             </w:rPr>
             <w:fldChar w:fldCharType="begin"/>
           </w:r>
           <w:r>
             <w:rPr>
-              <w:rFonts w:hint="eastAsia" w:ascii="宋体" w:hAnsi="宋体" w:eastAsia="宋体" w:cs="宋体"/>
+              <w:rFonts w:ascii="宋体" w:eastAsia="宋体" w:hAnsi="宋体" w:cs="宋体" w:hint="eastAsia"/>
               <w:szCs w:val="24"/>
             </w:rPr>
             <w:instrText xml:space="preserve"> HYPERLINK \l _Toc10642 </w:instrText>
           </w:r>
           <w:r>
             <w:rPr>
-              <w:rFonts w:hint="eastAsia" w:ascii="宋体" w:hAnsi="宋体" w:eastAsia="宋体" w:cs="宋体"/>
+              <w:rFonts w:ascii="宋体" w:eastAsia="宋体" w:hAnsi="宋体" w:cs="宋体" w:hint="eastAsia"/>
               <w:szCs w:val="24"/>
             </w:rPr>
             <w:fldChar w:fldCharType="separate"/>
@@ -1739,7 +1634,7 @@
           </w:r>
           <w:r>
             <w:rPr>
-              <w:rFonts w:hint="eastAsia" w:ascii="宋体" w:hAnsi="宋体" w:eastAsia="宋体" w:cs="宋体"/>
+              <w:rFonts w:ascii="宋体" w:eastAsia="宋体" w:hAnsi="宋体" w:cs="宋体" w:hint="eastAsia"/>
               <w:szCs w:val="24"/>
             </w:rPr>
             <w:fldChar w:fldCharType="end"/>
@@ -1747,28 +1642,28 @@
         </w:p>
         <w:p>
           <w:pPr>
-            <w:pStyle w:val="16"/>
+            <w:pStyle w:val="TOC1"/>
             <w:tabs>
               <w:tab w:val="right" w:leader="dot" w:pos="8306"/>
             </w:tabs>
           </w:pPr>
           <w:r>
             <w:rPr>
-              <w:rFonts w:hint="eastAsia" w:ascii="宋体" w:hAnsi="宋体" w:eastAsia="宋体" w:cs="宋体"/>
+              <w:rFonts w:ascii="宋体" w:eastAsia="宋体" w:hAnsi="宋体" w:cs="宋体" w:hint="eastAsia"/>
               <w:szCs w:val="24"/>
             </w:rPr>
             <w:fldChar w:fldCharType="begin"/>
           </w:r>
           <w:r>
             <w:rPr>
-              <w:rFonts w:hint="eastAsia" w:ascii="宋体" w:hAnsi="宋体" w:eastAsia="宋体" w:cs="宋体"/>
+              <w:rFonts w:ascii="宋体" w:eastAsia="宋体" w:hAnsi="宋体" w:cs="宋体" w:hint="eastAsia"/>
               <w:szCs w:val="24"/>
             </w:rPr>
             <w:instrText xml:space="preserve"> HYPERLINK \l _Toc13007 </w:instrText>
           </w:r>
           <w:r>
             <w:rPr>
-              <w:rFonts w:hint="eastAsia" w:ascii="宋体" w:hAnsi="宋体" w:eastAsia="宋体" w:cs="宋体"/>
+              <w:rFonts w:ascii="宋体" w:eastAsia="宋体" w:hAnsi="宋体" w:cs="宋体" w:hint="eastAsia"/>
               <w:szCs w:val="24"/>
             </w:rPr>
             <w:fldChar w:fldCharType="separate"/>
@@ -1800,7 +1695,7 @@
           </w:r>
           <w:r>
             <w:rPr>
-              <w:rFonts w:hint="eastAsia" w:ascii="宋体" w:hAnsi="宋体" w:eastAsia="宋体" w:cs="宋体"/>
+              <w:rFonts w:ascii="宋体" w:eastAsia="宋体" w:hAnsi="宋体" w:cs="宋体" w:hint="eastAsia"/>
               <w:szCs w:val="24"/>
             </w:rPr>
             <w:fldChar w:fldCharType="end"/>
@@ -1808,28 +1703,28 @@
         </w:p>
         <w:p>
           <w:pPr>
-            <w:pStyle w:val="16"/>
+            <w:pStyle w:val="TOC1"/>
             <w:tabs>
               <w:tab w:val="right" w:leader="dot" w:pos="8306"/>
             </w:tabs>
           </w:pPr>
           <w:r>
             <w:rPr>
-              <w:rFonts w:hint="eastAsia" w:ascii="宋体" w:hAnsi="宋体" w:eastAsia="宋体" w:cs="宋体"/>
+              <w:rFonts w:ascii="宋体" w:eastAsia="宋体" w:hAnsi="宋体" w:cs="宋体" w:hint="eastAsia"/>
               <w:szCs w:val="24"/>
             </w:rPr>
             <w:fldChar w:fldCharType="begin"/>
           </w:r>
           <w:r>
             <w:rPr>
-              <w:rFonts w:hint="eastAsia" w:ascii="宋体" w:hAnsi="宋体" w:eastAsia="宋体" w:cs="宋体"/>
+              <w:rFonts w:ascii="宋体" w:eastAsia="宋体" w:hAnsi="宋体" w:cs="宋体" w:hint="eastAsia"/>
               <w:szCs w:val="24"/>
             </w:rPr>
             <w:instrText xml:space="preserve"> HYPERLINK \l _Toc10668 </w:instrText>
           </w:r>
           <w:r>
             <w:rPr>
-              <w:rFonts w:hint="eastAsia" w:ascii="宋体" w:hAnsi="宋体" w:eastAsia="宋体" w:cs="宋体"/>
+              <w:rFonts w:ascii="宋体" w:eastAsia="宋体" w:hAnsi="宋体" w:cs="宋体" w:hint="eastAsia"/>
               <w:szCs w:val="24"/>
             </w:rPr>
             <w:fldChar w:fldCharType="separate"/>
@@ -1867,7 +1762,7 @@
           </w:r>
           <w:r>
             <w:rPr>
-              <w:rFonts w:hint="eastAsia" w:ascii="宋体" w:hAnsi="宋体" w:eastAsia="宋体" w:cs="宋体"/>
+              <w:rFonts w:ascii="宋体" w:eastAsia="宋体" w:hAnsi="宋体" w:cs="宋体" w:hint="eastAsia"/>
               <w:szCs w:val="24"/>
             </w:rPr>
             <w:fldChar w:fldCharType="end"/>
@@ -1875,28 +1770,28 @@
         </w:p>
         <w:p>
           <w:pPr>
-            <w:pStyle w:val="17"/>
+            <w:pStyle w:val="TOC2"/>
             <w:tabs>
               <w:tab w:val="right" w:leader="dot" w:pos="8306"/>
             </w:tabs>
           </w:pPr>
           <w:r>
             <w:rPr>
-              <w:rFonts w:hint="eastAsia" w:ascii="宋体" w:hAnsi="宋体" w:eastAsia="宋体" w:cs="宋体"/>
+              <w:rFonts w:ascii="宋体" w:eastAsia="宋体" w:hAnsi="宋体" w:cs="宋体" w:hint="eastAsia"/>
               <w:szCs w:val="24"/>
             </w:rPr>
             <w:fldChar w:fldCharType="begin"/>
           </w:r>
           <w:r>
             <w:rPr>
-              <w:rFonts w:hint="eastAsia" w:ascii="宋体" w:hAnsi="宋体" w:eastAsia="宋体" w:cs="宋体"/>
+              <w:rFonts w:ascii="宋体" w:eastAsia="宋体" w:hAnsi="宋体" w:cs="宋体" w:hint="eastAsia"/>
               <w:szCs w:val="24"/>
             </w:rPr>
             <w:instrText xml:space="preserve"> HYPERLINK \l _Toc12550 </w:instrText>
           </w:r>
           <w:r>
             <w:rPr>
-              <w:rFonts w:hint="eastAsia" w:ascii="宋体" w:hAnsi="宋体" w:eastAsia="宋体" w:cs="宋体"/>
+              <w:rFonts w:ascii="宋体" w:eastAsia="宋体" w:hAnsi="宋体" w:cs="宋体" w:hint="eastAsia"/>
               <w:szCs w:val="24"/>
             </w:rPr>
             <w:fldChar w:fldCharType="separate"/>
@@ -1928,7 +1823,7 @@
           </w:r>
           <w:r>
             <w:rPr>
-              <w:rFonts w:hint="eastAsia" w:ascii="宋体" w:hAnsi="宋体" w:eastAsia="宋体" w:cs="宋体"/>
+              <w:rFonts w:ascii="宋体" w:eastAsia="宋体" w:hAnsi="宋体" w:cs="宋体" w:hint="eastAsia"/>
               <w:szCs w:val="24"/>
             </w:rPr>
             <w:fldChar w:fldCharType="end"/>
@@ -1936,28 +1831,28 @@
         </w:p>
         <w:p>
           <w:pPr>
-            <w:pStyle w:val="17"/>
+            <w:pStyle w:val="TOC2"/>
             <w:tabs>
               <w:tab w:val="right" w:leader="dot" w:pos="8306"/>
             </w:tabs>
           </w:pPr>
           <w:r>
             <w:rPr>
-              <w:rFonts w:hint="eastAsia" w:ascii="宋体" w:hAnsi="宋体" w:eastAsia="宋体" w:cs="宋体"/>
+              <w:rFonts w:ascii="宋体" w:eastAsia="宋体" w:hAnsi="宋体" w:cs="宋体" w:hint="eastAsia"/>
               <w:szCs w:val="24"/>
             </w:rPr>
             <w:fldChar w:fldCharType="begin"/>
           </w:r>
           <w:r>
             <w:rPr>
-              <w:rFonts w:hint="eastAsia" w:ascii="宋体" w:hAnsi="宋体" w:eastAsia="宋体" w:cs="宋体"/>
+              <w:rFonts w:ascii="宋体" w:eastAsia="宋体" w:hAnsi="宋体" w:cs="宋体" w:hint="eastAsia"/>
               <w:szCs w:val="24"/>
             </w:rPr>
             <w:instrText xml:space="preserve"> HYPERLINK \l _Toc11287 </w:instrText>
           </w:r>
           <w:r>
             <w:rPr>
-              <w:rFonts w:hint="eastAsia" w:ascii="宋体" w:hAnsi="宋体" w:eastAsia="宋体" w:cs="宋体"/>
+              <w:rFonts w:ascii="宋体" w:eastAsia="宋体" w:hAnsi="宋体" w:cs="宋体" w:hint="eastAsia"/>
               <w:szCs w:val="24"/>
             </w:rPr>
             <w:fldChar w:fldCharType="separate"/>
@@ -1989,7 +1884,7 @@
           </w:r>
           <w:r>
             <w:rPr>
-              <w:rFonts w:hint="eastAsia" w:ascii="宋体" w:hAnsi="宋体" w:eastAsia="宋体" w:cs="宋体"/>
+              <w:rFonts w:ascii="宋体" w:eastAsia="宋体" w:hAnsi="宋体" w:cs="宋体" w:hint="eastAsia"/>
               <w:szCs w:val="24"/>
             </w:rPr>
             <w:fldChar w:fldCharType="end"/>
@@ -1997,28 +1892,28 @@
         </w:p>
         <w:p>
           <w:pPr>
-            <w:pStyle w:val="17"/>
+            <w:pStyle w:val="TOC2"/>
             <w:tabs>
               <w:tab w:val="right" w:leader="dot" w:pos="8306"/>
             </w:tabs>
           </w:pPr>
           <w:r>
             <w:rPr>
-              <w:rFonts w:hint="eastAsia" w:ascii="宋体" w:hAnsi="宋体" w:eastAsia="宋体" w:cs="宋体"/>
+              <w:rFonts w:ascii="宋体" w:eastAsia="宋体" w:hAnsi="宋体" w:cs="宋体" w:hint="eastAsia"/>
               <w:szCs w:val="24"/>
             </w:rPr>
             <w:fldChar w:fldCharType="begin"/>
           </w:r>
           <w:r>
             <w:rPr>
-              <w:rFonts w:hint="eastAsia" w:ascii="宋体" w:hAnsi="宋体" w:eastAsia="宋体" w:cs="宋体"/>
+              <w:rFonts w:ascii="宋体" w:eastAsia="宋体" w:hAnsi="宋体" w:cs="宋体" w:hint="eastAsia"/>
               <w:szCs w:val="24"/>
             </w:rPr>
             <w:instrText xml:space="preserve"> HYPERLINK \l _Toc18616 </w:instrText>
           </w:r>
           <w:r>
             <w:rPr>
-              <w:rFonts w:hint="eastAsia" w:ascii="宋体" w:hAnsi="宋体" w:eastAsia="宋体" w:cs="宋体"/>
+              <w:rFonts w:ascii="宋体" w:eastAsia="宋体" w:hAnsi="宋体" w:cs="宋体" w:hint="eastAsia"/>
               <w:szCs w:val="24"/>
             </w:rPr>
             <w:fldChar w:fldCharType="separate"/>
@@ -2050,7 +1945,7 @@
           </w:r>
           <w:r>
             <w:rPr>
-              <w:rFonts w:hint="eastAsia" w:ascii="宋体" w:hAnsi="宋体" w:eastAsia="宋体" w:cs="宋体"/>
+              <w:rFonts w:ascii="宋体" w:eastAsia="宋体" w:hAnsi="宋体" w:cs="宋体" w:hint="eastAsia"/>
               <w:szCs w:val="24"/>
             </w:rPr>
             <w:fldChar w:fldCharType="end"/>
@@ -2058,28 +1953,28 @@
         </w:p>
         <w:p>
           <w:pPr>
-            <w:pStyle w:val="17"/>
+            <w:pStyle w:val="TOC2"/>
             <w:tabs>
               <w:tab w:val="right" w:leader="dot" w:pos="8306"/>
             </w:tabs>
           </w:pPr>
           <w:r>
             <w:rPr>
-              <w:rFonts w:hint="eastAsia" w:ascii="宋体" w:hAnsi="宋体" w:eastAsia="宋体" w:cs="宋体"/>
+              <w:rFonts w:ascii="宋体" w:eastAsia="宋体" w:hAnsi="宋体" w:cs="宋体" w:hint="eastAsia"/>
               <w:szCs w:val="24"/>
             </w:rPr>
             <w:fldChar w:fldCharType="begin"/>
           </w:r>
           <w:r>
             <w:rPr>
-              <w:rFonts w:hint="eastAsia" w:ascii="宋体" w:hAnsi="宋体" w:eastAsia="宋体" w:cs="宋体"/>
+              <w:rFonts w:ascii="宋体" w:eastAsia="宋体" w:hAnsi="宋体" w:cs="宋体" w:hint="eastAsia"/>
               <w:szCs w:val="24"/>
             </w:rPr>
             <w:instrText xml:space="preserve"> HYPERLINK \l _Toc17865 </w:instrText>
           </w:r>
           <w:r>
             <w:rPr>
-              <w:rFonts w:hint="eastAsia" w:ascii="宋体" w:hAnsi="宋体" w:eastAsia="宋体" w:cs="宋体"/>
+              <w:rFonts w:ascii="宋体" w:eastAsia="宋体" w:hAnsi="宋体" w:cs="宋体" w:hint="eastAsia"/>
               <w:szCs w:val="24"/>
             </w:rPr>
             <w:fldChar w:fldCharType="separate"/>
@@ -2111,7 +2006,7 @@
           </w:r>
           <w:r>
             <w:rPr>
-              <w:rFonts w:hint="eastAsia" w:ascii="宋体" w:hAnsi="宋体" w:eastAsia="宋体" w:cs="宋体"/>
+              <w:rFonts w:ascii="宋体" w:eastAsia="宋体" w:hAnsi="宋体" w:cs="宋体" w:hint="eastAsia"/>
               <w:szCs w:val="24"/>
             </w:rPr>
             <w:fldChar w:fldCharType="end"/>
@@ -2119,28 +2014,28 @@
         </w:p>
         <w:p>
           <w:pPr>
-            <w:pStyle w:val="13"/>
+            <w:pStyle w:val="TOC3"/>
             <w:tabs>
               <w:tab w:val="right" w:leader="dot" w:pos="8306"/>
             </w:tabs>
           </w:pPr>
           <w:r>
             <w:rPr>
-              <w:rFonts w:hint="eastAsia" w:ascii="宋体" w:hAnsi="宋体" w:eastAsia="宋体" w:cs="宋体"/>
+              <w:rFonts w:ascii="宋体" w:eastAsia="宋体" w:hAnsi="宋体" w:cs="宋体" w:hint="eastAsia"/>
               <w:szCs w:val="24"/>
             </w:rPr>
             <w:fldChar w:fldCharType="begin"/>
           </w:r>
           <w:r>
             <w:rPr>
-              <w:rFonts w:hint="eastAsia" w:ascii="宋体" w:hAnsi="宋体" w:eastAsia="宋体" w:cs="宋体"/>
+              <w:rFonts w:ascii="宋体" w:eastAsia="宋体" w:hAnsi="宋体" w:cs="宋体" w:hint="eastAsia"/>
               <w:szCs w:val="24"/>
             </w:rPr>
             <w:instrText xml:space="preserve"> HYPERLINK \l _Toc8299 </w:instrText>
           </w:r>
           <w:r>
             <w:rPr>
-              <w:rFonts w:hint="eastAsia" w:ascii="宋体" w:hAnsi="宋体" w:eastAsia="宋体" w:cs="宋体"/>
+              <w:rFonts w:ascii="宋体" w:eastAsia="宋体" w:hAnsi="宋体" w:cs="宋体" w:hint="eastAsia"/>
               <w:szCs w:val="24"/>
             </w:rPr>
             <w:fldChar w:fldCharType="separate"/>
@@ -2157,7 +2052,7 @@
               <w:rFonts w:hint="eastAsia"/>
               <w:lang w:val="en-US" w:eastAsia="zh-CN"/>
             </w:rPr>
-            <w:t>运维部部长</w:t>
+            <w:t>运维部经理</w:t>
           </w:r>
           <w:r>
             <w:tab/>
@@ -2179,7 +2074,7 @@
           </w:r>
           <w:r>
             <w:rPr>
-              <w:rFonts w:hint="eastAsia" w:ascii="宋体" w:hAnsi="宋体" w:eastAsia="宋体" w:cs="宋体"/>
+              <w:rFonts w:ascii="宋体" w:eastAsia="宋体" w:hAnsi="宋体" w:cs="宋体" w:hint="eastAsia"/>
               <w:szCs w:val="24"/>
             </w:rPr>
             <w:fldChar w:fldCharType="end"/>
@@ -2187,28 +2082,28 @@
         </w:p>
         <w:p>
           <w:pPr>
-            <w:pStyle w:val="13"/>
+            <w:pStyle w:val="TOC3"/>
             <w:tabs>
               <w:tab w:val="right" w:leader="dot" w:pos="8306"/>
             </w:tabs>
           </w:pPr>
           <w:r>
             <w:rPr>
-              <w:rFonts w:hint="eastAsia" w:ascii="宋体" w:hAnsi="宋体" w:eastAsia="宋体" w:cs="宋体"/>
+              <w:rFonts w:ascii="宋体" w:eastAsia="宋体" w:hAnsi="宋体" w:cs="宋体" w:hint="eastAsia"/>
               <w:szCs w:val="24"/>
             </w:rPr>
             <w:fldChar w:fldCharType="begin"/>
           </w:r>
           <w:r>
             <w:rPr>
-              <w:rFonts w:hint="eastAsia" w:ascii="宋体" w:hAnsi="宋体" w:eastAsia="宋体" w:cs="宋体"/>
+              <w:rFonts w:ascii="宋体" w:eastAsia="宋体" w:hAnsi="宋体" w:cs="宋体" w:hint="eastAsia"/>
               <w:szCs w:val="24"/>
             </w:rPr>
             <w:instrText xml:space="preserve"> HYPERLINK \l _Toc31471 </w:instrText>
           </w:r>
           <w:r>
             <w:rPr>
-              <w:rFonts w:hint="eastAsia" w:ascii="宋体" w:hAnsi="宋体" w:eastAsia="宋体" w:cs="宋体"/>
+              <w:rFonts w:ascii="宋体" w:eastAsia="宋体" w:hAnsi="宋体" w:cs="宋体" w:hint="eastAsia"/>
               <w:szCs w:val="24"/>
             </w:rPr>
             <w:fldChar w:fldCharType="separate"/>
@@ -2232,7 +2127,7 @@
               <w:rFonts w:hint="default"/>
               <w:lang w:val="en-US" w:eastAsia="zh-CN"/>
             </w:rPr>
-            <w:t>项目部长</w:t>
+            <w:t>项目经理</w:t>
           </w:r>
           <w:r>
             <w:tab/>
@@ -2254,7 +2149,7 @@
           </w:r>
           <w:r>
             <w:rPr>
-              <w:rFonts w:hint="eastAsia" w:ascii="宋体" w:hAnsi="宋体" w:eastAsia="宋体" w:cs="宋体"/>
+              <w:rFonts w:ascii="宋体" w:eastAsia="宋体" w:hAnsi="宋体" w:cs="宋体" w:hint="eastAsia"/>
               <w:szCs w:val="24"/>
             </w:rPr>
             <w:fldChar w:fldCharType="end"/>
@@ -2262,28 +2157,28 @@
         </w:p>
         <w:p>
           <w:pPr>
-            <w:pStyle w:val="13"/>
+            <w:pStyle w:val="TOC3"/>
             <w:tabs>
               <w:tab w:val="right" w:leader="dot" w:pos="8306"/>
             </w:tabs>
           </w:pPr>
           <w:r>
             <w:rPr>
-              <w:rFonts w:hint="eastAsia" w:ascii="宋体" w:hAnsi="宋体" w:eastAsia="宋体" w:cs="宋体"/>
+              <w:rFonts w:ascii="宋体" w:eastAsia="宋体" w:hAnsi="宋体" w:cs="宋体" w:hint="eastAsia"/>
               <w:szCs w:val="24"/>
             </w:rPr>
             <w:fldChar w:fldCharType="begin"/>
           </w:r>
           <w:r>
             <w:rPr>
-              <w:rFonts w:hint="eastAsia" w:ascii="宋体" w:hAnsi="宋体" w:eastAsia="宋体" w:cs="宋体"/>
+              <w:rFonts w:ascii="宋体" w:eastAsia="宋体" w:hAnsi="宋体" w:cs="宋体" w:hint="eastAsia"/>
               <w:szCs w:val="24"/>
             </w:rPr>
             <w:instrText xml:space="preserve"> HYPERLINK \l _Toc19541 </w:instrText>
           </w:r>
           <w:r>
             <w:rPr>
-              <w:rFonts w:hint="eastAsia" w:ascii="宋体" w:hAnsi="宋体" w:eastAsia="宋体" w:cs="宋体"/>
+              <w:rFonts w:ascii="宋体" w:eastAsia="宋体" w:hAnsi="宋体" w:cs="宋体" w:hint="eastAsia"/>
               <w:szCs w:val="24"/>
             </w:rPr>
             <w:fldChar w:fldCharType="separate"/>
@@ -2315,7 +2210,7 @@
           </w:r>
           <w:r>
             <w:rPr>
-              <w:rFonts w:hint="eastAsia" w:ascii="宋体" w:hAnsi="宋体" w:eastAsia="宋体" w:cs="宋体"/>
+              <w:rFonts w:ascii="宋体" w:eastAsia="宋体" w:hAnsi="宋体" w:cs="宋体" w:hint="eastAsia"/>
               <w:szCs w:val="24"/>
             </w:rPr>
             <w:fldChar w:fldCharType="end"/>
@@ -2323,28 +2218,28 @@
         </w:p>
         <w:p>
           <w:pPr>
-            <w:pStyle w:val="16"/>
+            <w:pStyle w:val="TOC1"/>
             <w:tabs>
               <w:tab w:val="right" w:leader="dot" w:pos="8306"/>
             </w:tabs>
           </w:pPr>
           <w:r>
             <w:rPr>
-              <w:rFonts w:hint="eastAsia" w:ascii="宋体" w:hAnsi="宋体" w:eastAsia="宋体" w:cs="宋体"/>
+              <w:rFonts w:ascii="宋体" w:eastAsia="宋体" w:hAnsi="宋体" w:cs="宋体" w:hint="eastAsia"/>
               <w:szCs w:val="24"/>
             </w:rPr>
             <w:fldChar w:fldCharType="begin"/>
           </w:r>
           <w:r>
             <w:rPr>
-              <w:rFonts w:hint="eastAsia" w:ascii="宋体" w:hAnsi="宋体" w:eastAsia="宋体" w:cs="宋体"/>
+              <w:rFonts w:ascii="宋体" w:eastAsia="宋体" w:hAnsi="宋体" w:cs="宋体" w:hint="eastAsia"/>
               <w:szCs w:val="24"/>
             </w:rPr>
             <w:instrText xml:space="preserve"> HYPERLINK \l _Toc5313 </w:instrText>
           </w:r>
           <w:r>
             <w:rPr>
-              <w:rFonts w:hint="eastAsia" w:ascii="宋体" w:hAnsi="宋体" w:eastAsia="宋体" w:cs="宋体"/>
+              <w:rFonts w:ascii="宋体" w:eastAsia="宋体" w:hAnsi="宋体" w:cs="宋体" w:hint="eastAsia"/>
               <w:szCs w:val="24"/>
             </w:rPr>
             <w:fldChar w:fldCharType="separate"/>
@@ -2376,7 +2271,7 @@
           </w:r>
           <w:r>
             <w:rPr>
-              <w:rFonts w:hint="eastAsia" w:ascii="宋体" w:hAnsi="宋体" w:eastAsia="宋体" w:cs="宋体"/>
+              <w:rFonts w:ascii="宋体" w:eastAsia="宋体" w:hAnsi="宋体" w:cs="宋体" w:hint="eastAsia"/>
               <w:szCs w:val="24"/>
             </w:rPr>
             <w:fldChar w:fldCharType="end"/>
@@ -2384,28 +2279,28 @@
         </w:p>
         <w:p>
           <w:pPr>
-            <w:pStyle w:val="16"/>
+            <w:pStyle w:val="TOC1"/>
             <w:tabs>
               <w:tab w:val="right" w:leader="dot" w:pos="8306"/>
             </w:tabs>
           </w:pPr>
           <w:r>
             <w:rPr>
-              <w:rFonts w:hint="eastAsia" w:ascii="宋体" w:hAnsi="宋体" w:eastAsia="宋体" w:cs="宋体"/>
+              <w:rFonts w:ascii="宋体" w:eastAsia="宋体" w:hAnsi="宋体" w:cs="宋体" w:hint="eastAsia"/>
               <w:szCs w:val="24"/>
             </w:rPr>
             <w:fldChar w:fldCharType="begin"/>
           </w:r>
           <w:r>
             <w:rPr>
-              <w:rFonts w:hint="eastAsia" w:ascii="宋体" w:hAnsi="宋体" w:eastAsia="宋体" w:cs="宋体"/>
+              <w:rFonts w:ascii="宋体" w:eastAsia="宋体" w:hAnsi="宋体" w:cs="宋体" w:hint="eastAsia"/>
               <w:szCs w:val="24"/>
             </w:rPr>
             <w:instrText xml:space="preserve"> HYPERLINK \l _Toc10069 </w:instrText>
           </w:r>
           <w:r>
             <w:rPr>
-              <w:rFonts w:hint="eastAsia" w:ascii="宋体" w:hAnsi="宋体" w:eastAsia="宋体" w:cs="宋体"/>
+              <w:rFonts w:ascii="宋体" w:eastAsia="宋体" w:hAnsi="宋体" w:cs="宋体" w:hint="eastAsia"/>
               <w:szCs w:val="24"/>
             </w:rPr>
             <w:fldChar w:fldCharType="separate"/>
@@ -2437,7 +2332,7 @@
           </w:r>
           <w:r>
             <w:rPr>
-              <w:rFonts w:hint="eastAsia" w:ascii="宋体" w:hAnsi="宋体" w:eastAsia="宋体" w:cs="宋体"/>
+              <w:rFonts w:ascii="宋体" w:eastAsia="宋体" w:hAnsi="宋体" w:cs="宋体" w:hint="eastAsia"/>
               <w:szCs w:val="24"/>
             </w:rPr>
             <w:fldChar w:fldCharType="end"/>
@@ -2445,28 +2340,28 @@
         </w:p>
         <w:p>
           <w:pPr>
-            <w:pStyle w:val="17"/>
+            <w:pStyle w:val="TOC2"/>
             <w:tabs>
               <w:tab w:val="right" w:leader="dot" w:pos="8306"/>
             </w:tabs>
           </w:pPr>
           <w:r>
             <w:rPr>
-              <w:rFonts w:hint="eastAsia" w:ascii="宋体" w:hAnsi="宋体" w:eastAsia="宋体" w:cs="宋体"/>
+              <w:rFonts w:ascii="宋体" w:eastAsia="宋体" w:hAnsi="宋体" w:cs="宋体" w:hint="eastAsia"/>
               <w:szCs w:val="24"/>
             </w:rPr>
             <w:fldChar w:fldCharType="begin"/>
           </w:r>
           <w:r>
             <w:rPr>
-              <w:rFonts w:hint="eastAsia" w:ascii="宋体" w:hAnsi="宋体" w:eastAsia="宋体" w:cs="宋体"/>
+              <w:rFonts w:ascii="宋体" w:eastAsia="宋体" w:hAnsi="宋体" w:cs="宋体" w:hint="eastAsia"/>
               <w:szCs w:val="24"/>
             </w:rPr>
             <w:instrText xml:space="preserve"> HYPERLINK \l _Toc1789 </w:instrText>
           </w:r>
           <w:r>
             <w:rPr>
-              <w:rFonts w:hint="eastAsia" w:ascii="宋体" w:hAnsi="宋体" w:eastAsia="宋体" w:cs="宋体"/>
+              <w:rFonts w:ascii="宋体" w:eastAsia="宋体" w:hAnsi="宋体" w:cs="宋体" w:hint="eastAsia"/>
               <w:szCs w:val="24"/>
             </w:rPr>
             <w:fldChar w:fldCharType="separate"/>
@@ -2498,7 +2393,7 @@
           </w:r>
           <w:r>
             <w:rPr>
-              <w:rFonts w:hint="eastAsia" w:ascii="宋体" w:hAnsi="宋体" w:eastAsia="宋体" w:cs="宋体"/>
+              <w:rFonts w:ascii="宋体" w:eastAsia="宋体" w:hAnsi="宋体" w:cs="宋体" w:hint="eastAsia"/>
               <w:szCs w:val="24"/>
             </w:rPr>
             <w:fldChar w:fldCharType="end"/>
@@ -2506,28 +2401,28 @@
         </w:p>
         <w:p>
           <w:pPr>
-            <w:pStyle w:val="17"/>
+            <w:pStyle w:val="TOC2"/>
             <w:tabs>
               <w:tab w:val="right" w:leader="dot" w:pos="8306"/>
             </w:tabs>
           </w:pPr>
           <w:r>
             <w:rPr>
-              <w:rFonts w:hint="eastAsia" w:ascii="宋体" w:hAnsi="宋体" w:eastAsia="宋体" w:cs="宋体"/>
+              <w:rFonts w:ascii="宋体" w:eastAsia="宋体" w:hAnsi="宋体" w:cs="宋体" w:hint="eastAsia"/>
               <w:szCs w:val="24"/>
             </w:rPr>
             <w:fldChar w:fldCharType="begin"/>
           </w:r>
           <w:r>
             <w:rPr>
-              <w:rFonts w:hint="eastAsia" w:ascii="宋体" w:hAnsi="宋体" w:eastAsia="宋体" w:cs="宋体"/>
+              <w:rFonts w:ascii="宋体" w:eastAsia="宋体" w:hAnsi="宋体" w:cs="宋体" w:hint="eastAsia"/>
               <w:szCs w:val="24"/>
             </w:rPr>
             <w:instrText xml:space="preserve"> HYPERLINK \l _Toc20752 </w:instrText>
           </w:r>
           <w:r>
             <w:rPr>
-              <w:rFonts w:hint="eastAsia" w:ascii="宋体" w:hAnsi="宋体" w:eastAsia="宋体" w:cs="宋体"/>
+              <w:rFonts w:ascii="宋体" w:eastAsia="宋体" w:hAnsi="宋体" w:cs="宋体" w:hint="eastAsia"/>
               <w:szCs w:val="24"/>
             </w:rPr>
             <w:fldChar w:fldCharType="separate"/>
@@ -2559,7 +2454,7 @@
           </w:r>
           <w:r>
             <w:rPr>
-              <w:rFonts w:hint="eastAsia" w:ascii="宋体" w:hAnsi="宋体" w:eastAsia="宋体" w:cs="宋体"/>
+              <w:rFonts w:ascii="宋体" w:eastAsia="宋体" w:hAnsi="宋体" w:cs="宋体" w:hint="eastAsia"/>
               <w:szCs w:val="24"/>
             </w:rPr>
             <w:fldChar w:fldCharType="end"/>
@@ -2567,28 +2462,28 @@
         </w:p>
         <w:p>
           <w:pPr>
-            <w:pStyle w:val="17"/>
+            <w:pStyle w:val="TOC2"/>
             <w:tabs>
               <w:tab w:val="right" w:leader="dot" w:pos="8306"/>
             </w:tabs>
           </w:pPr>
           <w:r>
             <w:rPr>
-              <w:rFonts w:hint="eastAsia" w:ascii="宋体" w:hAnsi="宋体" w:eastAsia="宋体" w:cs="宋体"/>
+              <w:rFonts w:ascii="宋体" w:eastAsia="宋体" w:hAnsi="宋体" w:cs="宋体" w:hint="eastAsia"/>
               <w:szCs w:val="24"/>
             </w:rPr>
             <w:fldChar w:fldCharType="begin"/>
           </w:r>
           <w:r>
             <w:rPr>
-              <w:rFonts w:hint="eastAsia" w:ascii="宋体" w:hAnsi="宋体" w:eastAsia="宋体" w:cs="宋体"/>
+              <w:rFonts w:ascii="宋体" w:eastAsia="宋体" w:hAnsi="宋体" w:cs="宋体" w:hint="eastAsia"/>
               <w:szCs w:val="24"/>
             </w:rPr>
             <w:instrText xml:space="preserve"> HYPERLINK \l _Toc27177 </w:instrText>
           </w:r>
           <w:r>
             <w:rPr>
-              <w:rFonts w:hint="eastAsia" w:ascii="宋体" w:hAnsi="宋体" w:eastAsia="宋体" w:cs="宋体"/>
+              <w:rFonts w:ascii="宋体" w:eastAsia="宋体" w:hAnsi="宋体" w:cs="宋体" w:hint="eastAsia"/>
               <w:szCs w:val="24"/>
             </w:rPr>
             <w:fldChar w:fldCharType="separate"/>
@@ -2620,7 +2515,7 @@
           </w:r>
           <w:r>
             <w:rPr>
-              <w:rFonts w:hint="eastAsia" w:ascii="宋体" w:hAnsi="宋体" w:eastAsia="宋体" w:cs="宋体"/>
+              <w:rFonts w:ascii="宋体" w:eastAsia="宋体" w:hAnsi="宋体" w:cs="宋体" w:hint="eastAsia"/>
               <w:szCs w:val="24"/>
             </w:rPr>
             <w:fldChar w:fldCharType="end"/>
@@ -2628,28 +2523,28 @@
         </w:p>
         <w:p>
           <w:pPr>
-            <w:pStyle w:val="16"/>
+            <w:pStyle w:val="TOC1"/>
             <w:tabs>
               <w:tab w:val="right" w:leader="dot" w:pos="8306"/>
             </w:tabs>
           </w:pPr>
           <w:r>
             <w:rPr>
-              <w:rFonts w:hint="eastAsia" w:ascii="宋体" w:hAnsi="宋体" w:eastAsia="宋体" w:cs="宋体"/>
+              <w:rFonts w:ascii="宋体" w:eastAsia="宋体" w:hAnsi="宋体" w:cs="宋体" w:hint="eastAsia"/>
               <w:szCs w:val="24"/>
             </w:rPr>
             <w:fldChar w:fldCharType="begin"/>
           </w:r>
           <w:r>
             <w:rPr>
-              <w:rFonts w:hint="eastAsia" w:ascii="宋体" w:hAnsi="宋体" w:eastAsia="宋体" w:cs="宋体"/>
+              <w:rFonts w:ascii="宋体" w:eastAsia="宋体" w:hAnsi="宋体" w:cs="宋体" w:hint="eastAsia"/>
               <w:szCs w:val="24"/>
             </w:rPr>
             <w:instrText xml:space="preserve"> HYPERLINK \l _Toc24981 </w:instrText>
           </w:r>
           <w:r>
             <w:rPr>
-              <w:rFonts w:hint="eastAsia" w:ascii="宋体" w:hAnsi="宋体" w:eastAsia="宋体" w:cs="宋体"/>
+              <w:rFonts w:ascii="宋体" w:eastAsia="宋体" w:hAnsi="宋体" w:cs="宋体" w:hint="eastAsia"/>
               <w:szCs w:val="24"/>
             </w:rPr>
             <w:fldChar w:fldCharType="separate"/>
@@ -2681,7 +2576,7 @@
           </w:r>
           <w:r>
             <w:rPr>
-              <w:rFonts w:hint="eastAsia" w:ascii="宋体" w:hAnsi="宋体" w:eastAsia="宋体" w:cs="宋体"/>
+              <w:rFonts w:ascii="宋体" w:eastAsia="宋体" w:hAnsi="宋体" w:cs="宋体" w:hint="eastAsia"/>
               <w:szCs w:val="24"/>
             </w:rPr>
             <w:fldChar w:fldCharType="end"/>
@@ -2689,28 +2584,28 @@
         </w:p>
         <w:p>
           <w:pPr>
-            <w:pStyle w:val="17"/>
+            <w:pStyle w:val="TOC2"/>
             <w:tabs>
               <w:tab w:val="right" w:leader="dot" w:pos="8306"/>
             </w:tabs>
           </w:pPr>
           <w:r>
             <w:rPr>
-              <w:rFonts w:hint="eastAsia" w:ascii="宋体" w:hAnsi="宋体" w:eastAsia="宋体" w:cs="宋体"/>
+              <w:rFonts w:ascii="宋体" w:eastAsia="宋体" w:hAnsi="宋体" w:cs="宋体" w:hint="eastAsia"/>
               <w:szCs w:val="24"/>
             </w:rPr>
             <w:fldChar w:fldCharType="begin"/>
           </w:r>
           <w:r>
             <w:rPr>
-              <w:rFonts w:hint="eastAsia" w:ascii="宋体" w:hAnsi="宋体" w:eastAsia="宋体" w:cs="宋体"/>
+              <w:rFonts w:ascii="宋体" w:eastAsia="宋体" w:hAnsi="宋体" w:cs="宋体" w:hint="eastAsia"/>
               <w:szCs w:val="24"/>
             </w:rPr>
             <w:instrText xml:space="preserve"> HYPERLINK \l _Toc30998 </w:instrText>
           </w:r>
           <w:r>
             <w:rPr>
-              <w:rFonts w:hint="eastAsia" w:ascii="宋体" w:hAnsi="宋体" w:eastAsia="宋体" w:cs="宋体"/>
+              <w:rFonts w:ascii="宋体" w:eastAsia="宋体" w:hAnsi="宋体" w:cs="宋体" w:hint="eastAsia"/>
               <w:szCs w:val="24"/>
             </w:rPr>
             <w:fldChar w:fldCharType="separate"/>
@@ -2749,7 +2644,7 @@
           </w:r>
           <w:r>
             <w:rPr>
-              <w:rFonts w:hint="eastAsia" w:ascii="宋体" w:hAnsi="宋体" w:eastAsia="宋体" w:cs="宋体"/>
+              <w:rFonts w:ascii="宋体" w:eastAsia="宋体" w:hAnsi="宋体" w:cs="宋体" w:hint="eastAsia"/>
               <w:szCs w:val="24"/>
             </w:rPr>
             <w:fldChar w:fldCharType="end"/>
@@ -2757,28 +2652,28 @@
         </w:p>
         <w:p>
           <w:pPr>
-            <w:pStyle w:val="13"/>
+            <w:pStyle w:val="TOC3"/>
             <w:tabs>
               <w:tab w:val="right" w:leader="dot" w:pos="8306"/>
             </w:tabs>
           </w:pPr>
           <w:r>
             <w:rPr>
-              <w:rFonts w:hint="eastAsia" w:ascii="宋体" w:hAnsi="宋体" w:eastAsia="宋体" w:cs="宋体"/>
+              <w:rFonts w:ascii="宋体" w:eastAsia="宋体" w:hAnsi="宋体" w:cs="宋体" w:hint="eastAsia"/>
               <w:szCs w:val="24"/>
             </w:rPr>
             <w:fldChar w:fldCharType="begin"/>
           </w:r>
           <w:r>
             <w:rPr>
-              <w:rFonts w:hint="eastAsia" w:ascii="宋体" w:hAnsi="宋体" w:eastAsia="宋体" w:cs="宋体"/>
+              <w:rFonts w:ascii="宋体" w:eastAsia="宋体" w:hAnsi="宋体" w:cs="宋体" w:hint="eastAsia"/>
               <w:szCs w:val="24"/>
             </w:rPr>
             <w:instrText xml:space="preserve"> HYPERLINK \l _Toc10098 </w:instrText>
           </w:r>
           <w:r>
             <w:rPr>
-              <w:rFonts w:hint="eastAsia" w:ascii="宋体" w:hAnsi="宋体" w:eastAsia="宋体" w:cs="宋体"/>
+              <w:rFonts w:ascii="宋体" w:eastAsia="宋体" w:hAnsi="宋体" w:cs="宋体" w:hint="eastAsia"/>
               <w:szCs w:val="24"/>
             </w:rPr>
             <w:fldChar w:fldCharType="separate"/>
@@ -2817,7 +2712,7 @@
           </w:r>
           <w:r>
             <w:rPr>
-              <w:rFonts w:hint="eastAsia" w:ascii="宋体" w:hAnsi="宋体" w:eastAsia="宋体" w:cs="宋体"/>
+              <w:rFonts w:ascii="宋体" w:eastAsia="宋体" w:hAnsi="宋体" w:cs="宋体" w:hint="eastAsia"/>
               <w:szCs w:val="24"/>
             </w:rPr>
             <w:fldChar w:fldCharType="end"/>
@@ -2825,28 +2720,28 @@
         </w:p>
         <w:p>
           <w:pPr>
-            <w:pStyle w:val="13"/>
+            <w:pStyle w:val="TOC3"/>
             <w:tabs>
               <w:tab w:val="right" w:leader="dot" w:pos="8306"/>
             </w:tabs>
           </w:pPr>
           <w:r>
             <w:rPr>
-              <w:rFonts w:hint="eastAsia" w:ascii="宋体" w:hAnsi="宋体" w:eastAsia="宋体" w:cs="宋体"/>
+              <w:rFonts w:ascii="宋体" w:eastAsia="宋体" w:hAnsi="宋体" w:cs="宋体" w:hint="eastAsia"/>
               <w:szCs w:val="24"/>
             </w:rPr>
             <w:fldChar w:fldCharType="begin"/>
           </w:r>
           <w:r>
             <w:rPr>
-              <w:rFonts w:hint="eastAsia" w:ascii="宋体" w:hAnsi="宋体" w:eastAsia="宋体" w:cs="宋体"/>
+              <w:rFonts w:ascii="宋体" w:eastAsia="宋体" w:hAnsi="宋体" w:cs="宋体" w:hint="eastAsia"/>
               <w:szCs w:val="24"/>
             </w:rPr>
             <w:instrText xml:space="preserve"> HYPERLINK \l _Toc13108 </w:instrText>
           </w:r>
           <w:r>
             <w:rPr>
-              <w:rFonts w:hint="eastAsia" w:ascii="宋体" w:hAnsi="宋体" w:eastAsia="宋体" w:cs="宋体"/>
+              <w:rFonts w:ascii="宋体" w:eastAsia="宋体" w:hAnsi="宋体" w:cs="宋体" w:hint="eastAsia"/>
               <w:szCs w:val="24"/>
             </w:rPr>
             <w:fldChar w:fldCharType="separate"/>
@@ -2878,7 +2773,7 @@
           </w:r>
           <w:r>
             <w:rPr>
-              <w:rFonts w:hint="eastAsia" w:ascii="宋体" w:hAnsi="宋体" w:eastAsia="宋体" w:cs="宋体"/>
+              <w:rFonts w:ascii="宋体" w:eastAsia="宋体" w:hAnsi="宋体" w:cs="宋体" w:hint="eastAsia"/>
               <w:szCs w:val="24"/>
             </w:rPr>
             <w:fldChar w:fldCharType="end"/>
@@ -2886,28 +2781,28 @@
         </w:p>
         <w:p>
           <w:pPr>
-            <w:pStyle w:val="17"/>
+            <w:pStyle w:val="TOC2"/>
             <w:tabs>
               <w:tab w:val="right" w:leader="dot" w:pos="8306"/>
             </w:tabs>
           </w:pPr>
           <w:r>
             <w:rPr>
-              <w:rFonts w:hint="eastAsia" w:ascii="宋体" w:hAnsi="宋体" w:eastAsia="宋体" w:cs="宋体"/>
+              <w:rFonts w:ascii="宋体" w:eastAsia="宋体" w:hAnsi="宋体" w:cs="宋体" w:hint="eastAsia"/>
               <w:szCs w:val="24"/>
             </w:rPr>
             <w:fldChar w:fldCharType="begin"/>
           </w:r>
           <w:r>
             <w:rPr>
-              <w:rFonts w:hint="eastAsia" w:ascii="宋体" w:hAnsi="宋体" w:eastAsia="宋体" w:cs="宋体"/>
+              <w:rFonts w:ascii="宋体" w:eastAsia="宋体" w:hAnsi="宋体" w:cs="宋体" w:hint="eastAsia"/>
               <w:szCs w:val="24"/>
             </w:rPr>
             <w:instrText xml:space="preserve"> HYPERLINK \l _Toc11042 </w:instrText>
           </w:r>
           <w:r>
             <w:rPr>
-              <w:rFonts w:hint="eastAsia" w:ascii="宋体" w:hAnsi="宋体" w:eastAsia="宋体" w:cs="宋体"/>
+              <w:rFonts w:ascii="宋体" w:eastAsia="宋体" w:hAnsi="宋体" w:cs="宋体" w:hint="eastAsia"/>
               <w:szCs w:val="24"/>
             </w:rPr>
             <w:fldChar w:fldCharType="separate"/>
@@ -2939,7 +2834,7 @@
           </w:r>
           <w:r>
             <w:rPr>
-              <w:rFonts w:hint="eastAsia" w:ascii="宋体" w:hAnsi="宋体" w:eastAsia="宋体" w:cs="宋体"/>
+              <w:rFonts w:ascii="宋体" w:eastAsia="宋体" w:hAnsi="宋体" w:cs="宋体" w:hint="eastAsia"/>
               <w:szCs w:val="24"/>
             </w:rPr>
             <w:fldChar w:fldCharType="end"/>
@@ -2947,28 +2842,28 @@
         </w:p>
         <w:p>
           <w:pPr>
-            <w:pStyle w:val="13"/>
+            <w:pStyle w:val="TOC3"/>
             <w:tabs>
               <w:tab w:val="right" w:leader="dot" w:pos="8306"/>
             </w:tabs>
           </w:pPr>
           <w:r>
             <w:rPr>
-              <w:rFonts w:hint="eastAsia" w:ascii="宋体" w:hAnsi="宋体" w:eastAsia="宋体" w:cs="宋体"/>
+              <w:rFonts w:ascii="宋体" w:eastAsia="宋体" w:hAnsi="宋体" w:cs="宋体" w:hint="eastAsia"/>
               <w:szCs w:val="24"/>
             </w:rPr>
             <w:fldChar w:fldCharType="begin"/>
           </w:r>
           <w:r>
             <w:rPr>
-              <w:rFonts w:hint="eastAsia" w:ascii="宋体" w:hAnsi="宋体" w:eastAsia="宋体" w:cs="宋体"/>
+              <w:rFonts w:ascii="宋体" w:eastAsia="宋体" w:hAnsi="宋体" w:cs="宋体" w:hint="eastAsia"/>
               <w:szCs w:val="24"/>
             </w:rPr>
             <w:instrText xml:space="preserve"> HYPERLINK \l _Toc4781 </w:instrText>
           </w:r>
           <w:r>
             <w:rPr>
-              <w:rFonts w:hint="eastAsia" w:ascii="宋体" w:hAnsi="宋体" w:eastAsia="宋体" w:cs="宋体"/>
+              <w:rFonts w:ascii="宋体" w:eastAsia="宋体" w:hAnsi="宋体" w:cs="宋体" w:hint="eastAsia"/>
               <w:szCs w:val="24"/>
             </w:rPr>
             <w:fldChar w:fldCharType="separate"/>
@@ -3000,7 +2895,7 @@
           </w:r>
           <w:r>
             <w:rPr>
-              <w:rFonts w:hint="eastAsia" w:ascii="宋体" w:hAnsi="宋体" w:eastAsia="宋体" w:cs="宋体"/>
+              <w:rFonts w:ascii="宋体" w:eastAsia="宋体" w:hAnsi="宋体" w:cs="宋体" w:hint="eastAsia"/>
               <w:szCs w:val="24"/>
             </w:rPr>
             <w:fldChar w:fldCharType="end"/>
@@ -3008,28 +2903,28 @@
         </w:p>
         <w:p>
           <w:pPr>
-            <w:pStyle w:val="13"/>
+            <w:pStyle w:val="TOC3"/>
             <w:tabs>
               <w:tab w:val="right" w:leader="dot" w:pos="8306"/>
             </w:tabs>
           </w:pPr>
           <w:r>
             <w:rPr>
-              <w:rFonts w:hint="eastAsia" w:ascii="宋体" w:hAnsi="宋体" w:eastAsia="宋体" w:cs="宋体"/>
+              <w:rFonts w:ascii="宋体" w:eastAsia="宋体" w:hAnsi="宋体" w:cs="宋体" w:hint="eastAsia"/>
               <w:szCs w:val="24"/>
             </w:rPr>
             <w:fldChar w:fldCharType="begin"/>
           </w:r>
           <w:r>
             <w:rPr>
-              <w:rFonts w:hint="eastAsia" w:ascii="宋体" w:hAnsi="宋体" w:eastAsia="宋体" w:cs="宋体"/>
+              <w:rFonts w:ascii="宋体" w:eastAsia="宋体" w:hAnsi="宋体" w:cs="宋体" w:hint="eastAsia"/>
               <w:szCs w:val="24"/>
             </w:rPr>
             <w:instrText xml:space="preserve"> HYPERLINK \l _Toc19257 </w:instrText>
           </w:r>
           <w:r>
             <w:rPr>
-              <w:rFonts w:hint="eastAsia" w:ascii="宋体" w:hAnsi="宋体" w:eastAsia="宋体" w:cs="宋体"/>
+              <w:rFonts w:ascii="宋体" w:eastAsia="宋体" w:hAnsi="宋体" w:cs="宋体" w:hint="eastAsia"/>
               <w:szCs w:val="24"/>
             </w:rPr>
             <w:fldChar w:fldCharType="separate"/>
@@ -3061,7 +2956,7 @@
           </w:r>
           <w:r>
             <w:rPr>
-              <w:rFonts w:hint="eastAsia" w:ascii="宋体" w:hAnsi="宋体" w:eastAsia="宋体" w:cs="宋体"/>
+              <w:rFonts w:ascii="宋体" w:eastAsia="宋体" w:hAnsi="宋体" w:cs="宋体" w:hint="eastAsia"/>
               <w:szCs w:val="24"/>
             </w:rPr>
             <w:fldChar w:fldCharType="end"/>
@@ -3069,28 +2964,28 @@
         </w:p>
         <w:p>
           <w:pPr>
-            <w:pStyle w:val="17"/>
+            <w:pStyle w:val="TOC2"/>
             <w:tabs>
               <w:tab w:val="right" w:leader="dot" w:pos="8306"/>
             </w:tabs>
           </w:pPr>
           <w:r>
             <w:rPr>
-              <w:rFonts w:hint="eastAsia" w:ascii="宋体" w:hAnsi="宋体" w:eastAsia="宋体" w:cs="宋体"/>
+              <w:rFonts w:ascii="宋体" w:eastAsia="宋体" w:hAnsi="宋体" w:cs="宋体" w:hint="eastAsia"/>
               <w:szCs w:val="24"/>
             </w:rPr>
             <w:fldChar w:fldCharType="begin"/>
           </w:r>
           <w:r>
             <w:rPr>
-              <w:rFonts w:hint="eastAsia" w:ascii="宋体" w:hAnsi="宋体" w:eastAsia="宋体" w:cs="宋体"/>
+              <w:rFonts w:ascii="宋体" w:eastAsia="宋体" w:hAnsi="宋体" w:cs="宋体" w:hint="eastAsia"/>
               <w:szCs w:val="24"/>
             </w:rPr>
             <w:instrText xml:space="preserve"> HYPERLINK \l _Toc31864 </w:instrText>
           </w:r>
           <w:r>
             <w:rPr>
-              <w:rFonts w:hint="eastAsia" w:ascii="宋体" w:hAnsi="宋体" w:eastAsia="宋体" w:cs="宋体"/>
+              <w:rFonts w:ascii="宋体" w:eastAsia="宋体" w:hAnsi="宋体" w:cs="宋体" w:hint="eastAsia"/>
               <w:szCs w:val="24"/>
             </w:rPr>
             <w:fldChar w:fldCharType="separate"/>
@@ -3122,7 +3017,7 @@
           </w:r>
           <w:r>
             <w:rPr>
-              <w:rFonts w:hint="eastAsia" w:ascii="宋体" w:hAnsi="宋体" w:eastAsia="宋体" w:cs="宋体"/>
+              <w:rFonts w:ascii="宋体" w:eastAsia="宋体" w:hAnsi="宋体" w:cs="宋体" w:hint="eastAsia"/>
               <w:szCs w:val="24"/>
             </w:rPr>
             <w:fldChar w:fldCharType="end"/>
@@ -3130,28 +3025,28 @@
         </w:p>
         <w:p>
           <w:pPr>
-            <w:pStyle w:val="13"/>
+            <w:pStyle w:val="TOC3"/>
             <w:tabs>
               <w:tab w:val="right" w:leader="dot" w:pos="8306"/>
             </w:tabs>
           </w:pPr>
           <w:r>
             <w:rPr>
-              <w:rFonts w:hint="eastAsia" w:ascii="宋体" w:hAnsi="宋体" w:eastAsia="宋体" w:cs="宋体"/>
+              <w:rFonts w:ascii="宋体" w:eastAsia="宋体" w:hAnsi="宋体" w:cs="宋体" w:hint="eastAsia"/>
               <w:szCs w:val="24"/>
             </w:rPr>
             <w:fldChar w:fldCharType="begin"/>
           </w:r>
           <w:r>
             <w:rPr>
-              <w:rFonts w:hint="eastAsia" w:ascii="宋体" w:hAnsi="宋体" w:eastAsia="宋体" w:cs="宋体"/>
+              <w:rFonts w:ascii="宋体" w:eastAsia="宋体" w:hAnsi="宋体" w:cs="宋体" w:hint="eastAsia"/>
               <w:szCs w:val="24"/>
             </w:rPr>
             <w:instrText xml:space="preserve"> HYPERLINK \l _Toc7877 </w:instrText>
           </w:r>
           <w:r>
             <w:rPr>
-              <w:rFonts w:hint="eastAsia" w:ascii="宋体" w:hAnsi="宋体" w:eastAsia="宋体" w:cs="宋体"/>
+              <w:rFonts w:ascii="宋体" w:eastAsia="宋体" w:hAnsi="宋体" w:cs="宋体" w:hint="eastAsia"/>
               <w:szCs w:val="24"/>
             </w:rPr>
             <w:fldChar w:fldCharType="separate"/>
@@ -3183,7 +3078,7 @@
           </w:r>
           <w:r>
             <w:rPr>
-              <w:rFonts w:hint="eastAsia" w:ascii="宋体" w:hAnsi="宋体" w:eastAsia="宋体" w:cs="宋体"/>
+              <w:rFonts w:ascii="宋体" w:eastAsia="宋体" w:hAnsi="宋体" w:cs="宋体" w:hint="eastAsia"/>
               <w:szCs w:val="24"/>
             </w:rPr>
             <w:fldChar w:fldCharType="end"/>
@@ -3191,28 +3086,28 @@
         </w:p>
         <w:p>
           <w:pPr>
-            <w:pStyle w:val="13"/>
+            <w:pStyle w:val="TOC3"/>
             <w:tabs>
               <w:tab w:val="right" w:leader="dot" w:pos="8306"/>
             </w:tabs>
           </w:pPr>
           <w:r>
             <w:rPr>
-              <w:rFonts w:hint="eastAsia" w:ascii="宋体" w:hAnsi="宋体" w:eastAsia="宋体" w:cs="宋体"/>
+              <w:rFonts w:ascii="宋体" w:eastAsia="宋体" w:hAnsi="宋体" w:cs="宋体" w:hint="eastAsia"/>
               <w:szCs w:val="24"/>
             </w:rPr>
             <w:fldChar w:fldCharType="begin"/>
           </w:r>
           <w:r>
             <w:rPr>
-              <w:rFonts w:hint="eastAsia" w:ascii="宋体" w:hAnsi="宋体" w:eastAsia="宋体" w:cs="宋体"/>
+              <w:rFonts w:ascii="宋体" w:eastAsia="宋体" w:hAnsi="宋体" w:cs="宋体" w:hint="eastAsia"/>
               <w:szCs w:val="24"/>
             </w:rPr>
             <w:instrText xml:space="preserve"> HYPERLINK \l _Toc432 </w:instrText>
           </w:r>
           <w:r>
             <w:rPr>
-              <w:rFonts w:hint="eastAsia" w:ascii="宋体" w:hAnsi="宋体" w:eastAsia="宋体" w:cs="宋体"/>
+              <w:rFonts w:ascii="宋体" w:eastAsia="宋体" w:hAnsi="宋体" w:cs="宋体" w:hint="eastAsia"/>
               <w:szCs w:val="24"/>
             </w:rPr>
             <w:fldChar w:fldCharType="separate"/>
@@ -3244,7 +3139,7 @@
           </w:r>
           <w:r>
             <w:rPr>
-              <w:rFonts w:hint="eastAsia" w:ascii="宋体" w:hAnsi="宋体" w:eastAsia="宋体" w:cs="宋体"/>
+              <w:rFonts w:ascii="宋体" w:eastAsia="宋体" w:hAnsi="宋体" w:cs="宋体" w:hint="eastAsia"/>
               <w:szCs w:val="24"/>
             </w:rPr>
             <w:fldChar w:fldCharType="end"/>
@@ -3252,28 +3147,28 @@
         </w:p>
         <w:p>
           <w:pPr>
-            <w:pStyle w:val="17"/>
+            <w:pStyle w:val="TOC2"/>
             <w:tabs>
               <w:tab w:val="right" w:leader="dot" w:pos="8306"/>
             </w:tabs>
           </w:pPr>
           <w:r>
             <w:rPr>
-              <w:rFonts w:hint="eastAsia" w:ascii="宋体" w:hAnsi="宋体" w:eastAsia="宋体" w:cs="宋体"/>
+              <w:rFonts w:ascii="宋体" w:eastAsia="宋体" w:hAnsi="宋体" w:cs="宋体" w:hint="eastAsia"/>
               <w:szCs w:val="24"/>
             </w:rPr>
             <w:fldChar w:fldCharType="begin"/>
           </w:r>
           <w:r>
             <w:rPr>
-              <w:rFonts w:hint="eastAsia" w:ascii="宋体" w:hAnsi="宋体" w:eastAsia="宋体" w:cs="宋体"/>
+              <w:rFonts w:ascii="宋体" w:eastAsia="宋体" w:hAnsi="宋体" w:cs="宋体" w:hint="eastAsia"/>
               <w:szCs w:val="24"/>
             </w:rPr>
             <w:instrText xml:space="preserve"> HYPERLINK \l _Toc30635 </w:instrText>
           </w:r>
           <w:r>
             <w:rPr>
-              <w:rFonts w:hint="eastAsia" w:ascii="宋体" w:hAnsi="宋体" w:eastAsia="宋体" w:cs="宋体"/>
+              <w:rFonts w:ascii="宋体" w:eastAsia="宋体" w:hAnsi="宋体" w:cs="宋体" w:hint="eastAsia"/>
               <w:szCs w:val="24"/>
             </w:rPr>
             <w:fldChar w:fldCharType="separate"/>
@@ -3305,7 +3200,7 @@
           </w:r>
           <w:r>
             <w:rPr>
-              <w:rFonts w:hint="eastAsia" w:ascii="宋体" w:hAnsi="宋体" w:eastAsia="宋体" w:cs="宋体"/>
+              <w:rFonts w:ascii="宋体" w:eastAsia="宋体" w:hAnsi="宋体" w:cs="宋体" w:hint="eastAsia"/>
               <w:szCs w:val="24"/>
             </w:rPr>
             <w:fldChar w:fldCharType="end"/>
@@ -3313,28 +3208,28 @@
         </w:p>
         <w:p>
           <w:pPr>
-            <w:pStyle w:val="13"/>
+            <w:pStyle w:val="TOC3"/>
             <w:tabs>
               <w:tab w:val="right" w:leader="dot" w:pos="8306"/>
             </w:tabs>
           </w:pPr>
           <w:r>
             <w:rPr>
-              <w:rFonts w:hint="eastAsia" w:ascii="宋体" w:hAnsi="宋体" w:eastAsia="宋体" w:cs="宋体"/>
+              <w:rFonts w:ascii="宋体" w:eastAsia="宋体" w:hAnsi="宋体" w:cs="宋体" w:hint="eastAsia"/>
               <w:szCs w:val="24"/>
             </w:rPr>
             <w:fldChar w:fldCharType="begin"/>
           </w:r>
           <w:r>
             <w:rPr>
-              <w:rFonts w:hint="eastAsia" w:ascii="宋体" w:hAnsi="宋体" w:eastAsia="宋体" w:cs="宋体"/>
+              <w:rFonts w:ascii="宋体" w:eastAsia="宋体" w:hAnsi="宋体" w:cs="宋体" w:hint="eastAsia"/>
               <w:szCs w:val="24"/>
             </w:rPr>
             <w:instrText xml:space="preserve"> HYPERLINK \l _Toc1269 </w:instrText>
           </w:r>
           <w:r>
             <w:rPr>
-              <w:rFonts w:hint="eastAsia" w:ascii="宋体" w:hAnsi="宋体" w:eastAsia="宋体" w:cs="宋体"/>
+              <w:rFonts w:ascii="宋体" w:eastAsia="宋体" w:hAnsi="宋体" w:cs="宋体" w:hint="eastAsia"/>
               <w:szCs w:val="24"/>
             </w:rPr>
             <w:fldChar w:fldCharType="separate"/>
@@ -3366,7 +3261,7 @@
           </w:r>
           <w:r>
             <w:rPr>
-              <w:rFonts w:hint="eastAsia" w:ascii="宋体" w:hAnsi="宋体" w:eastAsia="宋体" w:cs="宋体"/>
+              <w:rFonts w:ascii="宋体" w:eastAsia="宋体" w:hAnsi="宋体" w:cs="宋体" w:hint="eastAsia"/>
               <w:szCs w:val="24"/>
             </w:rPr>
             <w:fldChar w:fldCharType="end"/>
@@ -3374,28 +3269,28 @@
         </w:p>
         <w:p>
           <w:pPr>
-            <w:pStyle w:val="13"/>
+            <w:pStyle w:val="TOC3"/>
             <w:tabs>
               <w:tab w:val="right" w:leader="dot" w:pos="8306"/>
             </w:tabs>
           </w:pPr>
           <w:r>
             <w:rPr>
-              <w:rFonts w:hint="eastAsia" w:ascii="宋体" w:hAnsi="宋体" w:eastAsia="宋体" w:cs="宋体"/>
+              <w:rFonts w:ascii="宋体" w:eastAsia="宋体" w:hAnsi="宋体" w:cs="宋体" w:hint="eastAsia"/>
               <w:szCs w:val="24"/>
             </w:rPr>
             <w:fldChar w:fldCharType="begin"/>
           </w:r>
           <w:r>
             <w:rPr>
-              <w:rFonts w:hint="eastAsia" w:ascii="宋体" w:hAnsi="宋体" w:eastAsia="宋体" w:cs="宋体"/>
+              <w:rFonts w:ascii="宋体" w:eastAsia="宋体" w:hAnsi="宋体" w:cs="宋体" w:hint="eastAsia"/>
               <w:szCs w:val="24"/>
             </w:rPr>
             <w:instrText xml:space="preserve"> HYPERLINK \l _Toc27925 </w:instrText>
           </w:r>
           <w:r>
             <w:rPr>
-              <w:rFonts w:hint="eastAsia" w:ascii="宋体" w:hAnsi="宋体" w:eastAsia="宋体" w:cs="宋体"/>
+              <w:rFonts w:ascii="宋体" w:eastAsia="宋体" w:hAnsi="宋体" w:cs="宋体" w:hint="eastAsia"/>
               <w:szCs w:val="24"/>
             </w:rPr>
             <w:fldChar w:fldCharType="separate"/>
@@ -3427,7 +3322,7 @@
           </w:r>
           <w:r>
             <w:rPr>
-              <w:rFonts w:hint="eastAsia" w:ascii="宋体" w:hAnsi="宋体" w:eastAsia="宋体" w:cs="宋体"/>
+              <w:rFonts w:ascii="宋体" w:eastAsia="宋体" w:hAnsi="宋体" w:cs="宋体" w:hint="eastAsia"/>
               <w:szCs w:val="24"/>
             </w:rPr>
             <w:fldChar w:fldCharType="end"/>
@@ -3435,28 +3330,28 @@
         </w:p>
         <w:p>
           <w:pPr>
-            <w:pStyle w:val="17"/>
+            <w:pStyle w:val="TOC2"/>
             <w:tabs>
               <w:tab w:val="right" w:leader="dot" w:pos="8306"/>
             </w:tabs>
           </w:pPr>
           <w:r>
             <w:rPr>
-              <w:rFonts w:hint="eastAsia" w:ascii="宋体" w:hAnsi="宋体" w:eastAsia="宋体" w:cs="宋体"/>
+              <w:rFonts w:ascii="宋体" w:eastAsia="宋体" w:hAnsi="宋体" w:cs="宋体" w:hint="eastAsia"/>
               <w:szCs w:val="24"/>
             </w:rPr>
             <w:fldChar w:fldCharType="begin"/>
           </w:r>
           <w:r>
             <w:rPr>
-              <w:rFonts w:hint="eastAsia" w:ascii="宋体" w:hAnsi="宋体" w:eastAsia="宋体" w:cs="宋体"/>
+              <w:rFonts w:ascii="宋体" w:eastAsia="宋体" w:hAnsi="宋体" w:cs="宋体" w:hint="eastAsia"/>
               <w:szCs w:val="24"/>
             </w:rPr>
             <w:instrText xml:space="preserve"> HYPERLINK \l _Toc11181 </w:instrText>
           </w:r>
           <w:r>
             <w:rPr>
-              <w:rFonts w:hint="eastAsia" w:ascii="宋体" w:hAnsi="宋体" w:eastAsia="宋体" w:cs="宋体"/>
+              <w:rFonts w:ascii="宋体" w:eastAsia="宋体" w:hAnsi="宋体" w:cs="宋体" w:hint="eastAsia"/>
               <w:szCs w:val="24"/>
             </w:rPr>
             <w:fldChar w:fldCharType="separate"/>
@@ -3488,7 +3383,7 @@
           </w:r>
           <w:r>
             <w:rPr>
-              <w:rFonts w:hint="eastAsia" w:ascii="宋体" w:hAnsi="宋体" w:eastAsia="宋体" w:cs="宋体"/>
+              <w:rFonts w:ascii="宋体" w:eastAsia="宋体" w:hAnsi="宋体" w:cs="宋体" w:hint="eastAsia"/>
               <w:szCs w:val="24"/>
             </w:rPr>
             <w:fldChar w:fldCharType="end"/>
@@ -3496,28 +3391,28 @@
         </w:p>
         <w:p>
           <w:pPr>
-            <w:pStyle w:val="13"/>
+            <w:pStyle w:val="TOC3"/>
             <w:tabs>
               <w:tab w:val="right" w:leader="dot" w:pos="8306"/>
             </w:tabs>
           </w:pPr>
           <w:r>
             <w:rPr>
-              <w:rFonts w:hint="eastAsia" w:ascii="宋体" w:hAnsi="宋体" w:eastAsia="宋体" w:cs="宋体"/>
+              <w:rFonts w:ascii="宋体" w:eastAsia="宋体" w:hAnsi="宋体" w:cs="宋体" w:hint="eastAsia"/>
               <w:szCs w:val="24"/>
             </w:rPr>
             <w:fldChar w:fldCharType="begin"/>
           </w:r>
           <w:r>
             <w:rPr>
-              <w:rFonts w:hint="eastAsia" w:ascii="宋体" w:hAnsi="宋体" w:eastAsia="宋体" w:cs="宋体"/>
+              <w:rFonts w:ascii="宋体" w:eastAsia="宋体" w:hAnsi="宋体" w:cs="宋体" w:hint="eastAsia"/>
               <w:szCs w:val="24"/>
             </w:rPr>
             <w:instrText xml:space="preserve"> HYPERLINK \l _Toc22059 </w:instrText>
           </w:r>
           <w:r>
             <w:rPr>
-              <w:rFonts w:hint="eastAsia" w:ascii="宋体" w:hAnsi="宋体" w:eastAsia="宋体" w:cs="宋体"/>
+              <w:rFonts w:ascii="宋体" w:eastAsia="宋体" w:hAnsi="宋体" w:cs="宋体" w:hint="eastAsia"/>
               <w:szCs w:val="24"/>
             </w:rPr>
             <w:fldChar w:fldCharType="separate"/>
@@ -3549,7 +3444,7 @@
           </w:r>
           <w:r>
             <w:rPr>
-              <w:rFonts w:hint="eastAsia" w:ascii="宋体" w:hAnsi="宋体" w:eastAsia="宋体" w:cs="宋体"/>
+              <w:rFonts w:ascii="宋体" w:eastAsia="宋体" w:hAnsi="宋体" w:cs="宋体" w:hint="eastAsia"/>
               <w:szCs w:val="24"/>
             </w:rPr>
             <w:fldChar w:fldCharType="end"/>
@@ -3557,28 +3452,28 @@
         </w:p>
         <w:p>
           <w:pPr>
-            <w:pStyle w:val="13"/>
+            <w:pStyle w:val="TOC3"/>
             <w:tabs>
               <w:tab w:val="right" w:leader="dot" w:pos="8306"/>
             </w:tabs>
           </w:pPr>
           <w:r>
             <w:rPr>
-              <w:rFonts w:hint="eastAsia" w:ascii="宋体" w:hAnsi="宋体" w:eastAsia="宋体" w:cs="宋体"/>
+              <w:rFonts w:ascii="宋体" w:eastAsia="宋体" w:hAnsi="宋体" w:cs="宋体" w:hint="eastAsia"/>
               <w:szCs w:val="24"/>
             </w:rPr>
             <w:fldChar w:fldCharType="begin"/>
           </w:r>
           <w:r>
             <w:rPr>
-              <w:rFonts w:hint="eastAsia" w:ascii="宋体" w:hAnsi="宋体" w:eastAsia="宋体" w:cs="宋体"/>
+              <w:rFonts w:ascii="宋体" w:eastAsia="宋体" w:hAnsi="宋体" w:cs="宋体" w:hint="eastAsia"/>
               <w:szCs w:val="24"/>
             </w:rPr>
             <w:instrText xml:space="preserve"> HYPERLINK \l _Toc595 </w:instrText>
           </w:r>
           <w:r>
             <w:rPr>
-              <w:rFonts w:hint="eastAsia" w:ascii="宋体" w:hAnsi="宋体" w:eastAsia="宋体" w:cs="宋体"/>
+              <w:rFonts w:ascii="宋体" w:eastAsia="宋体" w:hAnsi="宋体" w:cs="宋体" w:hint="eastAsia"/>
               <w:szCs w:val="24"/>
             </w:rPr>
             <w:fldChar w:fldCharType="separate"/>
@@ -3610,7 +3505,7 @@
           </w:r>
           <w:r>
             <w:rPr>
-              <w:rFonts w:hint="eastAsia" w:ascii="宋体" w:hAnsi="宋体" w:eastAsia="宋体" w:cs="宋体"/>
+              <w:rFonts w:ascii="宋体" w:eastAsia="宋体" w:hAnsi="宋体" w:cs="宋体" w:hint="eastAsia"/>
               <w:szCs w:val="24"/>
             </w:rPr>
             <w:fldChar w:fldCharType="end"/>
@@ -3618,28 +3513,28 @@
         </w:p>
         <w:p>
           <w:pPr>
-            <w:pStyle w:val="17"/>
+            <w:pStyle w:val="TOC2"/>
             <w:tabs>
               <w:tab w:val="right" w:leader="dot" w:pos="8306"/>
             </w:tabs>
           </w:pPr>
           <w:r>
             <w:rPr>
-              <w:rFonts w:hint="eastAsia" w:ascii="宋体" w:hAnsi="宋体" w:eastAsia="宋体" w:cs="宋体"/>
+              <w:rFonts w:ascii="宋体" w:eastAsia="宋体" w:hAnsi="宋体" w:cs="宋体" w:hint="eastAsia"/>
               <w:szCs w:val="24"/>
             </w:rPr>
             <w:fldChar w:fldCharType="begin"/>
           </w:r>
           <w:r>
             <w:rPr>
-              <w:rFonts w:hint="eastAsia" w:ascii="宋体" w:hAnsi="宋体" w:eastAsia="宋体" w:cs="宋体"/>
+              <w:rFonts w:ascii="宋体" w:eastAsia="宋体" w:hAnsi="宋体" w:cs="宋体" w:hint="eastAsia"/>
               <w:szCs w:val="24"/>
             </w:rPr>
             <w:instrText xml:space="preserve"> HYPERLINK \l _Toc8102 </w:instrText>
           </w:r>
           <w:r>
             <w:rPr>
-              <w:rFonts w:hint="eastAsia" w:ascii="宋体" w:hAnsi="宋体" w:eastAsia="宋体" w:cs="宋体"/>
+              <w:rFonts w:ascii="宋体" w:eastAsia="宋体" w:hAnsi="宋体" w:cs="宋体" w:hint="eastAsia"/>
               <w:szCs w:val="24"/>
             </w:rPr>
             <w:fldChar w:fldCharType="separate"/>
@@ -3671,7 +3566,7 @@
           </w:r>
           <w:r>
             <w:rPr>
-              <w:rFonts w:hint="eastAsia" w:ascii="宋体" w:hAnsi="宋体" w:eastAsia="宋体" w:cs="宋体"/>
+              <w:rFonts w:ascii="宋体" w:eastAsia="宋体" w:hAnsi="宋体" w:cs="宋体" w:hint="eastAsia"/>
               <w:szCs w:val="24"/>
             </w:rPr>
             <w:fldChar w:fldCharType="end"/>
@@ -3679,28 +3574,28 @@
         </w:p>
         <w:p>
           <w:pPr>
-            <w:pStyle w:val="13"/>
+            <w:pStyle w:val="TOC3"/>
             <w:tabs>
               <w:tab w:val="right" w:leader="dot" w:pos="8306"/>
             </w:tabs>
           </w:pPr>
           <w:r>
             <w:rPr>
-              <w:rFonts w:hint="eastAsia" w:ascii="宋体" w:hAnsi="宋体" w:eastAsia="宋体" w:cs="宋体"/>
+              <w:rFonts w:ascii="宋体" w:eastAsia="宋体" w:hAnsi="宋体" w:cs="宋体" w:hint="eastAsia"/>
               <w:szCs w:val="24"/>
             </w:rPr>
             <w:fldChar w:fldCharType="begin"/>
           </w:r>
           <w:r>
             <w:rPr>
-              <w:rFonts w:hint="eastAsia" w:ascii="宋体" w:hAnsi="宋体" w:eastAsia="宋体" w:cs="宋体"/>
+              <w:rFonts w:ascii="宋体" w:eastAsia="宋体" w:hAnsi="宋体" w:cs="宋体" w:hint="eastAsia"/>
               <w:szCs w:val="24"/>
             </w:rPr>
             <w:instrText xml:space="preserve"> HYPERLINK \l _Toc13369 </w:instrText>
           </w:r>
           <w:r>
             <w:rPr>
-              <w:rFonts w:hint="eastAsia" w:ascii="宋体" w:hAnsi="宋体" w:eastAsia="宋体" w:cs="宋体"/>
+              <w:rFonts w:ascii="宋体" w:eastAsia="宋体" w:hAnsi="宋体" w:cs="宋体" w:hint="eastAsia"/>
               <w:szCs w:val="24"/>
             </w:rPr>
             <w:fldChar w:fldCharType="separate"/>
@@ -3732,7 +3627,7 @@
           </w:r>
           <w:r>
             <w:rPr>
-              <w:rFonts w:hint="eastAsia" w:ascii="宋体" w:hAnsi="宋体" w:eastAsia="宋体" w:cs="宋体"/>
+              <w:rFonts w:ascii="宋体" w:eastAsia="宋体" w:hAnsi="宋体" w:cs="宋体" w:hint="eastAsia"/>
               <w:szCs w:val="24"/>
             </w:rPr>
             <w:fldChar w:fldCharType="end"/>
@@ -3740,28 +3635,28 @@
         </w:p>
         <w:p>
           <w:pPr>
-            <w:pStyle w:val="13"/>
+            <w:pStyle w:val="TOC3"/>
             <w:tabs>
               <w:tab w:val="right" w:leader="dot" w:pos="8306"/>
             </w:tabs>
           </w:pPr>
           <w:r>
             <w:rPr>
-              <w:rFonts w:hint="eastAsia" w:ascii="宋体" w:hAnsi="宋体" w:eastAsia="宋体" w:cs="宋体"/>
+              <w:rFonts w:ascii="宋体" w:eastAsia="宋体" w:hAnsi="宋体" w:cs="宋体" w:hint="eastAsia"/>
               <w:szCs w:val="24"/>
             </w:rPr>
             <w:fldChar w:fldCharType="begin"/>
           </w:r>
           <w:r>
             <w:rPr>
-              <w:rFonts w:hint="eastAsia" w:ascii="宋体" w:hAnsi="宋体" w:eastAsia="宋体" w:cs="宋体"/>
+              <w:rFonts w:ascii="宋体" w:eastAsia="宋体" w:hAnsi="宋体" w:cs="宋体" w:hint="eastAsia"/>
               <w:szCs w:val="24"/>
             </w:rPr>
             <w:instrText xml:space="preserve"> HYPERLINK \l _Toc31498 </w:instrText>
           </w:r>
           <w:r>
             <w:rPr>
-              <w:rFonts w:hint="eastAsia" w:ascii="宋体" w:hAnsi="宋体" w:eastAsia="宋体" w:cs="宋体"/>
+              <w:rFonts w:ascii="宋体" w:eastAsia="宋体" w:hAnsi="宋体" w:cs="宋体" w:hint="eastAsia"/>
               <w:szCs w:val="24"/>
             </w:rPr>
             <w:fldChar w:fldCharType="separate"/>
@@ -3793,7 +3688,7 @@
           </w:r>
           <w:r>
             <w:rPr>
-              <w:rFonts w:hint="eastAsia" w:ascii="宋体" w:hAnsi="宋体" w:eastAsia="宋体" w:cs="宋体"/>
+              <w:rFonts w:ascii="宋体" w:eastAsia="宋体" w:hAnsi="宋体" w:cs="宋体" w:hint="eastAsia"/>
               <w:szCs w:val="24"/>
             </w:rPr>
             <w:fldChar w:fldCharType="end"/>
@@ -3801,28 +3696,28 @@
         </w:p>
         <w:p>
           <w:pPr>
-            <w:pStyle w:val="17"/>
+            <w:pStyle w:val="TOC2"/>
             <w:tabs>
               <w:tab w:val="right" w:leader="dot" w:pos="8306"/>
             </w:tabs>
           </w:pPr>
           <w:r>
             <w:rPr>
-              <w:rFonts w:hint="eastAsia" w:ascii="宋体" w:hAnsi="宋体" w:eastAsia="宋体" w:cs="宋体"/>
+              <w:rFonts w:ascii="宋体" w:eastAsia="宋体" w:hAnsi="宋体" w:cs="宋体" w:hint="eastAsia"/>
               <w:szCs w:val="24"/>
             </w:rPr>
             <w:fldChar w:fldCharType="begin"/>
           </w:r>
           <w:r>
             <w:rPr>
-              <w:rFonts w:hint="eastAsia" w:ascii="宋体" w:hAnsi="宋体" w:eastAsia="宋体" w:cs="宋体"/>
+              <w:rFonts w:ascii="宋体" w:eastAsia="宋体" w:hAnsi="宋体" w:cs="宋体" w:hint="eastAsia"/>
               <w:szCs w:val="24"/>
             </w:rPr>
             <w:instrText xml:space="preserve"> HYPERLINK \l _Toc31339 </w:instrText>
           </w:r>
           <w:r>
             <w:rPr>
-              <w:rFonts w:hint="eastAsia" w:ascii="宋体" w:hAnsi="宋体" w:eastAsia="宋体" w:cs="宋体"/>
+              <w:rFonts w:ascii="宋体" w:eastAsia="宋体" w:hAnsi="宋体" w:cs="宋体" w:hint="eastAsia"/>
               <w:szCs w:val="24"/>
             </w:rPr>
             <w:fldChar w:fldCharType="separate"/>
@@ -3854,7 +3749,7 @@
           </w:r>
           <w:r>
             <w:rPr>
-              <w:rFonts w:hint="eastAsia" w:ascii="宋体" w:hAnsi="宋体" w:eastAsia="宋体" w:cs="宋体"/>
+              <w:rFonts w:ascii="宋体" w:eastAsia="宋体" w:hAnsi="宋体" w:cs="宋体" w:hint="eastAsia"/>
               <w:szCs w:val="24"/>
             </w:rPr>
             <w:fldChar w:fldCharType="end"/>
@@ -3862,28 +3757,28 @@
         </w:p>
         <w:p>
           <w:pPr>
-            <w:pStyle w:val="16"/>
+            <w:pStyle w:val="TOC1"/>
             <w:tabs>
               <w:tab w:val="right" w:leader="dot" w:pos="8306"/>
             </w:tabs>
           </w:pPr>
           <w:r>
             <w:rPr>
-              <w:rFonts w:hint="eastAsia" w:ascii="宋体" w:hAnsi="宋体" w:eastAsia="宋体" w:cs="宋体"/>
+              <w:rFonts w:ascii="宋体" w:eastAsia="宋体" w:hAnsi="宋体" w:cs="宋体" w:hint="eastAsia"/>
               <w:szCs w:val="24"/>
             </w:rPr>
             <w:fldChar w:fldCharType="begin"/>
           </w:r>
           <w:r>
             <w:rPr>
-              <w:rFonts w:hint="eastAsia" w:ascii="宋体" w:hAnsi="宋体" w:eastAsia="宋体" w:cs="宋体"/>
+              <w:rFonts w:ascii="宋体" w:eastAsia="宋体" w:hAnsi="宋体" w:cs="宋体" w:hint="eastAsia"/>
               <w:szCs w:val="24"/>
             </w:rPr>
             <w:instrText xml:space="preserve"> HYPERLINK \l _Toc7294 </w:instrText>
           </w:r>
           <w:r>
             <w:rPr>
-              <w:rFonts w:hint="eastAsia" w:ascii="宋体" w:hAnsi="宋体" w:eastAsia="宋体" w:cs="宋体"/>
+              <w:rFonts w:ascii="宋体" w:eastAsia="宋体" w:hAnsi="宋体" w:cs="宋体" w:hint="eastAsia"/>
               <w:szCs w:val="24"/>
             </w:rPr>
             <w:fldChar w:fldCharType="separate"/>
@@ -3915,7 +3810,7 @@
           </w:r>
           <w:r>
             <w:rPr>
-              <w:rFonts w:hint="eastAsia" w:ascii="宋体" w:hAnsi="宋体" w:eastAsia="宋体" w:cs="宋体"/>
+              <w:rFonts w:ascii="宋体" w:eastAsia="宋体" w:hAnsi="宋体" w:cs="宋体" w:hint="eastAsia"/>
               <w:szCs w:val="24"/>
             </w:rPr>
             <w:fldChar w:fldCharType="end"/>
@@ -3923,28 +3818,28 @@
         </w:p>
         <w:p>
           <w:pPr>
-            <w:pStyle w:val="16"/>
+            <w:pStyle w:val="TOC1"/>
             <w:tabs>
               <w:tab w:val="right" w:leader="dot" w:pos="8306"/>
             </w:tabs>
           </w:pPr>
           <w:r>
             <w:rPr>
-              <w:rFonts w:hint="eastAsia" w:ascii="宋体" w:hAnsi="宋体" w:eastAsia="宋体" w:cs="宋体"/>
+              <w:rFonts w:ascii="宋体" w:eastAsia="宋体" w:hAnsi="宋体" w:cs="宋体" w:hint="eastAsia"/>
               <w:szCs w:val="24"/>
             </w:rPr>
             <w:fldChar w:fldCharType="begin"/>
           </w:r>
           <w:r>
             <w:rPr>
-              <w:rFonts w:hint="eastAsia" w:ascii="宋体" w:hAnsi="宋体" w:eastAsia="宋体" w:cs="宋体"/>
+              <w:rFonts w:ascii="宋体" w:eastAsia="宋体" w:hAnsi="宋体" w:cs="宋体" w:hint="eastAsia"/>
               <w:szCs w:val="24"/>
             </w:rPr>
             <w:instrText xml:space="preserve"> HYPERLINK \l _Toc17042 </w:instrText>
           </w:r>
           <w:r>
             <w:rPr>
-              <w:rFonts w:hint="eastAsia" w:ascii="宋体" w:hAnsi="宋体" w:eastAsia="宋体" w:cs="宋体"/>
+              <w:rFonts w:ascii="宋体" w:eastAsia="宋体" w:hAnsi="宋体" w:cs="宋体" w:hint="eastAsia"/>
               <w:szCs w:val="24"/>
             </w:rPr>
             <w:fldChar w:fldCharType="separate"/>
@@ -3976,7 +3871,7 @@
           </w:r>
           <w:r>
             <w:rPr>
-              <w:rFonts w:hint="eastAsia" w:ascii="宋体" w:hAnsi="宋体" w:eastAsia="宋体" w:cs="宋体"/>
+              <w:rFonts w:ascii="宋体" w:eastAsia="宋体" w:hAnsi="宋体" w:cs="宋体" w:hint="eastAsia"/>
               <w:szCs w:val="24"/>
             </w:rPr>
             <w:fldChar w:fldCharType="end"/>
@@ -3984,28 +3879,28 @@
         </w:p>
         <w:p>
           <w:pPr>
-            <w:pStyle w:val="16"/>
+            <w:pStyle w:val="TOC1"/>
             <w:tabs>
               <w:tab w:val="right" w:leader="dot" w:pos="8306"/>
             </w:tabs>
           </w:pPr>
           <w:r>
             <w:rPr>
-              <w:rFonts w:hint="eastAsia" w:ascii="宋体" w:hAnsi="宋体" w:eastAsia="宋体" w:cs="宋体"/>
+              <w:rFonts w:ascii="宋体" w:eastAsia="宋体" w:hAnsi="宋体" w:cs="宋体" w:hint="eastAsia"/>
               <w:szCs w:val="24"/>
             </w:rPr>
             <w:fldChar w:fldCharType="begin"/>
           </w:r>
           <w:r>
             <w:rPr>
-              <w:rFonts w:hint="eastAsia" w:ascii="宋体" w:hAnsi="宋体" w:eastAsia="宋体" w:cs="宋体"/>
+              <w:rFonts w:ascii="宋体" w:eastAsia="宋体" w:hAnsi="宋体" w:cs="宋体" w:hint="eastAsia"/>
               <w:szCs w:val="24"/>
             </w:rPr>
             <w:instrText xml:space="preserve"> HYPERLINK \l _Toc9375 </w:instrText>
           </w:r>
           <w:r>
             <w:rPr>
-              <w:rFonts w:hint="eastAsia" w:ascii="宋体" w:hAnsi="宋体" w:eastAsia="宋体" w:cs="宋体"/>
+              <w:rFonts w:ascii="宋体" w:eastAsia="宋体" w:hAnsi="宋体" w:cs="宋体" w:hint="eastAsia"/>
               <w:szCs w:val="24"/>
             </w:rPr>
             <w:fldChar w:fldCharType="separate"/>
@@ -4037,7 +3932,7 @@
           </w:r>
           <w:r>
             <w:rPr>
-              <w:rFonts w:hint="eastAsia" w:ascii="宋体" w:hAnsi="宋体" w:eastAsia="宋体" w:cs="宋体"/>
+              <w:rFonts w:ascii="宋体" w:eastAsia="宋体" w:hAnsi="宋体" w:cs="宋体" w:hint="eastAsia"/>
               <w:szCs w:val="24"/>
             </w:rPr>
             <w:fldChar w:fldCharType="end"/>
@@ -4060,7 +3955,7 @@
             <w:snapToGrid w:val="0"/>
             <w:textAlignment w:val="baseline"/>
             <w:rPr>
-              <w:rFonts w:hint="eastAsia" w:ascii="宋体" w:hAnsi="宋体" w:eastAsia="宋体" w:cs="宋体"/>
+              <w:rFonts w:ascii="宋体" w:eastAsia="宋体" w:hAnsi="宋体" w:cs="宋体" w:hint="eastAsia"/>
               <w:snapToGrid w:val="0"/>
               <w:color w:val="000000"/>
               <w:kern w:val="0"/>
@@ -4071,7 +3966,7 @@
           </w:pPr>
           <w:r>
             <w:rPr>
-              <w:rFonts w:hint="eastAsia" w:ascii="宋体" w:hAnsi="宋体" w:eastAsia="宋体" w:cs="宋体"/>
+              <w:rFonts w:ascii="宋体" w:eastAsia="宋体" w:hAnsi="宋体" w:cs="宋体" w:hint="eastAsia"/>
               <w:szCs w:val="24"/>
             </w:rPr>
             <w:fldChar w:fldCharType="end"/>
@@ -4096,7 +3991,7 @@
         <w:snapToGrid w:val="0"/>
         <w:textAlignment w:val="baseline"/>
         <w:rPr>
-          <w:rFonts w:ascii="Arial" w:hAnsi="Arial" w:eastAsia="Arial" w:cs="Arial"/>
+          <w:rFonts w:ascii="Arial" w:eastAsia="Arial" w:hAnsi="Arial" w:cs="Arial"/>
           <w:snapToGrid w:val="0"/>
           <w:color w:val="000000"/>
           <w:kern w:val="0"/>
@@ -4107,7 +4002,7 @@
       </w:pPr>
       <w:r>
         <w:rPr>
-          <w:rFonts w:ascii="Arial" w:hAnsi="Arial" w:eastAsia="Arial" w:cs="Arial"/>
+          <w:rFonts w:ascii="Arial" w:eastAsia="Arial" w:hAnsi="Arial" w:cs="Arial"/>
           <w:snapToGrid w:val="0"/>
           <w:color w:val="000000"/>
           <w:kern w:val="0"/>
@@ -4120,23 +4015,23 @@
     </w:p>
     <w:p>
       <w:pPr>
-        <w:pStyle w:val="28"/>
-        <w:keepNext w:val="0"/>
-        <w:keepLines w:val="0"/>
-        <w:pageBreakBefore w:val="0"/>
-        <w:widowControl w:val="0"/>
-        <w:kinsoku w:val="0"/>
-        <w:wordWrap/>
-        <w:overflowPunct/>
-        <w:topLinePunct w:val="0"/>
-        <w:autoSpaceDE w:val="0"/>
-        <w:autoSpaceDN w:val="0"/>
-        <w:bidi w:val="0"/>
-        <w:adjustRightInd w:val="0"/>
-        <w:snapToGrid w:val="0"/>
-        <w:textAlignment w:val="baseline"/>
-      </w:pPr>
-      <w:bookmarkStart w:id="2" w:name="_Toc10668"/>
+        <w:pStyle w:val="1"/>
+        <w:keepNext w:val="0"/>
+        <w:keepLines w:val="0"/>
+        <w:pageBreakBefore w:val="0"/>
+        <w:widowControl w:val="0"/>
+        <w:kinsoku w:val="0"/>
+        <w:wordWrap/>
+        <w:overflowPunct/>
+        <w:topLinePunct w:val="0"/>
+        <w:autoSpaceDE w:val="0"/>
+        <w:autoSpaceDN w:val="0"/>
+        <w:bidi w:val="0"/>
+        <w:adjustRightInd w:val="0"/>
+        <w:snapToGrid w:val="0"/>
+        <w:textAlignment w:val="baseline"/>
+      </w:pPr>
+      <w:bookmarkStart w:id="3" w:name="_Toc10668"/>
       <w:r>
         <w:rPr>
           <w:rFonts w:hint="eastAsia"/>
@@ -4144,31 +4039,31 @@
         </w:rPr>
         <w:t>总则</w:t>
       </w:r>
-      <w:bookmarkEnd w:id="2"/>
-    </w:p>
-    <w:p>
-      <w:pPr>
-        <w:pStyle w:val="30"/>
-        <w:keepNext w:val="0"/>
-        <w:keepLines w:val="0"/>
-        <w:pageBreakBefore w:val="0"/>
-        <w:widowControl w:val="0"/>
-        <w:kinsoku w:val="0"/>
-        <w:wordWrap/>
-        <w:overflowPunct/>
-        <w:topLinePunct w:val="0"/>
-        <w:autoSpaceDE w:val="0"/>
-        <w:autoSpaceDN w:val="0"/>
-        <w:bidi w:val="0"/>
-        <w:adjustRightInd w:val="0"/>
-        <w:snapToGrid w:val="0"/>
-        <w:textAlignment w:val="baseline"/>
-        <w:rPr>
-          <w:rFonts w:hint="default"/>
-          <w:lang w:val="en-US" w:eastAsia="zh-CN"/>
-        </w:rPr>
-      </w:pPr>
-      <w:bookmarkStart w:id="3" w:name="_Toc12550"/>
+      <w:bookmarkEnd w:id="3"/>
+    </w:p>
+    <w:p>
+      <w:pPr>
+        <w:pStyle w:val="2"/>
+        <w:keepNext w:val="0"/>
+        <w:keepLines w:val="0"/>
+        <w:pageBreakBefore w:val="0"/>
+        <w:widowControl w:val="0"/>
+        <w:kinsoku w:val="0"/>
+        <w:wordWrap/>
+        <w:overflowPunct/>
+        <w:topLinePunct w:val="0"/>
+        <w:autoSpaceDE w:val="0"/>
+        <w:autoSpaceDN w:val="0"/>
+        <w:bidi w:val="0"/>
+        <w:adjustRightInd w:val="0"/>
+        <w:snapToGrid w:val="0"/>
+        <w:textAlignment w:val="baseline"/>
+        <w:rPr>
+          <w:rFonts w:hint="default"/>
+          <w:lang w:val="en-US" w:eastAsia="zh-CN"/>
+        </w:rPr>
+      </w:pPr>
+      <w:bookmarkStart w:id="4" w:name="_Toc12550"/>
       <w:r>
         <w:rPr>
           <w:rFonts w:hint="default"/>
@@ -4176,11 +4071,11 @@
         </w:rPr>
         <w:t>目的</w:t>
       </w:r>
-      <w:bookmarkEnd w:id="3"/>
-    </w:p>
-    <w:p>
-      <w:pPr>
-        <w:pStyle w:val="29"/>
+      <w:bookmarkEnd w:id="4"/>
+    </w:p>
+    <w:p>
+      <w:pPr>
+        <w:pStyle w:val="a1"/>
         <w:keepNext w:val="0"/>
         <w:keepLines w:val="0"/>
         <w:pageBreakBefore w:val="0"/>
@@ -4210,27 +4105,27 @@
     </w:p>
     <w:p>
       <w:pPr>
-        <w:pStyle w:val="30"/>
-        <w:keepNext w:val="0"/>
-        <w:keepLines w:val="0"/>
-        <w:pageBreakBefore w:val="0"/>
-        <w:widowControl w:val="0"/>
-        <w:kinsoku w:val="0"/>
-        <w:wordWrap/>
-        <w:overflowPunct/>
-        <w:topLinePunct w:val="0"/>
-        <w:autoSpaceDE w:val="0"/>
-        <w:autoSpaceDN w:val="0"/>
-        <w:bidi w:val="0"/>
-        <w:adjustRightInd w:val="0"/>
-        <w:snapToGrid w:val="0"/>
-        <w:textAlignment w:val="baseline"/>
-        <w:rPr>
-          <w:rFonts w:hint="default"/>
-          <w:lang w:val="en-US" w:eastAsia="zh-CN"/>
-        </w:rPr>
-      </w:pPr>
-      <w:bookmarkStart w:id="4" w:name="_Toc11287"/>
+        <w:pStyle w:val="2"/>
+        <w:keepNext w:val="0"/>
+        <w:keepLines w:val="0"/>
+        <w:pageBreakBefore w:val="0"/>
+        <w:widowControl w:val="0"/>
+        <w:kinsoku w:val="0"/>
+        <w:wordWrap/>
+        <w:overflowPunct/>
+        <w:topLinePunct w:val="0"/>
+        <w:autoSpaceDE w:val="0"/>
+        <w:autoSpaceDN w:val="0"/>
+        <w:bidi w:val="0"/>
+        <w:adjustRightInd w:val="0"/>
+        <w:snapToGrid w:val="0"/>
+        <w:textAlignment w:val="baseline"/>
+        <w:rPr>
+          <w:rFonts w:hint="default"/>
+          <w:lang w:val="en-US" w:eastAsia="zh-CN"/>
+        </w:rPr>
+      </w:pPr>
+      <w:bookmarkStart w:id="5" w:name="_Toc11287"/>
       <w:r>
         <w:rPr>
           <w:rFonts w:hint="default"/>
@@ -4238,11 +4133,11 @@
         </w:rPr>
         <w:t>适用范围</w:t>
       </w:r>
-      <w:bookmarkEnd w:id="4"/>
-    </w:p>
-    <w:p>
-      <w:pPr>
-        <w:pStyle w:val="29"/>
+      <w:bookmarkEnd w:id="5"/>
+    </w:p>
+    <w:p>
+      <w:pPr>
+        <w:pStyle w:val="a1"/>
         <w:keepNext w:val="0"/>
         <w:keepLines w:val="0"/>
         <w:pageBreakBefore w:val="0"/>
@@ -4272,27 +4167,27 @@
     </w:p>
     <w:p>
       <w:pPr>
-        <w:pStyle w:val="30"/>
-        <w:keepNext w:val="0"/>
-        <w:keepLines w:val="0"/>
-        <w:pageBreakBefore w:val="0"/>
-        <w:widowControl w:val="0"/>
-        <w:kinsoku w:val="0"/>
-        <w:wordWrap/>
-        <w:overflowPunct/>
-        <w:topLinePunct w:val="0"/>
-        <w:autoSpaceDE w:val="0"/>
-        <w:autoSpaceDN w:val="0"/>
-        <w:bidi w:val="0"/>
-        <w:adjustRightInd w:val="0"/>
-        <w:snapToGrid w:val="0"/>
-        <w:textAlignment w:val="baseline"/>
-        <w:rPr>
-          <w:rFonts w:hint="default"/>
-          <w:lang w:val="en-US" w:eastAsia="zh-CN"/>
-        </w:rPr>
-      </w:pPr>
-      <w:bookmarkStart w:id="5" w:name="_Toc18616"/>
+        <w:pStyle w:val="2"/>
+        <w:keepNext w:val="0"/>
+        <w:keepLines w:val="0"/>
+        <w:pageBreakBefore w:val="0"/>
+        <w:widowControl w:val="0"/>
+        <w:kinsoku w:val="0"/>
+        <w:wordWrap/>
+        <w:overflowPunct/>
+        <w:topLinePunct w:val="0"/>
+        <w:autoSpaceDE w:val="0"/>
+        <w:autoSpaceDN w:val="0"/>
+        <w:bidi w:val="0"/>
+        <w:adjustRightInd w:val="0"/>
+        <w:snapToGrid w:val="0"/>
+        <w:textAlignment w:val="baseline"/>
+        <w:rPr>
+          <w:rFonts w:hint="default"/>
+          <w:lang w:val="en-US" w:eastAsia="zh-CN"/>
+        </w:rPr>
+      </w:pPr>
+      <w:bookmarkStart w:id="6" w:name="_Toc18616"/>
       <w:r>
         <w:rPr>
           <w:rFonts w:hint="default"/>
@@ -4300,11 +4195,11 @@
         </w:rPr>
         <w:t>原则</w:t>
       </w:r>
-      <w:bookmarkEnd w:id="5"/>
-    </w:p>
-    <w:p>
-      <w:pPr>
-        <w:pStyle w:val="29"/>
+      <w:bookmarkEnd w:id="6"/>
+    </w:p>
+    <w:p>
+      <w:pPr>
+        <w:pStyle w:val="a1"/>
         <w:keepNext w:val="0"/>
         <w:keepLines w:val="0"/>
         <w:pageBreakBefore w:val="0"/>
@@ -4334,7 +4229,7 @@
     </w:p>
     <w:p>
       <w:pPr>
-        <w:pStyle w:val="29"/>
+        <w:pStyle w:val="a1"/>
         <w:keepNext w:val="0"/>
         <w:keepLines w:val="0"/>
         <w:pageBreakBefore w:val="0"/>
@@ -4364,7 +4259,7 @@
     </w:p>
     <w:p>
       <w:pPr>
-        <w:pStyle w:val="29"/>
+        <w:pStyle w:val="a1"/>
         <w:keepNext w:val="0"/>
         <w:keepLines w:val="0"/>
         <w:pageBreakBefore w:val="0"/>
@@ -4394,7 +4289,7 @@
     </w:p>
     <w:p>
       <w:pPr>
-        <w:pStyle w:val="29"/>
+        <w:pStyle w:val="a1"/>
         <w:keepNext w:val="0"/>
         <w:keepLines w:val="0"/>
         <w:pageBreakBefore w:val="0"/>
@@ -4424,27 +4319,27 @@
     </w:p>
     <w:p>
       <w:pPr>
-        <w:pStyle w:val="30"/>
-        <w:keepNext w:val="0"/>
-        <w:keepLines w:val="0"/>
-        <w:pageBreakBefore w:val="0"/>
-        <w:widowControl w:val="0"/>
-        <w:kinsoku w:val="0"/>
-        <w:wordWrap/>
-        <w:overflowPunct/>
-        <w:topLinePunct w:val="0"/>
-        <w:autoSpaceDE w:val="0"/>
-        <w:autoSpaceDN w:val="0"/>
-        <w:bidi w:val="0"/>
-        <w:adjustRightInd w:val="0"/>
-        <w:snapToGrid w:val="0"/>
-        <w:textAlignment w:val="baseline"/>
-        <w:rPr>
-          <w:rFonts w:hint="default"/>
-          <w:lang w:val="en-US" w:eastAsia="zh-CN"/>
-        </w:rPr>
-      </w:pPr>
-      <w:bookmarkStart w:id="6" w:name="_Toc17865"/>
+        <w:pStyle w:val="2"/>
+        <w:keepNext w:val="0"/>
+        <w:keepLines w:val="0"/>
+        <w:pageBreakBefore w:val="0"/>
+        <w:widowControl w:val="0"/>
+        <w:kinsoku w:val="0"/>
+        <w:wordWrap/>
+        <w:overflowPunct/>
+        <w:topLinePunct w:val="0"/>
+        <w:autoSpaceDE w:val="0"/>
+        <w:autoSpaceDN w:val="0"/>
+        <w:bidi w:val="0"/>
+        <w:adjustRightInd w:val="0"/>
+        <w:snapToGrid w:val="0"/>
+        <w:textAlignment w:val="baseline"/>
+        <w:rPr>
+          <w:rFonts w:hint="default"/>
+          <w:lang w:val="en-US" w:eastAsia="zh-CN"/>
+        </w:rPr>
+      </w:pPr>
+      <w:bookmarkStart w:id="7" w:name="_Toc17865"/>
       <w:r>
         <w:rPr>
           <w:rFonts w:hint="default"/>
@@ -4452,43 +4347,43 @@
         </w:rPr>
         <w:t>岗位职责</w:t>
       </w:r>
-      <w:bookmarkEnd w:id="6"/>
-    </w:p>
-    <w:p>
-      <w:pPr>
-        <w:pStyle w:val="31"/>
-        <w:keepNext w:val="0"/>
-        <w:keepLines w:val="0"/>
-        <w:pageBreakBefore w:val="0"/>
-        <w:widowControl w:val="0"/>
-        <w:kinsoku w:val="0"/>
-        <w:wordWrap/>
-        <w:overflowPunct/>
-        <w:topLinePunct w:val="0"/>
-        <w:autoSpaceDE w:val="0"/>
-        <w:autoSpaceDN w:val="0"/>
-        <w:bidi w:val="0"/>
-        <w:adjustRightInd w:val="0"/>
-        <w:snapToGrid w:val="0"/>
-        <w:textAlignment w:val="baseline"/>
-        <w:rPr>
-          <w:rFonts w:hint="default"/>
-          <w:lang w:val="en-US" w:eastAsia="zh-CN"/>
-        </w:rPr>
-      </w:pPr>
-      <w:bookmarkStart w:id="7" w:name="_Toc8299"/>
+      <w:bookmarkEnd w:id="7"/>
+    </w:p>
+    <w:p>
+      <w:pPr>
+        <w:pStyle w:val="3"/>
+        <w:keepNext w:val="0"/>
+        <w:keepLines w:val="0"/>
+        <w:pageBreakBefore w:val="0"/>
+        <w:widowControl w:val="0"/>
+        <w:kinsoku w:val="0"/>
+        <w:wordWrap/>
+        <w:overflowPunct/>
+        <w:topLinePunct w:val="0"/>
+        <w:autoSpaceDE w:val="0"/>
+        <w:autoSpaceDN w:val="0"/>
+        <w:bidi w:val="0"/>
+        <w:adjustRightInd w:val="0"/>
+        <w:snapToGrid w:val="0"/>
+        <w:textAlignment w:val="baseline"/>
+        <w:rPr>
+          <w:rFonts w:hint="default"/>
+          <w:lang w:val="en-US" w:eastAsia="zh-CN"/>
+        </w:rPr>
+      </w:pPr>
+      <w:bookmarkStart w:id="8" w:name="_Toc8299"/>
       <w:r>
         <w:rPr>
           <w:rFonts w:hint="eastAsia"/>
           <w:lang w:val="en-US" w:eastAsia="zh-CN"/>
         </w:rPr>
-        <w:t>运维部部长</w:t>
-      </w:r>
-      <w:bookmarkEnd w:id="7"/>
-    </w:p>
-    <w:p>
-      <w:pPr>
-        <w:pStyle w:val="29"/>
+        <w:t>运维部经理</w:t>
+      </w:r>
+      <w:bookmarkEnd w:id="8"/>
+    </w:p>
+    <w:p>
+      <w:pPr>
+        <w:pStyle w:val="a1"/>
         <w:keepNext w:val="0"/>
         <w:keepLines w:val="0"/>
         <w:pageBreakBefore w:val="0"/>
@@ -4518,27 +4413,27 @@
     </w:p>
     <w:p>
       <w:pPr>
-        <w:pStyle w:val="31"/>
-        <w:keepNext w:val="0"/>
-        <w:keepLines w:val="0"/>
-        <w:pageBreakBefore w:val="0"/>
-        <w:widowControl w:val="0"/>
-        <w:kinsoku w:val="0"/>
-        <w:wordWrap/>
-        <w:overflowPunct/>
-        <w:topLinePunct w:val="0"/>
-        <w:autoSpaceDE w:val="0"/>
-        <w:autoSpaceDN w:val="0"/>
-        <w:bidi w:val="0"/>
-        <w:adjustRightInd w:val="0"/>
-        <w:snapToGrid w:val="0"/>
-        <w:textAlignment w:val="baseline"/>
-        <w:rPr>
-          <w:rFonts w:hint="default"/>
-          <w:lang w:val="en-US" w:eastAsia="zh-CN"/>
-        </w:rPr>
-      </w:pPr>
-      <w:bookmarkStart w:id="8" w:name="_Toc31471"/>
+        <w:pStyle w:val="3"/>
+        <w:keepNext w:val="0"/>
+        <w:keepLines w:val="0"/>
+        <w:pageBreakBefore w:val="0"/>
+        <w:widowControl w:val="0"/>
+        <w:kinsoku w:val="0"/>
+        <w:wordWrap/>
+        <w:overflowPunct/>
+        <w:topLinePunct w:val="0"/>
+        <w:autoSpaceDE w:val="0"/>
+        <w:autoSpaceDN w:val="0"/>
+        <w:bidi w:val="0"/>
+        <w:adjustRightInd w:val="0"/>
+        <w:snapToGrid w:val="0"/>
+        <w:textAlignment w:val="baseline"/>
+        <w:rPr>
+          <w:rFonts w:hint="default"/>
+          <w:lang w:val="en-US" w:eastAsia="zh-CN"/>
+        </w:rPr>
+      </w:pPr>
+      <w:bookmarkStart w:id="9" w:name="_Toc31471"/>
       <w:r>
         <w:rPr>
           <w:rFonts w:hint="eastAsia"/>
@@ -4551,13 +4446,13 @@
           <w:rFonts w:hint="default"/>
           <w:lang w:val="en-US" w:eastAsia="zh-CN"/>
         </w:rPr>
-        <w:t>项目部长</w:t>
-      </w:r>
-      <w:bookmarkEnd w:id="8"/>
-    </w:p>
-    <w:p>
-      <w:pPr>
-        <w:pStyle w:val="29"/>
+        <w:t>项目经理</w:t>
+      </w:r>
+      <w:bookmarkEnd w:id="9"/>
+    </w:p>
+    <w:p>
+      <w:pPr>
+        <w:pStyle w:val="a1"/>
         <w:keepNext w:val="0"/>
         <w:keepLines w:val="0"/>
         <w:pageBreakBefore w:val="0"/>
@@ -4587,27 +4482,27 @@
     </w:p>
     <w:p>
       <w:pPr>
-        <w:pStyle w:val="31"/>
-        <w:keepNext w:val="0"/>
-        <w:keepLines w:val="0"/>
-        <w:pageBreakBefore w:val="0"/>
-        <w:widowControl w:val="0"/>
-        <w:kinsoku w:val="0"/>
-        <w:wordWrap/>
-        <w:overflowPunct/>
-        <w:topLinePunct w:val="0"/>
-        <w:autoSpaceDE w:val="0"/>
-        <w:autoSpaceDN w:val="0"/>
-        <w:bidi w:val="0"/>
-        <w:adjustRightInd w:val="0"/>
-        <w:snapToGrid w:val="0"/>
-        <w:textAlignment w:val="baseline"/>
-        <w:rPr>
-          <w:rFonts w:hint="default"/>
-          <w:lang w:val="en-US" w:eastAsia="zh-CN"/>
-        </w:rPr>
-      </w:pPr>
-      <w:bookmarkStart w:id="9" w:name="_Toc19541"/>
+        <w:pStyle w:val="3"/>
+        <w:keepNext w:val="0"/>
+        <w:keepLines w:val="0"/>
+        <w:pageBreakBefore w:val="0"/>
+        <w:widowControl w:val="0"/>
+        <w:kinsoku w:val="0"/>
+        <w:wordWrap/>
+        <w:overflowPunct/>
+        <w:topLinePunct w:val="0"/>
+        <w:autoSpaceDE w:val="0"/>
+        <w:autoSpaceDN w:val="0"/>
+        <w:bidi w:val="0"/>
+        <w:adjustRightInd w:val="0"/>
+        <w:snapToGrid w:val="0"/>
+        <w:textAlignment w:val="baseline"/>
+        <w:rPr>
+          <w:rFonts w:hint="default"/>
+          <w:lang w:val="en-US" w:eastAsia="zh-CN"/>
+        </w:rPr>
+      </w:pPr>
+      <w:bookmarkStart w:id="10" w:name="_Toc19541"/>
       <w:r>
         <w:rPr>
           <w:rFonts w:hint="default"/>
@@ -4615,11 +4510,11 @@
         </w:rPr>
         <w:t>质量部</w:t>
       </w:r>
-      <w:bookmarkEnd w:id="9"/>
-    </w:p>
-    <w:p>
-      <w:pPr>
-        <w:pStyle w:val="29"/>
+      <w:bookmarkEnd w:id="10"/>
+    </w:p>
+    <w:p>
+      <w:pPr>
+        <w:pStyle w:val="a1"/>
         <w:keepNext w:val="0"/>
         <w:keepLines w:val="0"/>
         <w:pageBreakBefore w:val="0"/>
@@ -4649,27 +4544,27 @@
     </w:p>
     <w:p>
       <w:pPr>
-        <w:pStyle w:val="28"/>
-        <w:keepNext w:val="0"/>
-        <w:keepLines w:val="0"/>
-        <w:pageBreakBefore w:val="0"/>
-        <w:widowControl w:val="0"/>
-        <w:kinsoku w:val="0"/>
-        <w:wordWrap/>
-        <w:overflowPunct/>
-        <w:topLinePunct w:val="0"/>
-        <w:autoSpaceDE w:val="0"/>
-        <w:autoSpaceDN w:val="0"/>
-        <w:bidi w:val="0"/>
-        <w:adjustRightInd w:val="0"/>
-        <w:snapToGrid w:val="0"/>
-        <w:textAlignment w:val="baseline"/>
-        <w:rPr>
-          <w:rFonts w:hint="default"/>
-          <w:lang w:val="en-US" w:eastAsia="zh-CN"/>
-        </w:rPr>
-      </w:pPr>
-      <w:bookmarkStart w:id="10" w:name="_Toc5313"/>
+        <w:pStyle w:val="1"/>
+        <w:keepNext w:val="0"/>
+        <w:keepLines w:val="0"/>
+        <w:pageBreakBefore w:val="0"/>
+        <w:widowControl w:val="0"/>
+        <w:kinsoku w:val="0"/>
+        <w:wordWrap/>
+        <w:overflowPunct/>
+        <w:topLinePunct w:val="0"/>
+        <w:autoSpaceDE w:val="0"/>
+        <w:autoSpaceDN w:val="0"/>
+        <w:bidi w:val="0"/>
+        <w:adjustRightInd w:val="0"/>
+        <w:snapToGrid w:val="0"/>
+        <w:textAlignment w:val="baseline"/>
+        <w:rPr>
+          <w:rFonts w:hint="default"/>
+          <w:lang w:val="en-US" w:eastAsia="zh-CN"/>
+        </w:rPr>
+      </w:pPr>
+      <w:bookmarkStart w:id="11" w:name="_Toc5313"/>
       <w:r>
         <w:rPr>
           <w:rFonts w:hint="default"/>
@@ -4677,11 +4572,11 @@
         </w:rPr>
         <w:t>引用依据</w:t>
       </w:r>
-      <w:bookmarkEnd w:id="10"/>
-    </w:p>
-    <w:p>
-      <w:pPr>
-        <w:pStyle w:val="29"/>
+      <w:bookmarkEnd w:id="11"/>
+    </w:p>
+    <w:p>
+      <w:pPr>
+        <w:pStyle w:val="a1"/>
         <w:keepNext w:val="0"/>
         <w:keepLines w:val="0"/>
         <w:pageBreakBefore w:val="0"/>
@@ -4711,7 +4606,7 @@
     </w:p>
     <w:p>
       <w:pPr>
-        <w:pStyle w:val="29"/>
+        <w:pStyle w:val="a1"/>
         <w:keepNext w:val="0"/>
         <w:keepLines w:val="0"/>
         <w:pageBreakBefore w:val="0"/>
@@ -4729,7 +4624,7 @@
         <w:bidi w:val="0"/>
         <w:adjustRightInd w:val="0"/>
         <w:snapToGrid w:val="0"/>
-        <w:ind w:left="425" w:leftChars="0" w:hanging="425" w:firstLineChars="0"/>
+        <w:ind w:left="425" w:hanging="425" w:leftChars="0" w:firstLineChars="0"/>
         <w:textAlignment w:val="baseline"/>
         <w:rPr>
           <w:rFonts w:hint="default"/>
@@ -4746,7 +4641,7 @@
     </w:p>
     <w:p>
       <w:pPr>
-        <w:pStyle w:val="29"/>
+        <w:pStyle w:val="a1"/>
         <w:keepNext w:val="0"/>
         <w:keepLines w:val="0"/>
         <w:pageBreakBefore w:val="0"/>
@@ -4764,7 +4659,7 @@
         <w:bidi w:val="0"/>
         <w:adjustRightInd w:val="0"/>
         <w:snapToGrid w:val="0"/>
-        <w:ind w:left="425" w:leftChars="0" w:hanging="425" w:firstLineChars="0"/>
+        <w:ind w:left="425" w:hanging="425" w:leftChars="0" w:firstLineChars="0"/>
         <w:textAlignment w:val="baseline"/>
         <w:rPr>
           <w:rFonts w:hint="default"/>
@@ -4781,7 +4676,7 @@
     </w:p>
     <w:p>
       <w:pPr>
-        <w:pStyle w:val="29"/>
+        <w:pStyle w:val="a1"/>
         <w:keepNext w:val="0"/>
         <w:keepLines w:val="0"/>
         <w:pageBreakBefore w:val="0"/>
@@ -4799,7 +4694,7 @@
         <w:bidi w:val="0"/>
         <w:adjustRightInd w:val="0"/>
         <w:snapToGrid w:val="0"/>
-        <w:ind w:left="425" w:leftChars="0" w:hanging="425" w:firstLineChars="0"/>
+        <w:ind w:left="425" w:hanging="425" w:leftChars="0" w:firstLineChars="0"/>
         <w:textAlignment w:val="baseline"/>
         <w:rPr>
           <w:rFonts w:hint="default"/>
@@ -4816,7 +4711,7 @@
     </w:p>
     <w:p>
       <w:pPr>
-        <w:pStyle w:val="29"/>
+        <w:pStyle w:val="a1"/>
         <w:keepNext w:val="0"/>
         <w:keepLines w:val="0"/>
         <w:pageBreakBefore w:val="0"/>
@@ -4834,7 +4729,7 @@
         <w:bidi w:val="0"/>
         <w:adjustRightInd w:val="0"/>
         <w:snapToGrid w:val="0"/>
-        <w:ind w:left="425" w:leftChars="0" w:hanging="425" w:firstLineChars="0"/>
+        <w:ind w:left="425" w:hanging="425" w:leftChars="0" w:firstLineChars="0"/>
         <w:textAlignment w:val="baseline"/>
         <w:rPr>
           <w:rFonts w:hint="default"/>
@@ -4851,27 +4746,27 @@
     </w:p>
     <w:p>
       <w:pPr>
-        <w:pStyle w:val="28"/>
-        <w:keepNext w:val="0"/>
-        <w:keepLines w:val="0"/>
-        <w:pageBreakBefore w:val="0"/>
-        <w:widowControl w:val="0"/>
-        <w:kinsoku w:val="0"/>
-        <w:wordWrap/>
-        <w:overflowPunct/>
-        <w:topLinePunct w:val="0"/>
-        <w:autoSpaceDE w:val="0"/>
-        <w:autoSpaceDN w:val="0"/>
-        <w:bidi w:val="0"/>
-        <w:adjustRightInd w:val="0"/>
-        <w:snapToGrid w:val="0"/>
-        <w:textAlignment w:val="baseline"/>
-        <w:rPr>
-          <w:rFonts w:hint="default"/>
-          <w:lang w:val="en-US" w:eastAsia="zh-CN"/>
-        </w:rPr>
-      </w:pPr>
-      <w:bookmarkStart w:id="11" w:name="_Toc10069"/>
+        <w:pStyle w:val="1"/>
+        <w:keepNext w:val="0"/>
+        <w:keepLines w:val="0"/>
+        <w:pageBreakBefore w:val="0"/>
+        <w:widowControl w:val="0"/>
+        <w:kinsoku w:val="0"/>
+        <w:wordWrap/>
+        <w:overflowPunct/>
+        <w:topLinePunct w:val="0"/>
+        <w:autoSpaceDE w:val="0"/>
+        <w:autoSpaceDN w:val="0"/>
+        <w:bidi w:val="0"/>
+        <w:adjustRightInd w:val="0"/>
+        <w:snapToGrid w:val="0"/>
+        <w:textAlignment w:val="baseline"/>
+        <w:rPr>
+          <w:rFonts w:hint="default"/>
+          <w:lang w:val="en-US" w:eastAsia="zh-CN"/>
+        </w:rPr>
+      </w:pPr>
+      <w:bookmarkStart w:id="12" w:name="_Toc10069"/>
       <w:r>
         <w:rPr>
           <w:rFonts w:hint="default"/>
@@ -4879,31 +4774,31 @@
         </w:rPr>
         <w:t>定义与术语</w:t>
       </w:r>
-      <w:bookmarkEnd w:id="11"/>
-    </w:p>
-    <w:p>
-      <w:pPr>
-        <w:pStyle w:val="30"/>
-        <w:keepNext w:val="0"/>
-        <w:keepLines w:val="0"/>
-        <w:pageBreakBefore w:val="0"/>
-        <w:widowControl w:val="0"/>
-        <w:kinsoku w:val="0"/>
-        <w:wordWrap/>
-        <w:overflowPunct/>
-        <w:topLinePunct w:val="0"/>
-        <w:autoSpaceDE w:val="0"/>
-        <w:autoSpaceDN w:val="0"/>
-        <w:bidi w:val="0"/>
-        <w:adjustRightInd w:val="0"/>
-        <w:snapToGrid w:val="0"/>
-        <w:textAlignment w:val="baseline"/>
-        <w:rPr>
-          <w:rFonts w:hint="default"/>
-          <w:lang w:val="en-US" w:eastAsia="zh-CN"/>
-        </w:rPr>
-      </w:pPr>
-      <w:bookmarkStart w:id="12" w:name="_Toc1789"/>
+      <w:bookmarkEnd w:id="12"/>
+    </w:p>
+    <w:p>
+      <w:pPr>
+        <w:pStyle w:val="2"/>
+        <w:keepNext w:val="0"/>
+        <w:keepLines w:val="0"/>
+        <w:pageBreakBefore w:val="0"/>
+        <w:widowControl w:val="0"/>
+        <w:kinsoku w:val="0"/>
+        <w:wordWrap/>
+        <w:overflowPunct/>
+        <w:topLinePunct w:val="0"/>
+        <w:autoSpaceDE w:val="0"/>
+        <w:autoSpaceDN w:val="0"/>
+        <w:bidi w:val="0"/>
+        <w:adjustRightInd w:val="0"/>
+        <w:snapToGrid w:val="0"/>
+        <w:textAlignment w:val="baseline"/>
+        <w:rPr>
+          <w:rFonts w:hint="default"/>
+          <w:lang w:val="en-US" w:eastAsia="zh-CN"/>
+        </w:rPr>
+      </w:pPr>
+      <w:bookmarkStart w:id="13" w:name="_Toc1789"/>
       <w:r>
         <w:rPr>
           <w:rFonts w:hint="default"/>
@@ -4911,11 +4806,11 @@
         </w:rPr>
         <w:t>服务目录</w:t>
       </w:r>
-      <w:bookmarkEnd w:id="12"/>
-    </w:p>
-    <w:p>
-      <w:pPr>
-        <w:pStyle w:val="29"/>
+      <w:bookmarkEnd w:id="13"/>
+    </w:p>
+    <w:p>
+      <w:pPr>
+        <w:pStyle w:val="a1"/>
         <w:keepNext w:val="0"/>
         <w:keepLines w:val="0"/>
         <w:pageBreakBefore w:val="0"/>
@@ -4945,27 +4840,27 @@
     </w:p>
     <w:p>
       <w:pPr>
-        <w:pStyle w:val="30"/>
-        <w:keepNext w:val="0"/>
-        <w:keepLines w:val="0"/>
-        <w:pageBreakBefore w:val="0"/>
-        <w:widowControl w:val="0"/>
-        <w:kinsoku w:val="0"/>
-        <w:wordWrap/>
-        <w:overflowPunct/>
-        <w:topLinePunct w:val="0"/>
-        <w:autoSpaceDE w:val="0"/>
-        <w:autoSpaceDN w:val="0"/>
-        <w:bidi w:val="0"/>
-        <w:adjustRightInd w:val="0"/>
-        <w:snapToGrid w:val="0"/>
-        <w:textAlignment w:val="baseline"/>
-        <w:rPr>
-          <w:rFonts w:hint="default"/>
-          <w:lang w:val="en-US" w:eastAsia="zh-CN"/>
-        </w:rPr>
-      </w:pPr>
-      <w:bookmarkStart w:id="13" w:name="_Toc20752"/>
+        <w:pStyle w:val="2"/>
+        <w:keepNext w:val="0"/>
+        <w:keepLines w:val="0"/>
+        <w:pageBreakBefore w:val="0"/>
+        <w:widowControl w:val="0"/>
+        <w:kinsoku w:val="0"/>
+        <w:wordWrap/>
+        <w:overflowPunct/>
+        <w:topLinePunct w:val="0"/>
+        <w:autoSpaceDE w:val="0"/>
+        <w:autoSpaceDN w:val="0"/>
+        <w:bidi w:val="0"/>
+        <w:adjustRightInd w:val="0"/>
+        <w:snapToGrid w:val="0"/>
+        <w:textAlignment w:val="baseline"/>
+        <w:rPr>
+          <w:rFonts w:hint="default"/>
+          <w:lang w:val="en-US" w:eastAsia="zh-CN"/>
+        </w:rPr>
+      </w:pPr>
+      <w:bookmarkStart w:id="14" w:name="_Toc20752"/>
       <w:r>
         <w:rPr>
           <w:rFonts w:hint="default"/>
@@ -4973,11 +4868,11 @@
         </w:rPr>
         <w:t>服务级别协议</w:t>
       </w:r>
-      <w:bookmarkEnd w:id="13"/>
-    </w:p>
-    <w:p>
-      <w:pPr>
-        <w:pStyle w:val="29"/>
+      <w:bookmarkEnd w:id="14"/>
+    </w:p>
+    <w:p>
+      <w:pPr>
+        <w:pStyle w:val="a1"/>
         <w:keepNext w:val="0"/>
         <w:keepLines w:val="0"/>
         <w:pageBreakBefore w:val="0"/>
@@ -5007,27 +4902,27 @@
     </w:p>
     <w:p>
       <w:pPr>
-        <w:pStyle w:val="30"/>
-        <w:keepNext w:val="0"/>
-        <w:keepLines w:val="0"/>
-        <w:pageBreakBefore w:val="0"/>
-        <w:widowControl w:val="0"/>
-        <w:kinsoku w:val="0"/>
-        <w:wordWrap/>
-        <w:overflowPunct/>
-        <w:topLinePunct w:val="0"/>
-        <w:autoSpaceDE w:val="0"/>
-        <w:autoSpaceDN w:val="0"/>
-        <w:bidi w:val="0"/>
-        <w:adjustRightInd w:val="0"/>
-        <w:snapToGrid w:val="0"/>
-        <w:textAlignment w:val="baseline"/>
-        <w:rPr>
-          <w:rFonts w:hint="default"/>
-          <w:lang w:val="en-US" w:eastAsia="zh-CN"/>
-        </w:rPr>
-      </w:pPr>
-      <w:bookmarkStart w:id="14" w:name="_Toc27177"/>
+        <w:pStyle w:val="2"/>
+        <w:keepNext w:val="0"/>
+        <w:keepLines w:val="0"/>
+        <w:pageBreakBefore w:val="0"/>
+        <w:widowControl w:val="0"/>
+        <w:kinsoku w:val="0"/>
+        <w:wordWrap/>
+        <w:overflowPunct/>
+        <w:topLinePunct w:val="0"/>
+        <w:autoSpaceDE w:val="0"/>
+        <w:autoSpaceDN w:val="0"/>
+        <w:bidi w:val="0"/>
+        <w:adjustRightInd w:val="0"/>
+        <w:snapToGrid w:val="0"/>
+        <w:textAlignment w:val="baseline"/>
+        <w:rPr>
+          <w:rFonts w:hint="default"/>
+          <w:lang w:val="en-US" w:eastAsia="zh-CN"/>
+        </w:rPr>
+      </w:pPr>
+      <w:bookmarkStart w:id="15" w:name="_Toc27177"/>
       <w:r>
         <w:rPr>
           <w:rFonts w:hint="default"/>
@@ -5035,11 +4930,11 @@
         </w:rPr>
         <w:t>支持合同</w:t>
       </w:r>
-      <w:bookmarkEnd w:id="14"/>
-    </w:p>
-    <w:p>
-      <w:pPr>
-        <w:pStyle w:val="29"/>
+      <w:bookmarkEnd w:id="15"/>
+    </w:p>
+    <w:p>
+      <w:pPr>
+        <w:pStyle w:val="a1"/>
         <w:keepNext w:val="0"/>
         <w:keepLines w:val="0"/>
         <w:pageBreakBefore w:val="0"/>
@@ -5069,27 +4964,27 @@
     </w:p>
     <w:p>
       <w:pPr>
-        <w:pStyle w:val="28"/>
-        <w:keepNext w:val="0"/>
-        <w:keepLines w:val="0"/>
-        <w:pageBreakBefore w:val="0"/>
-        <w:widowControl w:val="0"/>
-        <w:kinsoku w:val="0"/>
-        <w:wordWrap/>
-        <w:overflowPunct/>
-        <w:topLinePunct w:val="0"/>
-        <w:autoSpaceDE w:val="0"/>
-        <w:autoSpaceDN w:val="0"/>
-        <w:bidi w:val="0"/>
-        <w:adjustRightInd w:val="0"/>
-        <w:snapToGrid w:val="0"/>
-        <w:textAlignment w:val="baseline"/>
-        <w:rPr>
-          <w:rFonts w:hint="default"/>
-          <w:lang w:val="en-US" w:eastAsia="zh-CN"/>
-        </w:rPr>
-      </w:pPr>
-      <w:bookmarkStart w:id="15" w:name="_Toc24981"/>
+        <w:pStyle w:val="1"/>
+        <w:keepNext w:val="0"/>
+        <w:keepLines w:val="0"/>
+        <w:pageBreakBefore w:val="0"/>
+        <w:widowControl w:val="0"/>
+        <w:kinsoku w:val="0"/>
+        <w:wordWrap/>
+        <w:overflowPunct/>
+        <w:topLinePunct w:val="0"/>
+        <w:autoSpaceDE w:val="0"/>
+        <w:autoSpaceDN w:val="0"/>
+        <w:bidi w:val="0"/>
+        <w:adjustRightInd w:val="0"/>
+        <w:snapToGrid w:val="0"/>
+        <w:textAlignment w:val="baseline"/>
+        <w:rPr>
+          <w:rFonts w:hint="default"/>
+          <w:lang w:val="en-US" w:eastAsia="zh-CN"/>
+        </w:rPr>
+      </w:pPr>
+      <w:bookmarkStart w:id="16" w:name="_Toc24981"/>
       <w:r>
         <w:rPr>
           <w:rFonts w:hint="default"/>
@@ -5097,31 +4992,31 @@
         </w:rPr>
         <w:t>管理内容与要求</w:t>
       </w:r>
-      <w:bookmarkEnd w:id="15"/>
-    </w:p>
-    <w:p>
-      <w:pPr>
-        <w:pStyle w:val="30"/>
-        <w:keepNext w:val="0"/>
-        <w:keepLines w:val="0"/>
-        <w:pageBreakBefore w:val="0"/>
-        <w:widowControl w:val="0"/>
-        <w:kinsoku w:val="0"/>
-        <w:wordWrap/>
-        <w:overflowPunct/>
-        <w:topLinePunct w:val="0"/>
-        <w:autoSpaceDE w:val="0"/>
-        <w:autoSpaceDN w:val="0"/>
-        <w:bidi w:val="0"/>
-        <w:adjustRightInd w:val="0"/>
-        <w:snapToGrid w:val="0"/>
-        <w:textAlignment w:val="baseline"/>
-        <w:rPr>
-          <w:rFonts w:hint="default"/>
-          <w:lang w:val="en-US" w:eastAsia="zh-CN"/>
-        </w:rPr>
-      </w:pPr>
-      <w:bookmarkStart w:id="16" w:name="_Toc30998"/>
+      <w:bookmarkEnd w:id="16"/>
+    </w:p>
+    <w:p>
+      <w:pPr>
+        <w:pStyle w:val="2"/>
+        <w:keepNext w:val="0"/>
+        <w:keepLines w:val="0"/>
+        <w:pageBreakBefore w:val="0"/>
+        <w:widowControl w:val="0"/>
+        <w:kinsoku w:val="0"/>
+        <w:wordWrap/>
+        <w:overflowPunct/>
+        <w:topLinePunct w:val="0"/>
+        <w:autoSpaceDE w:val="0"/>
+        <w:autoSpaceDN w:val="0"/>
+        <w:bidi w:val="0"/>
+        <w:adjustRightInd w:val="0"/>
+        <w:snapToGrid w:val="0"/>
+        <w:textAlignment w:val="baseline"/>
+        <w:rPr>
+          <w:rFonts w:hint="default"/>
+          <w:lang w:val="en-US" w:eastAsia="zh-CN"/>
+        </w:rPr>
+      </w:pPr>
+      <w:bookmarkStart w:id="17" w:name="_Toc30998"/>
       <w:r>
         <w:rPr>
           <w:rFonts w:hint="eastAsia"/>
@@ -5129,31 +5024,31 @@
         </w:rPr>
         <w:t>服务级别管理全生命周期</w:t>
       </w:r>
-      <w:bookmarkEnd w:id="16"/>
-    </w:p>
-    <w:p>
-      <w:pPr>
-        <w:pStyle w:val="31"/>
-        <w:keepNext w:val="0"/>
-        <w:keepLines w:val="0"/>
-        <w:pageBreakBefore w:val="0"/>
-        <w:widowControl w:val="0"/>
-        <w:kinsoku w:val="0"/>
-        <w:wordWrap/>
-        <w:overflowPunct/>
-        <w:topLinePunct w:val="0"/>
-        <w:autoSpaceDE w:val="0"/>
-        <w:autoSpaceDN w:val="0"/>
-        <w:bidi w:val="0"/>
-        <w:adjustRightInd w:val="0"/>
-        <w:snapToGrid w:val="0"/>
-        <w:textAlignment w:val="baseline"/>
-        <w:rPr>
-          <w:rFonts w:hint="default"/>
-          <w:lang w:val="en-US" w:eastAsia="zh-CN"/>
-        </w:rPr>
-      </w:pPr>
-      <w:bookmarkStart w:id="17" w:name="_Toc10098"/>
+      <w:bookmarkEnd w:id="17"/>
+    </w:p>
+    <w:p>
+      <w:pPr>
+        <w:pStyle w:val="3"/>
+        <w:keepNext w:val="0"/>
+        <w:keepLines w:val="0"/>
+        <w:pageBreakBefore w:val="0"/>
+        <w:widowControl w:val="0"/>
+        <w:kinsoku w:val="0"/>
+        <w:wordWrap/>
+        <w:overflowPunct/>
+        <w:topLinePunct w:val="0"/>
+        <w:autoSpaceDE w:val="0"/>
+        <w:autoSpaceDN w:val="0"/>
+        <w:bidi w:val="0"/>
+        <w:adjustRightInd w:val="0"/>
+        <w:snapToGrid w:val="0"/>
+        <w:textAlignment w:val="baseline"/>
+        <w:rPr>
+          <w:rFonts w:hint="default"/>
+          <w:lang w:val="en-US" w:eastAsia="zh-CN"/>
+        </w:rPr>
+      </w:pPr>
+      <w:bookmarkStart w:id="18" w:name="_Toc10098"/>
       <w:r>
         <w:rPr>
           <w:rFonts w:hint="eastAsia"/>
@@ -5161,11 +5056,11 @@
         </w:rPr>
         <w:t>流程触发与启动</w:t>
       </w:r>
-      <w:bookmarkEnd w:id="17"/>
-    </w:p>
-    <w:p>
-      <w:pPr>
-        <w:pStyle w:val="29"/>
+      <w:bookmarkEnd w:id="18"/>
+    </w:p>
+    <w:p>
+      <w:pPr>
+        <w:pStyle w:val="a1"/>
         <w:keepNext w:val="0"/>
         <w:keepLines w:val="0"/>
         <w:pageBreakBefore w:val="0"/>
@@ -5195,7 +5090,7 @@
     </w:p>
     <w:p>
       <w:pPr>
-        <w:pStyle w:val="29"/>
+        <w:pStyle w:val="a1"/>
         <w:keepNext w:val="0"/>
         <w:keepLines w:val="0"/>
         <w:pageBreakBefore w:val="0"/>
@@ -5213,7 +5108,7 @@
         <w:bidi w:val="0"/>
         <w:adjustRightInd w:val="0"/>
         <w:snapToGrid w:val="0"/>
-        <w:ind w:left="425" w:leftChars="0" w:hanging="425" w:firstLineChars="0"/>
+        <w:ind w:left="425" w:hanging="425" w:leftChars="0" w:firstLineChars="0"/>
         <w:textAlignment w:val="baseline"/>
         <w:rPr>
           <w:rFonts w:hint="default"/>
@@ -5230,7 +5125,7 @@
     </w:p>
     <w:p>
       <w:pPr>
-        <w:pStyle w:val="29"/>
+        <w:pStyle w:val="a1"/>
         <w:keepNext w:val="0"/>
         <w:keepLines w:val="0"/>
         <w:pageBreakBefore w:val="0"/>
@@ -5248,7 +5143,7 @@
         <w:bidi w:val="0"/>
         <w:adjustRightInd w:val="0"/>
         <w:snapToGrid w:val="0"/>
-        <w:ind w:left="425" w:leftChars="0" w:hanging="425" w:firstLineChars="0"/>
+        <w:ind w:left="425" w:hanging="425" w:leftChars="0" w:firstLineChars="0"/>
         <w:textAlignment w:val="baseline"/>
         <w:rPr>
           <w:rFonts w:hint="default"/>
@@ -5265,7 +5160,7 @@
     </w:p>
     <w:p>
       <w:pPr>
-        <w:pStyle w:val="29"/>
+        <w:pStyle w:val="a1"/>
         <w:keepNext w:val="0"/>
         <w:keepLines w:val="0"/>
         <w:pageBreakBefore w:val="0"/>
@@ -5283,7 +5178,7 @@
         <w:bidi w:val="0"/>
         <w:adjustRightInd w:val="0"/>
         <w:snapToGrid w:val="0"/>
-        <w:ind w:left="425" w:leftChars="0" w:hanging="425" w:firstLineChars="0"/>
+        <w:ind w:left="425" w:hanging="425" w:leftChars="0" w:firstLineChars="0"/>
         <w:textAlignment w:val="baseline"/>
         <w:rPr>
           <w:rFonts w:hint="default"/>
@@ -5300,27 +5195,27 @@
     </w:p>
     <w:p>
       <w:pPr>
-        <w:pStyle w:val="31"/>
-        <w:keepNext w:val="0"/>
-        <w:keepLines w:val="0"/>
-        <w:pageBreakBefore w:val="0"/>
-        <w:widowControl w:val="0"/>
-        <w:kinsoku w:val="0"/>
-        <w:wordWrap/>
-        <w:overflowPunct/>
-        <w:topLinePunct w:val="0"/>
-        <w:autoSpaceDE w:val="0"/>
-        <w:autoSpaceDN w:val="0"/>
-        <w:bidi w:val="0"/>
-        <w:adjustRightInd w:val="0"/>
-        <w:snapToGrid w:val="0"/>
-        <w:textAlignment w:val="baseline"/>
-        <w:rPr>
-          <w:rFonts w:hint="default"/>
-          <w:lang w:val="en-US" w:eastAsia="zh-CN"/>
-        </w:rPr>
-      </w:pPr>
-      <w:bookmarkStart w:id="18" w:name="_Toc13108"/>
+        <w:pStyle w:val="3"/>
+        <w:keepNext w:val="0"/>
+        <w:keepLines w:val="0"/>
+        <w:pageBreakBefore w:val="0"/>
+        <w:widowControl w:val="0"/>
+        <w:kinsoku w:val="0"/>
+        <w:wordWrap/>
+        <w:overflowPunct/>
+        <w:topLinePunct w:val="0"/>
+        <w:autoSpaceDE w:val="0"/>
+        <w:autoSpaceDN w:val="0"/>
+        <w:bidi w:val="0"/>
+        <w:adjustRightInd w:val="0"/>
+        <w:snapToGrid w:val="0"/>
+        <w:textAlignment w:val="baseline"/>
+        <w:rPr>
+          <w:rFonts w:hint="default"/>
+          <w:lang w:val="en-US" w:eastAsia="zh-CN"/>
+        </w:rPr>
+      </w:pPr>
+      <w:bookmarkStart w:id="19" w:name="_Toc13108"/>
       <w:r>
         <w:rPr>
           <w:rFonts w:hint="default"/>
@@ -5328,11 +5223,11 @@
         </w:rPr>
         <w:t>服务需求管理</w:t>
       </w:r>
-      <w:bookmarkEnd w:id="18"/>
-    </w:p>
-    <w:p>
-      <w:pPr>
-        <w:pStyle w:val="29"/>
+      <w:bookmarkEnd w:id="19"/>
+    </w:p>
+    <w:p>
+      <w:pPr>
+        <w:pStyle w:val="a1"/>
         <w:keepNext w:val="0"/>
         <w:keepLines w:val="0"/>
         <w:pageBreakBefore w:val="0"/>
@@ -5362,7 +5257,7 @@
     </w:p>
     <w:p>
       <w:pPr>
-        <w:pStyle w:val="29"/>
+        <w:pStyle w:val="a1"/>
         <w:keepNext w:val="0"/>
         <w:keepLines w:val="0"/>
         <w:pageBreakBefore w:val="0"/>
@@ -5392,7 +5287,7 @@
     </w:p>
     <w:p>
       <w:pPr>
-        <w:pStyle w:val="29"/>
+        <w:pStyle w:val="a1"/>
         <w:keepNext w:val="0"/>
         <w:keepLines w:val="0"/>
         <w:pageBreakBefore w:val="0"/>
@@ -5422,27 +5317,27 @@
     </w:p>
     <w:p>
       <w:pPr>
-        <w:pStyle w:val="30"/>
-        <w:keepNext w:val="0"/>
-        <w:keepLines w:val="0"/>
-        <w:pageBreakBefore w:val="0"/>
-        <w:widowControl w:val="0"/>
-        <w:kinsoku w:val="0"/>
-        <w:wordWrap/>
-        <w:overflowPunct/>
-        <w:topLinePunct w:val="0"/>
-        <w:autoSpaceDE w:val="0"/>
-        <w:autoSpaceDN w:val="0"/>
-        <w:bidi w:val="0"/>
-        <w:adjustRightInd w:val="0"/>
-        <w:snapToGrid w:val="0"/>
-        <w:textAlignment w:val="baseline"/>
-        <w:rPr>
-          <w:rFonts w:hint="default"/>
-          <w:lang w:val="en-US" w:eastAsia="zh-CN"/>
-        </w:rPr>
-      </w:pPr>
-      <w:bookmarkStart w:id="19" w:name="_Toc11042"/>
+        <w:pStyle w:val="2"/>
+        <w:keepNext w:val="0"/>
+        <w:keepLines w:val="0"/>
+        <w:pageBreakBefore w:val="0"/>
+        <w:widowControl w:val="0"/>
+        <w:kinsoku w:val="0"/>
+        <w:wordWrap/>
+        <w:overflowPunct/>
+        <w:topLinePunct w:val="0"/>
+        <w:autoSpaceDE w:val="0"/>
+        <w:autoSpaceDN w:val="0"/>
+        <w:bidi w:val="0"/>
+        <w:adjustRightInd w:val="0"/>
+        <w:snapToGrid w:val="0"/>
+        <w:textAlignment w:val="baseline"/>
+        <w:rPr>
+          <w:rFonts w:hint="default"/>
+          <w:lang w:val="en-US" w:eastAsia="zh-CN"/>
+        </w:rPr>
+      </w:pPr>
+      <w:bookmarkStart w:id="20" w:name="_Toc11042"/>
       <w:r>
         <w:rPr>
           <w:rFonts w:hint="default"/>
@@ -5450,31 +5345,31 @@
         </w:rPr>
         <w:t>服务级别协议制定</w:t>
       </w:r>
-      <w:bookmarkEnd w:id="19"/>
-    </w:p>
-    <w:p>
-      <w:pPr>
-        <w:pStyle w:val="31"/>
-        <w:keepNext w:val="0"/>
-        <w:keepLines w:val="0"/>
-        <w:pageBreakBefore w:val="0"/>
-        <w:widowControl w:val="0"/>
-        <w:kinsoku w:val="0"/>
-        <w:wordWrap/>
-        <w:overflowPunct/>
-        <w:topLinePunct w:val="0"/>
-        <w:autoSpaceDE w:val="0"/>
-        <w:autoSpaceDN w:val="0"/>
-        <w:bidi w:val="0"/>
-        <w:adjustRightInd w:val="0"/>
-        <w:snapToGrid w:val="0"/>
-        <w:textAlignment w:val="baseline"/>
-        <w:rPr>
-          <w:rFonts w:hint="default"/>
-          <w:lang w:val="en-US" w:eastAsia="zh-CN"/>
-        </w:rPr>
-      </w:pPr>
-      <w:bookmarkStart w:id="20" w:name="_Toc4781"/>
+      <w:bookmarkEnd w:id="20"/>
+    </w:p>
+    <w:p>
+      <w:pPr>
+        <w:pStyle w:val="3"/>
+        <w:keepNext w:val="0"/>
+        <w:keepLines w:val="0"/>
+        <w:pageBreakBefore w:val="0"/>
+        <w:widowControl w:val="0"/>
+        <w:kinsoku w:val="0"/>
+        <w:wordWrap/>
+        <w:overflowPunct/>
+        <w:topLinePunct w:val="0"/>
+        <w:autoSpaceDE w:val="0"/>
+        <w:autoSpaceDN w:val="0"/>
+        <w:bidi w:val="0"/>
+        <w:adjustRightInd w:val="0"/>
+        <w:snapToGrid w:val="0"/>
+        <w:textAlignment w:val="baseline"/>
+        <w:rPr>
+          <w:rFonts w:hint="default"/>
+          <w:lang w:val="en-US" w:eastAsia="zh-CN"/>
+        </w:rPr>
+      </w:pPr>
+      <w:bookmarkStart w:id="21" w:name="_Toc4781"/>
       <w:r>
         <w:rPr>
           <w:rFonts w:hint="default"/>
@@ -5482,11 +5377,11 @@
         </w:rPr>
         <w:t>协议内容规范</w:t>
       </w:r>
-      <w:bookmarkEnd w:id="20"/>
-    </w:p>
-    <w:p>
-      <w:pPr>
-        <w:pStyle w:val="29"/>
+      <w:bookmarkEnd w:id="21"/>
+    </w:p>
+    <w:p>
+      <w:pPr>
+        <w:pStyle w:val="a1"/>
         <w:keepNext w:val="0"/>
         <w:keepLines w:val="0"/>
         <w:pageBreakBefore w:val="0"/>
@@ -5516,7 +5411,7 @@
     </w:p>
     <w:p>
       <w:pPr>
-        <w:pStyle w:val="29"/>
+        <w:pStyle w:val="a1"/>
         <w:keepNext w:val="0"/>
         <w:keepLines w:val="0"/>
         <w:pageBreakBefore w:val="0"/>
@@ -5534,7 +5429,7 @@
         <w:bidi w:val="0"/>
         <w:adjustRightInd w:val="0"/>
         <w:snapToGrid w:val="0"/>
-        <w:ind w:left="425" w:leftChars="0" w:hanging="425" w:firstLineChars="0"/>
+        <w:ind w:left="425" w:hanging="425" w:leftChars="0" w:firstLineChars="0"/>
         <w:textAlignment w:val="baseline"/>
         <w:rPr>
           <w:rFonts w:hint="default"/>
@@ -5551,7 +5446,7 @@
     </w:p>
     <w:p>
       <w:pPr>
-        <w:pStyle w:val="29"/>
+        <w:pStyle w:val="a1"/>
         <w:keepNext w:val="0"/>
         <w:keepLines w:val="0"/>
         <w:pageBreakBefore w:val="0"/>
@@ -5569,7 +5464,7 @@
         <w:bidi w:val="0"/>
         <w:adjustRightInd w:val="0"/>
         <w:snapToGrid w:val="0"/>
-        <w:ind w:left="425" w:leftChars="0" w:hanging="425" w:firstLineChars="0"/>
+        <w:ind w:left="425" w:hanging="425" w:leftChars="0" w:firstLineChars="0"/>
         <w:textAlignment w:val="baseline"/>
         <w:rPr>
           <w:rFonts w:hint="default"/>
@@ -5586,7 +5481,7 @@
     </w:p>
     <w:p>
       <w:pPr>
-        <w:pStyle w:val="29"/>
+        <w:pStyle w:val="a1"/>
         <w:keepNext w:val="0"/>
         <w:keepLines w:val="0"/>
         <w:pageBreakBefore w:val="0"/>
@@ -5604,7 +5499,7 @@
         <w:bidi w:val="0"/>
         <w:adjustRightInd w:val="0"/>
         <w:snapToGrid w:val="0"/>
-        <w:ind w:left="425" w:leftChars="0" w:hanging="425" w:firstLineChars="0"/>
+        <w:ind w:left="425" w:hanging="425" w:leftChars="0" w:firstLineChars="0"/>
         <w:textAlignment w:val="baseline"/>
         <w:rPr>
           <w:rFonts w:hint="default"/>
@@ -5621,7 +5516,7 @@
     </w:p>
     <w:p>
       <w:pPr>
-        <w:pStyle w:val="29"/>
+        <w:pStyle w:val="a1"/>
         <w:keepNext w:val="0"/>
         <w:keepLines w:val="0"/>
         <w:pageBreakBefore w:val="0"/>
@@ -5639,7 +5534,7 @@
         <w:bidi w:val="0"/>
         <w:adjustRightInd w:val="0"/>
         <w:snapToGrid w:val="0"/>
-        <w:ind w:left="425" w:leftChars="0" w:hanging="425" w:firstLineChars="0"/>
+        <w:ind w:left="425" w:hanging="425" w:leftChars="0" w:firstLineChars="0"/>
         <w:textAlignment w:val="baseline"/>
         <w:rPr>
           <w:rFonts w:hint="default"/>
@@ -5656,7 +5551,7 @@
     </w:p>
     <w:p>
       <w:pPr>
-        <w:pStyle w:val="29"/>
+        <w:pStyle w:val="a1"/>
         <w:keepNext w:val="0"/>
         <w:keepLines w:val="0"/>
         <w:pageBreakBefore w:val="0"/>
@@ -5674,7 +5569,7 @@
         <w:bidi w:val="0"/>
         <w:adjustRightInd w:val="0"/>
         <w:snapToGrid w:val="0"/>
-        <w:ind w:left="425" w:leftChars="0" w:hanging="425" w:firstLineChars="0"/>
+        <w:ind w:left="425" w:hanging="425" w:leftChars="0" w:firstLineChars="0"/>
         <w:textAlignment w:val="baseline"/>
         <w:rPr>
           <w:rFonts w:hint="default"/>
@@ -5691,7 +5586,7 @@
     </w:p>
     <w:p>
       <w:pPr>
-        <w:pStyle w:val="29"/>
+        <w:pStyle w:val="a1"/>
         <w:keepNext w:val="0"/>
         <w:keepLines w:val="0"/>
         <w:pageBreakBefore w:val="0"/>
@@ -5709,7 +5604,7 @@
         <w:bidi w:val="0"/>
         <w:adjustRightInd w:val="0"/>
         <w:snapToGrid w:val="0"/>
-        <w:ind w:left="425" w:leftChars="0" w:hanging="425" w:firstLineChars="0"/>
+        <w:ind w:left="425" w:hanging="425" w:leftChars="0" w:firstLineChars="0"/>
         <w:textAlignment w:val="baseline"/>
         <w:rPr>
           <w:rFonts w:hint="default"/>
@@ -5726,7 +5621,7 @@
     </w:p>
     <w:p>
       <w:pPr>
-        <w:pStyle w:val="29"/>
+        <w:pStyle w:val="a1"/>
         <w:keepNext w:val="0"/>
         <w:keepLines w:val="0"/>
         <w:pageBreakBefore w:val="0"/>
@@ -5744,7 +5639,7 @@
         <w:bidi w:val="0"/>
         <w:adjustRightInd w:val="0"/>
         <w:snapToGrid w:val="0"/>
-        <w:ind w:left="425" w:leftChars="0" w:hanging="425" w:firstLineChars="0"/>
+        <w:ind w:left="425" w:hanging="425" w:leftChars="0" w:firstLineChars="0"/>
         <w:textAlignment w:val="baseline"/>
         <w:rPr>
           <w:rFonts w:hint="default"/>
@@ -5761,7 +5656,7 @@
     </w:p>
     <w:p>
       <w:pPr>
-        <w:pStyle w:val="29"/>
+        <w:pStyle w:val="a1"/>
         <w:keepNext w:val="0"/>
         <w:keepLines w:val="0"/>
         <w:pageBreakBefore w:val="0"/>
@@ -5779,7 +5674,7 @@
         <w:bidi w:val="0"/>
         <w:adjustRightInd w:val="0"/>
         <w:snapToGrid w:val="0"/>
-        <w:ind w:left="425" w:leftChars="0" w:hanging="425" w:firstLineChars="0"/>
+        <w:ind w:left="425" w:hanging="425" w:leftChars="0" w:firstLineChars="0"/>
         <w:textAlignment w:val="baseline"/>
         <w:rPr>
           <w:rFonts w:hint="default"/>
@@ -5796,7 +5691,7 @@
     </w:p>
     <w:p>
       <w:pPr>
-        <w:pStyle w:val="29"/>
+        <w:pStyle w:val="a1"/>
         <w:keepNext w:val="0"/>
         <w:keepLines w:val="0"/>
         <w:pageBreakBefore w:val="0"/>
@@ -5814,7 +5709,7 @@
         <w:bidi w:val="0"/>
         <w:adjustRightInd w:val="0"/>
         <w:snapToGrid w:val="0"/>
-        <w:ind w:left="425" w:leftChars="0" w:hanging="425" w:firstLineChars="0"/>
+        <w:ind w:left="425" w:hanging="425" w:leftChars="0" w:firstLineChars="0"/>
         <w:textAlignment w:val="baseline"/>
         <w:rPr>
           <w:rFonts w:hint="default"/>
@@ -5831,27 +5726,27 @@
     </w:p>
     <w:p>
       <w:pPr>
-        <w:pStyle w:val="31"/>
-        <w:keepNext w:val="0"/>
-        <w:keepLines w:val="0"/>
-        <w:pageBreakBefore w:val="0"/>
-        <w:widowControl w:val="0"/>
-        <w:kinsoku w:val="0"/>
-        <w:wordWrap/>
-        <w:overflowPunct/>
-        <w:topLinePunct w:val="0"/>
-        <w:autoSpaceDE w:val="0"/>
-        <w:autoSpaceDN w:val="0"/>
-        <w:bidi w:val="0"/>
-        <w:adjustRightInd w:val="0"/>
-        <w:snapToGrid w:val="0"/>
-        <w:textAlignment w:val="baseline"/>
-        <w:rPr>
-          <w:rFonts w:hint="default"/>
-          <w:lang w:val="en-US" w:eastAsia="zh-CN"/>
-        </w:rPr>
-      </w:pPr>
-      <w:bookmarkStart w:id="21" w:name="_Toc19257"/>
+        <w:pStyle w:val="3"/>
+        <w:keepNext w:val="0"/>
+        <w:keepLines w:val="0"/>
+        <w:pageBreakBefore w:val="0"/>
+        <w:widowControl w:val="0"/>
+        <w:kinsoku w:val="0"/>
+        <w:wordWrap/>
+        <w:overflowPunct/>
+        <w:topLinePunct w:val="0"/>
+        <w:autoSpaceDE w:val="0"/>
+        <w:autoSpaceDN w:val="0"/>
+        <w:bidi w:val="0"/>
+        <w:adjustRightInd w:val="0"/>
+        <w:snapToGrid w:val="0"/>
+        <w:textAlignment w:val="baseline"/>
+        <w:rPr>
+          <w:rFonts w:hint="default"/>
+          <w:lang w:val="en-US" w:eastAsia="zh-CN"/>
+        </w:rPr>
+      </w:pPr>
+      <w:bookmarkStart w:id="22" w:name="_Toc19257"/>
       <w:r>
         <w:rPr>
           <w:rFonts w:hint="default"/>
@@ -5859,11 +5754,11 @@
         </w:rPr>
         <w:t>内部协同机制</w:t>
       </w:r>
-      <w:bookmarkEnd w:id="21"/>
-    </w:p>
-    <w:p>
-      <w:pPr>
-        <w:pStyle w:val="29"/>
+      <w:bookmarkEnd w:id="22"/>
+    </w:p>
+    <w:p>
+      <w:pPr>
+        <w:pStyle w:val="a1"/>
         <w:bidi w:val="0"/>
         <w:rPr>
           <w:rFonts w:hint="default"/>
@@ -5880,7 +5775,7 @@
     </w:p>
     <w:p>
       <w:pPr>
-        <w:pStyle w:val="29"/>
+        <w:pStyle w:val="a1"/>
         <w:bidi w:val="0"/>
         <w:rPr>
           <w:rFonts w:hint="default"/>
@@ -5897,7 +5792,7 @@
     </w:p>
     <w:p>
       <w:pPr>
-        <w:pStyle w:val="29"/>
+        <w:pStyle w:val="a1"/>
         <w:bidi w:val="0"/>
         <w:rPr>
           <w:rFonts w:hint="default"/>
@@ -5914,27 +5809,27 @@
     </w:p>
     <w:p>
       <w:pPr>
-        <w:pStyle w:val="30"/>
-        <w:keepNext w:val="0"/>
-        <w:keepLines w:val="0"/>
-        <w:pageBreakBefore w:val="0"/>
-        <w:widowControl w:val="0"/>
-        <w:kinsoku w:val="0"/>
-        <w:wordWrap/>
-        <w:overflowPunct/>
-        <w:topLinePunct w:val="0"/>
-        <w:autoSpaceDE w:val="0"/>
-        <w:autoSpaceDN w:val="0"/>
-        <w:bidi w:val="0"/>
-        <w:adjustRightInd w:val="0"/>
-        <w:snapToGrid w:val="0"/>
-        <w:textAlignment w:val="baseline"/>
-        <w:rPr>
-          <w:rFonts w:hint="default"/>
-          <w:lang w:val="en-US" w:eastAsia="zh-CN"/>
-        </w:rPr>
-      </w:pPr>
-      <w:bookmarkStart w:id="22" w:name="_Toc31864"/>
+        <w:pStyle w:val="2"/>
+        <w:keepNext w:val="0"/>
+        <w:keepLines w:val="0"/>
+        <w:pageBreakBefore w:val="0"/>
+        <w:widowControl w:val="0"/>
+        <w:kinsoku w:val="0"/>
+        <w:wordWrap/>
+        <w:overflowPunct/>
+        <w:topLinePunct w:val="0"/>
+        <w:autoSpaceDE w:val="0"/>
+        <w:autoSpaceDN w:val="0"/>
+        <w:bidi w:val="0"/>
+        <w:adjustRightInd w:val="0"/>
+        <w:snapToGrid w:val="0"/>
+        <w:textAlignment w:val="baseline"/>
+        <w:rPr>
+          <w:rFonts w:hint="default"/>
+          <w:lang w:val="en-US" w:eastAsia="zh-CN"/>
+        </w:rPr>
+      </w:pPr>
+      <w:bookmarkStart w:id="23" w:name="_Toc31864"/>
       <w:r>
         <w:rPr>
           <w:rFonts w:hint="default"/>
@@ -5942,31 +5837,31 @@
         </w:rPr>
         <w:t>服务目录管理</w:t>
       </w:r>
-      <w:bookmarkEnd w:id="22"/>
-    </w:p>
-    <w:p>
-      <w:pPr>
-        <w:pStyle w:val="31"/>
-        <w:keepNext w:val="0"/>
-        <w:keepLines w:val="0"/>
-        <w:pageBreakBefore w:val="0"/>
-        <w:widowControl w:val="0"/>
-        <w:kinsoku w:val="0"/>
-        <w:wordWrap/>
-        <w:overflowPunct/>
-        <w:topLinePunct w:val="0"/>
-        <w:autoSpaceDE w:val="0"/>
-        <w:autoSpaceDN w:val="0"/>
-        <w:bidi w:val="0"/>
-        <w:adjustRightInd w:val="0"/>
-        <w:snapToGrid w:val="0"/>
-        <w:textAlignment w:val="baseline"/>
-        <w:rPr>
-          <w:rFonts w:hint="default"/>
-          <w:lang w:val="en-US" w:eastAsia="zh-CN"/>
-        </w:rPr>
-      </w:pPr>
-      <w:bookmarkStart w:id="23" w:name="_Toc7877"/>
+      <w:bookmarkEnd w:id="23"/>
+    </w:p>
+    <w:p>
+      <w:pPr>
+        <w:pStyle w:val="3"/>
+        <w:keepNext w:val="0"/>
+        <w:keepLines w:val="0"/>
+        <w:pageBreakBefore w:val="0"/>
+        <w:widowControl w:val="0"/>
+        <w:kinsoku w:val="0"/>
+        <w:wordWrap/>
+        <w:overflowPunct/>
+        <w:topLinePunct w:val="0"/>
+        <w:autoSpaceDE w:val="0"/>
+        <w:autoSpaceDN w:val="0"/>
+        <w:bidi w:val="0"/>
+        <w:adjustRightInd w:val="0"/>
+        <w:snapToGrid w:val="0"/>
+        <w:textAlignment w:val="baseline"/>
+        <w:rPr>
+          <w:rFonts w:hint="default"/>
+          <w:lang w:val="en-US" w:eastAsia="zh-CN"/>
+        </w:rPr>
+      </w:pPr>
+      <w:bookmarkStart w:id="24" w:name="_Toc7877"/>
       <w:r>
         <w:rPr>
           <w:rFonts w:hint="default"/>
@@ -5974,11 +5869,11 @@
         </w:rPr>
         <w:t>服务目录结构</w:t>
       </w:r>
-      <w:bookmarkEnd w:id="23"/>
-    </w:p>
-    <w:p>
-      <w:pPr>
-        <w:pStyle w:val="29"/>
+      <w:bookmarkEnd w:id="24"/>
+    </w:p>
+    <w:p>
+      <w:pPr>
+        <w:pStyle w:val="a1"/>
         <w:keepNext w:val="0"/>
         <w:keepLines w:val="0"/>
         <w:pageBreakBefore w:val="0"/>
@@ -6008,7 +5903,7 @@
     </w:p>
     <w:p>
       <w:pPr>
-        <w:pStyle w:val="29"/>
+        <w:pStyle w:val="a1"/>
         <w:keepNext w:val="0"/>
         <w:keepLines w:val="0"/>
         <w:pageBreakBefore w:val="0"/>
@@ -6026,7 +5921,7 @@
         <w:bidi w:val="0"/>
         <w:adjustRightInd w:val="0"/>
         <w:snapToGrid w:val="0"/>
-        <w:ind w:left="425" w:leftChars="0" w:hanging="425" w:firstLineChars="0"/>
+        <w:ind w:left="425" w:hanging="425" w:leftChars="0" w:firstLineChars="0"/>
         <w:textAlignment w:val="baseline"/>
         <w:rPr>
           <w:rFonts w:hint="default"/>
@@ -6043,7 +5938,7 @@
     </w:p>
     <w:p>
       <w:pPr>
-        <w:pStyle w:val="29"/>
+        <w:pStyle w:val="a1"/>
         <w:keepNext w:val="0"/>
         <w:keepLines w:val="0"/>
         <w:pageBreakBefore w:val="0"/>
@@ -6061,7 +5956,7 @@
         <w:bidi w:val="0"/>
         <w:adjustRightInd w:val="0"/>
         <w:snapToGrid w:val="0"/>
-        <w:ind w:left="425" w:leftChars="0" w:hanging="425" w:firstLineChars="0"/>
+        <w:ind w:left="425" w:hanging="425" w:leftChars="0" w:firstLineChars="0"/>
         <w:textAlignment w:val="baseline"/>
         <w:rPr>
           <w:rFonts w:hint="default"/>
@@ -6078,7 +5973,7 @@
     </w:p>
     <w:p>
       <w:pPr>
-        <w:pStyle w:val="29"/>
+        <w:pStyle w:val="a1"/>
         <w:keepNext w:val="0"/>
         <w:keepLines w:val="0"/>
         <w:pageBreakBefore w:val="0"/>
@@ -6096,7 +5991,7 @@
         <w:bidi w:val="0"/>
         <w:adjustRightInd w:val="0"/>
         <w:snapToGrid w:val="0"/>
-        <w:ind w:left="425" w:leftChars="0" w:hanging="425" w:firstLineChars="0"/>
+        <w:ind w:left="425" w:hanging="425" w:leftChars="0" w:firstLineChars="0"/>
         <w:textAlignment w:val="baseline"/>
         <w:rPr>
           <w:rFonts w:hint="default"/>
@@ -6113,27 +6008,27 @@
     </w:p>
     <w:p>
       <w:pPr>
-        <w:pStyle w:val="31"/>
-        <w:keepNext w:val="0"/>
-        <w:keepLines w:val="0"/>
-        <w:pageBreakBefore w:val="0"/>
-        <w:widowControl w:val="0"/>
-        <w:kinsoku w:val="0"/>
-        <w:wordWrap/>
-        <w:overflowPunct/>
-        <w:topLinePunct w:val="0"/>
-        <w:autoSpaceDE w:val="0"/>
-        <w:autoSpaceDN w:val="0"/>
-        <w:bidi w:val="0"/>
-        <w:adjustRightInd w:val="0"/>
-        <w:snapToGrid w:val="0"/>
-        <w:textAlignment w:val="baseline"/>
-        <w:rPr>
-          <w:rFonts w:hint="default"/>
-          <w:lang w:val="en-US" w:eastAsia="zh-CN"/>
-        </w:rPr>
-      </w:pPr>
-      <w:bookmarkStart w:id="24" w:name="_Toc432"/>
+        <w:pStyle w:val="3"/>
+        <w:keepNext w:val="0"/>
+        <w:keepLines w:val="0"/>
+        <w:pageBreakBefore w:val="0"/>
+        <w:widowControl w:val="0"/>
+        <w:kinsoku w:val="0"/>
+        <w:wordWrap/>
+        <w:overflowPunct/>
+        <w:topLinePunct w:val="0"/>
+        <w:autoSpaceDE w:val="0"/>
+        <w:autoSpaceDN w:val="0"/>
+        <w:bidi w:val="0"/>
+        <w:adjustRightInd w:val="0"/>
+        <w:snapToGrid w:val="0"/>
+        <w:textAlignment w:val="baseline"/>
+        <w:rPr>
+          <w:rFonts w:hint="default"/>
+          <w:lang w:val="en-US" w:eastAsia="zh-CN"/>
+        </w:rPr>
+      </w:pPr>
+      <w:bookmarkStart w:id="25" w:name="_Toc432"/>
       <w:r>
         <w:rPr>
           <w:rFonts w:hint="default"/>
@@ -6141,11 +6036,11 @@
         </w:rPr>
         <w:t>服务目录维护</w:t>
       </w:r>
-      <w:bookmarkEnd w:id="24"/>
-    </w:p>
-    <w:p>
-      <w:pPr>
-        <w:pStyle w:val="29"/>
+      <w:bookmarkEnd w:id="25"/>
+    </w:p>
+    <w:p>
+      <w:pPr>
+        <w:pStyle w:val="a1"/>
         <w:keepNext w:val="0"/>
         <w:keepLines w:val="0"/>
         <w:pageBreakBefore w:val="0"/>
@@ -6175,7 +6070,7 @@
     </w:p>
     <w:p>
       <w:pPr>
-        <w:pStyle w:val="29"/>
+        <w:pStyle w:val="a1"/>
         <w:keepNext w:val="0"/>
         <w:keepLines w:val="0"/>
         <w:pageBreakBefore w:val="0"/>
@@ -6205,7 +6100,7 @@
     </w:p>
     <w:p>
       <w:pPr>
-        <w:pStyle w:val="29"/>
+        <w:pStyle w:val="a1"/>
         <w:keepNext w:val="0"/>
         <w:keepLines w:val="0"/>
         <w:pageBreakBefore w:val="0"/>
@@ -6235,27 +6130,27 @@
     </w:p>
     <w:p>
       <w:pPr>
-        <w:pStyle w:val="30"/>
-        <w:keepNext w:val="0"/>
-        <w:keepLines w:val="0"/>
-        <w:pageBreakBefore w:val="0"/>
-        <w:widowControl w:val="0"/>
-        <w:kinsoku w:val="0"/>
-        <w:wordWrap/>
-        <w:overflowPunct/>
-        <w:topLinePunct w:val="0"/>
-        <w:autoSpaceDE w:val="0"/>
-        <w:autoSpaceDN w:val="0"/>
-        <w:bidi w:val="0"/>
-        <w:adjustRightInd w:val="0"/>
-        <w:snapToGrid w:val="0"/>
-        <w:textAlignment w:val="baseline"/>
-        <w:rPr>
-          <w:rFonts w:hint="default"/>
-          <w:lang w:val="en-US" w:eastAsia="zh-CN"/>
-        </w:rPr>
-      </w:pPr>
-      <w:bookmarkStart w:id="25" w:name="_Toc30635"/>
+        <w:pStyle w:val="2"/>
+        <w:keepNext w:val="0"/>
+        <w:keepLines w:val="0"/>
+        <w:pageBreakBefore w:val="0"/>
+        <w:widowControl w:val="0"/>
+        <w:kinsoku w:val="0"/>
+        <w:wordWrap/>
+        <w:overflowPunct/>
+        <w:topLinePunct w:val="0"/>
+        <w:autoSpaceDE w:val="0"/>
+        <w:autoSpaceDN w:val="0"/>
+        <w:bidi w:val="0"/>
+        <w:adjustRightInd w:val="0"/>
+        <w:snapToGrid w:val="0"/>
+        <w:textAlignment w:val="baseline"/>
+        <w:rPr>
+          <w:rFonts w:hint="default"/>
+          <w:lang w:val="en-US" w:eastAsia="zh-CN"/>
+        </w:rPr>
+      </w:pPr>
+      <w:bookmarkStart w:id="26" w:name="_Toc30635"/>
       <w:r>
         <w:rPr>
           <w:rFonts w:hint="default"/>
@@ -6263,31 +6158,31 @@
         </w:rPr>
         <w:t>服务绩效监控</w:t>
       </w:r>
-      <w:bookmarkEnd w:id="25"/>
-    </w:p>
-    <w:p>
-      <w:pPr>
-        <w:pStyle w:val="31"/>
-        <w:keepNext w:val="0"/>
-        <w:keepLines w:val="0"/>
-        <w:pageBreakBefore w:val="0"/>
-        <w:widowControl w:val="0"/>
-        <w:kinsoku w:val="0"/>
-        <w:wordWrap/>
-        <w:overflowPunct/>
-        <w:topLinePunct w:val="0"/>
-        <w:autoSpaceDE w:val="0"/>
-        <w:autoSpaceDN w:val="0"/>
-        <w:bidi w:val="0"/>
-        <w:adjustRightInd w:val="0"/>
-        <w:snapToGrid w:val="0"/>
-        <w:textAlignment w:val="baseline"/>
-        <w:rPr>
-          <w:rFonts w:hint="default"/>
-          <w:lang w:val="en-US" w:eastAsia="zh-CN"/>
-        </w:rPr>
-      </w:pPr>
-      <w:bookmarkStart w:id="26" w:name="_Toc1269"/>
+      <w:bookmarkEnd w:id="26"/>
+    </w:p>
+    <w:p>
+      <w:pPr>
+        <w:pStyle w:val="3"/>
+        <w:keepNext w:val="0"/>
+        <w:keepLines w:val="0"/>
+        <w:pageBreakBefore w:val="0"/>
+        <w:widowControl w:val="0"/>
+        <w:kinsoku w:val="0"/>
+        <w:wordWrap/>
+        <w:overflowPunct/>
+        <w:topLinePunct w:val="0"/>
+        <w:autoSpaceDE w:val="0"/>
+        <w:autoSpaceDN w:val="0"/>
+        <w:bidi w:val="0"/>
+        <w:adjustRightInd w:val="0"/>
+        <w:snapToGrid w:val="0"/>
+        <w:textAlignment w:val="baseline"/>
+        <w:rPr>
+          <w:rFonts w:hint="default"/>
+          <w:lang w:val="en-US" w:eastAsia="zh-CN"/>
+        </w:rPr>
+      </w:pPr>
+      <w:bookmarkStart w:id="27" w:name="_Toc1269"/>
       <w:r>
         <w:rPr>
           <w:rFonts w:hint="default"/>
@@ -6295,11 +6190,11 @@
         </w:rPr>
         <w:t>监控体系建立</w:t>
       </w:r>
-      <w:bookmarkEnd w:id="26"/>
-    </w:p>
-    <w:p>
-      <w:pPr>
-        <w:pStyle w:val="29"/>
+      <w:bookmarkEnd w:id="27"/>
+    </w:p>
+    <w:p>
+      <w:pPr>
+        <w:pStyle w:val="a1"/>
         <w:keepNext w:val="0"/>
         <w:keepLines w:val="0"/>
         <w:pageBreakBefore w:val="0"/>
@@ -6329,7 +6224,7 @@
     </w:p>
     <w:p>
       <w:pPr>
-        <w:pStyle w:val="29"/>
+        <w:pStyle w:val="a1"/>
         <w:keepNext w:val="0"/>
         <w:keepLines w:val="0"/>
         <w:pageBreakBefore w:val="0"/>
@@ -6359,7 +6254,7 @@
     </w:p>
     <w:p>
       <w:pPr>
-        <w:pStyle w:val="29"/>
+        <w:pStyle w:val="a1"/>
         <w:keepNext w:val="0"/>
         <w:keepLines w:val="0"/>
         <w:pageBreakBefore w:val="0"/>
@@ -6389,27 +6284,27 @@
     </w:p>
     <w:p>
       <w:pPr>
-        <w:pStyle w:val="31"/>
-        <w:keepNext w:val="0"/>
-        <w:keepLines w:val="0"/>
-        <w:pageBreakBefore w:val="0"/>
-        <w:widowControl w:val="0"/>
-        <w:kinsoku w:val="0"/>
-        <w:wordWrap/>
-        <w:overflowPunct/>
-        <w:topLinePunct w:val="0"/>
-        <w:autoSpaceDE w:val="0"/>
-        <w:autoSpaceDN w:val="0"/>
-        <w:bidi w:val="0"/>
-        <w:adjustRightInd w:val="0"/>
-        <w:snapToGrid w:val="0"/>
-        <w:textAlignment w:val="baseline"/>
-        <w:rPr>
-          <w:rFonts w:hint="default"/>
-          <w:lang w:val="en-US" w:eastAsia="zh-CN"/>
-        </w:rPr>
-      </w:pPr>
-      <w:bookmarkStart w:id="27" w:name="_Toc27925"/>
+        <w:pStyle w:val="3"/>
+        <w:keepNext w:val="0"/>
+        <w:keepLines w:val="0"/>
+        <w:pageBreakBefore w:val="0"/>
+        <w:widowControl w:val="0"/>
+        <w:kinsoku w:val="0"/>
+        <w:wordWrap/>
+        <w:overflowPunct/>
+        <w:topLinePunct w:val="0"/>
+        <w:autoSpaceDE w:val="0"/>
+        <w:autoSpaceDN w:val="0"/>
+        <w:bidi w:val="0"/>
+        <w:adjustRightInd w:val="0"/>
+        <w:snapToGrid w:val="0"/>
+        <w:textAlignment w:val="baseline"/>
+        <w:rPr>
+          <w:rFonts w:hint="default"/>
+          <w:lang w:val="en-US" w:eastAsia="zh-CN"/>
+        </w:rPr>
+      </w:pPr>
+      <w:bookmarkStart w:id="28" w:name="_Toc27925"/>
       <w:r>
         <w:rPr>
           <w:rFonts w:hint="default"/>
@@ -6417,11 +6312,11 @@
         </w:rPr>
         <w:t>服务报告管理</w:t>
       </w:r>
-      <w:bookmarkEnd w:id="27"/>
-    </w:p>
-    <w:p>
-      <w:pPr>
-        <w:pStyle w:val="29"/>
+      <w:bookmarkEnd w:id="28"/>
+    </w:p>
+    <w:p>
+      <w:pPr>
+        <w:pStyle w:val="a1"/>
         <w:keepNext w:val="0"/>
         <w:keepLines w:val="0"/>
         <w:pageBreakBefore w:val="0"/>
@@ -6451,7 +6346,7 @@
     </w:p>
     <w:p>
       <w:pPr>
-        <w:pStyle w:val="29"/>
+        <w:pStyle w:val="a1"/>
         <w:keepNext w:val="0"/>
         <w:keepLines w:val="0"/>
         <w:pageBreakBefore w:val="0"/>
@@ -6481,7 +6376,7 @@
     </w:p>
     <w:p>
       <w:pPr>
-        <w:pStyle w:val="29"/>
+        <w:pStyle w:val="a1"/>
         <w:keepNext w:val="0"/>
         <w:keepLines w:val="0"/>
         <w:pageBreakBefore w:val="0"/>
@@ -6511,27 +6406,27 @@
     </w:p>
     <w:p>
       <w:pPr>
-        <w:pStyle w:val="30"/>
-        <w:keepNext w:val="0"/>
-        <w:keepLines w:val="0"/>
-        <w:pageBreakBefore w:val="0"/>
-        <w:widowControl w:val="0"/>
-        <w:kinsoku w:val="0"/>
-        <w:wordWrap/>
-        <w:overflowPunct/>
-        <w:topLinePunct w:val="0"/>
-        <w:autoSpaceDE w:val="0"/>
-        <w:autoSpaceDN w:val="0"/>
-        <w:bidi w:val="0"/>
-        <w:adjustRightInd w:val="0"/>
-        <w:snapToGrid w:val="0"/>
-        <w:textAlignment w:val="baseline"/>
-        <w:rPr>
-          <w:rFonts w:hint="default"/>
-          <w:lang w:val="en-US" w:eastAsia="zh-CN"/>
-        </w:rPr>
-      </w:pPr>
-      <w:bookmarkStart w:id="28" w:name="_Toc11181"/>
+        <w:pStyle w:val="2"/>
+        <w:keepNext w:val="0"/>
+        <w:keepLines w:val="0"/>
+        <w:pageBreakBefore w:val="0"/>
+        <w:widowControl w:val="0"/>
+        <w:kinsoku w:val="0"/>
+        <w:wordWrap/>
+        <w:overflowPunct/>
+        <w:topLinePunct w:val="0"/>
+        <w:autoSpaceDE w:val="0"/>
+        <w:autoSpaceDN w:val="0"/>
+        <w:bidi w:val="0"/>
+        <w:adjustRightInd w:val="0"/>
+        <w:snapToGrid w:val="0"/>
+        <w:textAlignment w:val="baseline"/>
+        <w:rPr>
+          <w:rFonts w:hint="default"/>
+          <w:lang w:val="en-US" w:eastAsia="zh-CN"/>
+        </w:rPr>
+      </w:pPr>
+      <w:bookmarkStart w:id="29" w:name="_Toc11181"/>
       <w:r>
         <w:rPr>
           <w:rFonts w:hint="default"/>
@@ -6539,31 +6434,31 @@
         </w:rPr>
         <w:t>服务评审与改进</w:t>
       </w:r>
-      <w:bookmarkEnd w:id="28"/>
-    </w:p>
-    <w:p>
-      <w:pPr>
-        <w:pStyle w:val="31"/>
-        <w:keepNext w:val="0"/>
-        <w:keepLines w:val="0"/>
-        <w:pageBreakBefore w:val="0"/>
-        <w:widowControl w:val="0"/>
-        <w:kinsoku w:val="0"/>
-        <w:wordWrap/>
-        <w:overflowPunct/>
-        <w:topLinePunct w:val="0"/>
-        <w:autoSpaceDE w:val="0"/>
-        <w:autoSpaceDN w:val="0"/>
-        <w:bidi w:val="0"/>
-        <w:adjustRightInd w:val="0"/>
-        <w:snapToGrid w:val="0"/>
-        <w:textAlignment w:val="baseline"/>
-        <w:rPr>
-          <w:rFonts w:hint="default"/>
-          <w:lang w:val="en-US" w:eastAsia="zh-CN"/>
-        </w:rPr>
-      </w:pPr>
-      <w:bookmarkStart w:id="29" w:name="_Toc22059"/>
+      <w:bookmarkEnd w:id="29"/>
+    </w:p>
+    <w:p>
+      <w:pPr>
+        <w:pStyle w:val="3"/>
+        <w:keepNext w:val="0"/>
+        <w:keepLines w:val="0"/>
+        <w:pageBreakBefore w:val="0"/>
+        <w:widowControl w:val="0"/>
+        <w:kinsoku w:val="0"/>
+        <w:wordWrap/>
+        <w:overflowPunct/>
+        <w:topLinePunct w:val="0"/>
+        <w:autoSpaceDE w:val="0"/>
+        <w:autoSpaceDN w:val="0"/>
+        <w:bidi w:val="0"/>
+        <w:adjustRightInd w:val="0"/>
+        <w:snapToGrid w:val="0"/>
+        <w:textAlignment w:val="baseline"/>
+        <w:rPr>
+          <w:rFonts w:hint="default"/>
+          <w:lang w:val="en-US" w:eastAsia="zh-CN"/>
+        </w:rPr>
+      </w:pPr>
+      <w:bookmarkStart w:id="30" w:name="_Toc22059"/>
       <w:r>
         <w:rPr>
           <w:rFonts w:hint="default"/>
@@ -6571,11 +6466,11 @@
         </w:rPr>
         <w:t>定期评审机制</w:t>
       </w:r>
-      <w:bookmarkEnd w:id="29"/>
-    </w:p>
-    <w:p>
-      <w:pPr>
-        <w:pStyle w:val="29"/>
+      <w:bookmarkEnd w:id="30"/>
+    </w:p>
+    <w:p>
+      <w:pPr>
+        <w:pStyle w:val="a1"/>
         <w:keepNext w:val="0"/>
         <w:keepLines w:val="0"/>
         <w:pageBreakBefore w:val="0"/>
@@ -6605,7 +6500,7 @@
     </w:p>
     <w:p>
       <w:pPr>
-        <w:pStyle w:val="29"/>
+        <w:pStyle w:val="a1"/>
         <w:keepNext w:val="0"/>
         <w:keepLines w:val="0"/>
         <w:pageBreakBefore w:val="0"/>
@@ -6635,7 +6530,7 @@
     </w:p>
     <w:p>
       <w:pPr>
-        <w:pStyle w:val="29"/>
+        <w:pStyle w:val="a1"/>
         <w:keepNext w:val="0"/>
         <w:keepLines w:val="0"/>
         <w:pageBreakBefore w:val="0"/>
@@ -6665,27 +6560,27 @@
     </w:p>
     <w:p>
       <w:pPr>
-        <w:pStyle w:val="31"/>
-        <w:keepNext w:val="0"/>
-        <w:keepLines w:val="0"/>
-        <w:pageBreakBefore w:val="0"/>
-        <w:widowControl w:val="0"/>
-        <w:kinsoku w:val="0"/>
-        <w:wordWrap/>
-        <w:overflowPunct/>
-        <w:topLinePunct w:val="0"/>
-        <w:autoSpaceDE w:val="0"/>
-        <w:autoSpaceDN w:val="0"/>
-        <w:bidi w:val="0"/>
-        <w:adjustRightInd w:val="0"/>
-        <w:snapToGrid w:val="0"/>
-        <w:textAlignment w:val="baseline"/>
-        <w:rPr>
-          <w:rFonts w:hint="default"/>
-          <w:lang w:val="en-US" w:eastAsia="zh-CN"/>
-        </w:rPr>
-      </w:pPr>
-      <w:bookmarkStart w:id="30" w:name="_Toc595"/>
+        <w:pStyle w:val="3"/>
+        <w:keepNext w:val="0"/>
+        <w:keepLines w:val="0"/>
+        <w:pageBreakBefore w:val="0"/>
+        <w:widowControl w:val="0"/>
+        <w:kinsoku w:val="0"/>
+        <w:wordWrap/>
+        <w:overflowPunct/>
+        <w:topLinePunct w:val="0"/>
+        <w:autoSpaceDE w:val="0"/>
+        <w:autoSpaceDN w:val="0"/>
+        <w:bidi w:val="0"/>
+        <w:adjustRightInd w:val="0"/>
+        <w:snapToGrid w:val="0"/>
+        <w:textAlignment w:val="baseline"/>
+        <w:rPr>
+          <w:rFonts w:hint="default"/>
+          <w:lang w:val="en-US" w:eastAsia="zh-CN"/>
+        </w:rPr>
+      </w:pPr>
+      <w:bookmarkStart w:id="31" w:name="_Toc595"/>
       <w:r>
         <w:rPr>
           <w:rFonts w:hint="default"/>
@@ -6693,11 +6588,11 @@
         </w:rPr>
         <w:t>持续改进循环</w:t>
       </w:r>
-      <w:bookmarkEnd w:id="30"/>
-    </w:p>
-    <w:p>
-      <w:pPr>
-        <w:pStyle w:val="29"/>
+      <w:bookmarkEnd w:id="31"/>
+    </w:p>
+    <w:p>
+      <w:pPr>
+        <w:pStyle w:val="a1"/>
         <w:keepNext w:val="0"/>
         <w:keepLines w:val="0"/>
         <w:pageBreakBefore w:val="0"/>
@@ -6727,7 +6622,7 @@
     </w:p>
     <w:p>
       <w:pPr>
-        <w:pStyle w:val="29"/>
+        <w:pStyle w:val="a1"/>
         <w:keepNext w:val="0"/>
         <w:keepLines w:val="0"/>
         <w:pageBreakBefore w:val="0"/>
@@ -6757,7 +6652,7 @@
     </w:p>
     <w:p>
       <w:pPr>
-        <w:pStyle w:val="29"/>
+        <w:pStyle w:val="a1"/>
         <w:keepNext w:val="0"/>
         <w:keepLines w:val="0"/>
         <w:pageBreakBefore w:val="0"/>
@@ -6787,7 +6682,7 @@
     </w:p>
     <w:p>
       <w:pPr>
-        <w:pStyle w:val="29"/>
+        <w:pStyle w:val="a1"/>
         <w:keepNext w:val="0"/>
         <w:keepLines w:val="0"/>
         <w:pageBreakBefore w:val="0"/>
@@ -6817,7 +6712,7 @@
     </w:p>
     <w:p>
       <w:pPr>
-        <w:pStyle w:val="29"/>
+        <w:pStyle w:val="a1"/>
         <w:keepNext w:val="0"/>
         <w:keepLines w:val="0"/>
         <w:pageBreakBefore w:val="0"/>
@@ -6847,27 +6742,27 @@
     </w:p>
     <w:p>
       <w:pPr>
-        <w:pStyle w:val="30"/>
-        <w:keepNext w:val="0"/>
-        <w:keepLines w:val="0"/>
-        <w:pageBreakBefore w:val="0"/>
-        <w:widowControl w:val="0"/>
-        <w:kinsoku w:val="0"/>
-        <w:wordWrap/>
-        <w:overflowPunct/>
-        <w:topLinePunct w:val="0"/>
-        <w:autoSpaceDE w:val="0"/>
-        <w:autoSpaceDN w:val="0"/>
-        <w:bidi w:val="0"/>
-        <w:adjustRightInd w:val="0"/>
-        <w:snapToGrid w:val="0"/>
-        <w:textAlignment w:val="baseline"/>
-        <w:rPr>
-          <w:rFonts w:hint="default"/>
-          <w:lang w:val="en-US" w:eastAsia="zh-CN"/>
-        </w:rPr>
-      </w:pPr>
-      <w:bookmarkStart w:id="31" w:name="_Toc8102"/>
+        <w:pStyle w:val="2"/>
+        <w:keepNext w:val="0"/>
+        <w:keepLines w:val="0"/>
+        <w:pageBreakBefore w:val="0"/>
+        <w:widowControl w:val="0"/>
+        <w:kinsoku w:val="0"/>
+        <w:wordWrap/>
+        <w:overflowPunct/>
+        <w:topLinePunct w:val="0"/>
+        <w:autoSpaceDE w:val="0"/>
+        <w:autoSpaceDN w:val="0"/>
+        <w:bidi w:val="0"/>
+        <w:adjustRightInd w:val="0"/>
+        <w:snapToGrid w:val="0"/>
+        <w:textAlignment w:val="baseline"/>
+        <w:rPr>
+          <w:rFonts w:hint="default"/>
+          <w:lang w:val="en-US" w:eastAsia="zh-CN"/>
+        </w:rPr>
+      </w:pPr>
+      <w:bookmarkStart w:id="32" w:name="_Toc8102"/>
       <w:r>
         <w:rPr>
           <w:rFonts w:hint="default"/>
@@ -6875,31 +6770,31 @@
         </w:rPr>
         <w:t>服务级别变更管理</w:t>
       </w:r>
-      <w:bookmarkEnd w:id="31"/>
-    </w:p>
-    <w:p>
-      <w:pPr>
-        <w:pStyle w:val="31"/>
-        <w:keepNext w:val="0"/>
-        <w:keepLines w:val="0"/>
-        <w:pageBreakBefore w:val="0"/>
-        <w:widowControl w:val="0"/>
-        <w:kinsoku w:val="0"/>
-        <w:wordWrap/>
-        <w:overflowPunct/>
-        <w:topLinePunct w:val="0"/>
-        <w:autoSpaceDE w:val="0"/>
-        <w:autoSpaceDN w:val="0"/>
-        <w:bidi w:val="0"/>
-        <w:adjustRightInd w:val="0"/>
-        <w:snapToGrid w:val="0"/>
-        <w:textAlignment w:val="baseline"/>
-        <w:rPr>
-          <w:rFonts w:hint="default"/>
-          <w:lang w:val="en-US" w:eastAsia="zh-CN"/>
-        </w:rPr>
-      </w:pPr>
-      <w:bookmarkStart w:id="32" w:name="_Toc13369"/>
+      <w:bookmarkEnd w:id="32"/>
+    </w:p>
+    <w:p>
+      <w:pPr>
+        <w:pStyle w:val="3"/>
+        <w:keepNext w:val="0"/>
+        <w:keepLines w:val="0"/>
+        <w:pageBreakBefore w:val="0"/>
+        <w:widowControl w:val="0"/>
+        <w:kinsoku w:val="0"/>
+        <w:wordWrap/>
+        <w:overflowPunct/>
+        <w:topLinePunct w:val="0"/>
+        <w:autoSpaceDE w:val="0"/>
+        <w:autoSpaceDN w:val="0"/>
+        <w:bidi w:val="0"/>
+        <w:adjustRightInd w:val="0"/>
+        <w:snapToGrid w:val="0"/>
+        <w:textAlignment w:val="baseline"/>
+        <w:rPr>
+          <w:rFonts w:hint="default"/>
+          <w:lang w:val="en-US" w:eastAsia="zh-CN"/>
+        </w:rPr>
+      </w:pPr>
+      <w:bookmarkStart w:id="33" w:name="_Toc13369"/>
       <w:r>
         <w:rPr>
           <w:rFonts w:hint="default"/>
@@ -6907,11 +6802,11 @@
         </w:rPr>
         <w:t>变更触发条件</w:t>
       </w:r>
-      <w:bookmarkEnd w:id="32"/>
-    </w:p>
-    <w:p>
-      <w:pPr>
-        <w:pStyle w:val="29"/>
+      <w:bookmarkEnd w:id="33"/>
+    </w:p>
+    <w:p>
+      <w:pPr>
+        <w:pStyle w:val="a1"/>
         <w:keepNext w:val="0"/>
         <w:keepLines w:val="0"/>
         <w:pageBreakBefore w:val="0"/>
@@ -6941,7 +6836,7 @@
     </w:p>
     <w:p>
       <w:pPr>
-        <w:pStyle w:val="29"/>
+        <w:pStyle w:val="a1"/>
         <w:keepNext w:val="0"/>
         <w:keepLines w:val="0"/>
         <w:pageBreakBefore w:val="0"/>
@@ -6971,7 +6866,7 @@
     </w:p>
     <w:p>
       <w:pPr>
-        <w:pStyle w:val="29"/>
+        <w:pStyle w:val="a1"/>
         <w:keepNext w:val="0"/>
         <w:keepLines w:val="0"/>
         <w:pageBreakBefore w:val="0"/>
@@ -7001,7 +6896,7 @@
     </w:p>
     <w:p>
       <w:pPr>
-        <w:pStyle w:val="29"/>
+        <w:pStyle w:val="a1"/>
         <w:keepNext w:val="0"/>
         <w:keepLines w:val="0"/>
         <w:pageBreakBefore w:val="0"/>
@@ -7031,27 +6926,27 @@
     </w:p>
     <w:p>
       <w:pPr>
-        <w:pStyle w:val="31"/>
-        <w:keepNext w:val="0"/>
-        <w:keepLines w:val="0"/>
-        <w:pageBreakBefore w:val="0"/>
-        <w:widowControl w:val="0"/>
-        <w:kinsoku w:val="0"/>
-        <w:wordWrap/>
-        <w:overflowPunct/>
-        <w:topLinePunct w:val="0"/>
-        <w:autoSpaceDE w:val="0"/>
-        <w:autoSpaceDN w:val="0"/>
-        <w:bidi w:val="0"/>
-        <w:adjustRightInd w:val="0"/>
-        <w:snapToGrid w:val="0"/>
-        <w:textAlignment w:val="baseline"/>
-        <w:rPr>
-          <w:rFonts w:hint="default"/>
-          <w:lang w:val="en-US" w:eastAsia="zh-CN"/>
-        </w:rPr>
-      </w:pPr>
-      <w:bookmarkStart w:id="33" w:name="_Toc31498"/>
+        <w:pStyle w:val="3"/>
+        <w:keepNext w:val="0"/>
+        <w:keepLines w:val="0"/>
+        <w:pageBreakBefore w:val="0"/>
+        <w:widowControl w:val="0"/>
+        <w:kinsoku w:val="0"/>
+        <w:wordWrap/>
+        <w:overflowPunct/>
+        <w:topLinePunct w:val="0"/>
+        <w:autoSpaceDE w:val="0"/>
+        <w:autoSpaceDN w:val="0"/>
+        <w:bidi w:val="0"/>
+        <w:adjustRightInd w:val="0"/>
+        <w:snapToGrid w:val="0"/>
+        <w:textAlignment w:val="baseline"/>
+        <w:rPr>
+          <w:rFonts w:hint="default"/>
+          <w:lang w:val="en-US" w:eastAsia="zh-CN"/>
+        </w:rPr>
+      </w:pPr>
+      <w:bookmarkStart w:id="34" w:name="_Toc31498"/>
       <w:r>
         <w:rPr>
           <w:rFonts w:hint="default"/>
@@ -7059,11 +6954,11 @@
         </w:rPr>
         <w:t>变更控制流程</w:t>
       </w:r>
-      <w:bookmarkEnd w:id="33"/>
-    </w:p>
-    <w:p>
-      <w:pPr>
-        <w:pStyle w:val="29"/>
+      <w:bookmarkEnd w:id="34"/>
+    </w:p>
+    <w:p>
+      <w:pPr>
+        <w:pStyle w:val="a1"/>
         <w:keepNext w:val="0"/>
         <w:keepLines w:val="0"/>
         <w:pageBreakBefore w:val="0"/>
@@ -7093,7 +6988,7 @@
     </w:p>
     <w:p>
       <w:pPr>
-        <w:pStyle w:val="29"/>
+        <w:pStyle w:val="a1"/>
         <w:keepNext w:val="0"/>
         <w:keepLines w:val="0"/>
         <w:pageBreakBefore w:val="0"/>
@@ -7123,7 +7018,7 @@
     </w:p>
     <w:p>
       <w:pPr>
-        <w:pStyle w:val="29"/>
+        <w:pStyle w:val="a1"/>
         <w:keepNext w:val="0"/>
         <w:keepLines w:val="0"/>
         <w:pageBreakBefore w:val="0"/>
@@ -7153,7 +7048,7 @@
     </w:p>
     <w:p>
       <w:pPr>
-        <w:pStyle w:val="29"/>
+        <w:pStyle w:val="a1"/>
         <w:keepNext w:val="0"/>
         <w:keepLines w:val="0"/>
         <w:pageBreakBefore w:val="0"/>
@@ -7183,27 +7078,27 @@
     </w:p>
     <w:p>
       <w:pPr>
-        <w:pStyle w:val="30"/>
-        <w:keepNext w:val="0"/>
-        <w:keepLines w:val="0"/>
-        <w:pageBreakBefore w:val="0"/>
-        <w:widowControl w:val="0"/>
-        <w:kinsoku w:val="0"/>
-        <w:wordWrap/>
-        <w:overflowPunct/>
-        <w:topLinePunct w:val="0"/>
-        <w:autoSpaceDE w:val="0"/>
-        <w:autoSpaceDN w:val="0"/>
-        <w:bidi w:val="0"/>
-        <w:adjustRightInd w:val="0"/>
-        <w:snapToGrid w:val="0"/>
-        <w:textAlignment w:val="baseline"/>
-        <w:rPr>
-          <w:rFonts w:hint="default"/>
-          <w:lang w:val="en-US" w:eastAsia="zh-CN"/>
-        </w:rPr>
-      </w:pPr>
-      <w:bookmarkStart w:id="34" w:name="_Toc31339"/>
+        <w:pStyle w:val="2"/>
+        <w:keepNext w:val="0"/>
+        <w:keepLines w:val="0"/>
+        <w:pageBreakBefore w:val="0"/>
+        <w:widowControl w:val="0"/>
+        <w:kinsoku w:val="0"/>
+        <w:wordWrap/>
+        <w:overflowPunct/>
+        <w:topLinePunct w:val="0"/>
+        <w:autoSpaceDE w:val="0"/>
+        <w:autoSpaceDN w:val="0"/>
+        <w:bidi w:val="0"/>
+        <w:adjustRightInd w:val="0"/>
+        <w:snapToGrid w:val="0"/>
+        <w:textAlignment w:val="baseline"/>
+        <w:rPr>
+          <w:rFonts w:hint="default"/>
+          <w:lang w:val="en-US" w:eastAsia="zh-CN"/>
+        </w:rPr>
+      </w:pPr>
+      <w:bookmarkStart w:id="35" w:name="_Toc31339"/>
       <w:r>
         <w:rPr>
           <w:rFonts w:hint="default"/>
@@ -7211,11 +7106,11 @@
         </w:rPr>
         <w:t>关键绩效指标</w:t>
       </w:r>
-      <w:bookmarkEnd w:id="34"/>
-    </w:p>
-    <w:p>
-      <w:pPr>
-        <w:pStyle w:val="29"/>
+      <w:bookmarkEnd w:id="35"/>
+    </w:p>
+    <w:p>
+      <w:pPr>
+        <w:pStyle w:val="a1"/>
         <w:keepNext w:val="0"/>
         <w:keepLines w:val="0"/>
         <w:pageBreakBefore w:val="0"/>
@@ -7252,21 +7147,21 @@
     </w:p>
     <w:p>
       <w:pPr>
-        <w:pStyle w:val="29"/>
-        <w:keepNext w:val="0"/>
-        <w:keepLines w:val="0"/>
-        <w:pageBreakBefore w:val="0"/>
-        <w:widowControl w:val="0"/>
-        <w:kinsoku w:val="0"/>
-        <w:wordWrap/>
-        <w:overflowPunct/>
-        <w:topLinePunct w:val="0"/>
-        <w:autoSpaceDE w:val="0"/>
-        <w:autoSpaceDN w:val="0"/>
-        <w:bidi w:val="0"/>
-        <w:adjustRightInd w:val="0"/>
-        <w:snapToGrid w:val="0"/>
-        <w:ind w:left="0" w:leftChars="0" w:right="0" w:rightChars="0" w:firstLine="0" w:firstLineChars="0"/>
+        <w:pStyle w:val="a1"/>
+        <w:keepNext w:val="0"/>
+        <w:keepLines w:val="0"/>
+        <w:pageBreakBefore w:val="0"/>
+        <w:widowControl w:val="0"/>
+        <w:kinsoku w:val="0"/>
+        <w:wordWrap/>
+        <w:overflowPunct/>
+        <w:topLinePunct w:val="0"/>
+        <w:autoSpaceDE w:val="0"/>
+        <w:autoSpaceDN w:val="0"/>
+        <w:bidi w:val="0"/>
+        <w:adjustRightInd w:val="0"/>
+        <w:snapToGrid w:val="0"/>
+        <w:ind w:left="0" w:right="0" w:firstLine="0" w:leftChars="0" w:rightChars="0" w:firstLineChars="0"/>
         <w:jc w:val="center"/>
         <w:textAlignment w:val="baseline"/>
         <w:rPr>
@@ -7368,18 +7263,17 @@
     </w:p>
     <w:tbl>
       <w:tblPr>
-        <w:tblStyle w:val="21"/>
+        <w:tblStyle w:val="TableGrid"/>
         <w:tblW w:w="0" w:type="auto"/>
         <w:jc w:val="center"/>
         <w:tblBorders>
-          <w:top w:val="single" w:color="auto" w:sz="4" w:space="0"/>
-          <w:left w:val="single" w:color="auto" w:sz="4" w:space="0"/>
-          <w:bottom w:val="single" w:color="auto" w:sz="4" w:space="0"/>
-          <w:right w:val="single" w:color="auto" w:sz="4" w:space="0"/>
-          <w:insideH w:val="single" w:color="auto" w:sz="4" w:space="0"/>
-          <w:insideV w:val="single" w:color="auto" w:sz="4" w:space="0"/>
+          <w:top w:val="single" w:sz="4" w:space="0" w:color="auto"/>
+          <w:left w:val="single" w:sz="4" w:space="0" w:color="auto"/>
+          <w:bottom w:val="single" w:sz="4" w:space="0" w:color="auto"/>
+          <w:right w:val="single" w:sz="4" w:space="0" w:color="auto"/>
+          <w:insideH w:val="single" w:sz="4" w:space="0" w:color="auto"/>
+          <w:insideV w:val="single" w:sz="4" w:space="0" w:color="auto"/>
         </w:tblBorders>
-        <w:tblLayout w:type="autofit"/>
         <w:tblCellMar>
           <w:top w:w="0" w:type="dxa"/>
           <w:left w:w="108" w:type="dxa"/>
@@ -7396,13 +7290,15 @@
       </w:tblGrid>
       <w:tr>
         <w:tblPrEx>
+          <w:tblW w:w="0" w:type="auto"/>
+          <w:jc w:val="center"/>
           <w:tblBorders>
-            <w:top w:val="single" w:color="auto" w:sz="4" w:space="0"/>
-            <w:left w:val="single" w:color="auto" w:sz="4" w:space="0"/>
-            <w:bottom w:val="single" w:color="auto" w:sz="4" w:space="0"/>
-            <w:right w:val="single" w:color="auto" w:sz="4" w:space="0"/>
-            <w:insideH w:val="single" w:color="auto" w:sz="4" w:space="0"/>
-            <w:insideV w:val="single" w:color="auto" w:sz="4" w:space="0"/>
+            <w:top w:val="single" w:sz="4" w:space="0" w:color="auto"/>
+            <w:left w:val="single" w:sz="4" w:space="0" w:color="auto"/>
+            <w:bottom w:val="single" w:sz="4" w:space="0" w:color="auto"/>
+            <w:right w:val="single" w:sz="4" w:space="0" w:color="auto"/>
+            <w:insideH w:val="single" w:sz="4" w:space="0" w:color="auto"/>
+            <w:insideV w:val="single" w:sz="4" w:space="0" w:color="auto"/>
           </w:tblBorders>
           <w:tblCellMar>
             <w:top w:w="0" w:type="dxa"/>
@@ -7433,7 +7329,7 @@
               <w:bidi w:val="0"/>
               <w:adjustRightInd w:val="0"/>
               <w:snapToGrid w:val="0"/>
-              <w:ind w:left="0" w:leftChars="0" w:right="0" w:rightChars="0" w:firstLine="0" w:firstLineChars="0"/>
+              <w:ind w:left="0" w:right="0" w:firstLine="0" w:leftChars="0" w:rightChars="0" w:firstLineChars="0"/>
               <w:jc w:val="center"/>
               <w:textAlignment w:val="baseline"/>
               <w:rPr>
@@ -7473,7 +7369,7 @@
               <w:bidi w:val="0"/>
               <w:adjustRightInd w:val="0"/>
               <w:snapToGrid w:val="0"/>
-              <w:ind w:left="0" w:leftChars="0" w:right="0" w:rightChars="0" w:firstLine="0" w:firstLineChars="0"/>
+              <w:ind w:left="0" w:right="0" w:firstLine="0" w:leftChars="0" w:rightChars="0" w:firstLineChars="0"/>
               <w:jc w:val="center"/>
               <w:textAlignment w:val="baseline"/>
               <w:rPr>
@@ -7513,7 +7409,7 @@
               <w:bidi w:val="0"/>
               <w:adjustRightInd w:val="0"/>
               <w:snapToGrid w:val="0"/>
-              <w:ind w:left="0" w:leftChars="0" w:right="0" w:rightChars="0" w:firstLine="0" w:firstLineChars="0"/>
+              <w:ind w:left="0" w:right="0" w:firstLine="0" w:leftChars="0" w:rightChars="0" w:firstLineChars="0"/>
               <w:jc w:val="center"/>
               <w:textAlignment w:val="baseline"/>
               <w:rPr>
@@ -7553,7 +7449,7 @@
               <w:bidi w:val="0"/>
               <w:adjustRightInd w:val="0"/>
               <w:snapToGrid w:val="0"/>
-              <w:ind w:left="0" w:leftChars="0" w:right="0" w:rightChars="0" w:firstLine="0" w:firstLineChars="0"/>
+              <w:ind w:left="0" w:right="0" w:firstLine="0" w:leftChars="0" w:rightChars="0" w:firstLineChars="0"/>
               <w:jc w:val="center"/>
               <w:textAlignment w:val="baseline"/>
               <w:rPr>
@@ -7593,7 +7489,7 @@
               <w:bidi w:val="0"/>
               <w:adjustRightInd w:val="0"/>
               <w:snapToGrid w:val="0"/>
-              <w:ind w:left="0" w:leftChars="0" w:right="0" w:rightChars="0" w:firstLine="0" w:firstLineChars="0"/>
+              <w:ind w:left="0" w:right="0" w:firstLine="0" w:leftChars="0" w:rightChars="0" w:firstLineChars="0"/>
               <w:jc w:val="center"/>
               <w:textAlignment w:val="baseline"/>
               <w:rPr>
@@ -7617,14 +7513,8 @@
       </w:tr>
       <w:tr>
         <w:tblPrEx>
-          <w:tblBorders>
-            <w:top w:val="single" w:color="auto" w:sz="4" w:space="0"/>
-            <w:left w:val="single" w:color="auto" w:sz="4" w:space="0"/>
-            <w:bottom w:val="single" w:color="auto" w:sz="4" w:space="0"/>
-            <w:right w:val="single" w:color="auto" w:sz="4" w:space="0"/>
-            <w:insideH w:val="single" w:color="auto" w:sz="4" w:space="0"/>
-            <w:insideV w:val="single" w:color="auto" w:sz="4" w:space="0"/>
-          </w:tblBorders>
+          <w:tblW w:w="0" w:type="auto"/>
+          <w:jc w:val="center"/>
           <w:tblCellMar>
             <w:top w:w="0" w:type="dxa"/>
             <w:left w:w="108" w:type="dxa"/>
@@ -7641,7 +7531,7 @@
           </w:tcPr>
           <w:p>
             <w:pPr>
-              <w:pStyle w:val="29"/>
+              <w:pStyle w:val="a1"/>
               <w:keepNext w:val="0"/>
               <w:keepLines w:val="0"/>
               <w:pageBreakBefore w:val="0"/>
@@ -7655,7 +7545,7 @@
               <w:bidi w:val="0"/>
               <w:adjustRightInd w:val="0"/>
               <w:snapToGrid w:val="0"/>
-              <w:ind w:left="0" w:leftChars="0" w:right="0" w:rightChars="0" w:firstLine="0" w:firstLineChars="0"/>
+              <w:ind w:left="0" w:right="0" w:firstLine="0" w:leftChars="0" w:rightChars="0" w:firstLineChars="0"/>
               <w:jc w:val="center"/>
               <w:textAlignment w:val="baseline"/>
               <w:rPr>
@@ -7684,7 +7574,7 @@
           </w:tcPr>
           <w:p>
             <w:pPr>
-              <w:pStyle w:val="29"/>
+              <w:pStyle w:val="a1"/>
               <w:keepNext w:val="0"/>
               <w:keepLines w:val="0"/>
               <w:pageBreakBefore w:val="0"/>
@@ -7698,7 +7588,7 @@
               <w:bidi w:val="0"/>
               <w:adjustRightInd w:val="0"/>
               <w:snapToGrid w:val="0"/>
-              <w:ind w:left="0" w:leftChars="0" w:right="0" w:rightChars="0" w:firstLine="0" w:firstLineChars="0"/>
+              <w:ind w:left="0" w:right="0" w:firstLine="0" w:leftChars="0" w:rightChars="0" w:firstLineChars="0"/>
               <w:jc w:val="center"/>
               <w:textAlignment w:val="baseline"/>
               <w:rPr>
@@ -7727,7 +7617,7 @@
           </w:tcPr>
           <w:p>
             <w:pPr>
-              <w:pStyle w:val="29"/>
+              <w:pStyle w:val="a1"/>
               <w:keepNext w:val="0"/>
               <w:keepLines w:val="0"/>
               <w:pageBreakBefore w:val="0"/>
@@ -7741,7 +7631,7 @@
               <w:bidi w:val="0"/>
               <w:adjustRightInd w:val="0"/>
               <w:snapToGrid w:val="0"/>
-              <w:ind w:left="0" w:leftChars="0" w:right="0" w:rightChars="0" w:firstLine="0" w:firstLineChars="0"/>
+              <w:ind w:left="0" w:right="0" w:firstLine="0" w:leftChars="0" w:rightChars="0" w:firstLineChars="0"/>
               <w:jc w:val="center"/>
               <w:textAlignment w:val="baseline"/>
               <w:rPr>
@@ -7767,7 +7657,7 @@
           </w:tcPr>
           <w:p>
             <w:pPr>
-              <w:pStyle w:val="29"/>
+              <w:pStyle w:val="a1"/>
               <w:keepNext w:val="0"/>
               <w:keepLines w:val="0"/>
               <w:pageBreakBefore w:val="0"/>
@@ -7781,7 +7671,7 @@
               <w:bidi w:val="0"/>
               <w:adjustRightInd w:val="0"/>
               <w:snapToGrid w:val="0"/>
-              <w:ind w:left="0" w:leftChars="0" w:right="0" w:rightChars="0" w:firstLine="0" w:firstLineChars="0"/>
+              <w:ind w:left="0" w:right="0" w:firstLine="0" w:leftChars="0" w:rightChars="0" w:firstLineChars="0"/>
               <w:jc w:val="center"/>
               <w:textAlignment w:val="baseline"/>
               <w:rPr>
@@ -7810,7 +7700,7 @@
           </w:tcPr>
           <w:p>
             <w:pPr>
-              <w:pStyle w:val="29"/>
+              <w:pStyle w:val="a1"/>
               <w:keepNext w:val="0"/>
               <w:keepLines w:val="0"/>
               <w:pageBreakBefore w:val="0"/>
@@ -7824,7 +7714,7 @@
               <w:bidi w:val="0"/>
               <w:adjustRightInd w:val="0"/>
               <w:snapToGrid w:val="0"/>
-              <w:ind w:left="0" w:leftChars="0" w:right="0" w:rightChars="0" w:firstLine="0" w:firstLineChars="0"/>
+              <w:ind w:left="0" w:right="0" w:firstLine="0" w:leftChars="0" w:rightChars="0" w:firstLineChars="0"/>
               <w:jc w:val="center"/>
               <w:textAlignment w:val="baseline"/>
               <w:rPr>
@@ -7851,21 +7741,21 @@
     </w:tbl>
     <w:p>
       <w:pPr>
-        <w:pStyle w:val="29"/>
-        <w:keepNext w:val="0"/>
-        <w:keepLines w:val="0"/>
-        <w:pageBreakBefore w:val="0"/>
-        <w:widowControl w:val="0"/>
-        <w:kinsoku w:val="0"/>
-        <w:wordWrap/>
-        <w:overflowPunct/>
-        <w:topLinePunct w:val="0"/>
-        <w:autoSpaceDE w:val="0"/>
-        <w:autoSpaceDN w:val="0"/>
-        <w:bidi w:val="0"/>
-        <w:adjustRightInd w:val="0"/>
-        <w:snapToGrid w:val="0"/>
-        <w:ind w:left="0" w:leftChars="0" w:right="0" w:rightChars="0" w:firstLine="0" w:firstLineChars="0"/>
+        <w:pStyle w:val="a1"/>
+        <w:keepNext w:val="0"/>
+        <w:keepLines w:val="0"/>
+        <w:pageBreakBefore w:val="0"/>
+        <w:widowControl w:val="0"/>
+        <w:kinsoku w:val="0"/>
+        <w:wordWrap/>
+        <w:overflowPunct/>
+        <w:topLinePunct w:val="0"/>
+        <w:autoSpaceDE w:val="0"/>
+        <w:autoSpaceDN w:val="0"/>
+        <w:bidi w:val="0"/>
+        <w:adjustRightInd w:val="0"/>
+        <w:snapToGrid w:val="0"/>
+        <w:ind w:left="0" w:right="0" w:firstLine="0" w:leftChars="0" w:rightChars="0" w:firstLineChars="0"/>
         <w:jc w:val="center"/>
         <w:textAlignment w:val="baseline"/>
         <w:rPr>
@@ -7876,27 +7766,27 @@
     </w:p>
     <w:p>
       <w:pPr>
-        <w:pStyle w:val="28"/>
-        <w:keepNext w:val="0"/>
-        <w:keepLines w:val="0"/>
-        <w:pageBreakBefore w:val="0"/>
-        <w:widowControl w:val="0"/>
-        <w:kinsoku w:val="0"/>
-        <w:wordWrap/>
-        <w:overflowPunct/>
-        <w:topLinePunct w:val="0"/>
-        <w:autoSpaceDE w:val="0"/>
-        <w:autoSpaceDN w:val="0"/>
-        <w:bidi w:val="0"/>
-        <w:adjustRightInd w:val="0"/>
-        <w:snapToGrid w:val="0"/>
-        <w:textAlignment w:val="baseline"/>
-        <w:rPr>
-          <w:rFonts w:hint="default"/>
-          <w:lang w:val="en-US" w:eastAsia="zh-CN"/>
-        </w:rPr>
-      </w:pPr>
-      <w:bookmarkStart w:id="35" w:name="_Toc7294"/>
+        <w:pStyle w:val="1"/>
+        <w:keepNext w:val="0"/>
+        <w:keepLines w:val="0"/>
+        <w:pageBreakBefore w:val="0"/>
+        <w:widowControl w:val="0"/>
+        <w:kinsoku w:val="0"/>
+        <w:wordWrap/>
+        <w:overflowPunct/>
+        <w:topLinePunct w:val="0"/>
+        <w:autoSpaceDE w:val="0"/>
+        <w:autoSpaceDN w:val="0"/>
+        <w:bidi w:val="0"/>
+        <w:adjustRightInd w:val="0"/>
+        <w:snapToGrid w:val="0"/>
+        <w:textAlignment w:val="baseline"/>
+        <w:rPr>
+          <w:rFonts w:hint="default"/>
+          <w:lang w:val="en-US" w:eastAsia="zh-CN"/>
+        </w:rPr>
+      </w:pPr>
+      <w:bookmarkStart w:id="36" w:name="_Toc7294"/>
       <w:r>
         <w:rPr>
           <w:rFonts w:hint="default"/>
@@ -7904,25 +7794,25 @@
         </w:rPr>
         <w:t>附则</w:t>
       </w:r>
-      <w:bookmarkEnd w:id="35"/>
-    </w:p>
-    <w:p>
-      <w:pPr>
-        <w:pStyle w:val="29"/>
-        <w:keepNext w:val="0"/>
-        <w:keepLines w:val="0"/>
-        <w:pageBreakBefore w:val="0"/>
-        <w:widowControl w:val="0"/>
-        <w:kinsoku w:val="0"/>
-        <w:wordWrap/>
-        <w:overflowPunct/>
-        <w:topLinePunct w:val="0"/>
-        <w:autoSpaceDE w:val="0"/>
-        <w:autoSpaceDN w:val="0"/>
-        <w:bidi w:val="0"/>
-        <w:adjustRightInd w:val="0"/>
-        <w:snapToGrid w:val="0"/>
-        <w:ind w:left="0" w:leftChars="0" w:right="0" w:rightChars="0" w:firstLine="0" w:firstLineChars="0"/>
+      <w:bookmarkEnd w:id="36"/>
+    </w:p>
+    <w:p>
+      <w:pPr>
+        <w:pStyle w:val="a1"/>
+        <w:keepNext w:val="0"/>
+        <w:keepLines w:val="0"/>
+        <w:pageBreakBefore w:val="0"/>
+        <w:widowControl w:val="0"/>
+        <w:kinsoku w:val="0"/>
+        <w:wordWrap/>
+        <w:overflowPunct/>
+        <w:topLinePunct w:val="0"/>
+        <w:autoSpaceDE w:val="0"/>
+        <w:autoSpaceDN w:val="0"/>
+        <w:bidi w:val="0"/>
+        <w:adjustRightInd w:val="0"/>
+        <w:snapToGrid w:val="0"/>
+        <w:ind w:left="0" w:right="0" w:firstLine="0" w:leftChars="0" w:rightChars="0" w:firstLineChars="0"/>
         <w:jc w:val="left"/>
         <w:textAlignment w:val="baseline"/>
         <w:rPr>
@@ -7954,21 +7844,21 @@
     </w:p>
     <w:p>
       <w:pPr>
-        <w:pStyle w:val="29"/>
-        <w:keepNext w:val="0"/>
-        <w:keepLines w:val="0"/>
-        <w:pageBreakBefore w:val="0"/>
-        <w:widowControl w:val="0"/>
-        <w:kinsoku w:val="0"/>
-        <w:wordWrap/>
-        <w:overflowPunct/>
-        <w:topLinePunct w:val="0"/>
-        <w:autoSpaceDE w:val="0"/>
-        <w:autoSpaceDN w:val="0"/>
-        <w:bidi w:val="0"/>
-        <w:adjustRightInd w:val="0"/>
-        <w:snapToGrid w:val="0"/>
-        <w:ind w:left="0" w:leftChars="0" w:right="0" w:rightChars="0" w:firstLine="0" w:firstLineChars="0"/>
+        <w:pStyle w:val="a1"/>
+        <w:keepNext w:val="0"/>
+        <w:keepLines w:val="0"/>
+        <w:pageBreakBefore w:val="0"/>
+        <w:widowControl w:val="0"/>
+        <w:kinsoku w:val="0"/>
+        <w:wordWrap/>
+        <w:overflowPunct/>
+        <w:topLinePunct w:val="0"/>
+        <w:autoSpaceDE w:val="0"/>
+        <w:autoSpaceDN w:val="0"/>
+        <w:bidi w:val="0"/>
+        <w:adjustRightInd w:val="0"/>
+        <w:snapToGrid w:val="0"/>
+        <w:ind w:left="0" w:right="0" w:firstLine="0" w:leftChars="0" w:rightChars="0" w:firstLineChars="0"/>
         <w:jc w:val="left"/>
         <w:textAlignment w:val="baseline"/>
         <w:rPr>
@@ -7986,27 +7876,27 @@
     </w:p>
     <w:p>
       <w:pPr>
-        <w:pStyle w:val="28"/>
-        <w:keepNext w:val="0"/>
-        <w:keepLines w:val="0"/>
-        <w:pageBreakBefore w:val="0"/>
-        <w:widowControl w:val="0"/>
-        <w:kinsoku w:val="0"/>
-        <w:wordWrap/>
-        <w:overflowPunct/>
-        <w:topLinePunct w:val="0"/>
-        <w:autoSpaceDE w:val="0"/>
-        <w:autoSpaceDN w:val="0"/>
-        <w:bidi w:val="0"/>
-        <w:adjustRightInd w:val="0"/>
-        <w:snapToGrid w:val="0"/>
-        <w:textAlignment w:val="baseline"/>
-        <w:rPr>
-          <w:rFonts w:hint="default"/>
-          <w:lang w:val="en-US" w:eastAsia="zh-CN"/>
-        </w:rPr>
-      </w:pPr>
-      <w:bookmarkStart w:id="36" w:name="_Toc17042"/>
+        <w:pStyle w:val="1"/>
+        <w:keepNext w:val="0"/>
+        <w:keepLines w:val="0"/>
+        <w:pageBreakBefore w:val="0"/>
+        <w:widowControl w:val="0"/>
+        <w:kinsoku w:val="0"/>
+        <w:wordWrap/>
+        <w:overflowPunct/>
+        <w:topLinePunct w:val="0"/>
+        <w:autoSpaceDE w:val="0"/>
+        <w:autoSpaceDN w:val="0"/>
+        <w:bidi w:val="0"/>
+        <w:adjustRightInd w:val="0"/>
+        <w:snapToGrid w:val="0"/>
+        <w:textAlignment w:val="baseline"/>
+        <w:rPr>
+          <w:rFonts w:hint="default"/>
+          <w:lang w:val="en-US" w:eastAsia="zh-CN"/>
+        </w:rPr>
+      </w:pPr>
+      <w:bookmarkStart w:id="37" w:name="_Toc17042"/>
       <w:r>
         <w:rPr>
           <w:rFonts w:hint="default"/>
@@ -8014,11 +7904,11 @@
         </w:rPr>
         <w:t>附件</w:t>
       </w:r>
-      <w:bookmarkEnd w:id="36"/>
-    </w:p>
-    <w:p>
-      <w:pPr>
-        <w:pStyle w:val="29"/>
+      <w:bookmarkEnd w:id="37"/>
+    </w:p>
+    <w:p>
+      <w:pPr>
+        <w:pStyle w:val="a1"/>
         <w:keepNext w:val="0"/>
         <w:keepLines w:val="0"/>
         <w:pageBreakBefore w:val="0"/>
@@ -8036,7 +7926,7 @@
         <w:bidi w:val="0"/>
         <w:adjustRightInd w:val="0"/>
         <w:snapToGrid w:val="0"/>
-        <w:ind w:left="425" w:leftChars="0" w:right="0" w:rightChars="0" w:hanging="425" w:firstLineChars="0"/>
+        <w:ind w:left="425" w:right="0" w:hanging="425" w:leftChars="0" w:rightChars="0" w:firstLineChars="0"/>
         <w:jc w:val="left"/>
         <w:textAlignment w:val="baseline"/>
         <w:rPr>
@@ -8054,7 +7944,7 @@
     </w:p>
     <w:p>
       <w:pPr>
-        <w:pStyle w:val="29"/>
+        <w:pStyle w:val="a1"/>
         <w:keepNext w:val="0"/>
         <w:keepLines w:val="0"/>
         <w:pageBreakBefore w:val="0"/>
@@ -8072,7 +7962,7 @@
         <w:bidi w:val="0"/>
         <w:adjustRightInd w:val="0"/>
         <w:snapToGrid w:val="0"/>
-        <w:ind w:left="425" w:leftChars="0" w:right="0" w:rightChars="0" w:hanging="425" w:firstLineChars="0"/>
+        <w:ind w:left="425" w:right="0" w:hanging="425" w:leftChars="0" w:rightChars="0" w:firstLineChars="0"/>
         <w:jc w:val="left"/>
         <w:textAlignment w:val="baseline"/>
         <w:rPr>
@@ -8090,7 +7980,7 @@
     </w:p>
     <w:p>
       <w:pPr>
-        <w:pStyle w:val="29"/>
+        <w:pStyle w:val="a1"/>
         <w:keepNext w:val="0"/>
         <w:keepLines w:val="0"/>
         <w:pageBreakBefore w:val="0"/>
@@ -8108,7 +7998,7 @@
         <w:bidi w:val="0"/>
         <w:adjustRightInd w:val="0"/>
         <w:snapToGrid w:val="0"/>
-        <w:ind w:left="425" w:leftChars="0" w:right="0" w:rightChars="0" w:hanging="425" w:firstLineChars="0"/>
+        <w:ind w:left="425" w:right="0" w:hanging="425" w:leftChars="0" w:rightChars="0" w:firstLineChars="0"/>
         <w:jc w:val="left"/>
         <w:textAlignment w:val="baseline"/>
         <w:rPr>
@@ -8126,27 +8016,27 @@
     </w:p>
     <w:p>
       <w:pPr>
-        <w:pStyle w:val="28"/>
-        <w:keepNext w:val="0"/>
-        <w:keepLines w:val="0"/>
-        <w:pageBreakBefore w:val="0"/>
-        <w:widowControl w:val="0"/>
-        <w:kinsoku w:val="0"/>
-        <w:wordWrap/>
-        <w:overflowPunct/>
-        <w:topLinePunct w:val="0"/>
-        <w:autoSpaceDE w:val="0"/>
-        <w:autoSpaceDN w:val="0"/>
-        <w:bidi w:val="0"/>
-        <w:adjustRightInd w:val="0"/>
-        <w:snapToGrid w:val="0"/>
-        <w:textAlignment w:val="baseline"/>
-        <w:rPr>
-          <w:rFonts w:hint="default"/>
-          <w:lang w:val="en-US" w:eastAsia="zh-CN"/>
-        </w:rPr>
-      </w:pPr>
-      <w:bookmarkStart w:id="37" w:name="_Toc9375"/>
+        <w:pStyle w:val="1"/>
+        <w:keepNext w:val="0"/>
+        <w:keepLines w:val="0"/>
+        <w:pageBreakBefore w:val="0"/>
+        <w:widowControl w:val="0"/>
+        <w:kinsoku w:val="0"/>
+        <w:wordWrap/>
+        <w:overflowPunct/>
+        <w:topLinePunct w:val="0"/>
+        <w:autoSpaceDE w:val="0"/>
+        <w:autoSpaceDN w:val="0"/>
+        <w:bidi w:val="0"/>
+        <w:adjustRightInd w:val="0"/>
+        <w:snapToGrid w:val="0"/>
+        <w:textAlignment w:val="baseline"/>
+        <w:rPr>
+          <w:rFonts w:hint="default"/>
+          <w:lang w:val="en-US" w:eastAsia="zh-CN"/>
+        </w:rPr>
+      </w:pPr>
+      <w:bookmarkStart w:id="38" w:name="_Toc9375"/>
       <w:r>
         <w:rPr>
           <w:rFonts w:hint="default"/>
@@ -8154,11 +8044,11 @@
         </w:rPr>
         <w:t>记录</w:t>
       </w:r>
-      <w:bookmarkEnd w:id="37"/>
-    </w:p>
-    <w:p>
-      <w:pPr>
-        <w:pStyle w:val="29"/>
+      <w:bookmarkEnd w:id="38"/>
+    </w:p>
+    <w:p>
+      <w:pPr>
+        <w:pStyle w:val="a1"/>
         <w:keepNext w:val="0"/>
         <w:keepLines w:val="0"/>
         <w:pageBreakBefore w:val="0"/>
@@ -8176,7 +8066,7 @@
         <w:bidi w:val="0"/>
         <w:adjustRightInd w:val="0"/>
         <w:snapToGrid w:val="0"/>
-        <w:ind w:left="425" w:leftChars="0" w:right="0" w:rightChars="0" w:hanging="425" w:firstLineChars="0"/>
+        <w:ind w:left="425" w:right="0" w:hanging="425" w:leftChars="0" w:rightChars="0" w:firstLineChars="0"/>
         <w:jc w:val="left"/>
         <w:textAlignment w:val="baseline"/>
         <w:rPr>
@@ -8194,7 +8084,7 @@
     </w:p>
     <w:p>
       <w:pPr>
-        <w:pStyle w:val="29"/>
+        <w:pStyle w:val="a1"/>
         <w:keepNext w:val="0"/>
         <w:keepLines w:val="0"/>
         <w:pageBreakBefore w:val="0"/>
@@ -8212,7 +8102,7 @@
         <w:bidi w:val="0"/>
         <w:adjustRightInd w:val="0"/>
         <w:snapToGrid w:val="0"/>
-        <w:ind w:left="425" w:leftChars="0" w:right="0" w:rightChars="0" w:hanging="425" w:firstLineChars="0"/>
+        <w:ind w:left="425" w:right="0" w:hanging="425" w:leftChars="0" w:rightChars="0" w:firstLineChars="0"/>
         <w:jc w:val="left"/>
         <w:textAlignment w:val="baseline"/>
         <w:rPr>
@@ -8229,108 +8119,52 @@
       </w:r>
     </w:p>
     <w:sectPr>
-      <w:headerReference r:id="rId5" w:type="default"/>
-      <w:footerReference w:type="default" r:id="rId11"/>
-      <w:headerReference w:type="first" r:id="rId12"/>
-      <w:footerReference w:type="first" r:id="rId13"/>
-      <w:headerReference w:type="even" r:id="rId14"/>
-      <w:footerReference w:type="even" r:id="rId15"/>
+      <w:headerReference w:type="even" r:id="rId6"/>
+      <w:headerReference w:type="default" r:id="rId7"/>
+      <w:footerReference w:type="even" r:id="rId8"/>
+      <w:footerReference w:type="default" r:id="rId9"/>
+      <w:headerReference w:type="first" r:id="rId10"/>
+      <w:footerReference w:type="first" r:id="rId11"/>
       <w:pgSz w:w="11906" w:h="16838"/>
       <w:pgMar w:top="1417" w:right="1800" w:bottom="1440" w:left="1800" w:header="1140" w:footer="992" w:gutter="0"/>
-      <w:cols w:space="425" w:num="1"/>
+      <w:cols w:num="1" w:space="425"/>
       <w:docGrid w:type="lines" w:linePitch="312" w:charSpace="0"/>
     </w:sectPr>
   </w:body>
 </w:document>
 </file>
 
-<file path=word/endnotes.xml><?xml version="1.0" encoding="utf-8"?>
-<w:endnotes xmlns:wpc="http://schemas.microsoft.com/office/word/2010/wordprocessingCanvas" xmlns:mc="http://schemas.openxmlformats.org/markup-compatibility/2006" xmlns:o="urn:schemas-microsoft-com:office:office" xmlns:r="http://schemas.openxmlformats.org/officeDocument/2006/relationships" xmlns:m="http://schemas.openxmlformats.org/officeDocument/2006/math" xmlns:v="urn:schemas-microsoft-com:vml" xmlns:wp14="http://schemas.microsoft.com/office/word/2010/wordprocessingDrawing" xmlns:wp="http://schemas.openxmlformats.org/drawingml/2006/wordprocessingDrawing" xmlns:w="http://schemas.openxmlformats.org/wordprocessingml/2006/main" xmlns:w14="http://schemas.microsoft.com/office/word/2010/wordml" xmlns:w15="http://schemas.microsoft.com/office/word/2012/wordml" xmlns:w10="urn:schemas-microsoft-com:office:word" xmlns:wpg="http://schemas.microsoft.com/office/word/2010/wordprocessingGroup" xmlns:wpi="http://schemas.microsoft.com/office/word/2010/wordprocessingInk" xmlns:wne="http://schemas.microsoft.com/office/word/2006/wordml" xmlns:wps="http://schemas.microsoft.com/office/word/2010/wordprocessingShape" xmlns:wpsCustomData="http://www.wps.cn/officeDocument/2013/wpsCustomData" mc:Ignorable="w14 w15 wp14">
-  <w:endnote w:type="separator" w:id="0">
-    <w:p>
-      <w:pPr>
-        <w:spacing w:line="240" w:lineRule="auto"/>
-      </w:pPr>
-      <w:r>
-        <w:separator/>
-      </w:r>
-    </w:p>
-  </w:endnote>
-  <w:endnote w:type="continuationSeparator" w:id="1">
-    <w:p>
-      <w:pPr>
-        <w:spacing w:line="240" w:lineRule="auto"/>
-      </w:pPr>
-      <w:r>
-        <w:continuationSeparator/>
-      </w:r>
-    </w:p>
-  </w:endnote>
-</w:endnotes>
-</file>
-
 <file path=word/footer1.xml><?xml version="1.0" encoding="utf-8"?>
-<w:ftr xmlns:m="http://schemas.openxmlformats.org/officeDocument/2006/math" xmlns:mc="http://schemas.openxmlformats.org/markup-compatibility/2006" xmlns:mo="http://schemas.microsoft.com/office/mac/office/2008/main" xmlns:mv="urn:schemas-microsoft-com:mac:vml" xmlns:o="urn:schemas-microsoft-com:office:office" xmlns:r="http://schemas.openxmlformats.org/officeDocument/2006/relationships" xmlns:v="urn:schemas-microsoft-com:vml" xmlns:w10="urn:schemas-microsoft-com:office:word" xmlns:w14="http://schemas.microsoft.com/office/word/2010/wordml" xmlns:w="http://schemas.openxmlformats.org/wordprocessingml/2006/main" xmlns:wne="http://schemas.microsoft.com/office/word/2006/wordml" xmlns:wp14="http://schemas.microsoft.com/office/word/2010/wordprocessingDrawing" xmlns:wp="http://schemas.openxmlformats.org/drawingml/2006/wordprocessingDrawing" xmlns:wpc="http://schemas.microsoft.com/office/word/2010/wordprocessingCanvas" xmlns:wpg="http://schemas.microsoft.com/office/word/2010/wordprocessingGroup" xmlns:wpi="http://schemas.microsoft.com/office/word/2010/wordprocessingInk" xmlns:wps="http://schemas.microsoft.com/office/word/2010/wordprocessingShape" mc:Ignorable="w14 wp14">
-  <w:p>
-    <w:pPr>
-      <w:pStyle w:val="Footer"/>
-    </w:pPr>
-  </w:p>
+<w:ftr xmlns:wpc="http://schemas.microsoft.com/office/word/2010/wordprocessingCanvas" xmlns:mc="http://schemas.openxmlformats.org/markup-compatibility/2006" xmlns:o="urn:schemas-microsoft-com:office:office" xmlns:r="http://schemas.openxmlformats.org/officeDocument/2006/relationships" xmlns:m="http://schemas.openxmlformats.org/officeDocument/2006/math" xmlns:v="urn:schemas-microsoft-com:vml" xmlns:wp14="http://schemas.microsoft.com/office/word/2010/wordprocessingDrawing" xmlns:wp="http://schemas.openxmlformats.org/drawingml/2006/wordprocessingDrawing" xmlns:w10="urn:schemas-microsoft-com:office:word" xmlns:w="http://schemas.openxmlformats.org/wordprocessingml/2006/main" xmlns:w14="http://schemas.microsoft.com/office/word/2010/wordml" xmlns:w15="http://schemas.microsoft.com/office/word/2012/wordml" xmlns:wne="http://schemas.microsoft.com/office/word/2006/wordml" xmlns:wpg="http://schemas.microsoft.com/office/word/2010/wordprocessingGroup" xmlns:wpi="http://schemas.microsoft.com/office/word/2010/wordprocessingInk" xmlns:wps="http://schemas.microsoft.com/office/word/2010/wordprocessingShape" mc:Ignorable="w14 w15 wp14">
+  <w:p/>
 </w:ftr>
 </file>
 
 <file path=word/footer2.xml><?xml version="1.0" encoding="utf-8"?>
-<w:ftr xmlns:m="http://schemas.openxmlformats.org/officeDocument/2006/math" xmlns:mc="http://schemas.openxmlformats.org/markup-compatibility/2006" xmlns:mo="http://schemas.microsoft.com/office/mac/office/2008/main" xmlns:mv="urn:schemas-microsoft-com:mac:vml" xmlns:o="urn:schemas-microsoft-com:office:office" xmlns:r="http://schemas.openxmlformats.org/officeDocument/2006/relationships" xmlns:v="urn:schemas-microsoft-com:vml" xmlns:w10="urn:schemas-microsoft-com:office:word" xmlns:w14="http://schemas.microsoft.com/office/word/2010/wordml" xmlns:w="http://schemas.openxmlformats.org/wordprocessingml/2006/main" xmlns:wne="http://schemas.microsoft.com/office/word/2006/wordml" xmlns:wp14="http://schemas.microsoft.com/office/word/2010/wordprocessingDrawing" xmlns:wp="http://schemas.openxmlformats.org/drawingml/2006/wordprocessingDrawing" xmlns:wpc="http://schemas.microsoft.com/office/word/2010/wordprocessingCanvas" xmlns:wpg="http://schemas.microsoft.com/office/word/2010/wordprocessingGroup" xmlns:wpi="http://schemas.microsoft.com/office/word/2010/wordprocessingInk" xmlns:wps="http://schemas.microsoft.com/office/word/2010/wordprocessingShape" mc:Ignorable="w14 wp14">
-  <w:p>
-    <w:pPr>
-      <w:pStyle w:val="Footer"/>
-    </w:pPr>
-  </w:p>
+<w:ftr xmlns:wpc="http://schemas.microsoft.com/office/word/2010/wordprocessingCanvas" xmlns:mc="http://schemas.openxmlformats.org/markup-compatibility/2006" xmlns:o="urn:schemas-microsoft-com:office:office" xmlns:r="http://schemas.openxmlformats.org/officeDocument/2006/relationships" xmlns:m="http://schemas.openxmlformats.org/officeDocument/2006/math" xmlns:v="urn:schemas-microsoft-com:vml" xmlns:wp14="http://schemas.microsoft.com/office/word/2010/wordprocessingDrawing" xmlns:wp="http://schemas.openxmlformats.org/drawingml/2006/wordprocessingDrawing" xmlns:w10="urn:schemas-microsoft-com:office:word" xmlns:w="http://schemas.openxmlformats.org/wordprocessingml/2006/main" xmlns:w14="http://schemas.microsoft.com/office/word/2010/wordml" xmlns:w15="http://schemas.microsoft.com/office/word/2012/wordml" xmlns:wne="http://schemas.microsoft.com/office/word/2006/wordml" xmlns:wpg="http://schemas.microsoft.com/office/word/2010/wordprocessingGroup" xmlns:wpi="http://schemas.microsoft.com/office/word/2010/wordprocessingInk" xmlns:wps="http://schemas.microsoft.com/office/word/2010/wordprocessingShape" mc:Ignorable="w14 w15 wp14">
+  <w:p/>
 </w:ftr>
 </file>
 
 <file path=word/footer3.xml><?xml version="1.0" encoding="utf-8"?>
-<w:ftr xmlns:m="http://schemas.openxmlformats.org/officeDocument/2006/math" xmlns:mc="http://schemas.openxmlformats.org/markup-compatibility/2006" xmlns:mo="http://schemas.microsoft.com/office/mac/office/2008/main" xmlns:mv="urn:schemas-microsoft-com:mac:vml" xmlns:o="urn:schemas-microsoft-com:office:office" xmlns:r="http://schemas.openxmlformats.org/officeDocument/2006/relationships" xmlns:v="urn:schemas-microsoft-com:vml" xmlns:w10="urn:schemas-microsoft-com:office:word" xmlns:w14="http://schemas.microsoft.com/office/word/2010/wordml" xmlns:w="http://schemas.openxmlformats.org/wordprocessingml/2006/main" xmlns:wne="http://schemas.microsoft.com/office/word/2006/wordml" xmlns:wp14="http://schemas.microsoft.com/office/word/2010/wordprocessingDrawing" xmlns:wp="http://schemas.openxmlformats.org/drawingml/2006/wordprocessingDrawing" xmlns:wpc="http://schemas.microsoft.com/office/word/2010/wordprocessingCanvas" xmlns:wpg="http://schemas.microsoft.com/office/word/2010/wordprocessingGroup" xmlns:wpi="http://schemas.microsoft.com/office/word/2010/wordprocessingInk" xmlns:wps="http://schemas.microsoft.com/office/word/2010/wordprocessingShape" mc:Ignorable="w14 wp14">
-  <w:p>
-    <w:pPr>
-      <w:pStyle w:val="Footer"/>
-    </w:pPr>
-  </w:p>
+<w:ftr xmlns:wpc="http://schemas.microsoft.com/office/word/2010/wordprocessingCanvas" xmlns:mc="http://schemas.openxmlformats.org/markup-compatibility/2006" xmlns:o="urn:schemas-microsoft-com:office:office" xmlns:r="http://schemas.openxmlformats.org/officeDocument/2006/relationships" xmlns:m="http://schemas.openxmlformats.org/officeDocument/2006/math" xmlns:v="urn:schemas-microsoft-com:vml" xmlns:wp14="http://schemas.microsoft.com/office/word/2010/wordprocessingDrawing" xmlns:wp="http://schemas.openxmlformats.org/drawingml/2006/wordprocessingDrawing" xmlns:w10="urn:schemas-microsoft-com:office:word" xmlns:w="http://schemas.openxmlformats.org/wordprocessingml/2006/main" xmlns:w14="http://schemas.microsoft.com/office/word/2010/wordml" xmlns:w15="http://schemas.microsoft.com/office/word/2012/wordml" xmlns:wne="http://schemas.microsoft.com/office/word/2006/wordml" xmlns:wpg="http://schemas.microsoft.com/office/word/2010/wordprocessingGroup" xmlns:wpi="http://schemas.microsoft.com/office/word/2010/wordprocessingInk" xmlns:wps="http://schemas.microsoft.com/office/word/2010/wordprocessingShape" mc:Ignorable="w14 w15 wp14">
+  <w:p/>
 </w:ftr>
 </file>
 
-<file path=word/footnotes.xml><?xml version="1.0" encoding="utf-8"?>
-<w:footnotes xmlns:wpc="http://schemas.microsoft.com/office/word/2010/wordprocessingCanvas" xmlns:mc="http://schemas.openxmlformats.org/markup-compatibility/2006" xmlns:o="urn:schemas-microsoft-com:office:office" xmlns:r="http://schemas.openxmlformats.org/officeDocument/2006/relationships" xmlns:m="http://schemas.openxmlformats.org/officeDocument/2006/math" xmlns:v="urn:schemas-microsoft-com:vml" xmlns:wp14="http://schemas.microsoft.com/office/word/2010/wordprocessingDrawing" xmlns:wp="http://schemas.openxmlformats.org/drawingml/2006/wordprocessingDrawing" xmlns:w="http://schemas.openxmlformats.org/wordprocessingml/2006/main" xmlns:w14="http://schemas.microsoft.com/office/word/2010/wordml" xmlns:w15="http://schemas.microsoft.com/office/word/2012/wordml" xmlns:w10="urn:schemas-microsoft-com:office:word" xmlns:wpg="http://schemas.microsoft.com/office/word/2010/wordprocessingGroup" xmlns:wpi="http://schemas.microsoft.com/office/word/2010/wordprocessingInk" xmlns:wne="http://schemas.microsoft.com/office/word/2006/wordml" xmlns:wps="http://schemas.microsoft.com/office/word/2010/wordprocessingShape" xmlns:wpsCustomData="http://www.wps.cn/officeDocument/2013/wpsCustomData" mc:Ignorable="w14 w15 wp14">
-  <w:footnote w:type="separator" w:id="0">
-    <w:p>
-      <w:pPr>
-        <w:spacing w:line="360" w:lineRule="auto"/>
-      </w:pPr>
-      <w:r>
-        <w:separator/>
-      </w:r>
-    </w:p>
-  </w:footnote>
-  <w:footnote w:type="continuationSeparator" w:id="1">
-    <w:p>
-      <w:pPr>
-        <w:spacing w:line="360" w:lineRule="auto"/>
-      </w:pPr>
-      <w:r>
-        <w:continuationSeparator/>
-      </w:r>
-    </w:p>
-  </w:footnote>
-</w:footnotes>
+<file path=word/header1.xml><?xml version="1.0" encoding="utf-8"?>
+<w:hdr xmlns:wpc="http://schemas.microsoft.com/office/word/2010/wordprocessingCanvas" xmlns:mc="http://schemas.openxmlformats.org/markup-compatibility/2006" xmlns:o="urn:schemas-microsoft-com:office:office" xmlns:r="http://schemas.openxmlformats.org/officeDocument/2006/relationships" xmlns:m="http://schemas.openxmlformats.org/officeDocument/2006/math" xmlns:v="urn:schemas-microsoft-com:vml" xmlns:wp14="http://schemas.microsoft.com/office/word/2010/wordprocessingDrawing" xmlns:wp="http://schemas.openxmlformats.org/drawingml/2006/wordprocessingDrawing" xmlns:w10="urn:schemas-microsoft-com:office:word" xmlns:w="http://schemas.openxmlformats.org/wordprocessingml/2006/main" xmlns:w14="http://schemas.microsoft.com/office/word/2010/wordml" xmlns:w15="http://schemas.microsoft.com/office/word/2012/wordml" xmlns:wne="http://schemas.microsoft.com/office/word/2006/wordml" xmlns:wpg="http://schemas.microsoft.com/office/word/2010/wordprocessingGroup" xmlns:wpi="http://schemas.microsoft.com/office/word/2010/wordprocessingInk" xmlns:wps="http://schemas.microsoft.com/office/word/2010/wordprocessingShape" mc:Ignorable="w14 w15 wp14">
+  <w:p/>
+</w:hdr>
 </file>
 
-<file path=word/header1.xml><?xml version="1.0" encoding="utf-8"?>
-<w:hdr xmlns:wpc="http://schemas.microsoft.com/office/word/2010/wordprocessingCanvas" xmlns:mc="http://schemas.openxmlformats.org/markup-compatibility/2006" xmlns:o="urn:schemas-microsoft-com:office:office" xmlns:r="http://schemas.openxmlformats.org/officeDocument/2006/relationships" xmlns:m="http://schemas.openxmlformats.org/officeDocument/2006/math" xmlns:v="urn:schemas-microsoft-com:vml" xmlns:wp14="http://schemas.microsoft.com/office/word/2010/wordprocessingDrawing" xmlns:wp="http://schemas.openxmlformats.org/drawingml/2006/wordprocessingDrawing" xmlns:w10="urn:schemas-microsoft-com:office:word" xmlns:w="http://schemas.openxmlformats.org/wordprocessingml/2006/main" xmlns:w14="http://schemas.microsoft.com/office/word/2010/wordml" xmlns:w15="http://schemas.microsoft.com/office/word/2012/wordml" xmlns:wpg="http://schemas.microsoft.com/office/word/2010/wordprocessingGroup" xmlns:wpi="http://schemas.microsoft.com/office/word/2010/wordprocessingInk" xmlns:wne="http://schemas.microsoft.com/office/word/2006/wordml" xmlns:wps="http://schemas.microsoft.com/office/word/2010/wordprocessingShape" xmlns:wpsCustomData="http://www.wps.cn/officeDocument/2013/wpsCustomData" mc:Ignorable="w14 w15 wp14">
+<file path=word/header2.xml><?xml version="1.0" encoding="utf-8"?>
+<w:hdr xmlns:wpc="http://schemas.microsoft.com/office/word/2010/wordprocessingCanvas" xmlns:mc="http://schemas.openxmlformats.org/markup-compatibility/2006" xmlns:o="urn:schemas-microsoft-com:office:office" xmlns:r="http://schemas.openxmlformats.org/officeDocument/2006/relationships" xmlns:m="http://schemas.openxmlformats.org/officeDocument/2006/math" xmlns:v="urn:schemas-microsoft-com:vml" xmlns:wp14="http://schemas.microsoft.com/office/word/2010/wordprocessingDrawing" xmlns:wp="http://schemas.openxmlformats.org/drawingml/2006/wordprocessingDrawing" xmlns:w10="urn:schemas-microsoft-com:office:word" xmlns:w="http://schemas.openxmlformats.org/wordprocessingml/2006/main" xmlns:w14="http://schemas.microsoft.com/office/word/2010/wordml" xmlns:w15="http://schemas.microsoft.com/office/word/2012/wordml" xmlns:wne="http://schemas.microsoft.com/office/word/2006/wordml" xmlns:wpg="http://schemas.microsoft.com/office/word/2010/wordprocessingGroup" xmlns:wpi="http://schemas.microsoft.com/office/word/2010/wordprocessingInk" xmlns:wps="http://schemas.microsoft.com/office/word/2010/wordprocessingShape" mc:Ignorable="w14 w15 wp14">
   <w:p>
     <w:pPr>
-      <w:pStyle w:val="15"/>
+      <w:pStyle w:val="Header"/>
       <w:pBdr>
-        <w:bottom w:val="single" w:color="auto" w:sz="4" w:space="1"/>
+        <w:bottom w:val="single" w:sz="4" w:space="1" w:color="auto"/>
       </w:pBdr>
       <w:tabs>
         <w:tab w:val="left" w:pos="335"/>
@@ -8338,65 +8172,39 @@
       </w:tabs>
       <w:jc w:val="right"/>
       <w:rPr>
-        <w:rFonts w:hint="eastAsia" w:eastAsiaTheme="minorEastAsia"/>
+        <w:rFonts w:eastAsiaTheme="minorEastAsia" w:hint="eastAsia"/>
         <w:lang w:eastAsia="zh-CN"/>
       </w:rPr>
     </w:pPr>
     <w:r>
       <w:rPr>
-        <w:rFonts w:hint="eastAsia" w:eastAsiaTheme="minorEastAsia"/>
+        <w:rFonts w:eastAsiaTheme="minorEastAsia" w:hint="eastAsia"/>
         <w:lang w:val="en-US" w:eastAsia="zh-CN"/>
       </w:rPr>
       <w:tab/>
       <w:tab/>
       <w:t>重庆市鹧鸪哨信息技术有限责任公司</w:t>
     </w:r>
-    <w:r>
-      <w:rPr>
-        <w:rFonts w:hint="eastAsia" w:eastAsiaTheme="minorEastAsia"/>
-        <w:lang w:val="en-US" w:eastAsia="zh-CN"/>
-      </w:rPr>
-    </w:r>
-    <w:r>
-      <w:rPr>
-        <w:rFonts w:hint="eastAsia" w:eastAsiaTheme="minorEastAsia"/>
-        <w:lang w:val="en-US" w:eastAsia="zh-CN"/>
-      </w:rPr>
-    </w:r>
-  </w:p>
-</w:hdr>
-</file>
-
-<file path=word/header2.xml><?xml version="1.0" encoding="utf-8"?>
-<w:hdr xmlns:m="http://schemas.openxmlformats.org/officeDocument/2006/math" xmlns:mc="http://schemas.openxmlformats.org/markup-compatibility/2006" xmlns:mo="http://schemas.microsoft.com/office/mac/office/2008/main" xmlns:mv="urn:schemas-microsoft-com:mac:vml" xmlns:o="urn:schemas-microsoft-com:office:office" xmlns:r="http://schemas.openxmlformats.org/officeDocument/2006/relationships" xmlns:v="urn:schemas-microsoft-com:vml" xmlns:w10="urn:schemas-microsoft-com:office:word" xmlns:w14="http://schemas.microsoft.com/office/word/2010/wordml" xmlns:w="http://schemas.openxmlformats.org/wordprocessingml/2006/main" xmlns:wne="http://schemas.microsoft.com/office/word/2006/wordml" xmlns:wp14="http://schemas.microsoft.com/office/word/2010/wordprocessingDrawing" xmlns:wp="http://schemas.openxmlformats.org/drawingml/2006/wordprocessingDrawing" xmlns:wpc="http://schemas.microsoft.com/office/word/2010/wordprocessingCanvas" xmlns:wpg="http://schemas.microsoft.com/office/word/2010/wordprocessingGroup" xmlns:wpi="http://schemas.microsoft.com/office/word/2010/wordprocessingInk" xmlns:wps="http://schemas.microsoft.com/office/word/2010/wordprocessingShape" mc:Ignorable="w14 wp14">
-  <w:p>
-    <w:pPr>
-      <w:pStyle w:val="Header"/>
-    </w:pPr>
   </w:p>
 </w:hdr>
 </file>
 
 <file path=word/header3.xml><?xml version="1.0" encoding="utf-8"?>
-<w:hdr xmlns:m="http://schemas.openxmlformats.org/officeDocument/2006/math" xmlns:mc="http://schemas.openxmlformats.org/markup-compatibility/2006" xmlns:mo="http://schemas.microsoft.com/office/mac/office/2008/main" xmlns:mv="urn:schemas-microsoft-com:mac:vml" xmlns:o="urn:schemas-microsoft-com:office:office" xmlns:r="http://schemas.openxmlformats.org/officeDocument/2006/relationships" xmlns:v="urn:schemas-microsoft-com:vml" xmlns:w10="urn:schemas-microsoft-com:office:word" xmlns:w14="http://schemas.microsoft.com/office/word/2010/wordml" xmlns:w="http://schemas.openxmlformats.org/wordprocessingml/2006/main" xmlns:wne="http://schemas.microsoft.com/office/word/2006/wordml" xmlns:wp14="http://schemas.microsoft.com/office/word/2010/wordprocessingDrawing" xmlns:wp="http://schemas.openxmlformats.org/drawingml/2006/wordprocessingDrawing" xmlns:wpc="http://schemas.microsoft.com/office/word/2010/wordprocessingCanvas" xmlns:wpg="http://schemas.microsoft.com/office/word/2010/wordprocessingGroup" xmlns:wpi="http://schemas.microsoft.com/office/word/2010/wordprocessingInk" xmlns:wps="http://schemas.microsoft.com/office/word/2010/wordprocessingShape" mc:Ignorable="w14 wp14">
-  <w:p>
-    <w:pPr>
-      <w:pStyle w:val="Header"/>
-    </w:pPr>
-  </w:p>
+<w:hdr xmlns:wpc="http://schemas.microsoft.com/office/word/2010/wordprocessingCanvas" xmlns:mc="http://schemas.openxmlformats.org/markup-compatibility/2006" xmlns:o="urn:schemas-microsoft-com:office:office" xmlns:r="http://schemas.openxmlformats.org/officeDocument/2006/relationships" xmlns:m="http://schemas.openxmlformats.org/officeDocument/2006/math" xmlns:v="urn:schemas-microsoft-com:vml" xmlns:wp14="http://schemas.microsoft.com/office/word/2010/wordprocessingDrawing" xmlns:wp="http://schemas.openxmlformats.org/drawingml/2006/wordprocessingDrawing" xmlns:w10="urn:schemas-microsoft-com:office:word" xmlns:w="http://schemas.openxmlformats.org/wordprocessingml/2006/main" xmlns:w14="http://schemas.microsoft.com/office/word/2010/wordml" xmlns:w15="http://schemas.microsoft.com/office/word/2012/wordml" xmlns:wne="http://schemas.microsoft.com/office/word/2006/wordml" xmlns:wpg="http://schemas.microsoft.com/office/word/2010/wordprocessingGroup" xmlns:wpi="http://schemas.microsoft.com/office/word/2010/wordprocessingInk" xmlns:wps="http://schemas.microsoft.com/office/word/2010/wordprocessingShape" mc:Ignorable="w14 w15 wp14">
+  <w:p/>
 </w:hdr>
 </file>
 
 <file path=word/numbering.xml><?xml version="1.0" encoding="utf-8"?>
-<w:numbering xmlns:wpc="http://schemas.microsoft.com/office/word/2010/wordprocessingCanvas" xmlns:mc="http://schemas.openxmlformats.org/markup-compatibility/2006" xmlns:o="urn:schemas-microsoft-com:office:office" xmlns:r="http://schemas.openxmlformats.org/officeDocument/2006/relationships" xmlns:m="http://schemas.openxmlformats.org/officeDocument/2006/math" xmlns:v="urn:schemas-microsoft-com:vml" xmlns:wp14="http://schemas.microsoft.com/office/word/2010/wordprocessingDrawing" xmlns:wp="http://schemas.openxmlformats.org/drawingml/2006/wordprocessingDrawing" xmlns:w10="urn:schemas-microsoft-com:office:word" xmlns:w="http://schemas.openxmlformats.org/wordprocessingml/2006/main" xmlns:w14="http://schemas.microsoft.com/office/word/2010/wordml" xmlns:wpg="http://schemas.microsoft.com/office/word/2010/wordprocessingGroup" xmlns:wpi="http://schemas.microsoft.com/office/word/2010/wordprocessingInk" xmlns:wne="http://schemas.microsoft.com/office/word/2006/wordml" xmlns:wps="http://schemas.microsoft.com/office/word/2010/wordprocessingShape" xmlns:wpsCustomData="http://www.wps.cn/officeDocument/2013/wpsCustomData" mc:Ignorable="w14 wp14">
+<w:numbering xmlns:wpc="http://schemas.microsoft.com/office/word/2010/wordprocessingCanvas" xmlns:mc="http://schemas.openxmlformats.org/markup-compatibility/2006" xmlns:o="urn:schemas-microsoft-com:office:office" xmlns:r="http://schemas.openxmlformats.org/officeDocument/2006/relationships" xmlns:m="http://schemas.openxmlformats.org/officeDocument/2006/math" xmlns:v="urn:schemas-microsoft-com:vml" xmlns:wp14="http://schemas.microsoft.com/office/word/2010/wordprocessingDrawing" xmlns:wp="http://schemas.openxmlformats.org/drawingml/2006/wordprocessingDrawing" xmlns:w10="urn:schemas-microsoft-com:office:word" xmlns:w="http://schemas.openxmlformats.org/wordprocessingml/2006/main" xmlns:w14="http://schemas.microsoft.com/office/word/2010/wordml" xmlns:w15="http://schemas.microsoft.com/office/word/2012/wordml" xmlns:wne="http://schemas.microsoft.com/office/word/2006/wordml" xmlns:wpg="http://schemas.microsoft.com/office/word/2010/wordprocessingGroup" xmlns:wpi="http://schemas.microsoft.com/office/word/2010/wordprocessingInk" xmlns:wps="http://schemas.microsoft.com/office/word/2010/wordprocessingShape" mc:Ignorable="w14 w15 wp14">
   <w:abstractNum w:abstractNumId="0">
     <w:nsid w:val="8E964DCE"/>
     <w:multiLevelType w:val="multilevel"/>
     <w:tmpl w:val="8E964DCE"/>
-    <w:lvl w:ilvl="0" w:tentative="0">
+    <w:lvl w:ilvl="0">
       <w:start w:val="1"/>
       <w:numFmt w:val="decimal"/>
-      <w:pStyle w:val="2"/>
+      <w:pStyle w:val="Heading1"/>
       <w:lvlText w:val="%1."/>
       <w:lvlJc w:val="left"/>
       <w:pPr>
@@ -8406,10 +8214,10 @@
         <w:rFonts w:hint="default"/>
       </w:rPr>
     </w:lvl>
-    <w:lvl w:ilvl="1" w:tentative="0">
+    <w:lvl w:ilvl="1">
       <w:start w:val="1"/>
       <w:numFmt w:val="decimal"/>
-      <w:pStyle w:val="3"/>
+      <w:pStyle w:val="Heading2"/>
       <w:lvlText w:val="%1.%2."/>
       <w:lvlJc w:val="left"/>
       <w:pPr>
@@ -8419,10 +8227,10 @@
         <w:rFonts w:hint="default"/>
       </w:rPr>
     </w:lvl>
-    <w:lvl w:ilvl="2" w:tentative="0">
+    <w:lvl w:ilvl="2">
       <w:start w:val="1"/>
       <w:numFmt w:val="decimal"/>
-      <w:pStyle w:val="4"/>
+      <w:pStyle w:val="Heading3"/>
       <w:lvlText w:val="%1.%2.%3."/>
       <w:lvlJc w:val="left"/>
       <w:pPr>
@@ -8432,10 +8240,10 @@
         <w:rFonts w:hint="default"/>
       </w:rPr>
     </w:lvl>
-    <w:lvl w:ilvl="3" w:tentative="0">
+    <w:lvl w:ilvl="3">
       <w:start w:val="1"/>
       <w:numFmt w:val="decimal"/>
-      <w:pStyle w:val="5"/>
+      <w:pStyle w:val="Heading4"/>
       <w:lvlText w:val="%1.%2.%3.%4."/>
       <w:lvlJc w:val="left"/>
       <w:pPr>
@@ -8445,10 +8253,10 @@
         <w:rFonts w:hint="default"/>
       </w:rPr>
     </w:lvl>
-    <w:lvl w:ilvl="4" w:tentative="0">
+    <w:lvl w:ilvl="4">
       <w:start w:val="1"/>
       <w:numFmt w:val="decimal"/>
-      <w:pStyle w:val="6"/>
+      <w:pStyle w:val="Heading5"/>
       <w:lvlText w:val="%1.%2.%3.%4.%5."/>
       <w:lvlJc w:val="left"/>
       <w:pPr>
@@ -8458,10 +8266,10 @@
         <w:rFonts w:hint="default"/>
       </w:rPr>
     </w:lvl>
-    <w:lvl w:ilvl="5" w:tentative="0">
+    <w:lvl w:ilvl="5">
       <w:start w:val="1"/>
       <w:numFmt w:val="decimal"/>
-      <w:pStyle w:val="7"/>
+      <w:pStyle w:val="Heading6"/>
       <w:lvlText w:val="%1.%2.%3.%4.%5.%6."/>
       <w:lvlJc w:val="left"/>
       <w:pPr>
@@ -8471,10 +8279,10 @@
         <w:rFonts w:hint="default"/>
       </w:rPr>
     </w:lvl>
-    <w:lvl w:ilvl="6" w:tentative="0">
+    <w:lvl w:ilvl="6">
       <w:start w:val="1"/>
       <w:numFmt w:val="decimal"/>
-      <w:pStyle w:val="8"/>
+      <w:pStyle w:val="Heading7"/>
       <w:lvlText w:val="%1.%2.%3.%4.%5.%6.%7."/>
       <w:lvlJc w:val="left"/>
       <w:pPr>
@@ -8484,10 +8292,10 @@
         <w:rFonts w:hint="default"/>
       </w:rPr>
     </w:lvl>
-    <w:lvl w:ilvl="7" w:tentative="0">
+    <w:lvl w:ilvl="7">
       <w:start w:val="1"/>
       <w:numFmt w:val="decimal"/>
-      <w:pStyle w:val="9"/>
+      <w:pStyle w:val="Heading8"/>
       <w:lvlText w:val="%1.%2.%3.%4.%5.%6.%7.%8."/>
       <w:lvlJc w:val="left"/>
       <w:pPr>
@@ -8497,10 +8305,10 @@
         <w:rFonts w:hint="default"/>
       </w:rPr>
     </w:lvl>
-    <w:lvl w:ilvl="8" w:tentative="0">
+    <w:lvl w:ilvl="8">
       <w:start w:val="1"/>
       <w:numFmt w:val="decimal"/>
-      <w:pStyle w:val="10"/>
+      <w:pStyle w:val="Heading9"/>
       <w:lvlText w:val="%1.%2.%3.%4.%5.%6.%7.%8.%9."/>
       <w:lvlJc w:val="left"/>
       <w:pPr>
@@ -8515,7 +8323,7 @@
     <w:nsid w:val="B55C7C76"/>
     <w:multiLevelType w:val="singleLevel"/>
     <w:tmpl w:val="B55C7C76"/>
-    <w:lvl w:ilvl="0" w:tentative="0">
+    <w:lvl w:ilvl="0">
       <w:start w:val="1"/>
       <w:numFmt w:val="decimal"/>
       <w:lvlText w:val="%1."/>
@@ -8532,7 +8340,7 @@
     <w:nsid w:val="D8A226E6"/>
     <w:multiLevelType w:val="singleLevel"/>
     <w:tmpl w:val="D8A226E6"/>
-    <w:lvl w:ilvl="0" w:tentative="0">
+    <w:lvl w:ilvl="0">
       <w:start w:val="1"/>
       <w:numFmt w:val="decimal"/>
       <w:lvlText w:val="%1."/>
@@ -8549,7 +8357,7 @@
     <w:nsid w:val="1ACBFE8F"/>
     <w:multiLevelType w:val="singleLevel"/>
     <w:tmpl w:val="1ACBFE8F"/>
-    <w:lvl w:ilvl="0" w:tentative="0">
+    <w:lvl w:ilvl="0">
       <w:start w:val="1"/>
       <w:numFmt w:val="decimal"/>
       <w:lvlText w:val="%1."/>
@@ -8566,7 +8374,7 @@
     <w:nsid w:val="1FDF9281"/>
     <w:multiLevelType w:val="singleLevel"/>
     <w:tmpl w:val="1FDF9281"/>
-    <w:lvl w:ilvl="0" w:tentative="0">
+    <w:lvl w:ilvl="0">
       <w:start w:val="1"/>
       <w:numFmt w:val="decimal"/>
       <w:lvlText w:val="%1."/>
@@ -8583,7 +8391,7 @@
     <w:nsid w:val="370987C9"/>
     <w:multiLevelType w:val="singleLevel"/>
     <w:tmpl w:val="370987C9"/>
-    <w:lvl w:ilvl="0" w:tentative="0">
+    <w:lvl w:ilvl="0">
       <w:start w:val="1"/>
       <w:numFmt w:val="decimal"/>
       <w:lvlText w:val="%1."/>
@@ -8600,7 +8408,7 @@
     <w:nsid w:val="6477A7C3"/>
     <w:multiLevelType w:val="singleLevel"/>
     <w:tmpl w:val="6477A7C3"/>
-    <w:lvl w:ilvl="0" w:tentative="0">
+    <w:lvl w:ilvl="0">
       <w:start w:val="1"/>
       <w:numFmt w:val="decimal"/>
       <w:lvlText w:val="%1."/>
@@ -8638,269 +8446,267 @@
 </file>
 
 <file path=word/styles.xml><?xml version="1.0" encoding="utf-8"?>
-<w:styles xmlns:mc="http://schemas.openxmlformats.org/markup-compatibility/2006" xmlns:o="urn:schemas-microsoft-com:office:office" xmlns:r="http://schemas.openxmlformats.org/officeDocument/2006/relationships" xmlns:m="http://schemas.openxmlformats.org/officeDocument/2006/math" xmlns:v="urn:schemas-microsoft-com:vml" xmlns:w="http://schemas.openxmlformats.org/wordprocessingml/2006/main" xmlns:w14="http://schemas.microsoft.com/office/word/2010/wordml" xmlns:w10="urn:schemas-microsoft-com:office:word" xmlns:sl="http://schemas.openxmlformats.org/schemaLibrary/2006/main" xmlns:wpsCustomData="http://www.wps.cn/officeDocument/2013/wpsCustomData" mc:Ignorable="w14">
+<w:styles xmlns:mc="http://schemas.openxmlformats.org/markup-compatibility/2006" xmlns:r="http://schemas.openxmlformats.org/officeDocument/2006/relationships" xmlns:w="http://schemas.openxmlformats.org/wordprocessingml/2006/main" xmlns:w14="http://schemas.microsoft.com/office/word/2010/wordml" xmlns:w15="http://schemas.microsoft.com/office/word/2012/wordml" mc:Ignorable="w14 w15">
   <w:docDefaults>
     <w:rPrDefault>
       <w:rPr>
-        <w:rFonts w:ascii="Times New Roman" w:hAnsi="Times New Roman" w:eastAsia="宋体" w:cs="Times New Roman"/>
+        <w:rFonts w:ascii="Times New Roman" w:eastAsia="宋体" w:hAnsi="Times New Roman" w:cs="Times New Roman"/>
       </w:rPr>
     </w:rPrDefault>
     <w:pPrDefault/>
   </w:docDefaults>
-  <w:latentStyles w:count="260" w:defQFormat="0" w:defUnhideWhenUsed="1" w:defSemiHidden="1" w:defUIPriority="99" w:defLockedState="0">
-    <w:lsdException w:qFormat="1" w:unhideWhenUsed="0" w:uiPriority="0" w:semiHidden="0" w:name="Normal"/>
-    <w:lsdException w:qFormat="1" w:unhideWhenUsed="0" w:uiPriority="0" w:semiHidden="0" w:name="heading 1"/>
-    <w:lsdException w:qFormat="1" w:uiPriority="0" w:semiHidden="0" w:name="heading 2"/>
-    <w:lsdException w:qFormat="1" w:uiPriority="0" w:name="heading 3"/>
-    <w:lsdException w:qFormat="1" w:uiPriority="0" w:semiHidden="0" w:name="heading 4"/>
-    <w:lsdException w:qFormat="1" w:uiPriority="0" w:name="heading 5"/>
-    <w:lsdException w:qFormat="1" w:uiPriority="0" w:name="heading 6"/>
-    <w:lsdException w:qFormat="1" w:uiPriority="0" w:name="heading 7"/>
-    <w:lsdException w:qFormat="1" w:uiPriority="0" w:name="heading 8"/>
-    <w:lsdException w:qFormat="1" w:uiPriority="0" w:name="heading 9"/>
-    <w:lsdException w:unhideWhenUsed="0" w:uiPriority="0" w:semiHidden="0" w:name="index 1"/>
-    <w:lsdException w:unhideWhenUsed="0" w:uiPriority="0" w:semiHidden="0" w:name="index 2"/>
-    <w:lsdException w:unhideWhenUsed="0" w:uiPriority="0" w:semiHidden="0" w:name="index 3"/>
-    <w:lsdException w:unhideWhenUsed="0" w:uiPriority="0" w:semiHidden="0" w:name="index 4"/>
-    <w:lsdException w:unhideWhenUsed="0" w:uiPriority="0" w:semiHidden="0" w:name="index 5"/>
-    <w:lsdException w:unhideWhenUsed="0" w:uiPriority="0" w:semiHidden="0" w:name="index 6"/>
-    <w:lsdException w:unhideWhenUsed="0" w:uiPriority="0" w:semiHidden="0" w:name="index 7"/>
-    <w:lsdException w:unhideWhenUsed="0" w:uiPriority="0" w:semiHidden="0" w:name="index 8"/>
-    <w:lsdException w:unhideWhenUsed="0" w:uiPriority="0" w:semiHidden="0" w:name="index 9"/>
-    <w:lsdException w:qFormat="1" w:unhideWhenUsed="0" w:uiPriority="0" w:semiHidden="0" w:name="toc 1"/>
-    <w:lsdException w:qFormat="1" w:unhideWhenUsed="0" w:uiPriority="0" w:semiHidden="0" w:name="toc 2"/>
-    <w:lsdException w:qFormat="1" w:unhideWhenUsed="0" w:uiPriority="0" w:semiHidden="0" w:name="toc 3"/>
-    <w:lsdException w:unhideWhenUsed="0" w:uiPriority="0" w:semiHidden="0" w:name="toc 4"/>
-    <w:lsdException w:unhideWhenUsed="0" w:uiPriority="0" w:semiHidden="0" w:name="toc 5"/>
-    <w:lsdException w:unhideWhenUsed="0" w:uiPriority="0" w:semiHidden="0" w:name="toc 6"/>
-    <w:lsdException w:unhideWhenUsed="0" w:uiPriority="0" w:semiHidden="0" w:name="toc 7"/>
-    <w:lsdException w:unhideWhenUsed="0" w:uiPriority="0" w:semiHidden="0" w:name="toc 8"/>
-    <w:lsdException w:unhideWhenUsed="0" w:uiPriority="0" w:semiHidden="0" w:name="toc 9"/>
-    <w:lsdException w:unhideWhenUsed="0" w:uiPriority="0" w:semiHidden="0" w:name="Normal Indent"/>
-    <w:lsdException w:unhideWhenUsed="0" w:uiPriority="0" w:semiHidden="0" w:name="footnote text"/>
-    <w:lsdException w:qFormat="1" w:unhideWhenUsed="0" w:uiPriority="0" w:semiHidden="0" w:name="annotation text"/>
-    <w:lsdException w:qFormat="1" w:unhideWhenUsed="0" w:uiPriority="0" w:semiHidden="0" w:name="header"/>
-    <w:lsdException w:qFormat="1" w:unhideWhenUsed="0" w:uiPriority="0" w:semiHidden="0" w:name="footer"/>
-    <w:lsdException w:unhideWhenUsed="0" w:uiPriority="0" w:semiHidden="0" w:name="index heading"/>
-    <w:lsdException w:qFormat="1" w:uiPriority="0" w:name="caption"/>
-    <w:lsdException w:unhideWhenUsed="0" w:uiPriority="0" w:semiHidden="0" w:name="table of figures"/>
-    <w:lsdException w:unhideWhenUsed="0" w:uiPriority="0" w:semiHidden="0" w:name="envelope address"/>
-    <w:lsdException w:unhideWhenUsed="0" w:uiPriority="0" w:semiHidden="0" w:name="envelope return"/>
-    <w:lsdException w:unhideWhenUsed="0" w:uiPriority="0" w:semiHidden="0" w:name="footnote reference"/>
-    <w:lsdException w:unhideWhenUsed="0" w:uiPriority="0" w:semiHidden="0" w:name="annotation reference"/>
-    <w:lsdException w:unhideWhenUsed="0" w:uiPriority="0" w:semiHidden="0" w:name="line number"/>
-    <w:lsdException w:unhideWhenUsed="0" w:uiPriority="0" w:semiHidden="0" w:name="page number"/>
-    <w:lsdException w:unhideWhenUsed="0" w:uiPriority="0" w:semiHidden="0" w:name="endnote reference"/>
-    <w:lsdException w:unhideWhenUsed="0" w:uiPriority="0" w:semiHidden="0" w:name="endnote text"/>
-    <w:lsdException w:unhideWhenUsed="0" w:uiPriority="0" w:semiHidden="0" w:name="table of authorities"/>
-    <w:lsdException w:unhideWhenUsed="0" w:uiPriority="0" w:semiHidden="0" w:name="macro"/>
-    <w:lsdException w:unhideWhenUsed="0" w:uiPriority="0" w:semiHidden="0" w:name="toa heading"/>
-    <w:lsdException w:unhideWhenUsed="0" w:uiPriority="0" w:semiHidden="0" w:name="List"/>
-    <w:lsdException w:unhideWhenUsed="0" w:uiPriority="0" w:semiHidden="0" w:name="List Bullet"/>
-    <w:lsdException w:unhideWhenUsed="0" w:uiPriority="0" w:semiHidden="0" w:name="List Number"/>
-    <w:lsdException w:unhideWhenUsed="0" w:uiPriority="0" w:semiHidden="0" w:name="List 2"/>
-    <w:lsdException w:unhideWhenUsed="0" w:uiPriority="0" w:semiHidden="0" w:name="List 3"/>
-    <w:lsdException w:unhideWhenUsed="0" w:uiPriority="0" w:semiHidden="0" w:name="List 4"/>
-    <w:lsdException w:unhideWhenUsed="0" w:uiPriority="0" w:semiHidden="0" w:name="List 5"/>
-    <w:lsdException w:unhideWhenUsed="0" w:uiPriority="0" w:semiHidden="0" w:name="List Bullet 2"/>
-    <w:lsdException w:unhideWhenUsed="0" w:uiPriority="0" w:semiHidden="0" w:name="List Bullet 3"/>
-    <w:lsdException w:unhideWhenUsed="0" w:uiPriority="0" w:semiHidden="0" w:name="List Bullet 4"/>
-    <w:lsdException w:unhideWhenUsed="0" w:uiPriority="0" w:semiHidden="0" w:name="List Bullet 5"/>
-    <w:lsdException w:unhideWhenUsed="0" w:uiPriority="0" w:semiHidden="0" w:name="List Number 2"/>
-    <w:lsdException w:unhideWhenUsed="0" w:uiPriority="0" w:semiHidden="0" w:name="List Number 3"/>
-    <w:lsdException w:unhideWhenUsed="0" w:uiPriority="0" w:semiHidden="0" w:name="List Number 4"/>
-    <w:lsdException w:unhideWhenUsed="0" w:uiPriority="0" w:semiHidden="0" w:name="List Number 5"/>
-    <w:lsdException w:qFormat="1" w:unhideWhenUsed="0" w:uiPriority="0" w:semiHidden="0" w:name="Title"/>
-    <w:lsdException w:unhideWhenUsed="0" w:uiPriority="0" w:semiHidden="0" w:name="Closing"/>
-    <w:lsdException w:unhideWhenUsed="0" w:uiPriority="0" w:semiHidden="0" w:name="Signature"/>
-    <w:lsdException w:qFormat="1" w:unhideWhenUsed="0" w:uiPriority="0" w:name="Default Paragraph Font"/>
-    <w:lsdException w:qFormat="1" w:unhideWhenUsed="0" w:uiPriority="0" w:name="Body Text"/>
-    <w:lsdException w:unhideWhenUsed="0" w:uiPriority="0" w:semiHidden="0" w:name="Body Text Indent"/>
-    <w:lsdException w:unhideWhenUsed="0" w:uiPriority="0" w:semiHidden="0" w:name="List Continue"/>
-    <w:lsdException w:unhideWhenUsed="0" w:uiPriority="0" w:semiHidden="0" w:name="List Continue 2"/>
-    <w:lsdException w:unhideWhenUsed="0" w:uiPriority="0" w:semiHidden="0" w:name="List Continue 3"/>
-    <w:lsdException w:unhideWhenUsed="0" w:uiPriority="0" w:semiHidden="0" w:name="List Continue 4"/>
-    <w:lsdException w:unhideWhenUsed="0" w:uiPriority="0" w:semiHidden="0" w:name="List Continue 5"/>
-    <w:lsdException w:unhideWhenUsed="0" w:uiPriority="0" w:semiHidden="0" w:name="Message Header"/>
-    <w:lsdException w:qFormat="1" w:unhideWhenUsed="0" w:uiPriority="0" w:semiHidden="0" w:name="Subtitle"/>
-    <w:lsdException w:unhideWhenUsed="0" w:uiPriority="0" w:semiHidden="0" w:name="Salutation"/>
-    <w:lsdException w:unhideWhenUsed="0" w:uiPriority="0" w:semiHidden="0" w:name="Date"/>
-    <w:lsdException w:unhideWhenUsed="0" w:uiPriority="0" w:semiHidden="0" w:name="Body Text First Indent"/>
-    <w:lsdException w:unhideWhenUsed="0" w:uiPriority="0" w:semiHidden="0" w:name="Body Text First Indent 2"/>
-    <w:lsdException w:uiPriority="99" w:name="Note Heading"/>
-    <w:lsdException w:unhideWhenUsed="0" w:uiPriority="0" w:semiHidden="0" w:name="Body Text 2"/>
-    <w:lsdException w:unhideWhenUsed="0" w:uiPriority="0" w:semiHidden="0" w:name="Body Text 3"/>
-    <w:lsdException w:unhideWhenUsed="0" w:uiPriority="0" w:semiHidden="0" w:name="Body Text Indent 2"/>
-    <w:lsdException w:unhideWhenUsed="0" w:uiPriority="0" w:semiHidden="0" w:name="Body Text Indent 3"/>
-    <w:lsdException w:unhideWhenUsed="0" w:uiPriority="0" w:semiHidden="0" w:name="Block Text"/>
-    <w:lsdException w:unhideWhenUsed="0" w:uiPriority="0" w:semiHidden="0" w:name="Hyperlink"/>
-    <w:lsdException w:unhideWhenUsed="0" w:uiPriority="0" w:semiHidden="0" w:name="FollowedHyperlink"/>
-    <w:lsdException w:qFormat="1" w:unhideWhenUsed="0" w:uiPriority="0" w:semiHidden="0" w:name="Strong"/>
-    <w:lsdException w:qFormat="1" w:unhideWhenUsed="0" w:uiPriority="0" w:semiHidden="0" w:name="Emphasis"/>
-    <w:lsdException w:unhideWhenUsed="0" w:uiPriority="0" w:semiHidden="0" w:name="Document Map"/>
-    <w:lsdException w:unhideWhenUsed="0" w:uiPriority="0" w:semiHidden="0" w:name="Plain Text"/>
-    <w:lsdException w:unhideWhenUsed="0" w:uiPriority="0" w:semiHidden="0" w:name="E-mail Signature"/>
-    <w:lsdException w:qFormat="1" w:unhideWhenUsed="0" w:uiPriority="0" w:semiHidden="0" w:name="Normal (Web)"/>
-    <w:lsdException w:unhideWhenUsed="0" w:uiPriority="0" w:semiHidden="0" w:name="HTML Acronym"/>
-    <w:lsdException w:unhideWhenUsed="0" w:uiPriority="0" w:semiHidden="0" w:name="HTML Address"/>
-    <w:lsdException w:unhideWhenUsed="0" w:uiPriority="0" w:semiHidden="0" w:name="HTML Cite"/>
-    <w:lsdException w:unhideWhenUsed="0" w:uiPriority="0" w:semiHidden="0" w:name="HTML Code"/>
-    <w:lsdException w:unhideWhenUsed="0" w:uiPriority="0" w:semiHidden="0" w:name="HTML Definition"/>
-    <w:lsdException w:unhideWhenUsed="0" w:uiPriority="0" w:semiHidden="0" w:name="HTML Keyboard"/>
-    <w:lsdException w:unhideWhenUsed="0" w:uiPriority="0" w:semiHidden="0" w:name="HTML Preformatted"/>
-    <w:lsdException w:unhideWhenUsed="0" w:uiPriority="0" w:semiHidden="0" w:name="HTML Sample"/>
-    <w:lsdException w:unhideWhenUsed="0" w:uiPriority="0" w:semiHidden="0" w:name="HTML Typewriter"/>
-    <w:lsdException w:unhideWhenUsed="0" w:uiPriority="0" w:semiHidden="0" w:name="HTML Variable"/>
-    <w:lsdException w:qFormat="1" w:unhideWhenUsed="0" w:uiPriority="0" w:name="Normal Table"/>
-    <w:lsdException w:unhideWhenUsed="0" w:uiPriority="0" w:semiHidden="0" w:name="annotation subject"/>
-    <w:lsdException w:unhideWhenUsed="0" w:uiPriority="0" w:semiHidden="0" w:name="Table Simple 1"/>
-    <w:lsdException w:unhideWhenUsed="0" w:uiPriority="0" w:semiHidden="0" w:name="Table Simple 2"/>
-    <w:lsdException w:unhideWhenUsed="0" w:uiPriority="0" w:semiHidden="0" w:name="Table Simple 3"/>
-    <w:lsdException w:unhideWhenUsed="0" w:uiPriority="0" w:semiHidden="0" w:name="Table Classic 1"/>
-    <w:lsdException w:unhideWhenUsed="0" w:uiPriority="0" w:semiHidden="0" w:name="Table Classic 2"/>
-    <w:lsdException w:unhideWhenUsed="0" w:uiPriority="0" w:semiHidden="0" w:name="Table Classic 3"/>
-    <w:lsdException w:unhideWhenUsed="0" w:uiPriority="0" w:semiHidden="0" w:name="Table Classic 4"/>
-    <w:lsdException w:unhideWhenUsed="0" w:uiPriority="0" w:semiHidden="0" w:name="Table Colorful 1"/>
-    <w:lsdException w:unhideWhenUsed="0" w:uiPriority="0" w:semiHidden="0" w:name="Table Colorful 2"/>
-    <w:lsdException w:unhideWhenUsed="0" w:uiPriority="0" w:semiHidden="0" w:name="Table Colorful 3"/>
-    <w:lsdException w:unhideWhenUsed="0" w:uiPriority="0" w:semiHidden="0" w:name="Table Columns 1"/>
-    <w:lsdException w:unhideWhenUsed="0" w:uiPriority="0" w:semiHidden="0" w:name="Table Columns 2"/>
-    <w:lsdException w:unhideWhenUsed="0" w:uiPriority="0" w:semiHidden="0" w:name="Table Columns 3"/>
-    <w:lsdException w:unhideWhenUsed="0" w:uiPriority="0" w:semiHidden="0" w:name="Table Columns 4"/>
-    <w:lsdException w:unhideWhenUsed="0" w:uiPriority="0" w:semiHidden="0" w:name="Table Columns 5"/>
-    <w:lsdException w:unhideWhenUsed="0" w:uiPriority="0" w:semiHidden="0" w:name="Table Grid 1"/>
-    <w:lsdException w:unhideWhenUsed="0" w:uiPriority="0" w:semiHidden="0" w:name="Table Grid 2"/>
-    <w:lsdException w:unhideWhenUsed="0" w:uiPriority="0" w:semiHidden="0" w:name="Table Grid 3"/>
-    <w:lsdException w:unhideWhenUsed="0" w:uiPriority="0" w:semiHidden="0" w:name="Table Grid 4"/>
-    <w:lsdException w:unhideWhenUsed="0" w:uiPriority="0" w:semiHidden="0" w:name="Table Grid 5"/>
-    <w:lsdException w:unhideWhenUsed="0" w:uiPriority="0" w:semiHidden="0" w:name="Table Grid 6"/>
-    <w:lsdException w:unhideWhenUsed="0" w:uiPriority="0" w:semiHidden="0" w:name="Table Grid 7"/>
-    <w:lsdException w:unhideWhenUsed="0" w:uiPriority="0" w:semiHidden="0" w:name="Table Grid 8"/>
-    <w:lsdException w:unhideWhenUsed="0" w:uiPriority="0" w:semiHidden="0" w:name="Table List 1"/>
-    <w:lsdException w:unhideWhenUsed="0" w:uiPriority="0" w:semiHidden="0" w:name="Table List 2"/>
-    <w:lsdException w:unhideWhenUsed="0" w:uiPriority="0" w:semiHidden="0" w:name="Table List 3"/>
-    <w:lsdException w:unhideWhenUsed="0" w:uiPriority="0" w:semiHidden="0" w:name="Table List 4"/>
-    <w:lsdException w:unhideWhenUsed="0" w:uiPriority="0" w:semiHidden="0" w:name="Table List 5"/>
-    <w:lsdException w:unhideWhenUsed="0" w:uiPriority="0" w:semiHidden="0" w:name="Table List 6"/>
-    <w:lsdException w:unhideWhenUsed="0" w:uiPriority="0" w:semiHidden="0" w:name="Table List 7"/>
-    <w:lsdException w:unhideWhenUsed="0" w:uiPriority="0" w:semiHidden="0" w:name="Table List 8"/>
-    <w:lsdException w:unhideWhenUsed="0" w:uiPriority="0" w:semiHidden="0" w:name="Table 3D effects 1"/>
-    <w:lsdException w:unhideWhenUsed="0" w:uiPriority="0" w:semiHidden="0" w:name="Table 3D effects 2"/>
-    <w:lsdException w:unhideWhenUsed="0" w:uiPriority="0" w:semiHidden="0" w:name="Table 3D effects 3"/>
-    <w:lsdException w:unhideWhenUsed="0" w:uiPriority="0" w:semiHidden="0" w:name="Table Contemporary"/>
-    <w:lsdException w:unhideWhenUsed="0" w:uiPriority="0" w:semiHidden="0" w:name="Table Elegant"/>
-    <w:lsdException w:unhideWhenUsed="0" w:uiPriority="0" w:semiHidden="0" w:name="Table Professional"/>
-    <w:lsdException w:unhideWhenUsed="0" w:uiPriority="0" w:semiHidden="0" w:name="Table Subtle 1"/>
-    <w:lsdException w:unhideWhenUsed="0" w:uiPriority="0" w:semiHidden="0" w:name="Table Subtle 2"/>
-    <w:lsdException w:unhideWhenUsed="0" w:uiPriority="0" w:semiHidden="0" w:name="Table Web 1"/>
-    <w:lsdException w:unhideWhenUsed="0" w:uiPriority="0" w:semiHidden="0" w:name="Table Web 2"/>
-    <w:lsdException w:unhideWhenUsed="0" w:uiPriority="0" w:semiHidden="0" w:name="Table Web 3"/>
-    <w:lsdException w:unhideWhenUsed="0" w:uiPriority="0" w:semiHidden="0" w:name="Balloon Text"/>
-    <w:lsdException w:qFormat="1" w:unhideWhenUsed="0" w:uiPriority="0" w:semiHidden="0" w:name="Table Grid"/>
-    <w:lsdException w:unhideWhenUsed="0" w:uiPriority="0" w:semiHidden="0" w:name="Table Theme"/>
-    <w:lsdException w:unhideWhenUsed="0" w:uiPriority="60" w:semiHidden="0" w:name="Light Shading"/>
-    <w:lsdException w:unhideWhenUsed="0" w:uiPriority="61" w:semiHidden="0" w:name="Light List"/>
-    <w:lsdException w:unhideWhenUsed="0" w:uiPriority="62" w:semiHidden="0" w:name="Light Grid"/>
-    <w:lsdException w:unhideWhenUsed="0" w:uiPriority="63" w:semiHidden="0" w:name="Medium Shading 1"/>
-    <w:lsdException w:unhideWhenUsed="0" w:uiPriority="64" w:semiHidden="0" w:name="Medium Shading 2"/>
-    <w:lsdException w:unhideWhenUsed="0" w:uiPriority="65" w:semiHidden="0" w:name="Medium List 1"/>
-    <w:lsdException w:unhideWhenUsed="0" w:uiPriority="66" w:semiHidden="0" w:name="Medium List 2"/>
-    <w:lsdException w:unhideWhenUsed="0" w:uiPriority="67" w:semiHidden="0" w:name="Medium Grid 1"/>
-    <w:lsdException w:unhideWhenUsed="0" w:uiPriority="68" w:semiHidden="0" w:name="Medium Grid 2"/>
-    <w:lsdException w:unhideWhenUsed="0" w:uiPriority="69" w:semiHidden="0" w:name="Medium Grid 3"/>
-    <w:lsdException w:unhideWhenUsed="0" w:uiPriority="70" w:semiHidden="0" w:name="Dark List"/>
-    <w:lsdException w:unhideWhenUsed="0" w:uiPriority="71" w:semiHidden="0" w:name="Colorful Shading"/>
-    <w:lsdException w:unhideWhenUsed="0" w:uiPriority="72" w:semiHidden="0" w:name="Colorful List"/>
-    <w:lsdException w:unhideWhenUsed="0" w:uiPriority="73" w:semiHidden="0" w:name="Colorful Grid"/>
-    <w:lsdException w:unhideWhenUsed="0" w:uiPriority="60" w:semiHidden="0" w:name="Light Shading Accent 1"/>
-    <w:lsdException w:unhideWhenUsed="0" w:uiPriority="61" w:semiHidden="0" w:name="Light List Accent 1"/>
-    <w:lsdException w:unhideWhenUsed="0" w:uiPriority="62" w:semiHidden="0" w:name="Light Grid Accent 1"/>
-    <w:lsdException w:unhideWhenUsed="0" w:uiPriority="63" w:semiHidden="0" w:name="Medium Shading 1 Accent 1"/>
-    <w:lsdException w:unhideWhenUsed="0" w:uiPriority="64" w:semiHidden="0" w:name="Medium Shading 2 Accent 1"/>
-    <w:lsdException w:unhideWhenUsed="0" w:uiPriority="65" w:semiHidden="0" w:name="Medium List 1 Accent 1"/>
-    <w:lsdException w:unhideWhenUsed="0" w:uiPriority="66" w:semiHidden="0" w:name="Medium List 2 Accent 1"/>
-    <w:lsdException w:unhideWhenUsed="0" w:uiPriority="67" w:semiHidden="0" w:name="Medium Grid 1 Accent 1"/>
-    <w:lsdException w:unhideWhenUsed="0" w:uiPriority="68" w:semiHidden="0" w:name="Medium Grid 2 Accent 1"/>
-    <w:lsdException w:unhideWhenUsed="0" w:uiPriority="69" w:semiHidden="0" w:name="Medium Grid 3 Accent 1"/>
-    <w:lsdException w:unhideWhenUsed="0" w:uiPriority="70" w:semiHidden="0" w:name="Dark List Accent 1"/>
-    <w:lsdException w:unhideWhenUsed="0" w:uiPriority="71" w:semiHidden="0" w:name="Colorful Shading Accent 1"/>
-    <w:lsdException w:unhideWhenUsed="0" w:uiPriority="72" w:semiHidden="0" w:name="Colorful List Accent 1"/>
-    <w:lsdException w:unhideWhenUsed="0" w:uiPriority="73" w:semiHidden="0" w:name="Colorful Grid Accent 1"/>
-    <w:lsdException w:unhideWhenUsed="0" w:uiPriority="60" w:semiHidden="0" w:name="Light Shading Accent 2"/>
-    <w:lsdException w:unhideWhenUsed="0" w:uiPriority="61" w:semiHidden="0" w:name="Light List Accent 2"/>
-    <w:lsdException w:unhideWhenUsed="0" w:uiPriority="62" w:semiHidden="0" w:name="Light Grid Accent 2"/>
-    <w:lsdException w:unhideWhenUsed="0" w:uiPriority="63" w:semiHidden="0" w:name="Medium Shading 1 Accent 2"/>
-    <w:lsdException w:unhideWhenUsed="0" w:uiPriority="64" w:semiHidden="0" w:name="Medium Shading 2 Accent 2"/>
-    <w:lsdException w:unhideWhenUsed="0" w:uiPriority="65" w:semiHidden="0" w:name="Medium List 1 Accent 2"/>
-    <w:lsdException w:unhideWhenUsed="0" w:uiPriority="66" w:semiHidden="0" w:name="Medium List 2 Accent 2"/>
-    <w:lsdException w:unhideWhenUsed="0" w:uiPriority="67" w:semiHidden="0" w:name="Medium Grid 1 Accent 2"/>
-    <w:lsdException w:unhideWhenUsed="0" w:uiPriority="68" w:semiHidden="0" w:name="Medium Grid 2 Accent 2"/>
-    <w:lsdException w:unhideWhenUsed="0" w:uiPriority="69" w:semiHidden="0" w:name="Medium Grid 3 Accent 2"/>
-    <w:lsdException w:unhideWhenUsed="0" w:uiPriority="70" w:semiHidden="0" w:name="Dark List Accent 2"/>
-    <w:lsdException w:unhideWhenUsed="0" w:uiPriority="71" w:semiHidden="0" w:name="Colorful Shading Accent 2"/>
-    <w:lsdException w:unhideWhenUsed="0" w:uiPriority="72" w:semiHidden="0" w:name="Colorful List Accent 2"/>
-    <w:lsdException w:unhideWhenUsed="0" w:uiPriority="73" w:semiHidden="0" w:name="Colorful Grid Accent 2"/>
-    <w:lsdException w:unhideWhenUsed="0" w:uiPriority="60" w:semiHidden="0" w:name="Light Shading Accent 3"/>
-    <w:lsdException w:unhideWhenUsed="0" w:uiPriority="61" w:semiHidden="0" w:name="Light List Accent 3"/>
-    <w:lsdException w:unhideWhenUsed="0" w:uiPriority="62" w:semiHidden="0" w:name="Light Grid Accent 3"/>
-    <w:lsdException w:unhideWhenUsed="0" w:uiPriority="63" w:semiHidden="0" w:name="Medium Shading 1 Accent 3"/>
-    <w:lsdException w:unhideWhenUsed="0" w:uiPriority="64" w:semiHidden="0" w:name="Medium Shading 2 Accent 3"/>
-    <w:lsdException w:unhideWhenUsed="0" w:uiPriority="65" w:semiHidden="0" w:name="Medium List 1 Accent 3"/>
-    <w:lsdException w:unhideWhenUsed="0" w:uiPriority="66" w:semiHidden="0" w:name="Medium List 2 Accent 3"/>
-    <w:lsdException w:unhideWhenUsed="0" w:uiPriority="67" w:semiHidden="0" w:name="Medium Grid 1 Accent 3"/>
-    <w:lsdException w:unhideWhenUsed="0" w:uiPriority="68" w:semiHidden="0" w:name="Medium Grid 2 Accent 3"/>
-    <w:lsdException w:unhideWhenUsed="0" w:uiPriority="69" w:semiHidden="0" w:name="Medium Grid 3 Accent 3"/>
-    <w:lsdException w:unhideWhenUsed="0" w:uiPriority="70" w:semiHidden="0" w:name="Dark List Accent 3"/>
-    <w:lsdException w:unhideWhenUsed="0" w:uiPriority="71" w:semiHidden="0" w:name="Colorful Shading Accent 3"/>
-    <w:lsdException w:unhideWhenUsed="0" w:uiPriority="72" w:semiHidden="0" w:name="Colorful List Accent 3"/>
-    <w:lsdException w:unhideWhenUsed="0" w:uiPriority="73" w:semiHidden="0" w:name="Colorful Grid Accent 3"/>
-    <w:lsdException w:unhideWhenUsed="0" w:uiPriority="60" w:semiHidden="0" w:name="Light Shading Accent 4"/>
-    <w:lsdException w:unhideWhenUsed="0" w:uiPriority="61" w:semiHidden="0" w:name="Light List Accent 4"/>
-    <w:lsdException w:unhideWhenUsed="0" w:uiPriority="62" w:semiHidden="0" w:name="Light Grid Accent 4"/>
-    <w:lsdException w:unhideWhenUsed="0" w:uiPriority="63" w:semiHidden="0" w:name="Medium Shading 1 Accent 4"/>
-    <w:lsdException w:unhideWhenUsed="0" w:uiPriority="64" w:semiHidden="0" w:name="Medium Shading 2 Accent 4"/>
-    <w:lsdException w:unhideWhenUsed="0" w:uiPriority="65" w:semiHidden="0" w:name="Medium List 1 Accent 4"/>
-    <w:lsdException w:unhideWhenUsed="0" w:uiPriority="66" w:semiHidden="0" w:name="Medium List 2 Accent 4"/>
-    <w:lsdException w:unhideWhenUsed="0" w:uiPriority="67" w:semiHidden="0" w:name="Medium Grid 1 Accent 4"/>
-    <w:lsdException w:unhideWhenUsed="0" w:uiPriority="68" w:semiHidden="0" w:name="Medium Grid 2 Accent 4"/>
-    <w:lsdException w:unhideWhenUsed="0" w:uiPriority="69" w:semiHidden="0" w:name="Medium Grid 3 Accent 4"/>
-    <w:lsdException w:unhideWhenUsed="0" w:uiPriority="70" w:semiHidden="0" w:name="Dark List Accent 4"/>
-    <w:lsdException w:unhideWhenUsed="0" w:uiPriority="71" w:semiHidden="0" w:name="Colorful Shading Accent 4"/>
-    <w:lsdException w:unhideWhenUsed="0" w:uiPriority="72" w:semiHidden="0" w:name="Colorful List Accent 4"/>
-    <w:lsdException w:unhideWhenUsed="0" w:uiPriority="73" w:semiHidden="0" w:name="Colorful Grid Accent 4"/>
-    <w:lsdException w:unhideWhenUsed="0" w:uiPriority="60" w:semiHidden="0" w:name="Light Shading Accent 5"/>
-    <w:lsdException w:unhideWhenUsed="0" w:uiPriority="61" w:semiHidden="0" w:name="Light List Accent 5"/>
-    <w:lsdException w:unhideWhenUsed="0" w:uiPriority="62" w:semiHidden="0" w:name="Light Grid Accent 5"/>
-    <w:lsdException w:unhideWhenUsed="0" w:uiPriority="63" w:semiHidden="0" w:name="Medium Shading 1 Accent 5"/>
-    <w:lsdException w:unhideWhenUsed="0" w:uiPriority="64" w:semiHidden="0" w:name="Medium Shading 2 Accent 5"/>
-    <w:lsdException w:unhideWhenUsed="0" w:uiPriority="65" w:semiHidden="0" w:name="Medium List 1 Accent 5"/>
-    <w:lsdException w:unhideWhenUsed="0" w:uiPriority="66" w:semiHidden="0" w:name="Medium List 2 Accent 5"/>
-    <w:lsdException w:unhideWhenUsed="0" w:uiPriority="67" w:semiHidden="0" w:name="Medium Grid 1 Accent 5"/>
-    <w:lsdException w:unhideWhenUsed="0" w:uiPriority="68" w:semiHidden="0" w:name="Medium Grid 2 Accent 5"/>
-    <w:lsdException w:unhideWhenUsed="0" w:uiPriority="69" w:semiHidden="0" w:name="Medium Grid 3 Accent 5"/>
-    <w:lsdException w:unhideWhenUsed="0" w:uiPriority="70" w:semiHidden="0" w:name="Dark List Accent 5"/>
-    <w:lsdException w:unhideWhenUsed="0" w:uiPriority="71" w:semiHidden="0" w:name="Colorful Shading Accent 5"/>
-    <w:lsdException w:unhideWhenUsed="0" w:uiPriority="72" w:semiHidden="0" w:name="Colorful List Accent 5"/>
-    <w:lsdException w:unhideWhenUsed="0" w:uiPriority="73" w:semiHidden="0" w:name="Colorful Grid Accent 5"/>
-    <w:lsdException w:unhideWhenUsed="0" w:uiPriority="60" w:semiHidden="0" w:name="Light Shading Accent 6"/>
-    <w:lsdException w:unhideWhenUsed="0" w:uiPriority="61" w:semiHidden="0" w:name="Light List Accent 6"/>
-    <w:lsdException w:unhideWhenUsed="0" w:uiPriority="62" w:semiHidden="0" w:name="Light Grid Accent 6"/>
-    <w:lsdException w:unhideWhenUsed="0" w:uiPriority="63" w:semiHidden="0" w:name="Medium Shading 1 Accent 6"/>
-    <w:lsdException w:unhideWhenUsed="0" w:uiPriority="64" w:semiHidden="0" w:name="Medium Shading 2 Accent 6"/>
-    <w:lsdException w:unhideWhenUsed="0" w:uiPriority="65" w:semiHidden="0" w:name="Medium List 1 Accent 6"/>
-    <w:lsdException w:unhideWhenUsed="0" w:uiPriority="66" w:semiHidden="0" w:name="Medium List 2 Accent 6"/>
-    <w:lsdException w:unhideWhenUsed="0" w:uiPriority="67" w:semiHidden="0" w:name="Medium Grid 1 Accent 6"/>
-    <w:lsdException w:unhideWhenUsed="0" w:uiPriority="68" w:semiHidden="0" w:name="Medium Grid 2 Accent 6"/>
-    <w:lsdException w:unhideWhenUsed="0" w:uiPriority="69" w:semiHidden="0" w:name="Medium Grid 3 Accent 6"/>
-    <w:lsdException w:unhideWhenUsed="0" w:uiPriority="70" w:semiHidden="0" w:name="Dark List Accent 6"/>
-    <w:lsdException w:unhideWhenUsed="0" w:uiPriority="71" w:semiHidden="0" w:name="Colorful Shading Accent 6"/>
-    <w:lsdException w:unhideWhenUsed="0" w:uiPriority="72" w:semiHidden="0" w:name="Colorful List Accent 6"/>
-    <w:lsdException w:unhideWhenUsed="0" w:uiPriority="73" w:semiHidden="0" w:name="Colorful Grid Accent 6"/>
+  <w:latentStyles w:defLockedState="0" w:defUIPriority="99" w:defSemiHidden="1" w:defUnhideWhenUsed="1" w:defQFormat="0" w:count="260">
+    <w:lsdException w:name="Normal" w:semiHidden="0" w:uiPriority="0" w:unhideWhenUsed="0" w:qFormat="1"/>
+    <w:lsdException w:name="heading 1" w:semiHidden="0" w:uiPriority="0" w:unhideWhenUsed="0" w:qFormat="1"/>
+    <w:lsdException w:name="heading 2" w:semiHidden="0" w:uiPriority="0" w:qFormat="1"/>
+    <w:lsdException w:name="heading 3" w:uiPriority="0" w:qFormat="1"/>
+    <w:lsdException w:name="heading 4" w:semiHidden="0" w:uiPriority="0" w:qFormat="1"/>
+    <w:lsdException w:name="heading 5" w:uiPriority="0" w:qFormat="1"/>
+    <w:lsdException w:name="heading 6" w:uiPriority="0" w:qFormat="1"/>
+    <w:lsdException w:name="heading 7" w:uiPriority="0" w:qFormat="1"/>
+    <w:lsdException w:name="heading 8" w:uiPriority="0" w:qFormat="1"/>
+    <w:lsdException w:name="heading 9" w:uiPriority="0" w:qFormat="1"/>
+    <w:lsdException w:name="index 1" w:semiHidden="0" w:uiPriority="0" w:unhideWhenUsed="0"/>
+    <w:lsdException w:name="index 2" w:semiHidden="0" w:uiPriority="0" w:unhideWhenUsed="0"/>
+    <w:lsdException w:name="index 3" w:semiHidden="0" w:uiPriority="0" w:unhideWhenUsed="0"/>
+    <w:lsdException w:name="index 4" w:semiHidden="0" w:uiPriority="0" w:unhideWhenUsed="0"/>
+    <w:lsdException w:name="index 5" w:semiHidden="0" w:uiPriority="0" w:unhideWhenUsed="0"/>
+    <w:lsdException w:name="index 6" w:semiHidden="0" w:uiPriority="0" w:unhideWhenUsed="0"/>
+    <w:lsdException w:name="index 7" w:semiHidden="0" w:uiPriority="0" w:unhideWhenUsed="0"/>
+    <w:lsdException w:name="index 8" w:semiHidden="0" w:uiPriority="0" w:unhideWhenUsed="0"/>
+    <w:lsdException w:name="index 9" w:semiHidden="0" w:uiPriority="0" w:unhideWhenUsed="0"/>
+    <w:lsdException w:name="toc 1" w:semiHidden="0" w:uiPriority="0" w:unhideWhenUsed="0" w:qFormat="1"/>
+    <w:lsdException w:name="toc 2" w:semiHidden="0" w:uiPriority="0" w:unhideWhenUsed="0" w:qFormat="1"/>
+    <w:lsdException w:name="toc 3" w:semiHidden="0" w:uiPriority="0" w:unhideWhenUsed="0" w:qFormat="1"/>
+    <w:lsdException w:name="toc 4" w:semiHidden="0" w:uiPriority="0" w:unhideWhenUsed="0"/>
+    <w:lsdException w:name="toc 5" w:semiHidden="0" w:uiPriority="0" w:unhideWhenUsed="0"/>
+    <w:lsdException w:name="toc 6" w:semiHidden="0" w:uiPriority="0" w:unhideWhenUsed="0"/>
+    <w:lsdException w:name="toc 7" w:semiHidden="0" w:uiPriority="0" w:unhideWhenUsed="0"/>
+    <w:lsdException w:name="toc 8" w:semiHidden="0" w:uiPriority="0" w:unhideWhenUsed="0"/>
+    <w:lsdException w:name="toc 9" w:semiHidden="0" w:uiPriority="0" w:unhideWhenUsed="0"/>
+    <w:lsdException w:name="Normal Indent" w:semiHidden="0" w:uiPriority="0" w:unhideWhenUsed="0"/>
+    <w:lsdException w:name="footnote text" w:semiHidden="0" w:uiPriority="0" w:unhideWhenUsed="0"/>
+    <w:lsdException w:name="annotation text" w:semiHidden="0" w:uiPriority="0" w:unhideWhenUsed="0" w:qFormat="1"/>
+    <w:lsdException w:name="header" w:semiHidden="0" w:uiPriority="0" w:unhideWhenUsed="0" w:qFormat="1"/>
+    <w:lsdException w:name="footer" w:semiHidden="0" w:uiPriority="0" w:unhideWhenUsed="0" w:qFormat="1"/>
+    <w:lsdException w:name="index heading" w:semiHidden="0" w:uiPriority="0" w:unhideWhenUsed="0"/>
+    <w:lsdException w:name="caption" w:uiPriority="0" w:qFormat="1"/>
+    <w:lsdException w:name="table of figures" w:semiHidden="0" w:uiPriority="0" w:unhideWhenUsed="0"/>
+    <w:lsdException w:name="envelope address" w:semiHidden="0" w:uiPriority="0" w:unhideWhenUsed="0"/>
+    <w:lsdException w:name="envelope return" w:semiHidden="0" w:uiPriority="0" w:unhideWhenUsed="0"/>
+    <w:lsdException w:name="footnote reference" w:semiHidden="0" w:uiPriority="0" w:unhideWhenUsed="0"/>
+    <w:lsdException w:name="annotation reference" w:semiHidden="0" w:uiPriority="0" w:unhideWhenUsed="0"/>
+    <w:lsdException w:name="line number" w:semiHidden="0" w:uiPriority="0" w:unhideWhenUsed="0"/>
+    <w:lsdException w:name="page number" w:semiHidden="0" w:uiPriority="0" w:unhideWhenUsed="0"/>
+    <w:lsdException w:name="endnote reference" w:semiHidden="0" w:uiPriority="0" w:unhideWhenUsed="0"/>
+    <w:lsdException w:name="endnote text" w:semiHidden="0" w:uiPriority="0" w:unhideWhenUsed="0"/>
+    <w:lsdException w:name="table of authorities" w:semiHidden="0" w:uiPriority="0" w:unhideWhenUsed="0"/>
+    <w:lsdException w:name="macro" w:semiHidden="0" w:uiPriority="0" w:unhideWhenUsed="0"/>
+    <w:lsdException w:name="toa heading" w:semiHidden="0" w:uiPriority="0" w:unhideWhenUsed="0"/>
+    <w:lsdException w:name="List" w:semiHidden="0" w:uiPriority="0" w:unhideWhenUsed="0"/>
+    <w:lsdException w:name="List Bullet" w:semiHidden="0" w:uiPriority="0" w:unhideWhenUsed="0"/>
+    <w:lsdException w:name="List Number" w:semiHidden="0" w:uiPriority="0" w:unhideWhenUsed="0"/>
+    <w:lsdException w:name="List 2" w:semiHidden="0" w:uiPriority="0" w:unhideWhenUsed="0"/>
+    <w:lsdException w:name="List 3" w:semiHidden="0" w:uiPriority="0" w:unhideWhenUsed="0"/>
+    <w:lsdException w:name="List 4" w:semiHidden="0" w:uiPriority="0" w:unhideWhenUsed="0"/>
+    <w:lsdException w:name="List 5" w:semiHidden="0" w:uiPriority="0" w:unhideWhenUsed="0"/>
+    <w:lsdException w:name="List Bullet 2" w:semiHidden="0" w:uiPriority="0" w:unhideWhenUsed="0"/>
+    <w:lsdException w:name="List Bullet 3" w:semiHidden="0" w:uiPriority="0" w:unhideWhenUsed="0"/>
+    <w:lsdException w:name="List Bullet 4" w:semiHidden="0" w:uiPriority="0" w:unhideWhenUsed="0"/>
+    <w:lsdException w:name="List Bullet 5" w:semiHidden="0" w:uiPriority="0" w:unhideWhenUsed="0"/>
+    <w:lsdException w:name="List Number 2" w:semiHidden="0" w:uiPriority="0" w:unhideWhenUsed="0"/>
+    <w:lsdException w:name="List Number 3" w:semiHidden="0" w:uiPriority="0" w:unhideWhenUsed="0"/>
+    <w:lsdException w:name="List Number 4" w:semiHidden="0" w:uiPriority="0" w:unhideWhenUsed="0"/>
+    <w:lsdException w:name="List Number 5" w:semiHidden="0" w:uiPriority="0" w:unhideWhenUsed="0"/>
+    <w:lsdException w:name="Title" w:semiHidden="0" w:uiPriority="0" w:unhideWhenUsed="0" w:qFormat="1"/>
+    <w:lsdException w:name="Closing" w:semiHidden="0" w:uiPriority="0" w:unhideWhenUsed="0"/>
+    <w:lsdException w:name="Signature" w:semiHidden="0" w:uiPriority="0" w:unhideWhenUsed="0"/>
+    <w:lsdException w:name="Default Paragraph Font" w:uiPriority="0" w:unhideWhenUsed="0" w:qFormat="1"/>
+    <w:lsdException w:name="Body Text" w:uiPriority="0" w:unhideWhenUsed="0" w:qFormat="1"/>
+    <w:lsdException w:name="Body Text Indent" w:semiHidden="0" w:uiPriority="0" w:unhideWhenUsed="0"/>
+    <w:lsdException w:name="List Continue" w:semiHidden="0" w:uiPriority="0" w:unhideWhenUsed="0"/>
+    <w:lsdException w:name="List Continue 2" w:semiHidden="0" w:uiPriority="0" w:unhideWhenUsed="0"/>
+    <w:lsdException w:name="List Continue 3" w:semiHidden="0" w:uiPriority="0" w:unhideWhenUsed="0"/>
+    <w:lsdException w:name="List Continue 4" w:semiHidden="0" w:uiPriority="0" w:unhideWhenUsed="0"/>
+    <w:lsdException w:name="List Continue 5" w:semiHidden="0" w:uiPriority="0" w:unhideWhenUsed="0"/>
+    <w:lsdException w:name="Message Header" w:semiHidden="0" w:uiPriority="0" w:unhideWhenUsed="0"/>
+    <w:lsdException w:name="Subtitle" w:semiHidden="0" w:uiPriority="0" w:unhideWhenUsed="0" w:qFormat="1"/>
+    <w:lsdException w:name="Salutation" w:semiHidden="0" w:uiPriority="0" w:unhideWhenUsed="0"/>
+    <w:lsdException w:name="Date" w:semiHidden="0" w:uiPriority="0" w:unhideWhenUsed="0"/>
+    <w:lsdException w:name="Body Text First Indent" w:semiHidden="0" w:uiPriority="0" w:unhideWhenUsed="0"/>
+    <w:lsdException w:name="Body Text First Indent 2" w:semiHidden="0" w:uiPriority="0" w:unhideWhenUsed="0"/>
+    <w:lsdException w:name="Body Text 2" w:semiHidden="0" w:uiPriority="0" w:unhideWhenUsed="0"/>
+    <w:lsdException w:name="Body Text 3" w:semiHidden="0" w:uiPriority="0" w:unhideWhenUsed="0"/>
+    <w:lsdException w:name="Body Text Indent 2" w:semiHidden="0" w:uiPriority="0" w:unhideWhenUsed="0"/>
+    <w:lsdException w:name="Body Text Indent 3" w:semiHidden="0" w:uiPriority="0" w:unhideWhenUsed="0"/>
+    <w:lsdException w:name="Block Text" w:semiHidden="0" w:uiPriority="0" w:unhideWhenUsed="0"/>
+    <w:lsdException w:name="Hyperlink" w:semiHidden="0" w:uiPriority="0" w:unhideWhenUsed="0"/>
+    <w:lsdException w:name="FollowedHyperlink" w:semiHidden="0" w:uiPriority="0" w:unhideWhenUsed="0"/>
+    <w:lsdException w:name="Strong" w:semiHidden="0" w:uiPriority="0" w:unhideWhenUsed="0" w:qFormat="1"/>
+    <w:lsdException w:name="Emphasis" w:semiHidden="0" w:uiPriority="0" w:unhideWhenUsed="0" w:qFormat="1"/>
+    <w:lsdException w:name="Document Map" w:semiHidden="0" w:uiPriority="0" w:unhideWhenUsed="0"/>
+    <w:lsdException w:name="Plain Text" w:semiHidden="0" w:uiPriority="0" w:unhideWhenUsed="0"/>
+    <w:lsdException w:name="E-mail Signature" w:semiHidden="0" w:uiPriority="0" w:unhideWhenUsed="0"/>
+    <w:lsdException w:name="Normal (Web)" w:semiHidden="0" w:uiPriority="0" w:unhideWhenUsed="0" w:qFormat="1"/>
+    <w:lsdException w:name="HTML Acronym" w:semiHidden="0" w:uiPriority="0" w:unhideWhenUsed="0"/>
+    <w:lsdException w:name="HTML Address" w:semiHidden="0" w:uiPriority="0" w:unhideWhenUsed="0"/>
+    <w:lsdException w:name="HTML Cite" w:semiHidden="0" w:uiPriority="0" w:unhideWhenUsed="0"/>
+    <w:lsdException w:name="HTML Code" w:semiHidden="0" w:uiPriority="0" w:unhideWhenUsed="0"/>
+    <w:lsdException w:name="HTML Definition" w:semiHidden="0" w:uiPriority="0" w:unhideWhenUsed="0"/>
+    <w:lsdException w:name="HTML Keyboard" w:semiHidden="0" w:uiPriority="0" w:unhideWhenUsed="0"/>
+    <w:lsdException w:name="HTML Preformatted" w:semiHidden="0" w:uiPriority="0" w:unhideWhenUsed="0"/>
+    <w:lsdException w:name="HTML Sample" w:semiHidden="0" w:uiPriority="0" w:unhideWhenUsed="0"/>
+    <w:lsdException w:name="HTML Typewriter" w:semiHidden="0" w:uiPriority="0" w:unhideWhenUsed="0"/>
+    <w:lsdException w:name="HTML Variable" w:semiHidden="0" w:uiPriority="0" w:unhideWhenUsed="0"/>
+    <w:lsdException w:name="Normal Table" w:uiPriority="0" w:unhideWhenUsed="0" w:qFormat="1"/>
+    <w:lsdException w:name="annotation subject" w:semiHidden="0" w:uiPriority="0" w:unhideWhenUsed="0"/>
+    <w:lsdException w:name="Table Simple 1" w:semiHidden="0" w:uiPriority="0" w:unhideWhenUsed="0"/>
+    <w:lsdException w:name="Table Simple 2" w:semiHidden="0" w:uiPriority="0" w:unhideWhenUsed="0"/>
+    <w:lsdException w:name="Table Simple 3" w:semiHidden="0" w:uiPriority="0" w:unhideWhenUsed="0"/>
+    <w:lsdException w:name="Table Classic 1" w:semiHidden="0" w:uiPriority="0" w:unhideWhenUsed="0"/>
+    <w:lsdException w:name="Table Classic 2" w:semiHidden="0" w:uiPriority="0" w:unhideWhenUsed="0"/>
+    <w:lsdException w:name="Table Classic 3" w:semiHidden="0" w:uiPriority="0" w:unhideWhenUsed="0"/>
+    <w:lsdException w:name="Table Classic 4" w:semiHidden="0" w:uiPriority="0" w:unhideWhenUsed="0"/>
+    <w:lsdException w:name="Table Colorful 1" w:semiHidden="0" w:uiPriority="0" w:unhideWhenUsed="0"/>
+    <w:lsdException w:name="Table Colorful 2" w:semiHidden="0" w:uiPriority="0" w:unhideWhenUsed="0"/>
+    <w:lsdException w:name="Table Colorful 3" w:semiHidden="0" w:uiPriority="0" w:unhideWhenUsed="0"/>
+    <w:lsdException w:name="Table Columns 1" w:semiHidden="0" w:uiPriority="0" w:unhideWhenUsed="0"/>
+    <w:lsdException w:name="Table Columns 2" w:semiHidden="0" w:uiPriority="0" w:unhideWhenUsed="0"/>
+    <w:lsdException w:name="Table Columns 3" w:semiHidden="0" w:uiPriority="0" w:unhideWhenUsed="0"/>
+    <w:lsdException w:name="Table Columns 4" w:semiHidden="0" w:uiPriority="0" w:unhideWhenUsed="0"/>
+    <w:lsdException w:name="Table Columns 5" w:semiHidden="0" w:uiPriority="0" w:unhideWhenUsed="0"/>
+    <w:lsdException w:name="Table Grid 1" w:semiHidden="0" w:uiPriority="0" w:unhideWhenUsed="0"/>
+    <w:lsdException w:name="Table Grid 2" w:semiHidden="0" w:uiPriority="0" w:unhideWhenUsed="0"/>
+    <w:lsdException w:name="Table Grid 3" w:semiHidden="0" w:uiPriority="0" w:unhideWhenUsed="0"/>
+    <w:lsdException w:name="Table Grid 4" w:semiHidden="0" w:uiPriority="0" w:unhideWhenUsed="0"/>
+    <w:lsdException w:name="Table Grid 5" w:semiHidden="0" w:uiPriority="0" w:unhideWhenUsed="0"/>
+    <w:lsdException w:name="Table Grid 6" w:semiHidden="0" w:uiPriority="0" w:unhideWhenUsed="0"/>
+    <w:lsdException w:name="Table Grid 7" w:semiHidden="0" w:uiPriority="0" w:unhideWhenUsed="0"/>
+    <w:lsdException w:name="Table Grid 8" w:semiHidden="0" w:uiPriority="0" w:unhideWhenUsed="0"/>
+    <w:lsdException w:name="Table List 1" w:semiHidden="0" w:uiPriority="0" w:unhideWhenUsed="0"/>
+    <w:lsdException w:name="Table List 2" w:semiHidden="0" w:uiPriority="0" w:unhideWhenUsed="0"/>
+    <w:lsdException w:name="Table List 3" w:semiHidden="0" w:uiPriority="0" w:unhideWhenUsed="0"/>
+    <w:lsdException w:name="Table List 4" w:semiHidden="0" w:uiPriority="0" w:unhideWhenUsed="0"/>
+    <w:lsdException w:name="Table List 5" w:semiHidden="0" w:uiPriority="0" w:unhideWhenUsed="0"/>
+    <w:lsdException w:name="Table List 6" w:semiHidden="0" w:uiPriority="0" w:unhideWhenUsed="0"/>
+    <w:lsdException w:name="Table List 7" w:semiHidden="0" w:uiPriority="0" w:unhideWhenUsed="0"/>
+    <w:lsdException w:name="Table List 8" w:semiHidden="0" w:uiPriority="0" w:unhideWhenUsed="0"/>
+    <w:lsdException w:name="Table 3D effects 1" w:semiHidden="0" w:uiPriority="0" w:unhideWhenUsed="0"/>
+    <w:lsdException w:name="Table 3D effects 2" w:semiHidden="0" w:uiPriority="0" w:unhideWhenUsed="0"/>
+    <w:lsdException w:name="Table 3D effects 3" w:semiHidden="0" w:uiPriority="0" w:unhideWhenUsed="0"/>
+    <w:lsdException w:name="Table Contemporary" w:semiHidden="0" w:uiPriority="0" w:unhideWhenUsed="0"/>
+    <w:lsdException w:name="Table Elegant" w:semiHidden="0" w:uiPriority="0" w:unhideWhenUsed="0"/>
+    <w:lsdException w:name="Table Professional" w:semiHidden="0" w:uiPriority="0" w:unhideWhenUsed="0"/>
+    <w:lsdException w:name="Table Subtle 1" w:semiHidden="0" w:uiPriority="0" w:unhideWhenUsed="0"/>
+    <w:lsdException w:name="Table Subtle 2" w:semiHidden="0" w:uiPriority="0" w:unhideWhenUsed="0"/>
+    <w:lsdException w:name="Table Web 1" w:semiHidden="0" w:uiPriority="0" w:unhideWhenUsed="0"/>
+    <w:lsdException w:name="Table Web 2" w:semiHidden="0" w:uiPriority="0" w:unhideWhenUsed="0"/>
+    <w:lsdException w:name="Table Web 3" w:semiHidden="0" w:uiPriority="0" w:unhideWhenUsed="0"/>
+    <w:lsdException w:name="Balloon Text" w:semiHidden="0" w:uiPriority="0" w:unhideWhenUsed="0"/>
+    <w:lsdException w:name="Table Grid" w:semiHidden="0" w:uiPriority="0" w:unhideWhenUsed="0" w:qFormat="1"/>
+    <w:lsdException w:name="Table Theme" w:semiHidden="0" w:uiPriority="0" w:unhideWhenUsed="0"/>
+    <w:lsdException w:name="Light Shading" w:semiHidden="0" w:uiPriority="60" w:unhideWhenUsed="0"/>
+    <w:lsdException w:name="Light List" w:semiHidden="0" w:uiPriority="61" w:unhideWhenUsed="0"/>
+    <w:lsdException w:name="Light Grid" w:semiHidden="0" w:uiPriority="62" w:unhideWhenUsed="0"/>
+    <w:lsdException w:name="Medium Shading 1" w:semiHidden="0" w:uiPriority="63" w:unhideWhenUsed="0"/>
+    <w:lsdException w:name="Medium Shading 2" w:semiHidden="0" w:uiPriority="64" w:unhideWhenUsed="0"/>
+    <w:lsdException w:name="Medium List 1" w:semiHidden="0" w:uiPriority="65" w:unhideWhenUsed="0"/>
+    <w:lsdException w:name="Medium List 2" w:semiHidden="0" w:uiPriority="66" w:unhideWhenUsed="0"/>
+    <w:lsdException w:name="Medium Grid 1" w:semiHidden="0" w:uiPriority="67" w:unhideWhenUsed="0"/>
+    <w:lsdException w:name="Medium Grid 2" w:semiHidden="0" w:uiPriority="68" w:unhideWhenUsed="0"/>
+    <w:lsdException w:name="Medium Grid 3" w:semiHidden="0" w:uiPriority="69" w:unhideWhenUsed="0"/>
+    <w:lsdException w:name="Dark List" w:semiHidden="0" w:uiPriority="70" w:unhideWhenUsed="0"/>
+    <w:lsdException w:name="Colorful Shading" w:semiHidden="0" w:uiPriority="71" w:unhideWhenUsed="0"/>
+    <w:lsdException w:name="Colorful List" w:semiHidden="0" w:uiPriority="72" w:unhideWhenUsed="0"/>
+    <w:lsdException w:name="Colorful Grid" w:semiHidden="0" w:uiPriority="73" w:unhideWhenUsed="0"/>
+    <w:lsdException w:name="Light Shading Accent 1" w:semiHidden="0" w:uiPriority="60" w:unhideWhenUsed="0"/>
+    <w:lsdException w:name="Light List Accent 1" w:semiHidden="0" w:uiPriority="61" w:unhideWhenUsed="0"/>
+    <w:lsdException w:name="Light Grid Accent 1" w:semiHidden="0" w:uiPriority="62" w:unhideWhenUsed="0"/>
+    <w:lsdException w:name="Medium Shading 1 Accent 1" w:semiHidden="0" w:uiPriority="63" w:unhideWhenUsed="0"/>
+    <w:lsdException w:name="Medium Shading 2 Accent 1" w:semiHidden="0" w:uiPriority="64" w:unhideWhenUsed="0"/>
+    <w:lsdException w:name="Medium List 1 Accent 1" w:semiHidden="0" w:uiPriority="65" w:unhideWhenUsed="0"/>
+    <w:lsdException w:name="Medium List 2 Accent 1" w:semiHidden="0" w:uiPriority="66" w:unhideWhenUsed="0"/>
+    <w:lsdException w:name="Medium Grid 1 Accent 1" w:semiHidden="0" w:uiPriority="67" w:unhideWhenUsed="0"/>
+    <w:lsdException w:name="Medium Grid 2 Accent 1" w:semiHidden="0" w:uiPriority="68" w:unhideWhenUsed="0"/>
+    <w:lsdException w:name="Medium Grid 3 Accent 1" w:semiHidden="0" w:uiPriority="69" w:unhideWhenUsed="0"/>
+    <w:lsdException w:name="Dark List Accent 1" w:semiHidden="0" w:uiPriority="70" w:unhideWhenUsed="0"/>
+    <w:lsdException w:name="Colorful Shading Accent 1" w:semiHidden="0" w:uiPriority="71" w:unhideWhenUsed="0"/>
+    <w:lsdException w:name="Colorful List Accent 1" w:semiHidden="0" w:uiPriority="72" w:unhideWhenUsed="0"/>
+    <w:lsdException w:name="Colorful Grid Accent 1" w:semiHidden="0" w:uiPriority="73" w:unhideWhenUsed="0"/>
+    <w:lsdException w:name="Light Shading Accent 2" w:semiHidden="0" w:uiPriority="60" w:unhideWhenUsed="0"/>
+    <w:lsdException w:name="Light List Accent 2" w:semiHidden="0" w:uiPriority="61" w:unhideWhenUsed="0"/>
+    <w:lsdException w:name="Light Grid Accent 2" w:semiHidden="0" w:uiPriority="62" w:unhideWhenUsed="0"/>
+    <w:lsdException w:name="Medium Shading 1 Accent 2" w:semiHidden="0" w:uiPriority="63" w:unhideWhenUsed="0"/>
+    <w:lsdException w:name="Medium Shading 2 Accent 2" w:semiHidden="0" w:uiPriority="64" w:unhideWhenUsed="0"/>
+    <w:lsdException w:name="Medium List 1 Accent 2" w:semiHidden="0" w:uiPriority="65" w:unhideWhenUsed="0"/>
+    <w:lsdException w:name="Medium List 2 Accent 2" w:semiHidden="0" w:uiPriority="66" w:unhideWhenUsed="0"/>
+    <w:lsdException w:name="Medium Grid 1 Accent 2" w:semiHidden="0" w:uiPriority="67" w:unhideWhenUsed="0"/>
+    <w:lsdException w:name="Medium Grid 2 Accent 2" w:semiHidden="0" w:uiPriority="68" w:unhideWhenUsed="0"/>
+    <w:lsdException w:name="Medium Grid 3 Accent 2" w:semiHidden="0" w:uiPriority="69" w:unhideWhenUsed="0"/>
+    <w:lsdException w:name="Dark List Accent 2" w:semiHidden="0" w:uiPriority="70" w:unhideWhenUsed="0"/>
+    <w:lsdException w:name="Colorful Shading Accent 2" w:semiHidden="0" w:uiPriority="71" w:unhideWhenUsed="0"/>
+    <w:lsdException w:name="Colorful List Accent 2" w:semiHidden="0" w:uiPriority="72" w:unhideWhenUsed="0"/>
+    <w:lsdException w:name="Colorful Grid Accent 2" w:semiHidden="0" w:uiPriority="73" w:unhideWhenUsed="0"/>
+    <w:lsdException w:name="Light Shading Accent 3" w:semiHidden="0" w:uiPriority="60" w:unhideWhenUsed="0"/>
+    <w:lsdException w:name="Light List Accent 3" w:semiHidden="0" w:uiPriority="61" w:unhideWhenUsed="0"/>
+    <w:lsdException w:name="Light Grid Accent 3" w:semiHidden="0" w:uiPriority="62" w:unhideWhenUsed="0"/>
+    <w:lsdException w:name="Medium Shading 1 Accent 3" w:semiHidden="0" w:uiPriority="63" w:unhideWhenUsed="0"/>
+    <w:lsdException w:name="Medium Shading 2 Accent 3" w:semiHidden="0" w:uiPriority="64" w:unhideWhenUsed="0"/>
+    <w:lsdException w:name="Medium List 1 Accent 3" w:semiHidden="0" w:uiPriority="65" w:unhideWhenUsed="0"/>
+    <w:lsdException w:name="Medium List 2 Accent 3" w:semiHidden="0" w:uiPriority="66" w:unhideWhenUsed="0"/>
+    <w:lsdException w:name="Medium Grid 1 Accent 3" w:semiHidden="0" w:uiPriority="67" w:unhideWhenUsed="0"/>
+    <w:lsdException w:name="Medium Grid 2 Accent 3" w:semiHidden="0" w:uiPriority="68" w:unhideWhenUsed="0"/>
+    <w:lsdException w:name="Medium Grid 3 Accent 3" w:semiHidden="0" w:uiPriority="69" w:unhideWhenUsed="0"/>
+    <w:lsdException w:name="Dark List Accent 3" w:semiHidden="0" w:uiPriority="70" w:unhideWhenUsed="0"/>
+    <w:lsdException w:name="Colorful Shading Accent 3" w:semiHidden="0" w:uiPriority="71" w:unhideWhenUsed="0"/>
+    <w:lsdException w:name="Colorful List Accent 3" w:semiHidden="0" w:uiPriority="72" w:unhideWhenUsed="0"/>
+    <w:lsdException w:name="Colorful Grid Accent 3" w:semiHidden="0" w:uiPriority="73" w:unhideWhenUsed="0"/>
+    <w:lsdException w:name="Light Shading Accent 4" w:semiHidden="0" w:uiPriority="60" w:unhideWhenUsed="0"/>
+    <w:lsdException w:name="Light List Accent 4" w:semiHidden="0" w:uiPriority="61" w:unhideWhenUsed="0"/>
+    <w:lsdException w:name="Light Grid Accent 4" w:semiHidden="0" w:uiPriority="62" w:unhideWhenUsed="0"/>
+    <w:lsdException w:name="Medium Shading 1 Accent 4" w:semiHidden="0" w:uiPriority="63" w:unhideWhenUsed="0"/>
+    <w:lsdException w:name="Medium Shading 2 Accent 4" w:semiHidden="0" w:uiPriority="64" w:unhideWhenUsed="0"/>
+    <w:lsdException w:name="Medium List 1 Accent 4" w:semiHidden="0" w:uiPriority="65" w:unhideWhenUsed="0"/>
+    <w:lsdException w:name="Medium List 2 Accent 4" w:semiHidden="0" w:uiPriority="66" w:unhideWhenUsed="0"/>
+    <w:lsdException w:name="Medium Grid 1 Accent 4" w:semiHidden="0" w:uiPriority="67" w:unhideWhenUsed="0"/>
+    <w:lsdException w:name="Medium Grid 2 Accent 4" w:semiHidden="0" w:uiPriority="68" w:unhideWhenUsed="0"/>
+    <w:lsdException w:name="Medium Grid 3 Accent 4" w:semiHidden="0" w:uiPriority="69" w:unhideWhenUsed="0"/>
+    <w:lsdException w:name="Dark List Accent 4" w:semiHidden="0" w:uiPriority="70" w:unhideWhenUsed="0"/>
+    <w:lsdException w:name="Colorful Shading Accent 4" w:semiHidden="0" w:uiPriority="71" w:unhideWhenUsed="0"/>
+    <w:lsdException w:name="Colorful List Accent 4" w:semiHidden="0" w:uiPriority="72" w:unhideWhenUsed="0"/>
+    <w:lsdException w:name="Colorful Grid Accent 4" w:semiHidden="0" w:uiPriority="73" w:unhideWhenUsed="0"/>
+    <w:lsdException w:name="Light Shading Accent 5" w:semiHidden="0" w:uiPriority="60" w:unhideWhenUsed="0"/>
+    <w:lsdException w:name="Light List Accent 5" w:semiHidden="0" w:uiPriority="61" w:unhideWhenUsed="0"/>
+    <w:lsdException w:name="Light Grid Accent 5" w:semiHidden="0" w:uiPriority="62" w:unhideWhenUsed="0"/>
+    <w:lsdException w:name="Medium Shading 1 Accent 5" w:semiHidden="0" w:uiPriority="63" w:unhideWhenUsed="0"/>
+    <w:lsdException w:name="Medium Shading 2 Accent 5" w:semiHidden="0" w:uiPriority="64" w:unhideWhenUsed="0"/>
+    <w:lsdException w:name="Medium List 1 Accent 5" w:semiHidden="0" w:uiPriority="65" w:unhideWhenUsed="0"/>
+    <w:lsdException w:name="Medium List 2 Accent 5" w:semiHidden="0" w:uiPriority="66" w:unhideWhenUsed="0"/>
+    <w:lsdException w:name="Medium Grid 1 Accent 5" w:semiHidden="0" w:uiPriority="67" w:unhideWhenUsed="0"/>
+    <w:lsdException w:name="Medium Grid 2 Accent 5" w:semiHidden="0" w:uiPriority="68" w:unhideWhenUsed="0"/>
+    <w:lsdException w:name="Medium Grid 3 Accent 5" w:semiHidden="0" w:uiPriority="69" w:unhideWhenUsed="0"/>
+    <w:lsdException w:name="Dark List Accent 5" w:semiHidden="0" w:uiPriority="70" w:unhideWhenUsed="0"/>
+    <w:lsdException w:name="Colorful Shading Accent 5" w:semiHidden="0" w:uiPriority="71" w:unhideWhenUsed="0"/>
+    <w:lsdException w:name="Colorful List Accent 5" w:semiHidden="0" w:uiPriority="72" w:unhideWhenUsed="0"/>
+    <w:lsdException w:name="Colorful Grid Accent 5" w:semiHidden="0" w:uiPriority="73" w:unhideWhenUsed="0"/>
+    <w:lsdException w:name="Light Shading Accent 6" w:semiHidden="0" w:uiPriority="60" w:unhideWhenUsed="0"/>
+    <w:lsdException w:name="Light List Accent 6" w:semiHidden="0" w:uiPriority="61" w:unhideWhenUsed="0"/>
+    <w:lsdException w:name="Light Grid Accent 6" w:semiHidden="0" w:uiPriority="62" w:unhideWhenUsed="0"/>
+    <w:lsdException w:name="Medium Shading 1 Accent 6" w:semiHidden="0" w:uiPriority="63" w:unhideWhenUsed="0"/>
+    <w:lsdException w:name="Medium Shading 2 Accent 6" w:semiHidden="0" w:uiPriority="64" w:unhideWhenUsed="0"/>
+    <w:lsdException w:name="Medium List 1 Accent 6" w:semiHidden="0" w:uiPriority="65" w:unhideWhenUsed="0"/>
+    <w:lsdException w:name="Medium List 2 Accent 6" w:semiHidden="0" w:uiPriority="66" w:unhideWhenUsed="0"/>
+    <w:lsdException w:name="Medium Grid 1 Accent 6" w:semiHidden="0" w:uiPriority="67" w:unhideWhenUsed="0"/>
+    <w:lsdException w:name="Medium Grid 2 Accent 6" w:semiHidden="0" w:uiPriority="68" w:unhideWhenUsed="0"/>
+    <w:lsdException w:name="Medium Grid 3 Accent 6" w:semiHidden="0" w:uiPriority="69" w:unhideWhenUsed="0"/>
+    <w:lsdException w:name="Dark List Accent 6" w:semiHidden="0" w:uiPriority="70" w:unhideWhenUsed="0"/>
+    <w:lsdException w:name="Colorful Shading Accent 6" w:semiHidden="0" w:uiPriority="71" w:unhideWhenUsed="0"/>
+    <w:lsdException w:name="Colorful List Accent 6" w:semiHidden="0" w:uiPriority="72" w:unhideWhenUsed="0"/>
+    <w:lsdException w:name="Colorful Grid Accent 6" w:semiHidden="0" w:uiPriority="73" w:unhideWhenUsed="0"/>
   </w:latentStyles>
-  <w:style w:type="paragraph" w:default="1" w:styleId="1">
+  <w:style w:type="paragraph" w:default="1" w:styleId="Normal">
     <w:name w:val="Normal"/>
     <w:qFormat/>
-    <w:uiPriority w:val="0"/>
     <w:pPr>
       <w:kinsoku w:val="0"/>
       <w:autoSpaceDE w:val="0"/>
@@ -8912,7 +8718,7 @@
       <w:textAlignment w:val="baseline"/>
     </w:pPr>
     <w:rPr>
-      <w:rFonts w:ascii="Arial" w:hAnsi="Arial" w:eastAsia="宋体" w:cs="Arial"/>
+      <w:rFonts w:ascii="Arial" w:eastAsia="宋体" w:hAnsi="Arial" w:cs="Arial"/>
       <w:snapToGrid w:val="0"/>
       <w:color w:val="000000"/>
       <w:kern w:val="0"/>
@@ -8921,12 +8727,11 @@
       <w:lang w:val="en-US" w:eastAsia="en-US" w:bidi="ar-SA"/>
     </w:rPr>
   </w:style>
-  <w:style w:type="paragraph" w:styleId="2">
+  <w:style w:type="paragraph" w:styleId="Heading1">
     <w:name w:val="heading 1"/>
-    <w:basedOn w:val="1"/>
-    <w:next w:val="1"/>
+    <w:basedOn w:val="Normal"/>
+    <w:next w:val="Normal"/>
     <w:qFormat/>
-    <w:uiPriority w:val="0"/>
     <w:pPr>
       <w:keepNext/>
       <w:keepLines/>
@@ -8944,13 +8749,12 @@
       <w:sz w:val="44"/>
     </w:rPr>
   </w:style>
-  <w:style w:type="paragraph" w:styleId="3">
+  <w:style w:type="paragraph" w:styleId="Heading2">
     <w:name w:val="heading 2"/>
-    <w:basedOn w:val="1"/>
-    <w:next w:val="1"/>
+    <w:basedOn w:val="Normal"/>
+    <w:next w:val="Normal"/>
     <w:unhideWhenUsed/>
     <w:qFormat/>
-    <w:uiPriority w:val="0"/>
     <w:pPr>
       <w:keepNext/>
       <w:keepLines/>
@@ -8963,19 +8767,18 @@
       <w:outlineLvl w:val="1"/>
     </w:pPr>
     <w:rPr>
-      <w:rFonts w:ascii="Arial" w:hAnsi="Arial" w:eastAsia="黑体"/>
+      <w:rFonts w:ascii="Arial" w:eastAsia="黑体" w:hAnsi="Arial"/>
       <w:b/>
       <w:sz w:val="32"/>
     </w:rPr>
   </w:style>
-  <w:style w:type="paragraph" w:styleId="4">
+  <w:style w:type="paragraph" w:styleId="Heading3">
     <w:name w:val="heading 3"/>
-    <w:basedOn w:val="1"/>
-    <w:next w:val="1"/>
+    <w:basedOn w:val="Normal"/>
+    <w:next w:val="Normal"/>
     <w:semiHidden/>
     <w:unhideWhenUsed/>
     <w:qFormat/>
-    <w:uiPriority w:val="0"/>
     <w:pPr>
       <w:keepNext/>
       <w:keepLines/>
@@ -8992,13 +8795,12 @@
       <w:sz w:val="32"/>
     </w:rPr>
   </w:style>
-  <w:style w:type="paragraph" w:styleId="5">
+  <w:style w:type="paragraph" w:styleId="Heading4">
     <w:name w:val="heading 4"/>
-    <w:basedOn w:val="1"/>
-    <w:next w:val="1"/>
+    <w:basedOn w:val="Normal"/>
+    <w:next w:val="Normal"/>
     <w:unhideWhenUsed/>
     <w:qFormat/>
-    <w:uiPriority w:val="0"/>
     <w:pPr>
       <w:keepNext/>
       <w:keepLines/>
@@ -9011,19 +8813,18 @@
       <w:outlineLvl w:val="3"/>
     </w:pPr>
     <w:rPr>
-      <w:rFonts w:ascii="Arial" w:hAnsi="Arial" w:eastAsia="黑体"/>
+      <w:rFonts w:ascii="Arial" w:eastAsia="黑体" w:hAnsi="Arial"/>
       <w:b/>
       <w:sz w:val="28"/>
     </w:rPr>
   </w:style>
-  <w:style w:type="paragraph" w:styleId="6">
+  <w:style w:type="paragraph" w:styleId="Heading5">
     <w:name w:val="heading 5"/>
-    <w:basedOn w:val="1"/>
-    <w:next w:val="1"/>
+    <w:basedOn w:val="Normal"/>
+    <w:next w:val="Normal"/>
     <w:semiHidden/>
     <w:unhideWhenUsed/>
     <w:qFormat/>
-    <w:uiPriority w:val="0"/>
     <w:pPr>
       <w:keepNext/>
       <w:keepLines/>
@@ -9040,14 +8841,13 @@
       <w:sz w:val="28"/>
     </w:rPr>
   </w:style>
-  <w:style w:type="paragraph" w:styleId="7">
+  <w:style w:type="paragraph" w:styleId="Heading6">
     <w:name w:val="heading 6"/>
-    <w:basedOn w:val="1"/>
-    <w:next w:val="1"/>
+    <w:basedOn w:val="Normal"/>
+    <w:next w:val="Normal"/>
     <w:semiHidden/>
     <w:unhideWhenUsed/>
     <w:qFormat/>
-    <w:uiPriority w:val="0"/>
     <w:pPr>
       <w:keepNext/>
       <w:keepLines/>
@@ -9060,19 +8860,18 @@
       <w:outlineLvl w:val="5"/>
     </w:pPr>
     <w:rPr>
-      <w:rFonts w:ascii="Arial" w:hAnsi="Arial" w:eastAsia="黑体"/>
+      <w:rFonts w:ascii="Arial" w:eastAsia="黑体" w:hAnsi="Arial"/>
       <w:b/>
       <w:sz w:val="24"/>
     </w:rPr>
   </w:style>
-  <w:style w:type="paragraph" w:styleId="8">
+  <w:style w:type="paragraph" w:styleId="Heading7">
     <w:name w:val="heading 7"/>
-    <w:basedOn w:val="1"/>
-    <w:next w:val="1"/>
+    <w:basedOn w:val="Normal"/>
+    <w:next w:val="Normal"/>
     <w:semiHidden/>
     <w:unhideWhenUsed/>
     <w:qFormat/>
-    <w:uiPriority w:val="0"/>
     <w:pPr>
       <w:keepNext/>
       <w:keepLines/>
@@ -9089,14 +8888,13 @@
       <w:sz w:val="24"/>
     </w:rPr>
   </w:style>
-  <w:style w:type="paragraph" w:styleId="9">
+  <w:style w:type="paragraph" w:styleId="Heading8">
     <w:name w:val="heading 8"/>
-    <w:basedOn w:val="1"/>
-    <w:next w:val="1"/>
+    <w:basedOn w:val="Normal"/>
+    <w:next w:val="Normal"/>
     <w:semiHidden/>
     <w:unhideWhenUsed/>
     <w:qFormat/>
-    <w:uiPriority w:val="0"/>
     <w:pPr>
       <w:keepNext/>
       <w:keepLines/>
@@ -9109,18 +8907,17 @@
       <w:outlineLvl w:val="7"/>
     </w:pPr>
     <w:rPr>
-      <w:rFonts w:ascii="Arial" w:hAnsi="Arial" w:eastAsia="黑体"/>
+      <w:rFonts w:ascii="Arial" w:eastAsia="黑体" w:hAnsi="Arial"/>
       <w:sz w:val="24"/>
     </w:rPr>
   </w:style>
-  <w:style w:type="paragraph" w:styleId="10">
+  <w:style w:type="paragraph" w:styleId="Heading9">
     <w:name w:val="heading 9"/>
-    <w:basedOn w:val="1"/>
-    <w:next w:val="1"/>
+    <w:basedOn w:val="Normal"/>
+    <w:next w:val="Normal"/>
     <w:semiHidden/>
     <w:unhideWhenUsed/>
     <w:qFormat/>
-    <w:uiPriority w:val="0"/>
     <w:pPr>
       <w:keepNext/>
       <w:keepLines/>
@@ -9133,21 +8930,19 @@
       <w:outlineLvl w:val="8"/>
     </w:pPr>
     <w:rPr>
-      <w:rFonts w:ascii="Arial" w:hAnsi="Arial" w:eastAsia="黑体"/>
+      <w:rFonts w:ascii="Arial" w:eastAsia="黑体" w:hAnsi="Arial"/>
       <w:sz w:val="21"/>
     </w:rPr>
   </w:style>
-  <w:style w:type="character" w:default="1" w:styleId="22">
+  <w:style w:type="character" w:default="1" w:styleId="DefaultParagraphFont">
     <w:name w:val="Default Paragraph Font"/>
     <w:semiHidden/>
     <w:qFormat/>
-    <w:uiPriority w:val="0"/>
   </w:style>
-  <w:style w:type="table" w:default="1" w:styleId="20">
+  <w:style w:type="table" w:default="1" w:styleId="TableNormal">
     <w:name w:val="Normal Table"/>
     <w:semiHidden/>
     <w:qFormat/>
-    <w:uiPriority w:val="0"/>
     <w:tblPr>
       <w:tblCellMar>
         <w:top w:w="0" w:type="dxa"/>
@@ -9157,43 +8952,39 @@
       </w:tblCellMar>
     </w:tblPr>
   </w:style>
-  <w:style w:type="paragraph" w:styleId="11">
+  <w:style w:type="paragraph" w:styleId="CommentText">
     <w:name w:val="annotation text"/>
-    <w:basedOn w:val="1"/>
+    <w:basedOn w:val="Normal"/>
     <w:qFormat/>
-    <w:uiPriority w:val="0"/>
     <w:pPr>
       <w:jc w:val="left"/>
     </w:pPr>
   </w:style>
-  <w:style w:type="paragraph" w:styleId="12">
+  <w:style w:type="paragraph" w:styleId="BodyText">
     <w:name w:val="Body Text"/>
-    <w:basedOn w:val="1"/>
+    <w:basedOn w:val="Normal"/>
     <w:semiHidden/>
     <w:qFormat/>
-    <w:uiPriority w:val="0"/>
     <w:rPr>
-      <w:rFonts w:ascii="Arial" w:hAnsi="Arial" w:eastAsia="Arial" w:cs="Arial"/>
+      <w:rFonts w:ascii="Arial" w:eastAsia="Arial" w:hAnsi="Arial" w:cs="Arial"/>
       <w:sz w:val="21"/>
       <w:szCs w:val="21"/>
       <w:lang w:val="en-US" w:eastAsia="en-US" w:bidi="ar-SA"/>
     </w:rPr>
   </w:style>
-  <w:style w:type="paragraph" w:styleId="13">
+  <w:style w:type="paragraph" w:styleId="TOC3">
     <w:name w:val="toc 3"/>
-    <w:basedOn w:val="1"/>
-    <w:next w:val="1"/>
+    <w:basedOn w:val="Normal"/>
+    <w:next w:val="Normal"/>
     <w:qFormat/>
-    <w:uiPriority w:val="0"/>
     <w:pPr>
       <w:ind w:left="840" w:leftChars="400"/>
     </w:pPr>
   </w:style>
-  <w:style w:type="paragraph" w:styleId="14">
+  <w:style w:type="paragraph" w:styleId="Footer">
     <w:name w:val="footer"/>
-    <w:basedOn w:val="1"/>
+    <w:basedOn w:val="Normal"/>
     <w:qFormat/>
-    <w:uiPriority w:val="0"/>
     <w:pPr>
       <w:tabs>
         <w:tab w:val="center" w:pos="4153"/>
@@ -9206,17 +8997,16 @@
       <w:sz w:val="18"/>
     </w:rPr>
   </w:style>
-  <w:style w:type="paragraph" w:styleId="15">
+  <w:style w:type="paragraph" w:styleId="Header">
     <w:name w:val="header"/>
-    <w:basedOn w:val="1"/>
+    <w:basedOn w:val="Normal"/>
     <w:qFormat/>
-    <w:uiPriority w:val="0"/>
     <w:pPr>
       <w:pBdr>
-        <w:top w:val="none" w:color="auto" w:sz="0" w:space="0"/>
-        <w:left w:val="none" w:color="auto" w:sz="0" w:space="0"/>
-        <w:bottom w:val="none" w:color="auto" w:sz="0" w:space="0"/>
-        <w:right w:val="none" w:color="auto" w:sz="0" w:space="0"/>
+        <w:top w:val="nil"/>
+        <w:left w:val="nil"/>
+        <w:bottom w:val="nil"/>
+        <w:right w:val="nil"/>
       </w:pBdr>
       <w:tabs>
         <w:tab w:val="center" w:pos="4153"/>
@@ -9231,41 +9021,37 @@
       <w:sz w:val="18"/>
     </w:rPr>
   </w:style>
-  <w:style w:type="paragraph" w:styleId="16">
+  <w:style w:type="paragraph" w:styleId="TOC1">
     <w:name w:val="toc 1"/>
-    <w:basedOn w:val="1"/>
-    <w:next w:val="1"/>
+    <w:basedOn w:val="Normal"/>
+    <w:next w:val="Normal"/>
     <w:qFormat/>
-    <w:uiPriority w:val="0"/>
     <w:rPr>
-      <w:rFonts w:ascii="Arial" w:hAnsi="Arial" w:eastAsia="Microsoft JhengHei"/>
+      <w:rFonts w:ascii="Arial" w:eastAsia="Microsoft JhengHei" w:hAnsi="Arial"/>
       <w:sz w:val="24"/>
     </w:rPr>
   </w:style>
-  <w:style w:type="paragraph" w:styleId="17">
+  <w:style w:type="paragraph" w:styleId="TOC2">
     <w:name w:val="toc 2"/>
-    <w:basedOn w:val="1"/>
-    <w:next w:val="1"/>
+    <w:basedOn w:val="Normal"/>
+    <w:next w:val="Normal"/>
     <w:qFormat/>
-    <w:uiPriority w:val="0"/>
     <w:pPr>
       <w:ind w:left="420" w:leftChars="200"/>
     </w:pPr>
   </w:style>
-  <w:style w:type="paragraph" w:styleId="18">
+  <w:style w:type="paragraph" w:styleId="NormalWeb">
     <w:name w:val="Normal (Web)"/>
-    <w:basedOn w:val="1"/>
+    <w:basedOn w:val="Normal"/>
     <w:qFormat/>
-    <w:uiPriority w:val="0"/>
     <w:rPr>
       <w:sz w:val="24"/>
     </w:rPr>
   </w:style>
-  <w:style w:type="paragraph" w:styleId="19">
+  <w:style w:type="paragraph" w:styleId="Title">
     <w:name w:val="Title"/>
-    <w:basedOn w:val="1"/>
+    <w:basedOn w:val="Normal"/>
     <w:qFormat/>
-    <w:uiPriority w:val="0"/>
     <w:pPr>
       <w:spacing w:before="240" w:beforeLines="0" w:beforeAutospacing="0" w:after="60" w:afterLines="0" w:afterAutospacing="0"/>
       <w:jc w:val="center"/>
@@ -9277,73 +9063,68 @@
       <w:sz w:val="32"/>
     </w:rPr>
   </w:style>
-  <w:style w:type="table" w:styleId="21">
+  <w:style w:type="table" w:styleId="TableGrid">
     <w:name w:val="Table Grid"/>
-    <w:basedOn w:val="20"/>
+    <w:basedOn w:val="TableNormal"/>
     <w:qFormat/>
-    <w:uiPriority w:val="0"/>
     <w:pPr>
       <w:widowControl w:val="0"/>
       <w:jc w:val="both"/>
     </w:pPr>
     <w:tblPr>
       <w:tblBorders>
-        <w:top w:val="single" w:color="auto" w:sz="4" w:space="0"/>
-        <w:left w:val="single" w:color="auto" w:sz="4" w:space="0"/>
-        <w:bottom w:val="single" w:color="auto" w:sz="4" w:space="0"/>
-        <w:right w:val="single" w:color="auto" w:sz="4" w:space="0"/>
-        <w:insideH w:val="single" w:color="auto" w:sz="4" w:space="0"/>
-        <w:insideV w:val="single" w:color="auto" w:sz="4" w:space="0"/>
+        <w:top w:val="single" w:sz="4" w:space="0" w:color="auto"/>
+        <w:left w:val="single" w:sz="4" w:space="0" w:color="auto"/>
+        <w:bottom w:val="single" w:sz="4" w:space="0" w:color="auto"/>
+        <w:right w:val="single" w:sz="4" w:space="0" w:color="auto"/>
+        <w:insideH w:val="single" w:sz="4" w:space="0" w:color="auto"/>
+        <w:insideV w:val="single" w:sz="4" w:space="0" w:color="auto"/>
       </w:tblBorders>
     </w:tblPr>
   </w:style>
-  <w:style w:type="character" w:styleId="23">
+  <w:style w:type="character" w:styleId="Strong">
     <w:name w:val="Strong"/>
-    <w:basedOn w:val="22"/>
+    <w:basedOn w:val="DefaultParagraphFont"/>
     <w:qFormat/>
-    <w:uiPriority w:val="0"/>
     <w:rPr>
       <w:b/>
     </w:rPr>
   </w:style>
-  <w:style w:type="paragraph" w:customStyle="1" w:styleId="24">
+  <w:style w:type="paragraph" w:customStyle="1" w:styleId="a">
     <w:name w:val="柴_公司名"/>
-    <w:basedOn w:val="19"/>
+    <w:basedOn w:val="Title"/>
     <w:qFormat/>
-    <w:uiPriority w:val="0"/>
     <w:pPr>
       <w:spacing w:after="600" w:afterLines="600"/>
     </w:pPr>
     <w:rPr>
-      <w:rFonts w:hint="eastAsia" w:ascii="宋体" w:hAnsi="宋体" w:eastAsia="宋体" w:cs="宋体"/>
+      <w:rFonts w:ascii="宋体" w:eastAsia="宋体" w:hAnsi="宋体" w:cs="宋体" w:hint="eastAsia"/>
       <w:bCs/>
       <w:spacing w:val="-6"/>
       <w:sz w:val="52"/>
       <w:szCs w:val="52"/>
     </w:rPr>
   </w:style>
-  <w:style w:type="paragraph" w:customStyle="1" w:styleId="25">
+  <w:style w:type="paragraph" w:customStyle="1" w:styleId="a0">
     <w:name w:val="柴_文档名"/>
-    <w:basedOn w:val="19"/>
+    <w:basedOn w:val="Title"/>
     <w:qFormat/>
-    <w:uiPriority w:val="0"/>
     <w:pPr>
       <w:spacing w:after="900" w:afterLines="900"/>
     </w:pPr>
     <w:rPr>
-      <w:rFonts w:ascii="黑体" w:hAnsi="黑体" w:eastAsia="黑体" w:cs="黑体"/>
+      <w:rFonts w:ascii="黑体" w:eastAsia="黑体" w:hAnsi="黑体" w:cs="黑体"/>
       <w:bCs/>
       <w:spacing w:val="-7"/>
       <w:sz w:val="52"/>
       <w:szCs w:val="52"/>
     </w:rPr>
   </w:style>
-  <w:style w:type="table" w:customStyle="1" w:styleId="26">
+  <w:style w:type="table" w:customStyle="1" w:styleId="TableNormal0">
     <w:name w:val="Table Normal_0"/>
     <w:semiHidden/>
     <w:unhideWhenUsed/>
     <w:qFormat/>
-    <w:uiPriority w:val="0"/>
     <w:tblPr>
       <w:tblCellMar>
         <w:top w:w="0" w:type="dxa"/>
@@ -9353,87 +9134,81 @@
       </w:tblCellMar>
     </w:tblPr>
   </w:style>
-  <w:style w:type="paragraph" w:customStyle="1" w:styleId="27">
+  <w:style w:type="paragraph" w:customStyle="1" w:styleId="TableText">
     <w:name w:val="Table Text"/>
-    <w:basedOn w:val="1"/>
+    <w:basedOn w:val="Normal"/>
     <w:semiHidden/>
     <w:qFormat/>
-    <w:uiPriority w:val="0"/>
     <w:rPr>
-      <w:rFonts w:ascii="宋体" w:hAnsi="宋体" w:eastAsia="宋体" w:cs="宋体"/>
+      <w:rFonts w:ascii="宋体" w:eastAsia="宋体" w:hAnsi="宋体" w:cs="宋体"/>
       <w:sz w:val="21"/>
       <w:szCs w:val="21"/>
       <w:lang w:val="en-US" w:eastAsia="en-US" w:bidi="ar-SA"/>
     </w:rPr>
   </w:style>
-  <w:style w:type="paragraph" w:customStyle="1" w:styleId="28">
+  <w:style w:type="paragraph" w:customStyle="1" w:styleId="1">
     <w:name w:val="柴_标题1"/>
-    <w:basedOn w:val="2"/>
-    <w:next w:val="29"/>
-    <w:link w:val="38"/>
+    <w:basedOn w:val="Heading1"/>
+    <w:next w:val="a1"/>
+    <w:link w:val="1Char"/>
     <w:qFormat/>
-    <w:uiPriority w:val="0"/>
     <w:pPr>
       <w:spacing w:before="100" w:after="90" w:line="360" w:lineRule="auto"/>
     </w:pPr>
     <w:rPr>
-      <w:rFonts w:ascii="Arial" w:hAnsi="Arial" w:eastAsia="宋体"/>
+      <w:rFonts w:ascii="Arial" w:eastAsia="宋体" w:hAnsi="Arial"/>
       <w:sz w:val="32"/>
     </w:rPr>
   </w:style>
-  <w:style w:type="paragraph" w:customStyle="1" w:styleId="29">
+  <w:style w:type="paragraph" w:customStyle="1" w:styleId="a1">
     <w:name w:val="柴_正文"/>
-    <w:basedOn w:val="12"/>
-    <w:link w:val="42"/>
+    <w:basedOn w:val="BodyText"/>
+    <w:link w:val="Char"/>
     <w:qFormat/>
-    <w:uiPriority w:val="0"/>
     <w:pPr>
       <w:spacing w:line="360" w:lineRule="auto"/>
       <w:ind w:firstLine="470" w:firstLineChars="200"/>
     </w:pPr>
     <w:rPr>
-      <w:rFonts w:ascii="Arial" w:hAnsi="Arial" w:eastAsia="宋体"/>
+      <w:rFonts w:ascii="Arial" w:eastAsia="宋体" w:hAnsi="Arial"/>
       <w:sz w:val="24"/>
       <w:lang w:eastAsia="zh-CN"/>
     </w:rPr>
   </w:style>
-  <w:style w:type="paragraph" w:customStyle="1" w:styleId="30">
+  <w:style w:type="paragraph" w:customStyle="1" w:styleId="2">
     <w:name w:val="柴_标题2"/>
-    <w:basedOn w:val="3"/>
-    <w:next w:val="29"/>
+    <w:basedOn w:val="Heading2"/>
+    <w:next w:val="a1"/>
     <w:qFormat/>
-    <w:uiPriority w:val="0"/>
     <w:pPr>
       <w:spacing w:line="360" w:lineRule="auto"/>
     </w:pPr>
     <w:rPr>
-      <w:rFonts w:ascii="Arial" w:hAnsi="Arial" w:eastAsia="宋体"/>
+      <w:rFonts w:ascii="Arial" w:eastAsia="宋体" w:hAnsi="Arial"/>
       <w:sz w:val="28"/>
     </w:rPr>
   </w:style>
-  <w:style w:type="paragraph" w:customStyle="1" w:styleId="31">
+  <w:style w:type="paragraph" w:customStyle="1" w:styleId="3">
     <w:name w:val="柴_标题3"/>
-    <w:basedOn w:val="4"/>
-    <w:next w:val="29"/>
+    <w:basedOn w:val="Heading3"/>
+    <w:next w:val="a1"/>
     <w:qFormat/>
-    <w:uiPriority w:val="0"/>
     <w:pPr>
       <w:spacing w:line="360" w:lineRule="auto"/>
       <w:ind w:left="0" w:firstLine="472" w:firstLineChars="200"/>
     </w:pPr>
     <w:rPr>
-      <w:rFonts w:ascii="宋体" w:hAnsi="宋体" w:eastAsia="宋体" w:cs="宋体"/>
+      <w:rFonts w:ascii="宋体" w:eastAsia="宋体" w:hAnsi="宋体" w:cs="宋体"/>
       <w:spacing w:val="-2"/>
       <w:sz w:val="24"/>
       <w:szCs w:val="24"/>
     </w:rPr>
   </w:style>
-  <w:style w:type="paragraph" w:customStyle="1" w:styleId="32">
+  <w:style w:type="paragraph" w:customStyle="1" w:styleId="a2">
     <w:name w:val="柴_目录"/>
-    <w:basedOn w:val="1"/>
-    <w:next w:val="12"/>
+    <w:basedOn w:val="Normal"/>
+    <w:next w:val="BodyText"/>
     <w:qFormat/>
-    <w:uiPriority w:val="0"/>
     <w:pPr>
       <w:tabs>
         <w:tab w:val="right" w:leader="dot" w:pos="8442"/>
@@ -9441,64 +9216,59 @@
       <w:ind w:left="0" w:leftChars="0"/>
     </w:pPr>
     <w:rPr>
-      <w:rFonts w:ascii="Arial" w:hAnsi="Arial" w:eastAsia="Microsoft JhengHei"/>
+      <w:rFonts w:ascii="Arial" w:eastAsia="Microsoft JhengHei" w:hAnsi="Arial"/>
       <w:sz w:val="24"/>
     </w:rPr>
   </w:style>
-  <w:style w:type="paragraph" w:customStyle="1" w:styleId="33">
+  <w:style w:type="paragraph" w:customStyle="1" w:styleId="WPSOffice1">
     <w:name w:val="WPSOffice手动目录 1"/>
     <w:qFormat/>
-    <w:uiPriority w:val="0"/>
     <w:pPr>
       <w:ind w:leftChars="0"/>
     </w:pPr>
     <w:rPr>
-      <w:rFonts w:ascii="Times New Roman" w:hAnsi="Times New Roman" w:eastAsia="宋体" w:cs="Times New Roman"/>
+      <w:rFonts w:ascii="Times New Roman" w:eastAsia="宋体" w:hAnsi="Times New Roman" w:cs="Times New Roman"/>
       <w:sz w:val="20"/>
       <w:szCs w:val="20"/>
     </w:rPr>
   </w:style>
-  <w:style w:type="paragraph" w:customStyle="1" w:styleId="34">
+  <w:style w:type="paragraph" w:customStyle="1" w:styleId="WPSOffice2">
     <w:name w:val="WPSOffice手动目录 2"/>
     <w:qFormat/>
-    <w:uiPriority w:val="0"/>
     <w:pPr>
       <w:ind w:leftChars="200"/>
     </w:pPr>
     <w:rPr>
-      <w:rFonts w:ascii="Times New Roman" w:hAnsi="Times New Roman" w:eastAsia="宋体" w:cs="Times New Roman"/>
+      <w:rFonts w:ascii="Times New Roman" w:eastAsia="宋体" w:hAnsi="Times New Roman" w:cs="Times New Roman"/>
       <w:sz w:val="20"/>
       <w:szCs w:val="20"/>
     </w:rPr>
   </w:style>
-  <w:style w:type="paragraph" w:customStyle="1" w:styleId="35">
+  <w:style w:type="paragraph" w:customStyle="1" w:styleId="WPSOffice3">
     <w:name w:val="WPSOffice手动目录 3"/>
     <w:qFormat/>
-    <w:uiPriority w:val="0"/>
     <w:pPr>
       <w:ind w:leftChars="400"/>
     </w:pPr>
     <w:rPr>
-      <w:rFonts w:ascii="Times New Roman" w:hAnsi="Times New Roman" w:eastAsia="宋体" w:cs="Times New Roman"/>
+      <w:rFonts w:ascii="Times New Roman" w:eastAsia="宋体" w:hAnsi="Times New Roman" w:cs="Times New Roman"/>
       <w:sz w:val="20"/>
       <w:szCs w:val="20"/>
     </w:rPr>
   </w:style>
-  <w:style w:type="paragraph" w:customStyle="1" w:styleId="36">
+  <w:style w:type="paragraph" w:customStyle="1" w:styleId="Compact">
     <w:name w:val="Compact"/>
-    <w:basedOn w:val="12"/>
+    <w:basedOn w:val="BodyText"/>
     <w:qFormat/>
-    <w:uiPriority w:val="0"/>
     <w:pPr>
       <w:spacing w:before="36" w:after="36"/>
     </w:pPr>
   </w:style>
-  <w:style w:type="table" w:customStyle="1" w:styleId="37">
+  <w:style w:type="table" w:customStyle="1" w:styleId="Table">
     <w:name w:val="Table"/>
     <w:semiHidden/>
     <w:unhideWhenUsed/>
     <w:qFormat/>
-    <w:uiPriority w:val="0"/>
     <w:tblPr>
       <w:tblCellMar>
         <w:top w:w="0" w:type="dxa"/>
@@ -9510,28 +9280,26 @@
     <w:tblStylePr w:type="firstRow">
       <w:tcPr>
         <w:tcBorders>
-          <w:bottom w:val="single" w:color="auto" w:sz="0" w:space="0"/>
+          <w:bottom w:val="single" w:sz="0" w:space="0" w:color="auto"/>
         </w:tcBorders>
         <w:vAlign w:val="bottom"/>
       </w:tcPr>
     </w:tblStylePr>
   </w:style>
-  <w:style w:type="character" w:customStyle="1" w:styleId="38">
+  <w:style w:type="character" w:customStyle="1" w:styleId="1Char">
     <w:name w:val="柴_标题1 Char"/>
-    <w:link w:val="28"/>
+    <w:link w:val="1"/>
     <w:qFormat/>
-    <w:uiPriority w:val="0"/>
     <w:rPr>
-      <w:rFonts w:ascii="Arial" w:hAnsi="Arial" w:eastAsia="宋体"/>
+      <w:rFonts w:ascii="Arial" w:eastAsia="宋体" w:hAnsi="Arial"/>
       <w:sz w:val="32"/>
     </w:rPr>
   </w:style>
-  <w:style w:type="table" w:customStyle="1" w:styleId="39">
+  <w:style w:type="table" w:customStyle="1" w:styleId="TableNormal1">
     <w:name w:val="Table Normal_1"/>
     <w:semiHidden/>
     <w:unhideWhenUsed/>
     <w:qFormat/>
-    <w:uiPriority w:val="0"/>
     <w:tblPr>
       <w:tblCellMar>
         <w:top w:w="0" w:type="dxa"/>
@@ -9541,11 +9309,10 @@
       </w:tblCellMar>
     </w:tblPr>
   </w:style>
-  <w:style w:type="paragraph" w:customStyle="1" w:styleId="40">
+  <w:style w:type="paragraph" w:customStyle="1" w:styleId="a3">
     <w:name w:val="柴_正文_无缩进"/>
-    <w:basedOn w:val="1"/>
+    <w:basedOn w:val="Normal"/>
     <w:qFormat/>
-    <w:uiPriority w:val="0"/>
     <w:pPr>
       <w:ind w:firstLine="0" w:firstLineChars="0"/>
     </w:pPr>
@@ -9555,31 +9322,29 @@
       <w:lang w:eastAsia="zh-CN"/>
     </w:rPr>
   </w:style>
-  <w:style w:type="paragraph" w:customStyle="1" w:styleId="41">
+  <w:style w:type="paragraph" w:customStyle="1" w:styleId="4">
     <w:name w:val="柴_标题4"/>
-    <w:basedOn w:val="5"/>
-    <w:next w:val="1"/>
+    <w:basedOn w:val="Heading4"/>
+    <w:next w:val="Normal"/>
     <w:qFormat/>
-    <w:uiPriority w:val="0"/>
     <w:pPr>
       <w:widowControl w:val="0"/>
       <w:spacing w:before="160" w:line="360" w:lineRule="auto"/>
-      <w:ind w:left="981" w:leftChars="300" w:hanging="862"/>
+      <w:ind w:left="981" w:hanging="862" w:leftChars="300"/>
     </w:pPr>
     <w:rPr>
-      <w:rFonts w:hint="eastAsia" w:ascii="Calibri" w:hAnsi="Calibri" w:eastAsia="宋体" w:cs="宋体"/>
+      <w:rFonts w:ascii="Calibri" w:eastAsia="宋体" w:hAnsi="Calibri" w:cs="宋体" w:hint="eastAsia"/>
       <w:sz w:val="24"/>
       <w:szCs w:val="24"/>
       <w:lang w:eastAsia="zh-CN" w:bidi="zh-CN"/>
     </w:rPr>
   </w:style>
-  <w:style w:type="character" w:customStyle="1" w:styleId="42">
+  <w:style w:type="character" w:customStyle="1" w:styleId="Char">
     <w:name w:val="柴_正文 Char"/>
-    <w:link w:val="29"/>
+    <w:link w:val="a1"/>
     <w:qFormat/>
-    <w:uiPriority w:val="0"/>
     <w:rPr>
-      <w:rFonts w:ascii="Arial" w:hAnsi="Arial" w:eastAsia="宋体"/>
+      <w:rFonts w:ascii="Arial" w:eastAsia="宋体" w:hAnsi="Arial"/>
       <w:sz w:val="24"/>
       <w:lang w:eastAsia="zh-CN"/>
     </w:rPr>
